--- a/Manuscript/Habitat coupling in lake-creek ecosystems.docx
+++ b/Manuscript/Habitat coupling in lake-creek ecosystems.docx
@@ -52,28 +52,42 @@
           <w:rStyle w:val="normaltextrun"/>
           <w:color w:val="000000" w:themeColor="text1"/>
         </w:rPr>
-        <w:t xml:space="preserve"> lake</w:t>
+        <w:t xml:space="preserve"> </w:t>
       </w:r>
       <w:r>
         <w:rPr>
           <w:rStyle w:val="normaltextrun"/>
           <w:color w:val="000000" w:themeColor="text1"/>
         </w:rPr>
-        <w:t>-</w:t>
+        <w:t xml:space="preserve">a </w:t>
       </w:r>
       <w:r>
         <w:rPr>
           <w:rStyle w:val="normaltextrun"/>
           <w:color w:val="000000" w:themeColor="text1"/>
         </w:rPr>
-        <w:t>creek</w:t>
+        <w:t>lake</w:t>
       </w:r>
       <w:r>
         <w:rPr>
           <w:rStyle w:val="normaltextrun"/>
           <w:color w:val="000000" w:themeColor="text1"/>
         </w:rPr>
-        <w:t xml:space="preserve"> ecosystems</w:t>
+        <w:t>-</w:t>
+      </w:r>
+      <w:r>
+        <w:rPr>
+          <w:rStyle w:val="normaltextrun"/>
+          <w:color w:val="000000" w:themeColor="text1"/>
+        </w:rPr>
+        <w:t>creek</w:t>
+      </w:r>
+      <w:r>
+        <w:rPr>
+          <w:rStyle w:val="normaltextrun"/>
+          <w:color w:val="000000" w:themeColor="text1"/>
+        </w:rPr>
+        <w:t xml:space="preserve"> ecosystem</w:t>
       </w:r>
       <w:r>
         <w:rPr>
@@ -542,6 +556,12 @@
         </w:rPr>
         <w:t>Research article</w:t>
       </w:r>
+      <w:r>
+        <w:rPr>
+          <w:rFonts w:eastAsiaTheme="majorEastAsia"/>
+        </w:rPr>
+        <w:t xml:space="preserve"> (no length constraints from what I can tell)</w:t>
+      </w:r>
     </w:p>
     <w:p>
       <w:pPr>
@@ -565,7 +585,7 @@
         <w:rPr>
           <w:rFonts w:eastAsiaTheme="majorEastAsia"/>
         </w:rPr>
-        <w:t>5865</w:t>
+        <w:t>7006</w:t>
       </w:r>
     </w:p>
     <w:p>
@@ -588,7 +608,7 @@
         <w:rPr>
           <w:rFonts w:eastAsiaTheme="majorEastAsia"/>
         </w:rPr>
-        <w:t>196</w:t>
+        <w:t>175</w:t>
       </w:r>
     </w:p>
     <w:p>
@@ -630,293 +650,352 @@
     </w:p>
     <w:p>
       <w:pPr>
+        <w:pStyle w:val="NormalWeb"/>
+        <w:jc w:val="both"/>
+        <w:rPr>
+          <w:lang w:val="en-CA" w:eastAsia="en-US"/>
+        </w:rPr>
+      </w:pPr>
+      <w:r>
+        <w:t xml:space="preserve">Habitat coupling has been a central focus of freshwater research for over two decades, yet most studies have </w:t>
+      </w:r>
+      <w:r>
+        <w:t>focused on</w:t>
+      </w:r>
+      <w:r>
+        <w:t xml:space="preserve"> </w:t>
+      </w:r>
+      <w:r>
+        <w:t xml:space="preserve">the </w:t>
+      </w:r>
+      <w:r>
+        <w:t xml:space="preserve">coupling </w:t>
+      </w:r>
+      <w:r>
+        <w:t>of</w:t>
+      </w:r>
+      <w:r>
+        <w:t xml:space="preserve"> nearshore and offshore zones</w:t>
+      </w:r>
+      <w:r>
+        <w:t xml:space="preserve"> of lakes</w:t>
+      </w:r>
+      <w:r>
+        <w:t xml:space="preserve"> through</w:t>
+      </w:r>
+      <w:r>
+        <w:t xml:space="preserve"> </w:t>
+      </w:r>
+      <w:r>
+        <w:t xml:space="preserve">the movement and foraging of </w:t>
+      </w:r>
+      <w:r>
+        <w:t xml:space="preserve">large-bodied predators (e.g., lake trout, </w:t>
+      </w:r>
+      <w:r>
+        <w:rPr>
+          <w:i/>
+          <w:iCs/>
+        </w:rPr>
+        <w:t xml:space="preserve">Salvelinus </w:t>
+      </w:r>
+      <w:proofErr w:type="spellStart"/>
+      <w:r>
+        <w:rPr>
+          <w:i/>
+          <w:iCs/>
+        </w:rPr>
+        <w:t>namaycush</w:t>
+      </w:r>
+      <w:proofErr w:type="spellEnd"/>
+      <w:r>
+        <w:t xml:space="preserve">). </w:t>
+      </w:r>
+      <w:r>
+        <w:t xml:space="preserve"> </w:t>
+      </w:r>
+      <w:r>
+        <w:rPr>
+          <w:lang w:val="en-CA" w:eastAsia="en-US"/>
+        </w:rPr>
+        <w:t xml:space="preserve">In contrast, habitat coupling between lakes and adjacent creeks has seldom been considered, despite movements of freshwater fishes across lake–creek boundaries appearing to be widespread. It therefore remains unclear whether these movements generate dynamic food web linkages across </w:t>
+      </w:r>
+      <w:r>
+        <w:rPr>
+          <w:lang w:val="en-CA" w:eastAsia="en-US"/>
+        </w:rPr>
+        <w:t xml:space="preserve">whole </w:t>
+      </w:r>
+      <w:r>
+        <w:rPr>
+          <w:lang w:val="en-CA" w:eastAsia="en-US"/>
+        </w:rPr>
+        <w:t>freshwater landscapes.</w:t>
+      </w:r>
+      <w:r>
+        <w:rPr>
+          <w:lang w:val="en-CA" w:eastAsia="en-US"/>
+        </w:rPr>
+        <w:t xml:space="preserve"> </w:t>
+      </w:r>
+      <w:proofErr w:type="gramStart"/>
+      <w:r>
+        <w:t>To</w:t>
+      </w:r>
+      <w:proofErr w:type="gramEnd"/>
+      <w:r>
+        <w:t xml:space="preserve"> address </w:t>
+      </w:r>
+      <w:r>
+        <w:t>is</w:t>
+      </w:r>
+      <w:r>
+        <w:t xml:space="preserve"> gap, we developed a multi-method field approach combining stable isotope analysis, acoustic telemetry, and seasonal netting surveys to evaluate the habitat coupling of lakes and creeks by abundant prey fish species in Algonquin </w:t>
+      </w:r>
+      <w:r>
+        <w:t xml:space="preserve">Provincial </w:t>
+      </w:r>
+      <w:r>
+        <w:t>Park</w:t>
+      </w:r>
+      <w:r>
+        <w:t xml:space="preserve"> (ON)</w:t>
+      </w:r>
+      <w:r>
+        <w:t>, the golden shiner (</w:t>
+      </w:r>
+      <w:proofErr w:type="spellStart"/>
+      <w:r>
+        <w:rPr>
+          <w:i/>
+          <w:iCs/>
+        </w:rPr>
+        <w:t>Notemigonus</w:t>
+      </w:r>
+      <w:proofErr w:type="spellEnd"/>
+      <w:r>
+        <w:rPr>
+          <w:i/>
+          <w:iCs/>
+        </w:rPr>
+        <w:t xml:space="preserve"> </w:t>
+      </w:r>
+      <w:proofErr w:type="spellStart"/>
+      <w:r>
+        <w:rPr>
+          <w:i/>
+          <w:iCs/>
+        </w:rPr>
+        <w:t>crysoleucas</w:t>
+      </w:r>
+      <w:proofErr w:type="spellEnd"/>
+      <w:r>
+        <w:rPr>
+          <w:i/>
+          <w:iCs/>
+        </w:rPr>
+        <w:t>)</w:t>
+      </w:r>
+      <w:r>
+        <w:t xml:space="preserve"> and common shiner (</w:t>
+      </w:r>
+      <w:proofErr w:type="spellStart"/>
+      <w:r>
+        <w:rPr>
+          <w:i/>
+          <w:iCs/>
+        </w:rPr>
+        <w:t>Luxilus</w:t>
+      </w:r>
+      <w:proofErr w:type="spellEnd"/>
+      <w:r>
+        <w:rPr>
+          <w:i/>
+          <w:iCs/>
+        </w:rPr>
+        <w:t xml:space="preserve"> </w:t>
+      </w:r>
+      <w:proofErr w:type="spellStart"/>
+      <w:r>
+        <w:rPr>
+          <w:i/>
+          <w:iCs/>
+        </w:rPr>
+        <w:t>cornutus</w:t>
+      </w:r>
+      <w:proofErr w:type="spellEnd"/>
+      <w:r>
+        <w:t xml:space="preserve">). Our findings reveal that </w:t>
+      </w:r>
+      <w:r>
+        <w:t xml:space="preserve">these </w:t>
+      </w:r>
+      <w:r>
+        <w:t>prey</w:t>
+      </w:r>
+      <w:r>
+        <w:t xml:space="preserve"> fish seasonally couple lake and creek habitats, highlighting their role in establishing dynamic spatial food web linkages and underscoring the need to integrate small-bodied, lower-trophic level species into freshwater food web theory and management</w:t>
+      </w:r>
+      <w:r>
+        <w:t xml:space="preserve"> more explicitly</w:t>
+      </w:r>
+      <w:r>
+        <w:t>.</w:t>
+      </w:r>
+    </w:p>
+    <w:p>
+      <w:pPr>
+        <w:pStyle w:val="Heading2"/>
+        <w:jc w:val="both"/>
+        <w:rPr>
+          <w:rFonts w:ascii="Times New Roman" w:hAnsi="Times New Roman" w:cs="Times New Roman"/>
+          <w:color w:val="auto"/>
+        </w:rPr>
+      </w:pPr>
+      <w:bookmarkStart w:id="2" w:name="_Toc215069629"/>
+      <w:r>
+        <w:rPr>
+          <w:rFonts w:ascii="Times New Roman" w:hAnsi="Times New Roman" w:cs="Times New Roman"/>
+          <w:color w:val="auto"/>
+        </w:rPr>
+        <w:br w:type="column"/>
+      </w:r>
+      <w:r>
+        <w:rPr>
+          <w:rFonts w:ascii="Times New Roman" w:hAnsi="Times New Roman" w:cs="Times New Roman"/>
+          <w:color w:val="auto"/>
+        </w:rPr>
+        <w:lastRenderedPageBreak/>
+        <w:t>Introduction</w:t>
+      </w:r>
+      <w:bookmarkEnd w:id="2"/>
+    </w:p>
+    <w:p>
+      <w:pPr>
+        <w:spacing w:before="240" w:after="240"/>
+        <w:jc w:val="both"/>
+      </w:pPr>
+      <w:r>
+        <w:t>The movement of consumer species across distinct habitats establishes critical energy linkages within food webs. At the global scale, the migrations of birds, fish, and mammals transport carbon and nutrients across vast distances, shaping productivity and nutrient dynamics far from their origins</w:t>
+      </w:r>
+      <w:r>
+        <w:t xml:space="preserve"> </w:t>
+      </w:r>
+      <w:r>
+        <w:fldChar w:fldCharType="begin"/>
+      </w:r>
+      <w:r>
+        <w:instrText xml:space="preserve"> ADDIN ZOTERO_ITEM CSL_CITATION {"citationID":"7TJcR1Io","properties":{"unsorted":false,"formattedCitation":"(Bauer and Hoye 2014, Roman et al. 2025)","plainCitation":"(Bauer and Hoye 2014, Roman et al. 2025)","noteIndex":0},"citationItems":[{"id":293,"uris":["http://zotero.org/users/local/6gGbWaws/items/NFHBSM8Z"],"itemData":{"id":293,"type":"article-journal","abstract":"Background\n              Every year, billions of migratory animals cross the planet in pursuit of increased foraging opportunities, improved safety, and higher reproductive output. In so doing, these migrants transport nutrients, energy, and other organisms (including seeds, mollusks, parasites, and pathogens) between disparate locations. Migrants also forage and are preyed upon throughout their journeys, thereby establishing transport and trophic interactions with resident communities. Migratory animals thus couple ecological communities across the globe and may mediate their diversity and stability. However, as yet, the influence of migrants and their services on these communities is often overlooked, and as a consequence of global changes, migrations are threatened worldwide.\n            \n            \n              Advances\n              We review several examples in which interactions between migratory animals and resident communities have been quantified, illustrating the processes by which migrants may uniquely alter energy flow, food-web topology and stability, trophic cascades, and the structure and dynamics of (meta-)communities. For example, the inputs of nutrients and energy originating from distant localities by migrants can dramatically increase resource availability, with rippling consequences for productivity at various trophic levels and the potential to drive the transition between alternative stable states. Migrant-mediated transport of propagules of other organisms can lead to the establishment of new or lost species, as well as influencing gene flow and genetic mixing among resident populations. Similarly, migrants can alter parasite transmission, diversity, and evolution by harboring a broader range of parasites than residents and by either facilitating or hindering the long-distance dispersal of parasites.\n              Foraging by migrants can also have profound effects on community processes and ecosystem functions. For instance, grazing by migratory animals can alter nutrient cycling, primary productivity, biomass of edible plants, competitive interactions between plant species, and ultimately, the composition and long-term persistence of the entire plant community. The most striking difference between migrant and resident consumers is, however, the pulsed nature of migrant utilization and the timing of their interactions. Together, these fundamentally define the relationship between migrant abundance and primary production (in the case of migrant herbivores) or the stability of food webs (in the case of migratory predators).\n            \n            \n              Outlook\n              Our Review demonstrates that the highly predictable, seasonally pulsed nature of animal migration, together with the spatial scales at which it operates and the immense number of individuals involved, not only set migration apart from other types of movement, but render it a uniquely potent, yet underappreciated, dimension of biodiversity that is intimately embedded within resident communities. Given the potential for migration to influence ecological networks worldwide, we suggest integrative network approaches, through which studies of community dynamics and ecosystem functioning may explicitly consider animal migrations, understand the ramifications of their declines, and assist in developing effective conservation measures.\n            \n          , \n            Animal migrations span the globe, involving immense numbers of individuals from a wide range of taxa. Migrants transport nutrients, energy, and other organisms as they forage and are preyed upon throughout their journeys. These highly predictable, pulsed movements across large spatial scales render migration a potentially powerful yet underappreciated dimension of biodiversity that is intimately embedded within resident communities. We review examples from across the animal kingdom to distill fundamental processes by which migratory animals influence communities and ecosystems, demonstrating that they can uniquely alter energy flow, food-web topology and stability, trophic cascades, and the structure of metacommunities. Given the potential for migration to alter ecological networks worldwide, we suggest an integrative framework through which community dynamics and ecosystem functioning may explicitly consider animal migrations.\n          , \n            Migration Monitor\n            \n              Seasonal migrations move large numbers of animals across often vast distances. Such movement shifts large amounts of biomass from one region to another, but, perhaps more importantly, moves animals that eat, excrete, and sometimes die in multiple remote systems. Such movements impact the communities, trophic structure, and function of these ecosystems in often underappreciated ways.\n              Bauer and Hoye\n              (\n              10.1126/science.1242552\n              ) review migrations across taxa to identify the key ecological roles these long-distance movements play, and the unique threats the animals face in our increasingly modified world.","container-title":"Science","DOI":"10.1126/science.1242552","ISSN":"0036-8075, 1095-9203","issue":"6179","journalAbbreviation":"Science","language":"en","page":"1242552","source":"DOI.org (Crossref)","title":"Migratory Animals Couple Biodiversity and Ecosystem Functioning Worldwide","volume":"344","author":[{"family":"Bauer","given":"S."},{"family":"Hoye","given":"B. J."}],"issued":{"date-parts":[["2014",4,4]]}}},{"id":2701,"uris":["http://zotero.org/users/local/6gGbWaws/items/IRALD6U3"],"itemData":{"id":2701,"type":"article-journal","abstract":"Baleen whales migrate from productive high-latitude feeding grounds to usually oligotrophic tropical and subtropical reproductive winter grounds, translocating limiting nutrients across ecosystem boundaries in their bodies. Here, we estimate the latitudinal movement of nutrients through carcasses, placentas, and urea for four species of baleen whales that exhibit clear annual migration, relying on spatial data from publicly available databases, present and past populations, and measurements of protein catabolism and other sources of nitrogen from baleen whales and other marine mammals. Migrating gray, humpback, and North Atlantic and southern right whales convey an estimated 3784 tons N yr−1 and 46,512 tons of biomass yr−1 to winter grounds, a flux also known as the “great whale conveyor belt”; these numbers might have been three times higher before commercial whaling. We discuss how species recovery might help restore nutrient movement by whales in global oceans and increase the resilience and adaptative capacity of recipient ecosystems.","container-title":"Nature Communications","DOI":"10.1038/s41467-025-56123-2","ISSN":"2041-1723","issue":"1","journalAbbreviation":"Nat Commun","language":"en","license":"2025 The Author(s)","page":"2125","publisher":"Nature Publishing Group","source":"www.nature.com","title":"Migrating baleen whales transport high-latitude nutrients to tropical and subtropical ecosystems","volume":"16","author":[{"family":"Roman","given":"Joe"},{"family":"Abraham","given":"Andrew J."},{"family":"Kiszka","given":"Jeremy J."},{"family":"Costa","given":"Daniel P."},{"family":"Doughty","given":"Christopher E."},{"family":"Friedlaender","given":"Ari"},{"family":"Hückstädt","given":"Luis A."},{"family":"Marcondes","given":"Milton"},{"family":"Wetsel","given":"Emma"},{"family":"Pershing","given":"Andrew J."}],"issued":{"date-parts":[["2025",3,10]]}}}],"schema":"https://github.com/citation-style-language/schema/raw/master/csl-citation.json"} </w:instrText>
+      </w:r>
+      <w:r>
+        <w:fldChar w:fldCharType="separate"/>
+      </w:r>
+      <w:r>
+        <w:rPr>
+          <w:noProof/>
+        </w:rPr>
+        <w:t>(Bauer and Hoye 2014, Roman et al. 2025)</w:t>
+      </w:r>
+      <w:r>
+        <w:fldChar w:fldCharType="end"/>
+      </w:r>
+      <w:r>
+        <w:t>. On smaller scales, diel movements of zooplankton between benthic and pelagic zones of marine environments fuel their growth and reproduction</w:t>
+      </w:r>
+      <w:r>
+        <w:rPr>
+          <w:noProof/>
+        </w:rPr>
+        <w:t xml:space="preserve"> </w:t>
+      </w:r>
+      <w:r>
+        <w:rPr>
+          <w:noProof/>
+        </w:rPr>
+        <w:fldChar w:fldCharType="begin"/>
+      </w:r>
+      <w:r>
+        <w:rPr>
+          <w:noProof/>
+        </w:rPr>
+        <w:instrText xml:space="preserve"> ADDIN ZOTERO_ITEM CSL_CITATION {"citationID":"ykiU7S6q","properties":{"unsorted":false,"formattedCitation":"(Hays 2003)","plainCitation":"(Hays 2003)","noteIndex":0},"citationItems":[{"id":3877,"uris":["http://zotero.org/users/local/6gGbWaws/items/UXH3526W"],"itemData":{"id":3877,"type":"article-journal","abstract":"Diel vertical migration (DVM) by zooplankton is a universal feature in all the World's oceans, as well as being common in freshwater environments. The normal pattern involves movement from shallow depths at night to greater depths during the day. For many herbivorous and omnivorous mesozooplankton that feed predominantly near the surface on phytoplankton and microzooplankton, minimising the risk of predation from fish seems to be the ultimate factor behind DVM. These migrants appear to use deep water as a dark daytime refuge where their probability of being detected and eaten is lower than if they remained near the surface. Associated with these vertical movements of mesozooplankton, predators at higher trophic levels, including invertebrates, fish, marine mammals, birds and reptiles, may modify their behaviour to optimise the exploitation of their vertically migrating prey. Recent advances in biotelemetry promise to allow the interaction between migrating zooplankton and diving air-breathing vertebrates to be explored in far more detail than hitherto.","container-title":"Hydrobiologia","DOI":"10.1023/B:HYDR.0000008476.23617.b0","ISSN":"1573-5117","issue":"1","journalAbbreviation":"Hydrobiologia","language":"en","page":"163-170","source":"Springer Link","title":"A review of the adaptive significance and ecosystem consequences of zooplankton diel vertical migrations","volume":"503","author":[{"family":"Hays","given":"Graeme C."}],"issued":{"date-parts":[["2003",8,1]]}}}],"schema":"https://github.com/citation-style-language/schema/raw/master/csl-citation.json"} </w:instrText>
+      </w:r>
+      <w:r>
+        <w:rPr>
+          <w:noProof/>
+        </w:rPr>
+        <w:fldChar w:fldCharType="separate"/>
+      </w:r>
+      <w:r>
+        <w:rPr>
+          <w:noProof/>
+        </w:rPr>
+        <w:t>(Hays 2003)</w:t>
+      </w:r>
+      <w:r>
+        <w:rPr>
+          <w:noProof/>
+        </w:rPr>
+        <w:fldChar w:fldCharType="end"/>
+      </w:r>
+      <w:r>
+        <w:t>. These movements play an integral role in sustaining biodiversity and stabilizing food webs</w:t>
+      </w:r>
+      <w:r>
+        <w:t xml:space="preserve"> </w:t>
+      </w:r>
+      <w:r>
+        <w:fldChar w:fldCharType="begin"/>
+      </w:r>
+      <w:r>
+        <w:instrText xml:space="preserve"> ADDIN ZOTERO_ITEM CSL_CITATION {"citationID":"qLlakuFO","properties":{"unsorted":false,"formattedCitation":"(Rooney et al. 2008)","plainCitation":"(Rooney et al. 2008)","noteIndex":0},"citationItems":[{"id":192,"uris":["http://zotero.org/users/local/6gGbWaws/items/VZGPVMEN"],"itemData":{"id":192,"type":"article-journal","abstract":"Ecologists have long searched for structures and processes that impart stability in nature. In particular, food web ecology has held promise in tackling this issue. Empirical patterns in food webs have consistently shown that the distributions of species and interactions in nature are more likely to be stable than randomly constructed systems with the same number of species and interactions. Food web ecology still faces two fundamental challenges, however. First, the quantity and quality of food web data required to document both the species richness and the interaction strengths among all species within food webs is largely prohibitive. Second, where food webs have been well documented, spatial and temporal variation in food web structure has been ignored. Conversely, research that has addressed spatial and temporal variation in ecosystems has generally ignored the full complexity of food web architecture. Here, we incorporate empirical patterns, largely from macroecology and behavioural ecology, into a spatially implicit food web structure to construct a simple landscape theory of food web architecture. Such an approach both captures important architectural features of food webs and allows for an exploration of food web structure across a range of spatial scales. Finally, we demonstrated that food webs are hierarchically organized along the spatial and temporal niche axes of species and their utilization of food resources in ways that stabilize ecosystems.","container-title":"Ecology Letters","DOI":"10.1111/j.1461-0248.2008.01193.x","ISSN":"1461-0248","issue":"8","language":"en","license":"© 2008 Blackwell Publishing Ltd/CNRS","note":"_eprint: https://onlinelibrary.wiley.com/doi/pdf/10.1111/j.1461-0248.2008.01193.x","page":"867-881","source":"Wiley Online Library","title":"A landscape theory for food web architecture","volume":"11","author":[{"family":"Rooney","given":"Neil"},{"family":"McCann","given":"Kevin S."},{"family":"Moore","given":"John C."}],"issued":{"date-parts":[["2008"]]}}}],"schema":"https://github.com/citation-style-language/schema/raw/master/csl-citation.json"} </w:instrText>
+      </w:r>
+      <w:r>
+        <w:fldChar w:fldCharType="separate"/>
+      </w:r>
+      <w:r>
+        <w:rPr>
+          <w:noProof/>
+        </w:rPr>
+        <w:t>(Rooney et al. 2008)</w:t>
+      </w:r>
+      <w:r>
+        <w:fldChar w:fldCharType="end"/>
+      </w:r>
+      <w:r>
+        <w:t xml:space="preserve">. </w:t>
+      </w:r>
+      <w:r>
+        <w:t xml:space="preserve">Nevertheless, science and resource management are only beginning to integrate knowledge of consumer-driven energy linkages into the understanding of ecosystem resilience (i.e., the ability to maintain functions and recover from disturbances) amid rapid global change </w:t>
+      </w:r>
+      <w:r>
+        <w:fldChar w:fldCharType="begin"/>
+      </w:r>
+      <w:r>
+        <w:instrText xml:space="preserve"> ADDIN ZOTERO_ITEM CSL_CITATION {"citationID":"1BSZTBUM","properties":{"unsorted":false,"formattedCitation":"(Bartley et al. 2019, Gutgesell et al. 2025)","plainCitation":"(Bartley et al. 2019, Gutgesell et al. 2025)","noteIndex":0},"citationItems":[{"id":49,"uris":["http://zotero.org/users/local/6gGbWaws/items/RXHNXL4J"],"itemData":{"id":49,"type":"article-journal","abstract":"Climate change is asymmetrically altering environmental conditions in space, from local to global scales, creating novel heterogeneity. Here, we argue that this novel heterogeneity will drive mobile generalist consumer species to rapidly respond through their behaviour in ways that broadly and predictably reorganize — or rewire — food webs. We use existing theory and data from diverse ecosystems to show that the rapid behavioural responses of generalists to climate change rewire food webs in two distinct and critical ways. First, mobile generalist species are redistributing into systems where they were previously absent and foraging on new prey, resulting in topological rewiring — a change in the patterning of food webs due to the addition or loss of connections. Second, mobile generalist species, which navigate between habitats and ecosystems to forage, will shift their relative use of differentially altered habitats and ecosystems, causing interaction strength rewiring — changes that reroute energy and carbon flows through existing food web connections and alter the food web’s interaction strengths. We then show that many species with shared traits can exhibit unified aggregate behavioural responses to climate change, which may allow us to understand the rewiring of whole food webs. We end by arguing that generalists’ responses present a powerful and underutilized approach to understanding and predicting the consequences of climate change and may serve as much-needed early warning signals for monitoring the looming impacts of global climate change on entire ecosystems.","container-title":"Nature Ecology &amp; Evolution","DOI":"10.1038/s41559-018-0772-3","ISSN":"2397-334X","issue":"3","journalAbbreviation":"Nat Ecol Evol","language":"en","license":"2019 Springer Nature Limited","page":"345-354","publisher":"Nature Publishing Group","source":"www.nature.com","title":"Food web rewiring in a changing world","volume":"3","author":[{"family":"Bartley","given":"Timothy J."},{"family":"McCann","given":"Kevin S."},{"family":"Bieg","given":"Carling"},{"family":"Cazelles","given":"Kevin"},{"family":"Granados","given":"Monica"},{"family":"Guzzo","given":"Matthew M."},{"family":"MacDougall","given":"Andrew S."},{"family":"Tunney","given":"Tyler D."},{"family":"McMeans","given":"Bailey C."}],"issued":{"date-parts":[["2019",3]]}}},{"id":3908,"uris":["http://zotero.org/users/local/6gGbWaws/items/CH33MQIP"],"itemData":{"id":3908,"type":"article-journal","abstract":"Wild foods are critical to the food security of billions of people worldwide, yet the ecological mechanisms that promote wild food system stability remain poorly understood. Within complex food webs, ecological theory predicts that nonhuman consumers can maintain more stable consumption rates by foraging on multiple resources that vary asynchronously in their availability across space and time. These so-called portfolio effects may also sustain more stable harvest rates by humans in wild food systems. We analyzed wild food harvest patterns for 46 isolated rural communities in southern coastal Alaska that harvest a diversity of wild foods (96 taxa) across terrestrial, freshwater, intertidal, and marine habitats. We show that access to diverse wild foods across this heterogeneous landscape dampened variability in harvest through time and increased robustness to species declines by allowing communities to harness seasonal and interannual asynchronies in wild food availability. These results demonstrate how ecological mechanisms that stabilize ecosystems may also underpin the stability of human wild food systems. Managing landscapes to maintain access to diverse wild foods and adopting flexible governance that allows communities to adjust harvest as patterns of wild food availability shift through time are crucial to sustaining resilient wild food systems in a changing world.","container-title":"Proceedings of the National Academy of Sciences","DOI":"10.1073/pnas.2525571122","ISSN":"0027-8424, 1091-6490","issue":"52","journalAbbreviation":"Proc. Natl. Acad. Sci. U.S.A.","language":"en","page":"e2525571122","source":"DOI.org (Crossref)","title":"Wild food portfolios: Access to diverse foods stabilizes harvest in wild food systems","title-short":"Wild food portfolios","volume":"122","author":[{"family":"Gutgesell","given":"Marie K."},{"family":"Bellmore","given":"J. Ryan"},{"family":"Sill","given":"Lauren A."},{"family":"Cunningham","given":"Raven"},{"family":"R. Harley","given":"John"},{"family":"Huntington","given":"Henry P."}],"issued":{"date-parts":[["2025",12,30]]}}}],"schema":"https://github.com/citation-style-language/schema/raw/master/csl-citation.json"} </w:instrText>
+      </w:r>
+      <w:r>
+        <w:fldChar w:fldCharType="separate"/>
+      </w:r>
+      <w:r>
+        <w:rPr>
+          <w:noProof/>
+        </w:rPr>
+        <w:t>(Bartley et al. 2019, Gutgesell et al. 2025)</w:t>
+      </w:r>
+      <w:r>
+        <w:fldChar w:fldCharType="end"/>
+      </w:r>
+      <w:r>
+        <w:t xml:space="preserve">. </w:t>
+      </w:r>
+    </w:p>
+    <w:p>
+      <w:pPr>
         <w:spacing w:after="240"/>
         <w:jc w:val="both"/>
       </w:pPr>
       <w:r>
-        <w:t xml:space="preserve">Habitat coupling has been an important area of freshwater research for more than two decades, yet studies </w:t>
-      </w:r>
-      <w:r>
-        <w:t xml:space="preserve">on habitat coupling </w:t>
-      </w:r>
-      <w:r>
-        <w:t xml:space="preserve">have primarily focused on large-bodied predators (e.g., lake trout, </w:t>
-      </w:r>
-      <w:r>
-        <w:rPr>
-          <w:i/>
-          <w:iCs/>
-        </w:rPr>
-        <w:t xml:space="preserve">Salvelinus </w:t>
-      </w:r>
-      <w:proofErr w:type="spellStart"/>
-      <w:r>
-        <w:rPr>
-          <w:i/>
-          <w:iCs/>
-        </w:rPr>
-        <w:t>namaycush</w:t>
-      </w:r>
-      <w:proofErr w:type="spellEnd"/>
-      <w:r>
-        <w:t xml:space="preserve">) due to their high mobility and importance for fisheries. Nevertheless, small fish at lower trophic levels can access narrow and shallow habitats, such as creeks adjacent to lakes, for foraging and refuge that are often inaccessible to larger-bodied organisms. Their movement across lake–creek boundaries is therefore expected to shape predator–prey dynamics and facilitate energy flow across freshwater landscapes. </w:t>
-      </w:r>
-      <w:r>
-        <w:t>While lake–creek habitat use by small-bodied fishes appears to be taxonomically and geographically widespread</w:t>
-      </w:r>
-      <w:r>
-        <w:t>,</w:t>
-      </w:r>
-      <w:r>
-        <w:t xml:space="preserve"> surprisingly little is known about the seasonal patterns of this habitat use</w:t>
-      </w:r>
-      <w:r>
-        <w:t xml:space="preserve"> or</w:t>
-      </w:r>
-      <w:r>
-        <w:t xml:space="preserve"> whether fish actively forage across these habitats, thereby establishing food web linkages </w:t>
-      </w:r>
-      <w:r>
-        <w:t>across whole freshwater landscapes</w:t>
-      </w:r>
-      <w:r>
-        <w:t>.</w:t>
-      </w:r>
-      <w:r>
-        <w:t xml:space="preserve"> </w:t>
-      </w:r>
-      <w:r>
-        <w:t xml:space="preserve">To address </w:t>
-      </w:r>
-      <w:r>
-        <w:t>is</w:t>
-      </w:r>
-      <w:r>
-        <w:t xml:space="preserve"> gap, we developed a multi-method field approach combining stable isotope analysis, acoustic telemetry, and seasonal netting surveys to evaluate the habitat coupling of lakes and creeks by abundant prey fish species in Algonquin Park, the golden shiner (</w:t>
-      </w:r>
-      <w:proofErr w:type="spellStart"/>
-      <w:r>
-        <w:rPr>
-          <w:i/>
-          <w:iCs/>
-        </w:rPr>
-        <w:t>Notemigonus</w:t>
-      </w:r>
-      <w:proofErr w:type="spellEnd"/>
-      <w:r>
-        <w:rPr>
-          <w:i/>
-          <w:iCs/>
-        </w:rPr>
-        <w:t xml:space="preserve"> </w:t>
-      </w:r>
-      <w:proofErr w:type="spellStart"/>
-      <w:r>
-        <w:rPr>
-          <w:i/>
-          <w:iCs/>
-        </w:rPr>
-        <w:t>crysoleucas</w:t>
-      </w:r>
-      <w:proofErr w:type="spellEnd"/>
-      <w:r>
-        <w:rPr>
-          <w:i/>
-          <w:iCs/>
-        </w:rPr>
-        <w:t>)</w:t>
-      </w:r>
-      <w:r>
-        <w:t xml:space="preserve"> and common shiner (</w:t>
-      </w:r>
-      <w:proofErr w:type="spellStart"/>
-      <w:r>
-        <w:rPr>
-          <w:i/>
-          <w:iCs/>
-        </w:rPr>
-        <w:t>Luxilus</w:t>
-      </w:r>
-      <w:proofErr w:type="spellEnd"/>
-      <w:r>
-        <w:rPr>
-          <w:i/>
-          <w:iCs/>
-        </w:rPr>
-        <w:t xml:space="preserve"> </w:t>
-      </w:r>
-      <w:proofErr w:type="spellStart"/>
-      <w:r>
-        <w:rPr>
-          <w:i/>
-          <w:iCs/>
-        </w:rPr>
-        <w:t>cornutus</w:t>
-      </w:r>
-      <w:proofErr w:type="spellEnd"/>
-      <w:r>
-        <w:t>). Our findings reveal that prey fish seasonally couple lake and creek habitats, highlighting their role in establishing dynamic spatial food web linkages and underscoring the need to integrate small-bodied, lower-trophic level species into freshwater food web theory and management</w:t>
-      </w:r>
-      <w:r>
-        <w:t xml:space="preserve"> more explicitly</w:t>
-      </w:r>
-      <w:r>
-        <w:t>.</w:t>
-      </w:r>
-    </w:p>
-    <w:p>
-      <w:pPr>
-        <w:pStyle w:val="Heading2"/>
-        <w:jc w:val="both"/>
-        <w:rPr>
-          <w:rFonts w:ascii="Times New Roman" w:hAnsi="Times New Roman" w:cs="Times New Roman"/>
-          <w:color w:val="auto"/>
-        </w:rPr>
-      </w:pPr>
-      <w:bookmarkStart w:id="2" w:name="_Toc215069629"/>
-      <w:r>
-        <w:rPr>
-          <w:rFonts w:ascii="Times New Roman" w:hAnsi="Times New Roman" w:cs="Times New Roman"/>
-          <w:color w:val="auto"/>
-        </w:rPr>
-        <w:br w:type="column"/>
-      </w:r>
-      <w:r>
-        <w:rPr>
-          <w:rFonts w:ascii="Times New Roman" w:hAnsi="Times New Roman" w:cs="Times New Roman"/>
-          <w:color w:val="auto"/>
-        </w:rPr>
-        <w:lastRenderedPageBreak/>
-        <w:t>Introduction</w:t>
-      </w:r>
-      <w:bookmarkEnd w:id="2"/>
-    </w:p>
-    <w:p>
-      <w:pPr>
-        <w:spacing w:before="240" w:after="240"/>
-        <w:jc w:val="both"/>
-      </w:pPr>
-      <w:r>
-        <w:t>The movement of consumer species across distinct habitats establishes critical energy linkages within food webs. At the global scale, the migrations of birds, fish, and mammals transport carbon and nutrients across vast distances, shaping productivity and nutrient dynamics far from their origins</w:t>
-      </w:r>
-      <w:r>
-        <w:t xml:space="preserve"> </w:t>
-      </w:r>
-      <w:r>
-        <w:fldChar w:fldCharType="begin"/>
-      </w:r>
-      <w:r>
-        <w:instrText xml:space="preserve"> ADDIN ZOTERO_ITEM CSL_CITATION {"citationID":"7TJcR1Io","properties":{"unsorted":false,"formattedCitation":"(Bauer and Hoye 2014, Roman et al. 2025)","plainCitation":"(Bauer and Hoye 2014, Roman et al. 2025)","noteIndex":0},"citationItems":[{"id":293,"uris":["http://zotero.org/users/local/6gGbWaws/items/NFHBSM8Z"],"itemData":{"id":293,"type":"article-journal","abstract":"Background\n              Every year, billions of migratory animals cross the planet in pursuit of increased foraging opportunities, improved safety, and higher reproductive output. In so doing, these migrants transport nutrients, energy, and other organisms (including seeds, mollusks, parasites, and pathogens) between disparate locations. Migrants also forage and are preyed upon throughout their journeys, thereby establishing transport and trophic interactions with resident communities. Migratory animals thus couple ecological communities across the globe and may mediate their diversity and stability. However, as yet, the influence of migrants and their services on these communities is often overlooked, and as a consequence of global changes, migrations are threatened worldwide.\n            \n            \n              Advances\n              We review several examples in which interactions between migratory animals and resident communities have been quantified, illustrating the processes by which migrants may uniquely alter energy flow, food-web topology and stability, trophic cascades, and the structure and dynamics of (meta-)communities. For example, the inputs of nutrients and energy originating from distant localities by migrants can dramatically increase resource availability, with rippling consequences for productivity at various trophic levels and the potential to drive the transition between alternative stable states. Migrant-mediated transport of propagules of other organisms can lead to the establishment of new or lost species, as well as influencing gene flow and genetic mixing among resident populations. Similarly, migrants can alter parasite transmission, diversity, and evolution by harboring a broader range of parasites than residents and by either facilitating or hindering the long-distance dispersal of parasites.\n              Foraging by migrants can also have profound effects on community processes and ecosystem functions. For instance, grazing by migratory animals can alter nutrient cycling, primary productivity, biomass of edible plants, competitive interactions between plant species, and ultimately, the composition and long-term persistence of the entire plant community. The most striking difference between migrant and resident consumers is, however, the pulsed nature of migrant utilization and the timing of their interactions. Together, these fundamentally define the relationship between migrant abundance and primary production (in the case of migrant herbivores) or the stability of food webs (in the case of migratory predators).\n            \n            \n              Outlook\n              Our Review demonstrates that the highly predictable, seasonally pulsed nature of animal migration, together with the spatial scales at which it operates and the immense number of individuals involved, not only set migration apart from other types of movement, but render it a uniquely potent, yet underappreciated, dimension of biodiversity that is intimately embedded within resident communities. Given the potential for migration to influence ecological networks worldwide, we suggest integrative network approaches, through which studies of community dynamics and ecosystem functioning may explicitly consider animal migrations, understand the ramifications of their declines, and assist in developing effective conservation measures.\n            \n          , \n            Animal migrations span the globe, involving immense numbers of individuals from a wide range of taxa. Migrants transport nutrients, energy, and other organisms as they forage and are preyed upon throughout their journeys. These highly predictable, pulsed movements across large spatial scales render migration a potentially powerful yet underappreciated dimension of biodiversity that is intimately embedded within resident communities. We review examples from across the animal kingdom to distill fundamental processes by which migratory animals influence communities and ecosystems, demonstrating that they can uniquely alter energy flow, food-web topology and stability, trophic cascades, and the structure of metacommunities. Given the potential for migration to alter ecological networks worldwide, we suggest an integrative framework through which community dynamics and ecosystem functioning may explicitly consider animal migrations.\n          , \n            Migration Monitor\n            \n              Seasonal migrations move large numbers of animals across often vast distances. Such movement shifts large amounts of biomass from one region to another, but, perhaps more importantly, moves animals that eat, excrete, and sometimes die in multiple remote systems. Such movements impact the communities, trophic structure, and function of these ecosystems in often underappreciated ways.\n              Bauer and Hoye\n              (\n              10.1126/science.1242552\n              ) review migrations across taxa to identify the key ecological roles these long-distance movements play, and the unique threats the animals face in our increasingly modified world.","container-title":"Science","DOI":"10.1126/science.1242552","ISSN":"0036-8075, 1095-9203","issue":"6179","journalAbbreviation":"Science","language":"en","page":"1242552","source":"DOI.org (Crossref)","title":"Migratory Animals Couple Biodiversity and Ecosystem Functioning Worldwide","volume":"344","author":[{"family":"Bauer","given":"S."},{"family":"Hoye","given":"B. J."}],"issued":{"date-parts":[["2014",4,4]]}}},{"id":2701,"uris":["http://zotero.org/users/local/6gGbWaws/items/IRALD6U3"],"itemData":{"id":2701,"type":"article-journal","abstract":"Baleen whales migrate from productive high-latitude feeding grounds to usually oligotrophic tropical and subtropical reproductive winter grounds, translocating limiting nutrients across ecosystem boundaries in their bodies. Here, we estimate the latitudinal movement of nutrients through carcasses, placentas, and urea for four species of baleen whales that exhibit clear annual migration, relying on spatial data from publicly available databases, present and past populations, and measurements of protein catabolism and other sources of nitrogen from baleen whales and other marine mammals. Migrating gray, humpback, and North Atlantic and southern right whales convey an estimated 3784 tons N yr−1 and 46,512 tons of biomass yr−1 to winter grounds, a flux also known as the “great whale conveyor belt”; these numbers might have been three times higher before commercial whaling. We discuss how species recovery might help restore nutrient movement by whales in global oceans and increase the resilience and adaptative capacity of recipient ecosystems.","container-title":"Nature Communications","DOI":"10.1038/s41467-025-56123-2","ISSN":"2041-1723","issue":"1","journalAbbreviation":"Nat Commun","language":"en","license":"2025 The Author(s)","page":"2125","publisher":"Nature Publishing Group","source":"www.nature.com","title":"Migrating baleen whales transport high-latitude nutrients to tropical and subtropical ecosystems","volume":"16","author":[{"family":"Roman","given":"Joe"},{"family":"Abraham","given":"Andrew J."},{"family":"Kiszka","given":"Jeremy J."},{"family":"Costa","given":"Daniel P."},{"family":"Doughty","given":"Christopher E."},{"family":"Friedlaender","given":"Ari"},{"family":"Hückstädt","given":"Luis A."},{"family":"Marcondes","given":"Milton"},{"family":"Wetsel","given":"Emma"},{"family":"Pershing","given":"Andrew J."}],"issued":{"date-parts":[["2025",3,10]]}}}],"schema":"https://github.com/citation-style-language/schema/raw/master/csl-citation.json"} </w:instrText>
-      </w:r>
-      <w:r>
-        <w:fldChar w:fldCharType="separate"/>
-      </w:r>
-      <w:r>
-        <w:rPr>
-          <w:noProof/>
-        </w:rPr>
-        <w:t>(Bauer and Hoye 2014, Roman et al. 2025)</w:t>
-      </w:r>
-      <w:r>
-        <w:fldChar w:fldCharType="end"/>
-      </w:r>
-      <w:r>
-        <w:t>. On smaller scales, diel movements of zooplankton between benthic and pelagic zones of marine environments fuel their growth and reproduction</w:t>
-      </w:r>
-      <w:r>
-        <w:rPr>
-          <w:noProof/>
-        </w:rPr>
-        <w:t xml:space="preserve"> </w:t>
-      </w:r>
-      <w:r>
-        <w:rPr>
-          <w:noProof/>
-        </w:rPr>
-        <w:fldChar w:fldCharType="begin"/>
-      </w:r>
-      <w:r>
-        <w:rPr>
-          <w:noProof/>
-        </w:rPr>
-        <w:instrText xml:space="preserve"> ADDIN ZOTERO_ITEM CSL_CITATION {"citationID":"ykiU7S6q","properties":{"unsorted":false,"formattedCitation":"(Hays 2003)","plainCitation":"(Hays 2003)","noteIndex":0},"citationItems":[{"id":3877,"uris":["http://zotero.org/users/local/6gGbWaws/items/UXH3526W"],"itemData":{"id":3877,"type":"article-journal","abstract":"Diel vertical migration (DVM) by zooplankton is a universal feature in all the World's oceans, as well as being common in freshwater environments. The normal pattern involves movement from shallow depths at night to greater depths during the day. For many herbivorous and omnivorous mesozooplankton that feed predominantly near the surface on phytoplankton and microzooplankton, minimising the risk of predation from fish seems to be the ultimate factor behind DVM. These migrants appear to use deep water as a dark daytime refuge where their probability of being detected and eaten is lower than if they remained near the surface. Associated with these vertical movements of mesozooplankton, predators at higher trophic levels, including invertebrates, fish, marine mammals, birds and reptiles, may modify their behaviour to optimise the exploitation of their vertically migrating prey. Recent advances in biotelemetry promise to allow the interaction between migrating zooplankton and diving air-breathing vertebrates to be explored in far more detail than hitherto.","container-title":"Hydrobiologia","DOI":"10.1023/B:HYDR.0000008476.23617.b0","ISSN":"1573-5117","issue":"1","journalAbbreviation":"Hydrobiologia","language":"en","page":"163-170","source":"Springer Link","title":"A review of the adaptive significance and ecosystem consequences of zooplankton diel vertical migrations","volume":"503","author":[{"family":"Hays","given":"Graeme C."}],"issued":{"date-parts":[["2003",8,1]]}}}],"schema":"https://github.com/citation-style-language/schema/raw/master/csl-citation.json"} </w:instrText>
-      </w:r>
-      <w:r>
-        <w:rPr>
-          <w:noProof/>
-        </w:rPr>
-        <w:fldChar w:fldCharType="separate"/>
-      </w:r>
-      <w:r>
-        <w:rPr>
-          <w:noProof/>
-        </w:rPr>
-        <w:t>(Hays 2003)</w:t>
-      </w:r>
-      <w:r>
-        <w:rPr>
-          <w:noProof/>
-        </w:rPr>
-        <w:fldChar w:fldCharType="end"/>
-      </w:r>
-      <w:r>
-        <w:t>. These movements play an integral role in sustaining biodiversity and stabilizing food webs</w:t>
-      </w:r>
-      <w:r>
-        <w:t xml:space="preserve"> </w:t>
-      </w:r>
-      <w:r>
-        <w:fldChar w:fldCharType="begin"/>
-      </w:r>
-      <w:r>
-        <w:instrText xml:space="preserve"> ADDIN ZOTERO_ITEM CSL_CITATION {"citationID":"qLlakuFO","properties":{"unsorted":false,"formattedCitation":"(Rooney et al. 2008)","plainCitation":"(Rooney et al. 2008)","noteIndex":0},"citationItems":[{"id":192,"uris":["http://zotero.org/users/local/6gGbWaws/items/VZGPVMEN"],"itemData":{"id":192,"type":"article-journal","abstract":"Ecologists have long searched for structures and processes that impart stability in nature. In particular, food web ecology has held promise in tackling this issue. Empirical patterns in food webs have consistently shown that the distributions of species and interactions in nature are more likely to be stable than randomly constructed systems with the same number of species and interactions. Food web ecology still faces two fundamental challenges, however. First, the quantity and quality of food web data required to document both the species richness and the interaction strengths among all species within food webs is largely prohibitive. Second, where food webs have been well documented, spatial and temporal variation in food web structure has been ignored. Conversely, research that has addressed spatial and temporal variation in ecosystems has generally ignored the full complexity of food web architecture. Here, we incorporate empirical patterns, largely from macroecology and behavioural ecology, into a spatially implicit food web structure to construct a simple landscape theory of food web architecture. Such an approach both captures important architectural features of food webs and allows for an exploration of food web structure across a range of spatial scales. Finally, we demonstrated that food webs are hierarchically organized along the spatial and temporal niche axes of species and their utilization of food resources in ways that stabilize ecosystems.","container-title":"Ecology Letters","DOI":"10.1111/j.1461-0248.2008.01193.x","ISSN":"1461-0248","issue":"8","language":"en","license":"© 2008 Blackwell Publishing Ltd/CNRS","note":"_eprint: https://onlinelibrary.wiley.com/doi/pdf/10.1111/j.1461-0248.2008.01193.x","page":"867-881","source":"Wiley Online Library","title":"A landscape theory for food web architecture","volume":"11","author":[{"family":"Rooney","given":"Neil"},{"family":"McCann","given":"Kevin S."},{"family":"Moore","given":"John C."}],"issued":{"date-parts":[["2008"]]}}}],"schema":"https://github.com/citation-style-language/schema/raw/master/csl-citation.json"} </w:instrText>
-      </w:r>
-      <w:r>
-        <w:fldChar w:fldCharType="separate"/>
-      </w:r>
-      <w:r>
-        <w:rPr>
-          <w:noProof/>
-        </w:rPr>
-        <w:t>(Rooney et al. 2008)</w:t>
-      </w:r>
-      <w:r>
-        <w:fldChar w:fldCharType="end"/>
-      </w:r>
-      <w:r>
-        <w:t xml:space="preserve">. </w:t>
-      </w:r>
-      <w:r>
-        <w:t xml:space="preserve">Nevertheless, science and resource management are only beginning to integrate knowledge of consumer-driven energy linkages into the understanding of ecosystem resilience (i.e., the ability to maintain functions and recover from disturbances) amid rapid global change </w:t>
-      </w:r>
-      <w:r>
-        <w:fldChar w:fldCharType="begin"/>
-      </w:r>
-      <w:r>
-        <w:instrText xml:space="preserve"> ADDIN ZOTERO_ITEM CSL_CITATION {"citationID":"1BSZTBUM","properties":{"unsorted":false,"formattedCitation":"(Bartley et al. 2019, Gutgesell et al. 2025)","plainCitation":"(Bartley et al. 2019, Gutgesell et al. 2025)","noteIndex":0},"citationItems":[{"id":49,"uris":["http://zotero.org/users/local/6gGbWaws/items/RXHNXL4J"],"itemData":{"id":49,"type":"article-journal","abstract":"Climate change is asymmetrically altering environmental conditions in space, from local to global scales, creating novel heterogeneity. Here, we argue that this novel heterogeneity will drive mobile generalist consumer species to rapidly respond through their behaviour in ways that broadly and predictably reorganize — or rewire — food webs. We use existing theory and data from diverse ecosystems to show that the rapid behavioural responses of generalists to climate change rewire food webs in two distinct and critical ways. First, mobile generalist species are redistributing into systems where they were previously absent and foraging on new prey, resulting in topological rewiring — a change in the patterning of food webs due to the addition or loss of connections. Second, mobile generalist species, which navigate between habitats and ecosystems to forage, will shift their relative use of differentially altered habitats and ecosystems, causing interaction strength rewiring — changes that reroute energy and carbon flows through existing food web connections and alter the food web’s interaction strengths. We then show that many species with shared traits can exhibit unified aggregate behavioural responses to climate change, which may allow us to understand the rewiring of whole food webs. We end by arguing that generalists’ responses present a powerful and underutilized approach to understanding and predicting the consequences of climate change and may serve as much-needed early warning signals for monitoring the looming impacts of global climate change on entire ecosystems.","container-title":"Nature Ecology &amp; Evolution","DOI":"10.1038/s41559-018-0772-3","ISSN":"2397-334X","issue":"3","journalAbbreviation":"Nat Ecol Evol","language":"en","license":"2019 Springer Nature Limited","page":"345-354","publisher":"Nature Publishing Group","source":"www.nature.com","title":"Food web rewiring in a changing world","volume":"3","author":[{"family":"Bartley","given":"Timothy J."},{"family":"McCann","given":"Kevin S."},{"family":"Bieg","given":"Carling"},{"family":"Cazelles","given":"Kevin"},{"family":"Granados","given":"Monica"},{"family":"Guzzo","given":"Matthew M."},{"family":"MacDougall","given":"Andrew S."},{"family":"Tunney","given":"Tyler D."},{"family":"McMeans","given":"Bailey C."}],"issued":{"date-parts":[["2019",3]]}}},{"id":3908,"uris":["http://zotero.org/users/local/6gGbWaws/items/CH33MQIP"],"itemData":{"id":3908,"type":"article-journal","abstract":"Wild foods are critical to the food security of billions of people worldwide, yet the ecological mechanisms that promote wild food system stability remain poorly understood. Within complex food webs, ecological theory predicts that nonhuman consumers can maintain more stable consumption rates by foraging on multiple resources that vary asynchronously in their availability across space and time. These so-called portfolio effects may also sustain more stable harvest rates by humans in wild food systems. We analyzed wild food harvest patterns for 46 isolated rural communities in southern coastal Alaska that harvest a diversity of wild foods (96 taxa) across terrestrial, freshwater, intertidal, and marine habitats. We show that access to diverse wild foods across this heterogeneous landscape dampened variability in harvest through time and increased robustness to species declines by allowing communities to harness seasonal and interannual asynchronies in wild food availability. These results demonstrate how ecological mechanisms that stabilize ecosystems may also underpin the stability of human wild food systems. Managing landscapes to maintain access to diverse wild foods and adopting flexible governance that allows communities to adjust harvest as patterns of wild food availability shift through time are crucial to sustaining resilient wild food systems in a changing world.","container-title":"Proceedings of the National Academy of Sciences","DOI":"10.1073/pnas.2525571122","ISSN":"0027-8424, 1091-6490","issue":"52","journalAbbreviation":"Proc. Natl. Acad. Sci. U.S.A.","language":"en","page":"e2525571122","source":"DOI.org (Crossref)","title":"Wild food portfolios: Access to diverse foods stabilizes harvest in wild food systems","title-short":"Wild food portfolios","volume":"122","author":[{"family":"Gutgesell","given":"Marie K."},{"family":"Bellmore","given":"J. Ryan"},{"family":"Sill","given":"Lauren A."},{"family":"Cunningham","given":"Raven"},{"family":"R. Harley","given":"John"},{"family":"Huntington","given":"Henry P."}],"issued":{"date-parts":[["2025",12,30]]}}}],"schema":"https://github.com/citation-style-language/schema/raw/master/csl-citation.json"} </w:instrText>
-      </w:r>
-      <w:r>
-        <w:fldChar w:fldCharType="separate"/>
-      </w:r>
-      <w:r>
-        <w:rPr>
-          <w:noProof/>
-        </w:rPr>
-        <w:t>(Bartley et al. 2019, Gutgesell et al. 2025)</w:t>
-      </w:r>
-      <w:r>
-        <w:fldChar w:fldCharType="end"/>
-      </w:r>
-      <w:r>
-        <w:t xml:space="preserve">. </w:t>
-      </w:r>
-    </w:p>
-    <w:p>
-      <w:pPr>
-        <w:spacing w:after="240"/>
-        <w:jc w:val="both"/>
-      </w:pPr>
-      <w:r>
         <w:t>The process through which mobile consumers link spatially explicit energy pathways through their movement and foraging behaviour is referred to as habitat coupling</w:t>
       </w:r>
       <w:r>
@@ -1016,34 +1095,7 @@
         <w:jc w:val="both"/>
       </w:pPr>
       <w:r>
-        <w:t xml:space="preserve">However, lakes are not isolated entities; they are embedded within broader freshwater landscapes and connected to adjacent creeks and streams. </w:t>
-      </w:r>
-      <w:r>
-        <w:t xml:space="preserve">Unlike open-water areas of lakes, these narrow, shallow, and structurally complex habitats are </w:t>
-      </w:r>
-      <w:r>
-        <w:t>likely</w:t>
-      </w:r>
-      <w:r>
-        <w:t xml:space="preserve"> inaccessible to large-bodied fish species that </w:t>
-      </w:r>
-      <w:r>
-        <w:t xml:space="preserve">have received attention for establishing </w:t>
-      </w:r>
-      <w:r>
-        <w:t xml:space="preserve">cross-habitat energy linkages </w:t>
-      </w:r>
-      <w:r>
-        <w:t xml:space="preserve">within lake food webs through </w:t>
-      </w:r>
-      <w:r>
-        <w:t xml:space="preserve">their </w:t>
-      </w:r>
-      <w:r>
-        <w:t>habitat coupling</w:t>
-      </w:r>
-      <w:r>
-        <w:t xml:space="preserve"> </w:t>
+        <w:t xml:space="preserve">However, lakes are not isolated entities; they are embedded within broader freshwater landscapes and connected to adjacent creeks and streams. The use of creeks and streams for refuge from predators, foraging opportunities, and spawning appears to be both taxonomically and geographically widespread among freshwater fishes (see Table S1 for examples). Yet, compared with open-water areas of lakes, these narrow, shallow, and structurally complex habitats may be less accessible to the large-bodied fish species that have received attention for establishing cross-habitat energy linkages within lake food webs through their habitat coupling </w:t>
       </w:r>
       <w:r>
         <w:t xml:space="preserve">(e.g., lake trout </w:t>
@@ -1151,34 +1203,244 @@
         <w:t xml:space="preserve">. </w:t>
       </w:r>
       <w:r>
-        <w:t>In contrast, the use of narrow and shallow creek habitats for refuge from predators</w:t>
+        <w:t>Despite this evidence of lake–creek movement, it remains unclear whether fish</w:t>
       </w:r>
       <w:r>
         <w:t xml:space="preserve">, </w:t>
       </w:r>
       <w:r>
-        <w:t>foraging</w:t>
-      </w:r>
-      <w:r>
-        <w:t xml:space="preserve"> opportunities</w:t>
-      </w:r>
-      <w:r>
-        <w:t>, and spawning,</w:t>
-      </w:r>
-      <w:r>
-        <w:t xml:space="preserve"> appears to be both taxonomically and geographically widespread among smaller-bodied </w:t>
-      </w:r>
-      <w:r>
-        <w:t xml:space="preserve">freshwater </w:t>
-      </w:r>
-      <w:r>
-        <w:t>fishes</w:t>
+        <w:t xml:space="preserve">particularly </w:t>
+      </w:r>
+      <w:r>
+        <w:t>small-bodied</w:t>
+      </w:r>
+      <w:r>
+        <w:t xml:space="preserve"> species at lower trophic levels</w:t>
+      </w:r>
+      <w:r>
+        <w:t xml:space="preserve">, </w:t>
+      </w:r>
+      <w:r>
+        <w:t xml:space="preserve"> actively couple resources from these distinct habitats and whether such movements vary predictably across seasons in response to environmental </w:t>
+      </w:r>
+      <w:r>
+        <w:t xml:space="preserve">conditions </w:t>
+      </w:r>
+      <w:r>
+        <w:fldChar w:fldCharType="begin"/>
+      </w:r>
+      <w:r>
+        <w:instrText xml:space="preserve"> ADDIN ZOTERO_ITEM CSL_CITATION {"citationID":"rhnAmcXs","properties":{"unsorted":false,"formattedCitation":"(Dolinsek et al. 2014)","plainCitation":"(Dolinsek et al. 2014)","noteIndex":0},"citationItems":[{"id":3841,"uris":["http://zotero.org/users/local/6gGbWaws/items/FIWQ4ESB"],"itemData":{"id":3841,"type":"article-journal","abstract":"Little is known about the movements of most stream ﬁshes, so ﬁsheries managers often rely on natural history data from the literature to make management decisions. Observations of over 15 000 individuals from 37 species across 3 years were used to evaluate four aspects of the reliability of literature data for predicting the movement behaviour of stream ﬁshes: (i) water temperature when ﬁsh enter streams; (ii) reasons for moving into the streams; (iii) stream residence times of migrants; and (iv) relative use of lake and stream habitats. Comparisons of our data for arrival times in the streams, water temperature at arrival, and time spent in the streams were highly correlated with literature data, whereas relative use of the lake was not. Further, our detailed data revealed two novel ﬁndings: (1) in many species juveniles were also moving into streams, even in those species where adults were clearly spawning in the streams; and (2) adult-sized individuals were moving into streams for nonreproductive purposes. Our results suggest that ﬁshery managers can conﬁdently use natural history information to gain general insights into the movement ecology of ﬁshes, but should also recognize that this information remains incomplete in important ways.","container-title":"Canadian Journal of Fisheries and Aquatic Sciences","DOI":"10.1139/cjfas-2013-0294","ISSN":"0706-652X, 1205-7533","issue":"8","journalAbbreviation":"Can. J. Fish. Aquat. Sci.","language":"en","license":"http://www.nrcresearchpress.com/page/about/CorporateTextAndDataMining","page":"1171-1185","source":"DOI.org (Crossref)","title":"Do natural history data predict the movement ecology of fishes in Lake Ontario streams?","volume":"71","author":[{"family":"Dolinsek","given":"Ivan J."},{"family":"McLaughlin","given":"Robert L."},{"family":"Grant","given":"James W.A."},{"family":"O’Connor","given":"Lisa M."},{"family":"Pratt","given":"Thomas C."}],"editor":[{"family":"Magnan","given":"Pierre"}],"issued":{"date-parts":[["2014",8]]}}}],"schema":"https://github.com/citation-style-language/schema/raw/master/csl-citation.json"} </w:instrText>
+      </w:r>
+      <w:r>
+        <w:fldChar w:fldCharType="separate"/>
+      </w:r>
+      <w:r>
+        <w:rPr>
+          <w:noProof/>
+        </w:rPr>
+        <w:t>(Dolinsek et al. 2014)</w:t>
+      </w:r>
+      <w:r>
+        <w:fldChar w:fldCharType="end"/>
+      </w:r>
+      <w:r>
+        <w:t>.</w:t>
       </w:r>
       <w:r>
         <w:t xml:space="preserve"> </w:t>
       </w:r>
       <w:r>
-        <w:t xml:space="preserve">(e.g., </w:t>
+        <w:t xml:space="preserve">This gap is critical given the roles of </w:t>
+      </w:r>
+      <w:r>
+        <w:t>small</w:t>
+      </w:r>
+      <w:r>
+        <w:t xml:space="preserve"> fish as consumers of basal resources (e.g., algae, detritus) and invertebrates</w:t>
+      </w:r>
+      <w:r>
+        <w:t xml:space="preserve"> </w:t>
+      </w:r>
+      <w:r>
+        <w:fldChar w:fldCharType="begin"/>
+      </w:r>
+      <w:r>
+        <w:instrText xml:space="preserve"> ADDIN ZOTERO_ITEM CSL_CITATION {"citationID":"Qcmq4dx9","properties":{"unsorted":false,"formattedCitation":"(Champagne et al. 2022)","plainCitation":"(Champagne et al. 2022)","noteIndex":0},"citationItems":[{"id":2725,"uris":["http://zotero.org/users/local/6gGbWaws/items/MM6CMWBL"],"itemData":{"id":2725,"type":"article-journal","abstract":"Local and regional habitat conditions associated with agricultural activity can fundamentally alter aquatic ecosystems. Increased nutrient inputs, channelization and reduced riparian habitat both upstream and locally contribute to the degradation of stream ecosystems and their function. Here, we examine stream food webs in watersheds that feed into Lake Erie to determine the effects of agricultural land cover on major food web energy pathways and trophic structure. Given that higher agricultural intensity can increase nutrient runoff and reduce the riparian zone and litter in-fall into streams, we predicted that generalist fish would derive less energy from the terrestrial pathway and become more omnivorous. Consistent with these predictions, we show that both mean terrestrial energy use and trophic position of the resident top consumer, creek chub (Semotilus atromaculatus), decrease with local agricultural intensity but not with watershed-level agriculture intensity. These findings suggest that local riparian buffers can maintain trophic structure even in the face of high whole-watershed agricultural intensity.","container-title":"Biology Letters","DOI":"10.1098/rsbl.2021.0598","issue":"3","page":"20210598","publisher":"Royal Society","source":"royalsocietypublishing.org (Atypon)","title":"Riparian buffers maintain aquatic trophic structure in agricultural landscapes","volume":"18","author":[{"family":"Champagne","given":"Emily J."},{"family":"Guzzo","given":"Matthew M."},{"family":"Gutgesell","given":"Marie K."},{"family":"McCann","given":"Kevin S."}],"issued":{"date-parts":[["2022",3,2]]}}}],"schema":"https://github.com/citation-style-language/schema/raw/master/csl-citation.json"} </w:instrText>
+      </w:r>
+      <w:r>
+        <w:fldChar w:fldCharType="separate"/>
+      </w:r>
+      <w:r>
+        <w:rPr>
+          <w:noProof/>
+        </w:rPr>
+        <w:t>(Champagne et al. 2022)</w:t>
+      </w:r>
+      <w:r>
+        <w:fldChar w:fldCharType="end"/>
+      </w:r>
+      <w:r>
+        <w:t xml:space="preserve">, and as prey for economically and culturally important predators (Paterson et al. 2009). The coupling of lakes and their adjacent creeks and streams by </w:t>
+      </w:r>
+      <w:r>
+        <w:t>prey</w:t>
+      </w:r>
+      <w:r>
+        <w:t xml:space="preserve"> fish therefore represents a missing link in our understanding of freshwater food webs and their resilience.</w:t>
+      </w:r>
+    </w:p>
+    <w:p>
+      <w:pPr>
+        <w:spacing w:after="240"/>
+        <w:jc w:val="both"/>
+      </w:pPr>
+      <w:r>
+        <w:t xml:space="preserve">Over the past few decades, multiple </w:t>
+      </w:r>
+      <w:proofErr w:type="spellStart"/>
+      <w:r>
+        <w:t>biotracers</w:t>
+      </w:r>
+      <w:proofErr w:type="spellEnd"/>
+      <w:r>
+        <w:t xml:space="preserve"> have been developed that significantly enhance our ability to study the habitat use of fish and the structure of aquatic food webs. For instance, stable </w:t>
+      </w:r>
+      <w:r>
+        <w:lastRenderedPageBreak/>
+        <w:t>isotopes of carbon (</w:t>
+      </w:r>
+      <w:r>
+        <w:rPr>
+          <w:vertAlign w:val="superscript"/>
+        </w:rPr>
+        <w:t>13</w:t>
+      </w:r>
+      <w:r>
+        <w:t>C/</w:t>
+      </w:r>
+      <w:r>
+        <w:rPr>
+          <w:vertAlign w:val="superscript"/>
+        </w:rPr>
+        <w:t>12</w:t>
+      </w:r>
+      <w:r>
+        <w:t>C) and nitrogen (</w:t>
+      </w:r>
+      <w:r>
+        <w:rPr>
+          <w:vertAlign w:val="superscript"/>
+        </w:rPr>
+        <w:t>15</w:t>
+      </w:r>
+      <w:r>
+        <w:t>N/</w:t>
+      </w:r>
+      <w:r>
+        <w:rPr>
+          <w:vertAlign w:val="superscript"/>
+        </w:rPr>
+        <w:t>14</w:t>
+      </w:r>
+      <w:r>
+        <w:t xml:space="preserve">N) provide insight into the relative contribution of resources from distinct habitats and trophic levels to consumer tissue assimilation, allowing researchers to infer foraging patterns over multiple temporal scales based on the known turnover rates of different tissues </w:t>
+      </w:r>
+      <w:r>
+        <w:fldChar w:fldCharType="begin"/>
+      </w:r>
+      <w:r>
+        <w:instrText xml:space="preserve"> ADDIN ZOTERO_ITEM CSL_CITATION {"citationID":"tBfPe64d","properties":{"unsorted":false,"formattedCitation":"(Fry 2008)","plainCitation":"(Fry 2008)","noteIndex":0},"citationItems":[{"id":2730,"uris":["http://zotero.org/users/local/6gGbWaws/items/KN3AK7NW"],"itemData":{"id":2730,"type":"book","collection-title":"Environmental science","edition":"Corrected as of 3rd printing","ISBN":"978-0-387-30513-4","language":"en","number-of-pages":"308","publisher":"Springer","publisher-place":"New York, NY","source":"K10plus ISBN","title":"Stable isotope ecology","author":[{"family":"Fry","given":"Brian Grieg"}],"issued":{"date-parts":[["2008"]]}}}],"schema":"https://github.com/citation-style-language/schema/raw/master/csl-citation.json"} </w:instrText>
+      </w:r>
+      <w:r>
+        <w:fldChar w:fldCharType="separate"/>
+      </w:r>
+      <w:r>
+        <w:rPr>
+          <w:noProof/>
+        </w:rPr>
+        <w:t>(Fry 2008)</w:t>
+      </w:r>
+      <w:r>
+        <w:fldChar w:fldCharType="end"/>
+      </w:r>
+      <w:r>
+        <w:t xml:space="preserve">. Acoustic telemetry, on the other hand, enables the fine-scale tracking of movement in real-time, revealing how individuals move between and use different habitats </w:t>
+      </w:r>
+      <w:r>
+        <w:t>across different timescales</w:t>
+      </w:r>
+      <w:r>
+        <w:rPr>
+          <w:noProof/>
+        </w:rPr>
+        <w:t xml:space="preserve"> </w:t>
+      </w:r>
+      <w:r>
+        <w:rPr>
+          <w:noProof/>
+        </w:rPr>
+        <w:fldChar w:fldCharType="begin"/>
+      </w:r>
+      <w:r>
+        <w:rPr>
+          <w:noProof/>
+        </w:rPr>
+        <w:instrText xml:space="preserve"> ADDIN ZOTERO_ITEM CSL_CITATION {"citationID":"2Pov0dUm","properties":{"unsorted":false,"formattedCitation":"(Blanchfield et al. 2023, Rodrigues et al. 2025)","plainCitation":"(Blanchfield et al. 2023, Rodrigues et al. 2025)","noteIndex":0},"citationItems":[{"id":2734,"uris":["http://zotero.org/users/local/6gGbWaws/items/D8SLDLS8"],"itemData":{"id":2734,"type":"article-journal","abstract":"Background In lake ecosystems, predatory fish can move and forage across both nearshore and offshore habitats. This coupling of sub-habitats, which is important in stabilizing lake food webs, has largely been assessed from a dietary perspective and has not included movement data. As such, empirical estimates of the seasonal dynamics of these coupling movements by fish are rarely quantified, especially for northern lakes. Here we collect fine-scale fish movement data on Lake Trout (Salvelinus namaycush), a predatory cold-water fish known to link nearshore and offshore habitats, to test for seasonal drivers of activity, habitat use and diet in a subarctic lake.\nMethods We used an acoustic telemetry positioning array to track the depth and spatial movements of 43 Lake Trout in a subarctic lake over two years. From these data we estimated seasonal 50% home ranges, movements rates, tail beat activity, depth use, and nearshore habitat use. Additionally, we examined stomach contents to quantify seasonal diet. Data from water temperature and light loggers were used to monitor abiotic lake conditions and compare to telemetry data.\nResults Lake Trout showed repeatable seasonal patterns of nearshore habitat use that peaked each spring and fall, were lower throughout the long winter, and least in summer when this habitat was above preferred temperatures. Stomach content data showed that Lake Trout acquired the most nearshore prey during the brief spring season, followed by fall, and winter, supporting telemetry results. Activity rates were highest in spring when feeding on invertebrates and least in summer when foraging offshore, presumably on large-bodied prey fish. High rates of nearshore activity in fall were associated with spawning. Nearshore habitat use was widespread and not localized to specific regions of the lake, although there was high overlap of winter nearshore core areas between years.\nConclusions We provide empirical demonstrations of the seasonal extent to which a mobile top predator links nearshore and offshore habitats in a subarctic lake. Our findings suggest that the nearshore is an important foraging area for Lake Trout for much of the year, and the role of this zone for feeding should be considered in addition to its traditional importance as spawning habitat.","container-title":"Movement Ecology","DOI":"10.1186/s40462-023-00417-x","ISSN":"2051-3933","issue":"1","journalAbbreviation":"Mov Ecol","language":"en","page":"54","source":"DOI.org (Crossref)","title":"Seasonal variation in activity and nearshore habitat use of Lake Trout in a subarctic lake","volume":"11","author":[{"family":"Blanchfield","given":"Paul J."},{"family":"McKee","given":"Graydon"},{"family":"Guzzo","given":"Matthew M."},{"family":"Chapelsky","given":"Andrew J."},{"family":"Cott","given":"Peter A."}],"issued":{"date-parts":[["2023",8,31]]}}},{"id":2735,"uris":["http://zotero.org/users/local/6gGbWaws/items/U76GW784"],"itemData":{"id":2735,"type":"article-journal","abstract":"Habitat coupling – where mobile predators forage over broad spatial scales and, in doing so, link food webs from semi-discrete habitat patches – has emerged as a major structuring force in lake ecosystems. For the cold-water apex predator lake trout Salvelinus namaycush, food-web structure and morphometry-driven accessibility to nearshore areas in summer strongly determine the degree of littoral–pelagic habitat coupling across lakes. Much of the evidence for habitat coupling, however, is based on stable isotopes of carbon to estimate littoral energy acquisition, whereas spatial data directly linking fish movements and foraging behaviour in lakes – on which this theory is based – are limited. Here we estimated nearshore prey abundance at sites of different thermal accessibility and collected stomach content data, which we combined with three-dimensional acoustic telemetry positioning and acceleration data to directly measure the spatial location of summer foraging movements and habitat coupling by lake trout in lakes with and without an offshore prey fish. Both study lakes contained higher abundances of nearshore prey fish at the most thermally accessible (i.e. steep) sites monitored. Nearshore occupancy accounted for a small proportion of lake trout positions in both lakes (&lt;5%), although prey fish were present in most (72%) diets sampled. High acceleration events indicative of foraging were concentrated in steep, thermally accessible nearshore areas in the lake where offshore forage fish were absent, but located further offshore in the lake with offshore prey fish. We directly demonstrate that habitat coupling by a wild, apex predator is driven by habitat and prey accessibility.","container-title":"Oikos","DOI":"10.1002/oik.11066","ISSN":"1600-0706","issue":"8","language":"en","license":"© 2025 The Author(s). Oikos published by John Wiley &amp; Sons Ltd on behalf of Nordic Society Oikos.","note":"_eprint: https://nsojournals.onlinelibrary.wiley.com/doi/pdf/10.1002/oik.11066","page":"e11066","source":"Wiley Online Library","title":"Spatially-explicit foraging by an apex predator linked to nearshore prey and their accessibility in lakes","volume":"2025","author":[{"family":"Rodrigues","given":"Tazi H."},{"family":"Hrenchuk","given":"Lee E."},{"family":"Blanchfield","given":"Paul J."}],"issued":{"date-parts":[["2025"]]}}}],"schema":"https://github.com/citation-style-language/schema/raw/master/csl-citation.json"} </w:instrText>
+      </w:r>
+      <w:r>
+        <w:rPr>
+          <w:noProof/>
+        </w:rPr>
+        <w:fldChar w:fldCharType="separate"/>
+      </w:r>
+      <w:r>
+        <w:rPr>
+          <w:noProof/>
+        </w:rPr>
+        <w:t>(Blanchfield et al. 2023, Rodrigues et al. 2025)</w:t>
+      </w:r>
+      <w:r>
+        <w:rPr>
+          <w:noProof/>
+        </w:rPr>
+        <w:fldChar w:fldCharType="end"/>
+      </w:r>
+      <w:r>
+        <w:t>. Traditional approaches such as netting surveys complement these tracers by providing snapshots of species richness, abundance, and biomass distributions across different habitats and, when repeated, how these metrics change over time</w:t>
+      </w:r>
+      <w:r>
+        <w:t xml:space="preserve"> </w:t>
+      </w:r>
+      <w:r>
+        <w:fldChar w:fldCharType="begin"/>
+      </w:r>
+      <w:r>
+        <w:instrText xml:space="preserve"> ADDIN ZOTERO_ITEM CSL_CITATION {"citationID":"NYicKjQN","properties":{"unsorted":false,"formattedCitation":"(Portt et al. 2006)","plainCitation":"(Portt et al. 2006)","noteIndex":0},"citationItems":[{"id":3880,"uris":["http://zotero.org/users/local/6gGbWaws/items/R4PEY95R"],"itemData":{"id":3880,"type":"article-journal","issue":"2604","language":"en","publisher":"Canadian Technical Report of Fisheries and Aquatic Sciences","source":"Zotero","title":"A review of fish sampling methods commonly used in Canadian freshwater habitats.","author":[{"family":"Portt","given":"C B"},{"family":"Coker","given":"G A"},{"family":"Ming","given":"D L"},{"family":"Randall","given":"R G"}],"issued":{"date-parts":[["2006"]]}}}],"schema":"https://github.com/citation-style-language/schema/raw/master/csl-citation.json"} </w:instrText>
+      </w:r>
+      <w:r>
+        <w:fldChar w:fldCharType="separate"/>
+      </w:r>
+      <w:r>
+        <w:rPr>
+          <w:noProof/>
+        </w:rPr>
+        <w:t>(Portt et al. 2006)</w:t>
+      </w:r>
+      <w:r>
+        <w:fldChar w:fldCharType="end"/>
+      </w:r>
+      <w:r>
+        <w:t>. Together, these tools offer a powerful approach for assessing whether small fish couple lake and creek habitats and whether the degree of habitat coupling varies throughout the year.</w:t>
+      </w:r>
+    </w:p>
+    <w:p>
+      <w:pPr>
+        <w:spacing w:after="240"/>
+        <w:jc w:val="both"/>
+      </w:pPr>
+      <w:r>
+        <w:t>In this study, we integrate stable isotope analysis, acoustic telemetry, and seasonal netting surveys to examine the foraging and habitat use of highly abundant prey fish species in Algonquin Park, Ontario. Specifically, we assess whether the golden shiner (</w:t>
       </w:r>
       <w:proofErr w:type="spellStart"/>
       <w:r>
@@ -1186,342 +1448,57 @@
           <w:i/>
           <w:iCs/>
         </w:rPr>
-        <w:t>Leuciscidae</w:t>
-      </w:r>
-      <w:proofErr w:type="spellEnd"/>
-      <w:r>
-        <w:t xml:space="preserve"> species</w:t>
-      </w:r>
-      <w:r>
-        <w:t xml:space="preserve"> and </w:t>
-      </w:r>
-      <w:r>
-        <w:t>early life stages of predators</w:t>
-      </w:r>
-      <w:r>
-        <w:t>;</w:t>
-      </w:r>
-      <w:r>
-        <w:t xml:space="preserve"> </w:t>
-      </w:r>
-      <w:r>
-        <w:t>see Table S1 for example</w:t>
-      </w:r>
-      <w:r>
-        <w:t>s)</w:t>
-      </w:r>
-      <w:r>
-        <w:t>.</w:t>
-      </w:r>
-      <w:r>
-        <w:t xml:space="preserve"> </w:t>
-      </w:r>
-    </w:p>
-    <w:p>
-      <w:pPr>
-        <w:spacing w:before="100" w:beforeAutospacing="1" w:after="100" w:afterAutospacing="1"/>
-        <w:jc w:val="both"/>
-      </w:pPr>
-      <w:r>
-        <w:t xml:space="preserve">Despite this evidence of movement between lakes and adjacent creeks, it remains unclear </w:t>
-      </w:r>
-      <w:r>
-        <w:t xml:space="preserve">whether small fish couple resources from these distinct habitats, and </w:t>
-      </w:r>
-      <w:r>
-        <w:t xml:space="preserve">whether these movements vary predictably across seasons in response to environmental conditions </w:t>
-      </w:r>
-      <w:r>
-        <w:fldChar w:fldCharType="begin"/>
-      </w:r>
-      <w:r>
-        <w:instrText xml:space="preserve"> ADDIN ZOTERO_ITEM CSL_CITATION {"citationID":"rhnAmcXs","properties":{"unsorted":false,"formattedCitation":"(Dolinsek et al. 2014)","plainCitation":"(Dolinsek et al. 2014)","noteIndex":0},"citationItems":[{"id":3841,"uris":["http://zotero.org/users/local/6gGbWaws/items/FIWQ4ESB"],"itemData":{"id":3841,"type":"article-journal","abstract":"Little is known about the movements of most stream ﬁshes, so ﬁsheries managers often rely on natural history data from the literature to make management decisions. Observations of over 15 000 individuals from 37 species across 3 years were used to evaluate four aspects of the reliability of literature data for predicting the movement behaviour of stream ﬁshes: (i) water temperature when ﬁsh enter streams; (ii) reasons for moving into the streams; (iii) stream residence times of migrants; and (iv) relative use of lake and stream habitats. Comparisons of our data for arrival times in the streams, water temperature at arrival, and time spent in the streams were highly correlated with literature data, whereas relative use of the lake was not. Further, our detailed data revealed two novel ﬁndings: (1) in many species juveniles were also moving into streams, even in those species where adults were clearly spawning in the streams; and (2) adult-sized individuals were moving into streams for nonreproductive purposes. Our results suggest that ﬁshery managers can conﬁdently use natural history information to gain general insights into the movement ecology of ﬁshes, but should also recognize that this information remains incomplete in important ways.","container-title":"Canadian Journal of Fisheries and Aquatic Sciences","DOI":"10.1139/cjfas-2013-0294","ISSN":"0706-652X, 1205-7533","issue":"8","journalAbbreviation":"Can. J. Fish. Aquat. Sci.","language":"en","license":"http://www.nrcresearchpress.com/page/about/CorporateTextAndDataMining","page":"1171-1185","source":"DOI.org (Crossref)","title":"Do natural history data predict the movement ecology of fishes in Lake Ontario streams?","volume":"71","author":[{"family":"Dolinsek","given":"Ivan J."},{"family":"McLaughlin","given":"Robert L."},{"family":"Grant","given":"James W.A."},{"family":"O’Connor","given":"Lisa M."},{"family":"Pratt","given":"Thomas C."}],"editor":[{"family":"Magnan","given":"Pierre"}],"issued":{"date-parts":[["2014",8]]}}}],"schema":"https://github.com/citation-style-language/schema/raw/master/csl-citation.json"} </w:instrText>
-      </w:r>
-      <w:r>
-        <w:fldChar w:fldCharType="separate"/>
-      </w:r>
-      <w:r>
-        <w:rPr>
-          <w:noProof/>
-        </w:rPr>
-        <w:t>(Dolinsek et al. 2014)</w:t>
-      </w:r>
-      <w:r>
-        <w:fldChar w:fldCharType="end"/>
-      </w:r>
-      <w:r>
-        <w:t>.</w:t>
-      </w:r>
-      <w:r>
-        <w:t xml:space="preserve"> This gap is critical given the central roles of small fish as consumers of basal resources (e.g., algae, detritus) and invertebrates </w:t>
-      </w:r>
-      <w:r>
-        <w:fldChar w:fldCharType="begin"/>
-      </w:r>
-      <w:r>
-        <w:instrText xml:space="preserve"> ADDIN ZOTERO_ITEM CSL_CITATION {"citationID":"Qcmq4dx9","properties":{"unsorted":false,"formattedCitation":"(Champagne et al. 2022)","plainCitation":"(Champagne et al. 2022)","noteIndex":0},"citationItems":[{"id":2725,"uris":["http://zotero.org/users/local/6gGbWaws/items/MM6CMWBL"],"itemData":{"id":2725,"type":"article-journal","abstract":"Local and regional habitat conditions associated with agricultural activity can fundamentally alter aquatic ecosystems. Increased nutrient inputs, channelization and reduced riparian habitat both upstream and locally contribute to the degradation of stream ecosystems and their function. Here, we examine stream food webs in watersheds that feed into Lake Erie to determine the effects of agricultural land cover on major food web energy pathways and trophic structure. Given that higher agricultural intensity can increase nutrient runoff and reduce the riparian zone and litter in-fall into streams, we predicted that generalist fish would derive less energy from the terrestrial pathway and become more omnivorous. Consistent with these predictions, we show that both mean terrestrial energy use and trophic position of the resident top consumer, creek chub (Semotilus atromaculatus), decrease with local agricultural intensity but not with watershed-level agriculture intensity. These findings suggest that local riparian buffers can maintain trophic structure even in the face of high whole-watershed agricultural intensity.","container-title":"Biology Letters","DOI":"10.1098/rsbl.2021.0598","issue":"3","page":"20210598","publisher":"Royal Society","source":"royalsocietypublishing.org (Atypon)","title":"Riparian buffers maintain aquatic trophic structure in agricultural landscapes","volume":"18","author":[{"family":"Champagne","given":"Emily J."},{"family":"Guzzo","given":"Matthew M."},{"family":"Gutgesell","given":"Marie K."},{"family":"McCann","given":"Kevin S."}],"issued":{"date-parts":[["2022",3,2]]}}}],"schema":"https://github.com/citation-style-language/schema/raw/master/csl-citation.json"} </w:instrText>
-      </w:r>
-      <w:r>
-        <w:fldChar w:fldCharType="separate"/>
-      </w:r>
-      <w:r>
-        <w:rPr>
-          <w:noProof/>
-        </w:rPr>
-        <w:t>(Champagne et al. 2022)</w:t>
-      </w:r>
-      <w:r>
-        <w:fldChar w:fldCharType="end"/>
-      </w:r>
-      <w:r>
-        <w:t xml:space="preserve">, and as key prey for economically and culturally important predators </w:t>
-      </w:r>
-      <w:r>
-        <w:fldChar w:fldCharType="begin"/>
-      </w:r>
-      <w:r>
-        <w:instrText xml:space="preserve"> ADDIN ZOTERO_ITEM CSL_CITATION {"citationID":"fdEgSUdb","properties":{"unsorted":false,"formattedCitation":"(Paterson et al. 2009)","plainCitation":"(Paterson et al. 2009)","noteIndex":0},"citationItems":[{"id":2727,"uris":["http://zotero.org/users/local/6gGbWaws/items/T62ZHKYJ"],"itemData":{"id":2727,"type":"article-journal","abstract":"This study used long-term biomonitoring data on lake trout (Salvelinus namaycush) collected from Lakes Erie, Ontario, Huron, and Superior between 1995 and 2004 to investigate latitudinal and temporal trends in body mass and energy density of this top predator in the Great Lakes. Lake trout average body mass and energy density were observed to have negative relationships with latitude that primarily reflected patterns in lake productivities. Temporal declines in energy density occurred for &gt;80% of all lake trout age classes collected from each of the four lakes between 1995 and 2004. von Bertalanffy (VBL) growth models describing the relationships between fish energy density and age demonstrated decreased growth of lake trout energy density during 2000–2004 relative to 1995–1999. VBL growth coefficients (k) and the slopes describing the rates of change in lake trout energy density were negatively correlated with the total number of lake trout and salmonid individuals released into these lakes during this study. We hypothesize that the temporal declines in lake trout body mass and energy density are a manifestation of a bioenergetic bottleneck for this species due to their inability to efficiently compete with non-native salmonids for depleted prey populations.","container-title":"Canadian Journal of Fisheries and Aquatic Sciences","DOI":"10.1139/F09-048","ISSN":"0706-652X","issue":"6","journalAbbreviation":"Can. J. Fish. Aquat. Sci.","page":"919-932","publisher":"NRC Research Press","source":"cdnsciencepub.com (Atypon)","title":"Declining lake trout (Salvelinus namaycush) energy density: are there too many salmonid predators in the Great Lakes?","title-short":"Declining lake trout (Salvelinus namaycush) energy density","volume":"66","author":[{"family":"Paterson","given":"Gordon"},{"family":"Whittle","given":"D. Michael"},{"family":"Drouillard","given":"Kenneth G."},{"family":"Haffner","given":"G. Douglas"}],"issued":{"date-parts":[["2009",6]]}}}],"schema":"https://github.com/citation-style-language/schema/raw/master/csl-citation.json"} </w:instrText>
-      </w:r>
-      <w:r>
-        <w:fldChar w:fldCharType="separate"/>
-      </w:r>
-      <w:r>
-        <w:rPr>
-          <w:noProof/>
-        </w:rPr>
-        <w:t>(Paterson et al. 2009)</w:t>
-      </w:r>
-      <w:r>
-        <w:fldChar w:fldCharType="end"/>
-      </w:r>
-      <w:r>
-        <w:t xml:space="preserve">. </w:t>
-      </w:r>
-      <w:r>
-        <w:t>The</w:t>
-      </w:r>
-      <w:r>
-        <w:t xml:space="preserve"> coupling of lakes and their adjacent creeks and streams by small fish </w:t>
-      </w:r>
-      <w:r>
-        <w:t xml:space="preserve">therefore </w:t>
-      </w:r>
-      <w:r>
-        <w:t>represents a missing link in our understanding of freshwater food webs</w:t>
-      </w:r>
-      <w:r>
-        <w:t xml:space="preserve"> and their resilience</w:t>
-      </w:r>
-      <w:r>
-        <w:t>.</w:t>
-      </w:r>
-    </w:p>
-    <w:p>
-      <w:pPr>
-        <w:spacing w:after="240"/>
-        <w:jc w:val="both"/>
-      </w:pPr>
-      <w:r>
-        <w:lastRenderedPageBreak/>
-        <w:t xml:space="preserve">Over the past few decades, multiple </w:t>
-      </w:r>
-      <w:proofErr w:type="spellStart"/>
-      <w:r>
-        <w:t>biotracers</w:t>
-      </w:r>
-      <w:proofErr w:type="spellEnd"/>
-      <w:r>
-        <w:t xml:space="preserve"> have been developed that significantly enhance our ability to study the habitat use of fish and the structure of aquatic food webs. For instance, stable isotopes of carbon (</w:t>
-      </w:r>
-      <w:r>
-        <w:rPr>
-          <w:vertAlign w:val="superscript"/>
-        </w:rPr>
-        <w:t>13</w:t>
-      </w:r>
-      <w:r>
-        <w:t>C/</w:t>
-      </w:r>
-      <w:r>
-        <w:rPr>
-          <w:vertAlign w:val="superscript"/>
-        </w:rPr>
-        <w:t>12</w:t>
-      </w:r>
-      <w:r>
-        <w:t>C) and nitrogen (</w:t>
-      </w:r>
-      <w:r>
-        <w:rPr>
-          <w:vertAlign w:val="superscript"/>
-        </w:rPr>
-        <w:t>15</w:t>
-      </w:r>
-      <w:r>
-        <w:t>N/</w:t>
-      </w:r>
-      <w:r>
-        <w:rPr>
-          <w:vertAlign w:val="superscript"/>
-        </w:rPr>
-        <w:t>14</w:t>
-      </w:r>
-      <w:r>
-        <w:t xml:space="preserve">N) provide insight into the relative contribution of resources from distinct habitats and trophic levels to consumer tissue assimilation, allowing researchers to infer foraging patterns over multiple temporal scales based on the known turnover rates of different tissues </w:t>
-      </w:r>
-      <w:r>
-        <w:fldChar w:fldCharType="begin"/>
-      </w:r>
-      <w:r>
-        <w:instrText xml:space="preserve"> ADDIN ZOTERO_ITEM CSL_CITATION {"citationID":"tBfPe64d","properties":{"unsorted":false,"formattedCitation":"(Fry 2008)","plainCitation":"(Fry 2008)","noteIndex":0},"citationItems":[{"id":2730,"uris":["http://zotero.org/users/local/6gGbWaws/items/KN3AK7NW"],"itemData":{"id":2730,"type":"book","collection-title":"Environmental science","edition":"Corrected as of 3rd printing","ISBN":"978-0-387-30513-4","language":"en","number-of-pages":"308","publisher":"Springer","publisher-place":"New York, NY","source":"K10plus ISBN","title":"Stable isotope ecology","author":[{"family":"Fry","given":"Brian Grieg"}],"issued":{"date-parts":[["2008"]]}}}],"schema":"https://github.com/citation-style-language/schema/raw/master/csl-citation.json"} </w:instrText>
-      </w:r>
-      <w:r>
-        <w:fldChar w:fldCharType="separate"/>
-      </w:r>
-      <w:r>
-        <w:rPr>
-          <w:noProof/>
-        </w:rPr>
-        <w:t>(Fry 2008)</w:t>
-      </w:r>
-      <w:r>
-        <w:fldChar w:fldCharType="end"/>
-      </w:r>
-      <w:r>
-        <w:t xml:space="preserve">. Acoustic telemetry, on the other hand, enables the fine-scale tracking of movement in real-time, revealing how individuals move between and use different habitats </w:t>
-      </w:r>
-      <w:r>
-        <w:t>across different timescales</w:t>
-      </w:r>
-      <w:r>
-        <w:rPr>
-          <w:noProof/>
-        </w:rPr>
-        <w:t xml:space="preserve"> </w:t>
-      </w:r>
-      <w:r>
-        <w:rPr>
-          <w:noProof/>
-        </w:rPr>
-        <w:fldChar w:fldCharType="begin"/>
-      </w:r>
-      <w:r>
-        <w:rPr>
-          <w:noProof/>
-        </w:rPr>
-        <w:instrText xml:space="preserve"> ADDIN ZOTERO_ITEM CSL_CITATION {"citationID":"2Pov0dUm","properties":{"unsorted":false,"formattedCitation":"(Blanchfield et al. 2023, Rodrigues et al. 2025)","plainCitation":"(Blanchfield et al. 2023, Rodrigues et al. 2025)","noteIndex":0},"citationItems":[{"id":2734,"uris":["http://zotero.org/users/local/6gGbWaws/items/D8SLDLS8"],"itemData":{"id":2734,"type":"article-journal","abstract":"Background In lake ecosystems, predatory fish can move and forage across both nearshore and offshore habitats. This coupling of sub-habitats, which is important in stabilizing lake food webs, has largely been assessed from a dietary perspective and has not included movement data. As such, empirical estimates of the seasonal dynamics of these coupling movements by fish are rarely quantified, especially for northern lakes. Here we collect fine-scale fish movement data on Lake Trout (Salvelinus namaycush), a predatory cold-water fish known to link nearshore and offshore habitats, to test for seasonal drivers of activity, habitat use and diet in a subarctic lake.\nMethods We used an acoustic telemetry positioning array to track the depth and spatial movements of 43 Lake Trout in a subarctic lake over two years. From these data we estimated seasonal 50% home ranges, movements rates, tail beat activity, depth use, and nearshore habitat use. Additionally, we examined stomach contents to quantify seasonal diet. Data from water temperature and light loggers were used to monitor abiotic lake conditions and compare to telemetry data.\nResults Lake Trout showed repeatable seasonal patterns of nearshore habitat use that peaked each spring and fall, were lower throughout the long winter, and least in summer when this habitat was above preferred temperatures. Stomach content data showed that Lake Trout acquired the most nearshore prey during the brief spring season, followed by fall, and winter, supporting telemetry results. Activity rates were highest in spring when feeding on invertebrates and least in summer when foraging offshore, presumably on large-bodied prey fish. High rates of nearshore activity in fall were associated with spawning. Nearshore habitat use was widespread and not localized to specific regions of the lake, although there was high overlap of winter nearshore core areas between years.\nConclusions We provide empirical demonstrations of the seasonal extent to which a mobile top predator links nearshore and offshore habitats in a subarctic lake. Our findings suggest that the nearshore is an important foraging area for Lake Trout for much of the year, and the role of this zone for feeding should be considered in addition to its traditional importance as spawning habitat.","container-title":"Movement Ecology","DOI":"10.1186/s40462-023-00417-x","ISSN":"2051-3933","issue":"1","journalAbbreviation":"Mov Ecol","language":"en","page":"54","source":"DOI.org (Crossref)","title":"Seasonal variation in activity and nearshore habitat use of Lake Trout in a subarctic lake","volume":"11","author":[{"family":"Blanchfield","given":"Paul J."},{"family":"McKee","given":"Graydon"},{"family":"Guzzo","given":"Matthew M."},{"family":"Chapelsky","given":"Andrew J."},{"family":"Cott","given":"Peter A."}],"issued":{"date-parts":[["2023",8,31]]}}},{"id":2735,"uris":["http://zotero.org/users/local/6gGbWaws/items/U76GW784"],"itemData":{"id":2735,"type":"article-journal","abstract":"Habitat coupling – where mobile predators forage over broad spatial scales and, in doing so, link food webs from semi-discrete habitat patches – has emerged as a major structuring force in lake ecosystems. For the cold-water apex predator lake trout Salvelinus namaycush, food-web structure and morphometry-driven accessibility to nearshore areas in summer strongly determine the degree of littoral–pelagic habitat coupling across lakes. Much of the evidence for habitat coupling, however, is based on stable isotopes of carbon to estimate littoral energy acquisition, whereas spatial data directly linking fish movements and foraging behaviour in lakes – on which this theory is based – are limited. Here we estimated nearshore prey abundance at sites of different thermal accessibility and collected stomach content data, which we combined with three-dimensional acoustic telemetry positioning and acceleration data to directly measure the spatial location of summer foraging movements and habitat coupling by lake trout in lakes with and without an offshore prey fish. Both study lakes contained higher abundances of nearshore prey fish at the most thermally accessible (i.e. steep) sites monitored. Nearshore occupancy accounted for a small proportion of lake trout positions in both lakes (&lt;5%), although prey fish were present in most (72%) diets sampled. High acceleration events indicative of foraging were concentrated in steep, thermally accessible nearshore areas in the lake where offshore forage fish were absent, but located further offshore in the lake with offshore prey fish. We directly demonstrate that habitat coupling by a wild, apex predator is driven by habitat and prey accessibility.","container-title":"Oikos","DOI":"10.1002/oik.11066","ISSN":"1600-0706","issue":"8","language":"en","license":"© 2025 The Author(s). Oikos published by John Wiley &amp; Sons Ltd on behalf of Nordic Society Oikos.","note":"_eprint: https://nsojournals.onlinelibrary.wiley.com/doi/pdf/10.1002/oik.11066","page":"e11066","source":"Wiley Online Library","title":"Spatially-explicit foraging by an apex predator linked to nearshore prey and their accessibility in lakes","volume":"2025","author":[{"family":"Rodrigues","given":"Tazi H."},{"family":"Hrenchuk","given":"Lee E."},{"family":"Blanchfield","given":"Paul J."}],"issued":{"date-parts":[["2025"]]}}}],"schema":"https://github.com/citation-style-language/schema/raw/master/csl-citation.json"} </w:instrText>
-      </w:r>
-      <w:r>
-        <w:rPr>
-          <w:noProof/>
-        </w:rPr>
-        <w:fldChar w:fldCharType="separate"/>
-      </w:r>
-      <w:r>
-        <w:rPr>
-          <w:noProof/>
-        </w:rPr>
-        <w:t>(Blanchfield et al. 2023, Rodrigues et al. 2025)</w:t>
-      </w:r>
-      <w:r>
-        <w:rPr>
-          <w:noProof/>
-        </w:rPr>
-        <w:fldChar w:fldCharType="end"/>
-      </w:r>
-      <w:r>
-        <w:t>. Traditional approaches such as netting surveys complement these tracers by providing snapshots of species richness, abundance, and biomass distributions across different habitats and, when repeated, how these metrics change over time</w:t>
-      </w:r>
-      <w:r>
-        <w:t xml:space="preserve"> </w:t>
-      </w:r>
-      <w:r>
-        <w:fldChar w:fldCharType="begin"/>
-      </w:r>
-      <w:r>
-        <w:instrText xml:space="preserve"> ADDIN ZOTERO_ITEM CSL_CITATION {"citationID":"NYicKjQN","properties":{"unsorted":false,"formattedCitation":"(Portt et al. 2006)","plainCitation":"(Portt et al. 2006)","noteIndex":0},"citationItems":[{"id":3880,"uris":["http://zotero.org/users/local/6gGbWaws/items/R4PEY95R"],"itemData":{"id":3880,"type":"article-journal","issue":"2604","language":"en","publisher":"Canadian Technical Report of Fisheries and Aquatic Sciences","source":"Zotero","title":"A review of fish sampling methods commonly used in Canadian freshwater habitats.","author":[{"family":"Portt","given":"C B"},{"family":"Coker","given":"G A"},{"family":"Ming","given":"D L"},{"family":"Randall","given":"R G"}],"issued":{"date-parts":[["2006"]]}}}],"schema":"https://github.com/citation-style-language/schema/raw/master/csl-citation.json"} </w:instrText>
-      </w:r>
-      <w:r>
-        <w:fldChar w:fldCharType="separate"/>
-      </w:r>
-      <w:r>
-        <w:rPr>
-          <w:noProof/>
-        </w:rPr>
-        <w:t>(Portt et al. 2006)</w:t>
-      </w:r>
-      <w:r>
-        <w:fldChar w:fldCharType="end"/>
-      </w:r>
-      <w:r>
-        <w:t>. Together, these tools offer a powerful approach for assessing whether small fish couple lake and creek habitats and whether the degree of habitat coupling varies throughout the year.</w:t>
-      </w:r>
-    </w:p>
-    <w:p>
-      <w:pPr>
-        <w:spacing w:after="240"/>
-        <w:jc w:val="both"/>
-      </w:pPr>
-      <w:r>
-        <w:t>In this study, we integrate stable isotope analysis, acoustic telemetry, and seasonal netting surveys to examine the foraging and habitat use of highly abundant prey fish species in Algonquin Park, Ontario. Specifically, we assess whether the golden shiner (</w:t>
-      </w:r>
-      <w:proofErr w:type="spellStart"/>
+        <w:t>Notemigonus</w:t>
+      </w:r>
+      <w:proofErr w:type="spellEnd"/>
       <w:r>
         <w:rPr>
           <w:i/>
           <w:iCs/>
         </w:rPr>
-        <w:t>Notemigonus</w:t>
-      </w:r>
-      <w:proofErr w:type="spellEnd"/>
+        <w:t xml:space="preserve"> </w:t>
+      </w:r>
+      <w:proofErr w:type="spellStart"/>
       <w:r>
         <w:rPr>
           <w:i/>
           <w:iCs/>
         </w:rPr>
-        <w:t xml:space="preserve"> </w:t>
-      </w:r>
-      <w:proofErr w:type="spellStart"/>
+        <w:t>crysoleucas</w:t>
+      </w:r>
+      <w:proofErr w:type="spellEnd"/>
       <w:r>
         <w:rPr>
           <w:i/>
           <w:iCs/>
         </w:rPr>
-        <w:t>crysoleucas</w:t>
-      </w:r>
-      <w:proofErr w:type="spellEnd"/>
+        <w:t>)</w:t>
+      </w:r>
+      <w:r>
+        <w:t xml:space="preserve"> and common shiner (</w:t>
+      </w:r>
+      <w:proofErr w:type="spellStart"/>
       <w:r>
         <w:rPr>
           <w:i/>
           <w:iCs/>
         </w:rPr>
-        <w:t>)</w:t>
-      </w:r>
-      <w:r>
-        <w:t xml:space="preserve"> and common shiner (</w:t>
-      </w:r>
-      <w:proofErr w:type="spellStart"/>
+        <w:t>Luxilus</w:t>
+      </w:r>
+      <w:proofErr w:type="spellEnd"/>
       <w:r>
         <w:rPr>
           <w:i/>
           <w:iCs/>
         </w:rPr>
-        <w:t>Luxilus</w:t>
-      </w:r>
-      <w:proofErr w:type="spellEnd"/>
+        <w:t xml:space="preserve"> </w:t>
+      </w:r>
+      <w:proofErr w:type="spellStart"/>
       <w:r>
         <w:rPr>
           <w:i/>
           <w:iCs/>
         </w:rPr>
-        <w:t xml:space="preserve"> </w:t>
-      </w:r>
-      <w:proofErr w:type="spellStart"/>
-      <w:r>
-        <w:rPr>
-          <w:i/>
-          <w:iCs/>
-        </w:rPr>
         <w:t>cornutus</w:t>
       </w:r>
       <w:proofErr w:type="spellEnd"/>
@@ -1545,6 +1522,8 @@
         </w:rPr>
       </w:pPr>
       <w:bookmarkStart w:id="3" w:name="_Toc215069630"/>
+      <w:bookmarkStart w:id="4" w:name="OLE_LINK3"/>
+      <w:bookmarkStart w:id="5" w:name="OLE_LINK4"/>
       <w:r>
         <w:rPr>
           <w:rFonts w:ascii="Times New Roman" w:hAnsi="Times New Roman" w:cs="Times New Roman"/>
@@ -1562,14 +1541,14 @@
           <w:color w:val="auto"/>
         </w:rPr>
       </w:pPr>
-      <w:bookmarkStart w:id="4" w:name="_Toc215069631"/>
+      <w:bookmarkStart w:id="6" w:name="_Toc215069631"/>
       <w:r>
         <w:rPr>
           <w:color w:val="auto"/>
         </w:rPr>
         <w:t>Study System</w:t>
       </w:r>
-      <w:bookmarkEnd w:id="4"/>
+      <w:bookmarkEnd w:id="6"/>
     </w:p>
     <w:p>
       <w:pPr>
@@ -1586,7 +1565,22 @@
         <w:t>45.50°N–45.85°N, 78.30°W–78.50°W</w:t>
       </w:r>
       <w:r>
-        <w:t>). Lake Opeongo is a large, oligotrophic, dimictic lake with a surface area of 5154.2 ha and a maximum depth of 49.4</w:t>
+        <w:t xml:space="preserve">). Lake Opeongo is a large, oligotrophic, dimictic lake with a surface area of </w:t>
+      </w:r>
+      <w:r>
+        <w:t>5,860 ha</w:t>
+      </w:r>
+      <w:r>
+        <w:t xml:space="preserve"> and a </w:t>
+      </w:r>
+      <w:r>
+        <w:t>mean</w:t>
+      </w:r>
+      <w:r>
+        <w:t xml:space="preserve"> depth of </w:t>
+      </w:r>
+      <w:r>
+        <w:t>14.8</w:t>
       </w:r>
       <w:r>
         <w:t xml:space="preserve"> </w:t>
@@ -1601,7 +1595,7 @@
         <w:fldChar w:fldCharType="begin"/>
       </w:r>
       <w:r>
-        <w:instrText xml:space="preserve"> ADDIN ZOTERO_ITEM CSL_CITATION {"citationID":"BCpvivBn","properties":{"unsorted":false,"formattedCitation":"(Ridgway et al. 2017)","plainCitation":"(Ridgway et al. 2017)","noteIndex":0},"citationItems":[{"id":2741,"uris":["http://zotero.org/users/local/6gGbWaws/items/D43JESW7"],"itemData":{"id":2741,"type":"article-journal","container-title":"Information Report IR–10. 203 p.","language":"en","publisher":"Ontario Ministry of Natural Resources and Forestry, Science and Research Branch, Peterborough, ON.","source":"Zotero","title":"Aquatic ecology, history, and diversity of Algonquin Provincial Park","author":[{"family":"Ridgway","given":"Mark"},{"family":"Middel","given":"Trevor"},{"family":"Bell","given":"Allan"}],"issued":{"date-parts":[["2017"]]}}}],"schema":"https://github.com/citation-style-language/schema/raw/master/csl-citation.json"} </w:instrText>
+        <w:instrText xml:space="preserve"> ADDIN ZOTERO_ITEM CSL_CITATION {"citationID":"1Rvwru73","properties":{"unsorted":false,"formattedCitation":"(Ridgway et al. 2017, Challice et al. 2019)","plainCitation":"(Ridgway et al. 2017, Challice et al. 2019)","noteIndex":0},"citationItems":[{"id":2741,"uris":["http://zotero.org/users/local/6gGbWaws/items/D43JESW7"],"itemData":{"id":2741,"type":"article-journal","container-title":"Information Report IR–10. 203 p.","language":"en","publisher":"Ontario Ministry of Natural Resources and Forestry, Science and Research Branch, Peterborough, ON.","source":"Zotero","title":"Aquatic ecology, history, and diversity of Algonquin Provincial Park","author":[{"family":"Ridgway","given":"Mark"},{"family":"Middel","given":"Trevor"},{"family":"Bell","given":"Allan"}],"issued":{"date-parts":[["2017"]]}}},{"id":3912,"uris":["http://zotero.org/users/local/6gGbWaws/items/2ZJ4ZRAR"],"itemData":{"id":3912,"type":"article-journal","abstract":"Habitat occupancy patterns of lake trout (Salvelinus namaycush) and lake whitefish (Coregonus clupeaformis) in two large Canadian Shield lakes were modelled based on detections of fish from repeated depth-stratified surveys over several summers. Lake trout and lake whitefish consistently occupied sites outside traditional thermal envelopes and were not detected at some sites within these ranges. This included the metalimnion and shallow epilimnion for lake trout and lake whitefish in Lake Opeongo. Physical habitat covariates were not important in defining lake trout habitat in both lakes. Physical habitat as represented by the hardness/softness gradient based on acoustic substrate surveys was important for lake whitefish in Lake Opeongo but not in Smoke Lake. In addition, thermal envelopes for lake whitefish differed between the lakes possibly because of differences in substrate slope. The wash zone of lakes, where the thermocline contacts the substrate, appears to be a physical habitat feature for lake whitefish in some lakes. Lake whitefish also exhibited diurnal activity behaviour that was reflected through greater detection rates in the morning versus the afternoon. By accounting for imperfect detection, true estimated overall occupancy of lake trout and lake whitefish increased 0.15–0.30 over naïve occupancy. Thermal habitat envelopes for lake trout and lake whitefish are wider than previously thought. Lake trout occupied a consistent thermal habitat envelope while lake whitefish varied between lakes likely because of lake specific differences in basin morphology and wash zone.","container-title":"Ecology of Freshwater Fish","DOI":"10.1111/eff.12479","ISSN":"1600-0633","issue":"4","language":"en","license":"© 2019 John Wiley &amp; Sons A/S. Published by John Wiley &amp; Sons Ltd","note":"_eprint: https://onlinelibrary.wiley.com/doi/pdf/10.1111/eff.12479","page":"611-623","source":"Wiley Online Library","title":"Does habitat occupancy by lake trout and lake whitefish in large lakes match published thermal habitat envelopes?","volume":"28","author":[{"family":"Challice","given":"Adam R."},{"family":"Milne","given":"Scott W."},{"family":"Ridgway","given":"Mark S."}],"issued":{"date-parts":[["2019"]]}}}],"schema":"https://github.com/citation-style-language/schema/raw/master/csl-citation.json"} </w:instrText>
       </w:r>
       <w:r>
         <w:fldChar w:fldCharType="separate"/>
@@ -1610,16 +1604,64 @@
         <w:rPr>
           <w:noProof/>
         </w:rPr>
-        <w:t>(Ridgway et al. 2017)</w:t>
+        <w:t>(Ridgway et al. 2017, Challice et al. 2019)</w:t>
       </w:r>
       <w:r>
         <w:fldChar w:fldCharType="end"/>
       </w:r>
       <w:r>
-        <w:t>. Sproule Bay</w:t>
-      </w:r>
-      <w:r>
-        <w:t xml:space="preserve"> is typically ice-covered from late November through April. Costello Creek is a tributary of the Upper Madawaska tertiary watershed and the Opeongo River quaternary </w:t>
+        <w:t xml:space="preserve">, </w:t>
+      </w:r>
+      <w:r>
+        <w:t xml:space="preserve">while </w:t>
+      </w:r>
+      <w:r>
+        <w:t>Sproule Bay</w:t>
+      </w:r>
+      <w:r>
+        <w:t xml:space="preserve"> </w:t>
+      </w:r>
+      <w:r>
+        <w:t>covers approximately 161 ha</w:t>
+      </w:r>
+      <w:r>
+        <w:t>,</w:t>
+      </w:r>
+      <w:r>
+        <w:t xml:space="preserve"> does not exceed 10 m in depth,</w:t>
+      </w:r>
+      <w:r>
+        <w:t xml:space="preserve"> and is typically ice-covered from late November through April</w:t>
+      </w:r>
+      <w:r>
+        <w:t xml:space="preserve"> </w:t>
+      </w:r>
+      <w:r>
+        <w:fldChar w:fldCharType="begin"/>
+      </w:r>
+      <w:r>
+        <w:instrText xml:space="preserve"> ADDIN ZOTERO_ITEM CSL_CITATION {"citationID":"C9AQfayz","properties":{"unsorted":false,"formattedCitation":"(Consiglio, et al. 2024)","plainCitation":"(Consiglio, et al. 2024)","noteIndex":0},"citationItems":[{"id":3911,"uris":["http://zotero.org/users/local/6gGbWaws/items/AY8SGGBN"],"itemData":{"id":3911,"type":"article-journal","container-title":"Ontario Recovery Strategy Series.","language":"en","publisher":"Ministry ofthe Environment, Conservation and Parks","publisher-place":"Peterborough, Ontario","source":"Zotero","title":"Recovery Strategy for the LakeWhitefish (Coregonus clupeaformis) – Opeongo Lake large- and small-bodiedpopulations in Ontario.","author":[{"family":"Consiglio,","given":"J"},{"family":"Knight","given":"T"},{"family":"McCrum","given":"A"}],"issued":{"date-parts":[["2024"]]}}}],"schema":"https://github.com/citation-style-language/schema/raw/master/csl-citation.json"} </w:instrText>
+      </w:r>
+      <w:r>
+        <w:fldChar w:fldCharType="separate"/>
+      </w:r>
+      <w:r>
+        <w:rPr>
+          <w:noProof/>
+        </w:rPr>
+        <w:t>(Consiglio, et al. 2024)</w:t>
+      </w:r>
+      <w:r>
+        <w:fldChar w:fldCharType="end"/>
+      </w:r>
+      <w:r>
+        <w:t>.</w:t>
+      </w:r>
+      <w:r>
+        <w:t xml:space="preserve"> </w:t>
+      </w:r>
+      <w:r>
+        <w:t xml:space="preserve">Costello Creek is a tributary of the Upper Madawaska tertiary watershed and the Opeongo River quaternary </w:t>
       </w:r>
       <w:r>
         <w:t>watershed and</w:t>
@@ -1672,12 +1714,20 @@
         <w:t>the narrower</w:t>
       </w:r>
       <w:r>
-        <w:t xml:space="preserve"> spruce bog, and we considered fish captured or detected within an approximately 100 m stretch between these delineated habitats as occupying a transition habitat.</w:t>
+        <w:t xml:space="preserve"> spruce bog, and we considered fish captured or detected within an approximately 1</w:t>
+      </w:r>
+      <w:r>
+        <w:t>5</w:t>
+      </w:r>
+      <w:r>
+        <w:t>0 m stretch between these delineated habitats as occupying a transition habitat.</w:t>
       </w:r>
       <w:r>
         <w:t xml:space="preserve"> </w:t>
       </w:r>
     </w:p>
+    <w:bookmarkEnd w:id="4"/>
+    <w:bookmarkEnd w:id="5"/>
     <w:p>
       <w:pPr>
         <w:spacing w:after="240"/>
@@ -1769,11 +1819,7 @@
       </w:r>
       <w:proofErr w:type="spellEnd"/>
       <w:r>
-        <w:t xml:space="preserve">), yellow perch </w:t>
-      </w:r>
-      <w:r>
-        <w:lastRenderedPageBreak/>
-        <w:t>(</w:t>
+        <w:t>), yellow perch (</w:t>
       </w:r>
       <w:proofErr w:type="spellStart"/>
       <w:r>
@@ -1830,6 +1876,7 @@
       </w:r>
       <w:proofErr w:type="spellStart"/>
       <w:r>
+        <w:lastRenderedPageBreak/>
         <w:t>leuciscid</w:t>
       </w:r>
       <w:proofErr w:type="spellEnd"/>
@@ -2382,7 +2429,34 @@
         <w:jc w:val="both"/>
       </w:pPr>
       <w:r>
-        <w:t xml:space="preserve">We employed stable isotope analysis to </w:t>
+        <w:t xml:space="preserve">We employed stable isotope analysis </w:t>
+      </w:r>
+      <w:r>
+        <w:t xml:space="preserve">of </w:t>
+      </w:r>
+      <w:r>
+        <w:t>δ</w:t>
+      </w:r>
+      <w:r>
+        <w:rPr>
+          <w:vertAlign w:val="superscript"/>
+        </w:rPr>
+        <w:t>13</w:t>
+      </w:r>
+      <w:r>
+        <w:t>C or δ</w:t>
+      </w:r>
+      <w:r>
+        <w:rPr>
+          <w:vertAlign w:val="superscript"/>
+        </w:rPr>
+        <w:t>15</w:t>
+      </w:r>
+      <w:r>
+        <w:t xml:space="preserve">N </w:t>
+      </w:r>
+      <w:r>
+        <w:t xml:space="preserve">to </w:t>
       </w:r>
       <w:r>
         <w:t>examine</w:t>
@@ -2487,7 +2561,10 @@
         <w:t>sp</w:t>
       </w:r>
       <w:r>
-        <w:t xml:space="preserve">.) to estimate baseline isotopic signatures in lake and creek habitats. </w:t>
+        <w:t>.)</w:t>
+      </w:r>
+      <w:r>
+        <w:t xml:space="preserve">. </w:t>
       </w:r>
     </w:p>
     <w:p>
@@ -2725,13 +2802,28 @@
         <w:fldChar w:fldCharType="end"/>
       </w:r>
       <w:r>
-        <w:t xml:space="preserve">, we repeated our analyses using non–lipid-corrected values and found qualitatively similar patterns to those presented in the proceeding sections (Figure </w:t>
+        <w:t xml:space="preserve">, we repeated our analyses using non–lipid-corrected values and found </w:t>
+      </w:r>
+      <w:r>
+        <w:t>consistent</w:t>
+      </w:r>
+      <w:r>
+        <w:t xml:space="preserve"> patterns</w:t>
+      </w:r>
+      <w:r>
+        <w:t xml:space="preserve"> of foraging behaviour</w:t>
+      </w:r>
+      <w:r>
+        <w:t xml:space="preserve"> to those presented in the proceeding sections (Figure </w:t>
       </w:r>
       <w:r>
         <w:t>S</w:t>
       </w:r>
       <w:r>
-        <w:t xml:space="preserve">2). </w:t>
+        <w:t>3</w:t>
+      </w:r>
+      <w:r>
+        <w:t xml:space="preserve">). </w:t>
       </w:r>
     </w:p>
     <w:p>
@@ -2766,16 +2858,43 @@
         <w:spacing w:after="240"/>
         <w:jc w:val="both"/>
       </w:pPr>
-      <w:bookmarkStart w:id="5" w:name="OLE_LINK30"/>
-      <w:bookmarkStart w:id="6" w:name="OLE_LINK31"/>
-      <w:r>
-        <w:t xml:space="preserve">To </w:t>
-      </w:r>
-      <w:r>
-        <w:t>evaluate the foraging behaviour of shiners captured across lake and creek habitats seasonally</w:t>
-      </w:r>
-      <w:r>
-        <w:t xml:space="preserve">, we calculated the proportion of lake-derived carbon in each fish’s liver tissue using a two-source </w:t>
+      <w:bookmarkStart w:id="7" w:name="OLE_LINK30"/>
+      <w:bookmarkStart w:id="8" w:name="OLE_LINK31"/>
+      <w:r>
+        <w:t>To evaluate the foraging behaviour of shiners captured across lake and creek habitats seasonally, we estimated the proportion of lake-derived carbon in liver tissues using a two-source stable isotope mixing model</w:t>
+      </w:r>
+      <w:r>
+        <w:t xml:space="preserve"> </w:t>
+      </w:r>
+      <w:r>
+        <w:fldChar w:fldCharType="begin"/>
+      </w:r>
+      <w:r>
+        <w:instrText xml:space="preserve"> ADDIN ZOTERO_ITEM CSL_CITATION {"citationID":"pIwiBioF","properties":{"unsorted":false,"formattedCitation":"(Post 2002)","plainCitation":"(Post 2002)","noteIndex":0},"citationItems":[{"id":2799,"uris":["http://zotero.org/users/local/6gGbWaws/items/324R9G7J"],"itemData":{"id":2799,"type":"article-journal","abstract":"The stable isotopes of nitrogen (δ15N) and carbon (δ13C) provide powerful tools for estimating the trophic positions of and carbon flow to consumers in food webs; however, the isotopic signature of a consumer alone is not generally sufficient to infer trophic position or carbon source without an appropriate isotopic baseline. In this paper, I develop and discuss methods for generating an isotopic baseline and evaluate the assumptions required to estimate the trophic position of consumers using stable isotopes in multiple ecosystem studies. I test the ability of two primary consumers, surface-grazing snails and filter-feeding mussels, to capture the spatial and temporal variation at the base of aquatic food webs. I find that snails reflect the isotopic signature of the base of the littoral food web, mussels reflect the isotopic signature of the pelagic food web, and together they provide a good isotopic baseline for estimating trophic position of secondary or higher trophic level consumers in lake ecosystems. Then, using data from 25 north temperate lakes, I evaluate how δ15N and δ13C of the base of aquatic food webs varies both among lakes and between the littoral and pelagic food webs within lakes. Using data from the literature, I show that the mean trophic fractionation of δ15N is 3.4‰ (1 sd = 1‰) and of δ13C is 0.4‰ (1 sd = 1.3‰), and that both, even though variable, are widely applicable. A sensitivity analysis reveals that estimates of trophic position are very sensitive to assumptions about the trophic fractionation of δ15N, moderately sensitive to different methods for generating an isotopic baseline, and not sensitive to assumptions about the trophic fractionation of δ13C when δ13C is used to estimate the proportion of nitrogen in a consumer derived from two sources. Finally, I compare my recommendations for generating an isotopic baseline to an alternative model proposed by M. J. Vander Zanden and J. B. Rasmussen. With an appropriate isotopic baseline and an appreciation of the underlying assumptions and model sensitivity, stable isotopes can help answer some of the most difficult questions in food web ecology.","container-title":"Ecology","DOI":"10.1890/0012-9658(2002)083[0703:USITET]2.0.CO;2","ISSN":"1939-9170","issue":"3","language":"en","license":"© 2002 by the Ecological Society of America","note":"_eprint: https://esajournals.onlinelibrary.wiley.com/doi/pdf/10.1890/0012-9658%282002%29083%5B0703%3AUSITET%5D2.0.CO%3B2","page":"703-718","source":"Wiley Online Library","title":"Using Stable Isotopes to Estimate Trophic Position: Models, Methods, and Assumptions","title-short":"Using Stable Isotopes to Estimate Trophic Position","volume":"83","author":[{"family":"Post","given":"David M."}],"issued":{"date-parts":[["2002"]]}}}],"schema":"https://github.com/citation-style-language/schema/raw/master/csl-citation.json"} </w:instrText>
+      </w:r>
+      <w:r>
+        <w:fldChar w:fldCharType="separate"/>
+      </w:r>
+      <w:r>
+        <w:rPr>
+          <w:noProof/>
+        </w:rPr>
+        <w:t>(Post 2002)</w:t>
+      </w:r>
+      <w:r>
+        <w:fldChar w:fldCharType="end"/>
+      </w:r>
+      <w:r>
+        <w:t xml:space="preserve">. </w:t>
+      </w:r>
+      <w:r>
+        <w:t xml:space="preserve">For each individual, alpha (α; the proportion of assimilated carbon derived from lake </w:t>
+      </w:r>
+      <w:r>
+        <w:t>re</w:t>
+      </w:r>
+      <w:r>
+        <w:t xml:space="preserve">sources) was calculated from liver tissue </w:t>
       </w:r>
       <w:r>
         <w:t>δ</w:t>
@@ -2790,16 +2909,78 @@
         <w:t>C</w:t>
       </w:r>
       <w:r>
+        <w:t xml:space="preserve"> values using the creek and lake mayfly</w:t>
+      </w:r>
+      <w:r>
         <w:t xml:space="preserve"> </w:t>
       </w:r>
       <w:r>
-        <w:t xml:space="preserve">mixing model </w:t>
+        <w:t>δ</w:t>
+      </w:r>
+      <w:r>
+        <w:rPr>
+          <w:vertAlign w:val="superscript"/>
+        </w:rPr>
+        <w:t>13</w:t>
+      </w:r>
+      <w:r>
+        <w:t>C</w:t>
+      </w:r>
+      <w:r>
+        <w:t xml:space="preserve"> baselines as endpoints (Equation 1), with estimates constrained between 0 </w:t>
+      </w:r>
+      <w:r>
+        <w:t xml:space="preserve">and 1. </w:t>
+      </w:r>
+      <w:r>
+        <w:t xml:space="preserve">Trophic position was then estimated for each individual using the α value derived from Equation 1, in which the baseline </w:t>
+      </w:r>
+      <w:bookmarkStart w:id="9" w:name="_Hlk224888132"/>
+      <w:r>
+        <w:t>δ</w:t>
+      </w:r>
+      <w:r>
+        <w:rPr>
+          <w:vertAlign w:val="superscript"/>
+        </w:rPr>
+        <w:t>15</w:t>
+      </w:r>
+      <w:r>
+        <w:t>N</w:t>
+      </w:r>
+      <w:bookmarkEnd w:id="9"/>
+      <w:r>
+        <w:t xml:space="preserve"> was calculated as a weighted average of the creek and lake mayfly</w:t>
+      </w:r>
+      <w:r>
+        <w:t xml:space="preserve"> </w:t>
+      </w:r>
+      <w:r>
+        <w:t>δ</w:t>
+      </w:r>
+      <w:r>
+        <w:rPr>
+          <w:vertAlign w:val="superscript"/>
+        </w:rPr>
+        <w:t>15</w:t>
+      </w:r>
+      <w:r>
+        <w:t>N</w:t>
+      </w:r>
+      <w:r>
+        <w:t xml:space="preserve"> </w:t>
+      </w:r>
+      <w:r>
+        <w:t>values proportional to each individual’s estimated lake-derived carbon contribution (Equation 2). A trophic fractionation factor of 3.4‰ per trophic level was assumed throughout</w:t>
+      </w:r>
+      <w:r>
+        <w:t xml:space="preserve"> </w:t>
       </w:r>
       <w:r>
         <w:fldChar w:fldCharType="begin"/>
       </w:r>
       <w:r>
-        <w:instrText xml:space="preserve"> ADDIN ZOTERO_ITEM CSL_CITATION {"citationID":"Doy3qMHf","properties":{"unsorted":false,"formattedCitation":"(Post 2002)","plainCitation":"(Post 2002)","noteIndex":0},"citationItems":[{"id":2799,"uris":["http://zotero.org/users/local/6gGbWaws/items/324R9G7J"],"itemData":{"id":2799,"type":"article-journal","abstract":"The stable isotopes of nitrogen (δ15N) and carbon (δ13C) provide powerful tools for estimating the trophic positions of and carbon flow to consumers in food webs; however, the isotopic signature of a consumer alone is not generally sufficient to infer trophic position or carbon source without an appropriate isotopic baseline. In this paper, I develop and discuss methods for generating an isotopic baseline and evaluate the assumptions required to estimate the trophic position of consumers using stable isotopes in multiple ecosystem studies. I test the ability of two primary consumers, surface-grazing snails and filter-feeding mussels, to capture the spatial and temporal variation at the base of aquatic food webs. I find that snails reflect the isotopic signature of the base of the littoral food web, mussels reflect the isotopic signature of the pelagic food web, and together they provide a good isotopic baseline for estimating trophic position of secondary or higher trophic level consumers in lake ecosystems. Then, using data from 25 north temperate lakes, I evaluate how δ15N and δ13C of the base of aquatic food webs varies both among lakes and between the littoral and pelagic food webs within lakes. Using data from the literature, I show that the mean trophic fractionation of δ15N is 3.4‰ (1 sd = 1‰) and of δ13C is 0.4‰ (1 sd = 1.3‰), and that both, even though variable, are widely applicable. A sensitivity analysis reveals that estimates of trophic position are very sensitive to assumptions about the trophic fractionation of δ15N, moderately sensitive to different methods for generating an isotopic baseline, and not sensitive to assumptions about the trophic fractionation of δ13C when δ13C is used to estimate the proportion of nitrogen in a consumer derived from two sources. Finally, I compare my recommendations for generating an isotopic baseline to an alternative model proposed by M. J. Vander Zanden and J. B. Rasmussen. With an appropriate isotopic baseline and an appreciation of the underlying assumptions and model sensitivity, stable isotopes can help answer some of the most difficult questions in food web ecology.","container-title":"Ecology","DOI":"10.1890/0012-9658(2002)083[0703:USITET]2.0.CO;2","ISSN":"1939-9170","issue":"3","language":"en","license":"© 2002 by the Ecological Society of America","note":"_eprint: https://esajournals.onlinelibrary.wiley.com/doi/pdf/10.1890/0012-9658%282002%29083%5B0703%3AUSITET%5D2.0.CO%3B2","page":"703-718","source":"Wiley Online Library","title":"Using Stable Isotopes to Estimate Trophic Position: Models, Methods, and Assumptions","title-short":"Using Stable Isotopes to Estimate Trophic Position","volume":"83","author":[{"family":"Post","given":"David M."}],"issued":{"date-parts":[["2002"]]}}}],"schema":"https://github.com/citation-style-language/schema/raw/master/csl-citation.json"} </w:instrText>
+        <w:instrText xml:space="preserve"> ADDIN ZOTERO_ITEM CSL_CITATION {"citationID":"3vt03m2p","properties":{"unsorted":false,"formattedCitation":"(Post 2002)","plainCitation":"(Post 2002)","noteIndex":0},"citationItems":[{"id":2799,"uris":["http://zotero.org/users/local/6gGbWaws/items/324R9G7J"],"itemData":{"id":2799,"type":"article-journal","abstract":"The stable isotopes of nitrogen (δ15N) and carbon (δ13C) provide powerful tools for estimating the trophic positions of and carbon flow to consumers in food webs; however, the isotopic signature of a consumer alone is not generally sufficient to infer trophic position or carbon source without an appropriate isotopic baseline. In this paper, I develop and discuss methods for generating an isotopic baseline and evaluate the assumptions required to estimate the trophic position of consumers using stable isotopes in multiple ecosystem studies. I test the ability of two primary consumers, surface-grazing snails and filter-feeding mussels, to capture the spatial and temporal variation at the base of aquatic food webs. I find that snails reflect the isotopic signature of the base of the littoral food web, mussels reflect the isotopic signature of the pelagic food web, and together they provide a good isotopic baseline for estimating trophic position of secondary or higher trophic level consumers in lake ecosystems. Then, using data from 25 north temperate lakes, I evaluate how δ15N and δ13C of the base of aquatic food webs varies both among lakes and between the littoral and pelagic food webs within lakes. Using data from the literature, I show that the mean trophic fractionation of δ15N is 3.4‰ (1 sd = 1‰) and of δ13C is 0.4‰ (1 sd = 1.3‰), and that both, even though variable, are widely applicable. A sensitivity analysis reveals that estimates of trophic position are very sensitive to assumptions about the trophic fractionation of δ15N, moderately sensitive to different methods for generating an isotopic baseline, and not sensitive to assumptions about the trophic fractionation of δ13C when δ13C is used to estimate the proportion of nitrogen in a consumer derived from two sources. Finally, I compare my recommendations for generating an isotopic baseline to an alternative model proposed by M. J. Vander Zanden and J. B. Rasmussen. With an appropriate isotopic baseline and an appreciation of the underlying assumptions and model sensitivity, stable isotopes can help answer some of the most difficult questions in food web ecology.","container-title":"Ecology","DOI":"10.1890/0012-9658(2002)083[0703:USITET]2.0.CO;2","ISSN":"1939-9170","issue":"3","language":"en","license":"© 2002 by the Ecological Society of America","note":"_eprint: https://esajournals.onlinelibrary.wiley.com/doi/pdf/10.1890/0012-9658%282002%29083%5B0703%3AUSITET%5D2.0.CO%3B2","page":"703-718","source":"Wiley Online Library","title":"Using Stable Isotopes to Estimate Trophic Position: Models, Methods, and Assumptions","title-short":"Using Stable Isotopes to Estimate Trophic Position","volume":"83","author":[{"family":"Post","given":"David M."}],"issued":{"date-parts":[["2002"]]}}}],"schema":"https://github.com/citation-style-language/schema/raw/master/csl-citation.json"} </w:instrText>
       </w:r>
       <w:r>
         <w:fldChar w:fldCharType="separate"/>
@@ -2814,7 +2995,13 @@
         <w:fldChar w:fldCharType="end"/>
       </w:r>
       <w:r>
-        <w:t xml:space="preserve">. Each consumer’s </w:t>
+        <w:t xml:space="preserve">. </w:t>
+      </w:r>
+      <w:r>
+        <w:t>Note that we</w:t>
+      </w:r>
+      <w:r>
+        <w:t xml:space="preserve"> use only mayflies as baselines in our analyses of shiner foraging, as mussels in the creek were heavily enriched in </w:t>
       </w:r>
       <w:r>
         <w:t>δ</w:t>
@@ -2823,109 +3010,67 @@
         <w:rPr>
           <w:vertAlign w:val="superscript"/>
         </w:rPr>
-        <w:t>13</w:t>
-      </w:r>
-      <w:r>
-        <w:t>C</w:t>
-      </w:r>
-      <w:r>
-        <w:t xml:space="preserve"> </w:t>
-      </w:r>
-      <w:r>
-        <w:t xml:space="preserve">value was interpolated between the mean </w:t>
-      </w:r>
-      <w:r>
-        <w:t>δ</w:t>
-      </w:r>
-      <w:r>
-        <w:rPr>
-          <w:vertAlign w:val="superscript"/>
-        </w:rPr>
-        <w:t>13</w:t>
-      </w:r>
-      <w:r>
-        <w:t>C</w:t>
-      </w:r>
-      <w:r>
-        <w:t xml:space="preserve"> </w:t>
-      </w:r>
-      <w:r>
-        <w:t xml:space="preserve">of creek and lake mayfly baselines according to Equation 1, and estimates were constrained between 0 and 1. Trophic position was then estimated for each individual using a habitat-weighted </w:t>
-      </w:r>
-      <w:r>
-        <w:t>δ</w:t>
-      </w:r>
-      <w:r>
-        <w:rPr>
-          <w:vertAlign w:val="superscript"/>
-        </w:rPr>
         <w:t>15</w:t>
       </w:r>
       <w:r>
         <w:t>N</w:t>
       </w:r>
       <w:r>
-        <w:t xml:space="preserve"> </w:t>
-      </w:r>
-      <w:r>
-        <w:t xml:space="preserve">approach </w:t>
-      </w:r>
-      <w:r>
-        <w:fldChar w:fldCharType="begin"/>
-      </w:r>
-      <w:r>
-        <w:instrText xml:space="preserve"> ADDIN ZOTERO_ITEM CSL_CITATION {"citationID":"jfdNZbdr","properties":{"unsorted":false,"formattedCitation":"(Post 2002)","plainCitation":"(Post 2002)","noteIndex":0},"citationItems":[{"id":2799,"uris":["http://zotero.org/users/local/6gGbWaws/items/324R9G7J"],"itemData":{"id":2799,"type":"article-journal","abstract":"The stable isotopes of nitrogen (δ15N) and carbon (δ13C) provide powerful tools for estimating the trophic positions of and carbon flow to consumers in food webs; however, the isotopic signature of a consumer alone is not generally sufficient to infer trophic position or carbon source without an appropriate isotopic baseline. In this paper, I develop and discuss methods for generating an isotopic baseline and evaluate the assumptions required to estimate the trophic position of consumers using stable isotopes in multiple ecosystem studies. I test the ability of two primary consumers, surface-grazing snails and filter-feeding mussels, to capture the spatial and temporal variation at the base of aquatic food webs. I find that snails reflect the isotopic signature of the base of the littoral food web, mussels reflect the isotopic signature of the pelagic food web, and together they provide a good isotopic baseline for estimating trophic position of secondary or higher trophic level consumers in lake ecosystems. Then, using data from 25 north temperate lakes, I evaluate how δ15N and δ13C of the base of aquatic food webs varies both among lakes and between the littoral and pelagic food webs within lakes. Using data from the literature, I show that the mean trophic fractionation of δ15N is 3.4‰ (1 sd = 1‰) and of δ13C is 0.4‰ (1 sd = 1.3‰), and that both, even though variable, are widely applicable. A sensitivity analysis reveals that estimates of trophic position are very sensitive to assumptions about the trophic fractionation of δ15N, moderately sensitive to different methods for generating an isotopic baseline, and not sensitive to assumptions about the trophic fractionation of δ13C when δ13C is used to estimate the proportion of nitrogen in a consumer derived from two sources. Finally, I compare my recommendations for generating an isotopic baseline to an alternative model proposed by M. J. Vander Zanden and J. B. Rasmussen. With an appropriate isotopic baseline and an appreciation of the underlying assumptions and model sensitivity, stable isotopes can help answer some of the most difficult questions in food web ecology.","container-title":"Ecology","DOI":"10.1890/0012-9658(2002)083[0703:USITET]2.0.CO;2","ISSN":"1939-9170","issue":"3","language":"en","license":"© 2002 by the Ecological Society of America","note":"_eprint: https://esajournals.onlinelibrary.wiley.com/doi/pdf/10.1890/0012-9658%282002%29083%5B0703%3AUSITET%5D2.0.CO%3B2","page":"703-718","source":"Wiley Online Library","title":"Using Stable Isotopes to Estimate Trophic Position: Models, Methods, and Assumptions","title-short":"Using Stable Isotopes to Estimate Trophic Position","volume":"83","author":[{"family":"Post","given":"David M."}],"issued":{"date-parts":[["2002"]]}}}],"schema":"https://github.com/citation-style-language/schema/raw/master/csl-citation.json"} </w:instrText>
-      </w:r>
-      <w:r>
-        <w:fldChar w:fldCharType="separate"/>
-      </w:r>
-      <w:r>
-        <w:rPr>
-          <w:noProof/>
-        </w:rPr>
-        <w:t>(Post 2002)</w:t>
-      </w:r>
-      <w:r>
-        <w:fldChar w:fldCharType="end"/>
-      </w:r>
-      <w:r>
-        <w:t xml:space="preserve">, where the expected baseline </w:t>
-      </w:r>
-      <w:r>
-        <w:t>δ</w:t>
-      </w:r>
-      <w:r>
-        <w:rPr>
-          <w:vertAlign w:val="superscript"/>
-        </w:rPr>
-        <w:t>15</w:t>
-      </w:r>
-      <w:r>
-        <w:t>N</w:t>
-      </w:r>
-      <w:r>
-        <w:t xml:space="preserve"> </w:t>
-      </w:r>
-      <w:r>
-        <w:t xml:space="preserve">was calculated as a weighted average of the creek and lake mayfly </w:t>
-      </w:r>
-      <w:r>
-        <w:t>δ</w:t>
-      </w:r>
-      <w:r>
-        <w:rPr>
-          <w:vertAlign w:val="superscript"/>
-        </w:rPr>
-        <w:t>15</w:t>
-      </w:r>
-      <w:r>
-        <w:t>N</w:t>
-      </w:r>
-      <w:r>
-        <w:t xml:space="preserve"> </w:t>
-      </w:r>
-      <w:r>
-        <w:t xml:space="preserve">values, weighted by the individual’s estimated proportion of lake-derived carbon, and a trophic fractionation factor of 3.4‰ per trophic level was assumed (Equation 2). </w:t>
+        <w:t xml:space="preserve">, which was likely due to white sucker </w:t>
+      </w:r>
+      <w:r>
+        <w:t>(</w:t>
+      </w:r>
+      <w:r>
+        <w:rPr>
+          <w:i/>
+          <w:iCs/>
+        </w:rPr>
+        <w:t xml:space="preserve">Catostomus </w:t>
+      </w:r>
+      <w:proofErr w:type="spellStart"/>
+      <w:r>
+        <w:rPr>
+          <w:i/>
+          <w:iCs/>
+        </w:rPr>
+        <w:t>commersonii</w:t>
+      </w:r>
+      <w:proofErr w:type="spellEnd"/>
+      <w:r>
+        <w:t xml:space="preserve">) </w:t>
+      </w:r>
+      <w:r>
+        <w:t>spawning over mussel beds in the creek habitat</w:t>
+      </w:r>
+      <w:r>
+        <w:t xml:space="preserve"> and the consumption of </w:t>
+      </w:r>
+      <w:r>
+        <w:t xml:space="preserve">secondary consumer </w:t>
+      </w:r>
+      <w:r>
+        <w:t>eggs by filter feeding mussels</w:t>
+      </w:r>
+      <w:r>
+        <w:t xml:space="preserve"> (</w:t>
+      </w:r>
+      <w:commentRangeStart w:id="10"/>
+      <w:r>
+        <w:t>C. A. Ward personal observation</w:t>
+      </w:r>
+      <w:r>
+        <w:t>; Figure S2</w:t>
+      </w:r>
+      <w:r>
+        <w:t>).</w:t>
+      </w:r>
+      <w:commentRangeEnd w:id="10"/>
+      <w:r>
+        <w:rPr>
+          <w:rStyle w:val="CommentReference"/>
+        </w:rPr>
+        <w:commentReference w:id="10"/>
       </w:r>
     </w:p>
     <w:p>
@@ -3549,8 +3694,8 @@
         <w:t>(2)</w:t>
       </w:r>
     </w:p>
-    <w:bookmarkEnd w:id="5"/>
-    <w:bookmarkEnd w:id="6"/>
+    <w:bookmarkEnd w:id="7"/>
+    <w:bookmarkEnd w:id="8"/>
     <w:p>
       <w:pPr>
         <w:jc w:val="both"/>
@@ -3559,10 +3704,22 @@
         <w:t>Differences in isotopic composition and derived isotopic metrics of shiners</w:t>
       </w:r>
       <w:r>
-        <w:t xml:space="preserve"> (proportion of lake derived carbon and trophic position)</w:t>
-      </w:r>
-      <w:r>
-        <w:t xml:space="preserve"> were analyzed using generalized linear models in R version 4.4.0. For raw isotope values, separate Gaussian generalized linear models were fitted for liver </w:t>
+        <w:t xml:space="preserve"> (proportion of lake derived carbon </w:t>
+      </w:r>
+      <w:r>
+        <w:t>(</w:t>
+      </w:r>
+      <w:r>
+        <w:t>α</w:t>
+      </w:r>
+      <w:r>
+        <w:t xml:space="preserve">) </w:t>
+      </w:r>
+      <w:r>
+        <w:t>and trophic position)</w:t>
+      </w:r>
+      <w:r>
+        <w:t xml:space="preserve"> were analyzed using generalized linear models in R version 4.4.0. For raw isotope values, Gaussian generalized linear models were fitted for liver </w:t>
       </w:r>
       <w:r>
         <w:t>δ</w:t>
@@ -3614,15 +3771,12 @@
         <w:fldChar w:fldCharType="begin"/>
       </w:r>
       <w:r>
-        <w:instrText xml:space="preserve"> ADDIN ZOTERO_ITEM CSL_CITATION {"citationID":"BDGS291i","properties":{"unsorted":false,"formattedCitation":"(Fox and Weisberg 2019)","plainCitation":"(Fox and Weisberg 2019)","noteIndex":0},"citationItems":[{"id":3890,"uris":["http://zotero.org/users/local/6gGbWaws/items/LN6IJVNK"],"itemData":{"id":3890,"type":"article-journal","publisher":"Sage","publisher-place":"Thousand Oaks CA","title":"An R Companion to Applied Regression, Third edition","author":[{"family":"Fox","given":"John"},{"family":"Weisberg","given":"Sanford"}],"issued":{"date-parts":[["2019"]]}}}],"schema":"https://github.com/citation-style-language/schema/raw/master/csl-citation.json"} </w:instrText>
+        <w:instrText xml:space="preserve"> ADDIN ZOTERO_ITEM CSL_CITATION {"citationID":"CD2bAIAe","properties":{"unsorted":false,"formattedCitation":"(Fox and Weisberg 2019)","plainCitation":"(Fox and Weisberg 2019)","noteIndex":0},"citationItems":[{"id":3890,"uris":["http://zotero.org/users/local/6gGbWaws/items/LN6IJVNK"],"itemData":{"id":3890,"type":"article-journal","publisher":"Sage","publisher-place":"Thousand Oaks CA","title":"An R Companion to Applied Regression, Third edition","author":[{"family":"Fox","given":"John"},{"family":"Weisberg","given":"Sanford"}],"issued":{"date-parts":[["2019"]]}}}],"schema":"https://github.com/citation-style-language/schema/raw/master/csl-citation.json"} </w:instrText>
       </w:r>
       <w:r>
         <w:fldChar w:fldCharType="separate"/>
       </w:r>
       <w:r>
-        <w:rPr>
-          <w:noProof/>
-        </w:rPr>
         <w:t>(Fox and Weisberg 2019)</w:t>
       </w:r>
       <w:r>
@@ -3650,7 +3804,7 @@
         <w:fldChar w:fldCharType="begin"/>
       </w:r>
       <w:r>
-        <w:instrText xml:space="preserve"> ADDIN ZOTERO_ITEM CSL_CITATION {"citationID":"4f4Q5aHt","properties":{"unsorted":false,"formattedCitation":"(Lenth et al. 2026)","plainCitation":"(Lenth et al. 2026)","noteIndex":0},"citationItems":[{"id":3891,"uris":["http://zotero.org/users/local/6gGbWaws/items/SSHWXXN2"],"itemData":{"id":3891,"type":"article-journal","container-title":"R package version 2.0","title":"Estimated Marginal Means, aka Least-Squares Means","author":[{"family":"Lenth","given":"Russell V."},{"family":"Piaskowski","given":"Julia"},{"family":"Banfai","given":"Balazs"},{"family":"Bolker","given":"Ben"},{"family":"Buerkner","given":"Paul"},{"family":"Giné-Vásquez","given":"Iago"},{"family":"Hervé","given":"Maxime"},{"family":"Jung","given":"Maarten"},{"family":"Love","given":"Jonathon"},{"family":"Miguez","given":"Fernando"},{"family":"RIebl","given":"Hannes"},{"family":"Singmann","given":"Henrik"}],"issued":{"date-parts":[["2026"]]}}}],"schema":"https://github.com/citation-style-language/schema/raw/master/csl-citation.json"} </w:instrText>
+        <w:instrText xml:space="preserve"> ADDIN ZOTERO_ITEM CSL_CITATION {"citationID":"4f4Q5aHt","properties":{"unsorted":false,"formattedCitation":"(Lenth et al. 2026)","plainCitation":"(Lenth et al. 2026)","noteIndex":0},"citationItems":[{"id":3891,"uris":["http://zotero.org/users/local/6gGbWaws/items/SSHWXXN2"],"itemData":{"id":3891,"type":"software","title":"Estimated Marginal Means, aka Least-Squares Means","author":[{"family":"Lenth","given":"Russell V."},{"family":"Piaskowski","given":"Julia"},{"family":"Banfai","given":"Balazs"},{"family":"Bolker","given":"Ben"},{"family":"Buerkner","given":"Paul"},{"family":"Giné-Vásquez","given":"Iago"},{"family":"Hervé","given":"Maxime"},{"family":"Jung","given":"Maarten"},{"family":"Love","given":"Jonathon"},{"family":"Miguez","given":"Fernando"},{"family":"RIebl","given":"Hannes"},{"family":"Singmann","given":"Henrik"}],"issued":{"date-parts":[["2026"]]}}}],"schema":"https://github.com/citation-style-language/schema/raw/master/csl-citation.json"} </w:instrText>
       </w:r>
       <w:r>
         <w:fldChar w:fldCharType="separate"/>
@@ -3680,6 +3834,7 @@
         <w:rPr>
           <w:color w:val="auto"/>
         </w:rPr>
+        <w:lastRenderedPageBreak/>
         <w:t xml:space="preserve">Habitat </w:t>
       </w:r>
       <w:r>
@@ -3755,11 +3910,7 @@
       </w:r>
       <w:proofErr w:type="spellEnd"/>
       <w:r>
-        <w:t xml:space="preserve">, </w:t>
-      </w:r>
-      <w:r>
-        <w:lastRenderedPageBreak/>
-        <w:t xml:space="preserve">Halifax, Nova Scotia). </w:t>
+        <w:t xml:space="preserve">, Halifax, Nova Scotia). </w:t>
       </w:r>
       <w:r>
         <w:rPr>
@@ -3810,6 +3961,92 @@
           <w:lang w:val="en-US"/>
         </w:rPr>
         <w:t xml:space="preserve"> tags with intermediate intervals of 80–160 s. Tagged shiners averaged 154 ± 10 mm in total length and 35 ± 8 g in weight, with transmitters representing ≤ 2% of body mass in water.</w:t>
+      </w:r>
+      <w:r>
+        <w:rPr>
+          <w:lang w:val="en-US"/>
+        </w:rPr>
+        <w:t xml:space="preserve"> </w:t>
+      </w:r>
+      <w:r>
+        <w:rPr>
+          <w:lang w:val="en-US"/>
+        </w:rPr>
+        <w:t>Given a tag battery life of approximately two months</w:t>
+      </w:r>
+      <w:r>
+        <w:rPr>
+          <w:lang w:val="en-US"/>
+        </w:rPr>
+        <w:t xml:space="preserve"> for </w:t>
+      </w:r>
+      <w:proofErr w:type="gramStart"/>
+      <w:r>
+        <w:rPr>
+          <w:lang w:val="en-US"/>
+        </w:rPr>
+        <w:t>the majority of</w:t>
+      </w:r>
+      <w:proofErr w:type="gramEnd"/>
+      <w:r>
+        <w:rPr>
+          <w:lang w:val="en-US"/>
+        </w:rPr>
+        <w:t xml:space="preserve"> tags</w:t>
+      </w:r>
+      <w:r>
+        <w:rPr>
+          <w:lang w:val="en-US"/>
+        </w:rPr>
+        <w:t xml:space="preserve">, fish were tagged in successive cohorts across multiple seasons to ensure temporal coverage throughout the study period. Tags were implanted </w:t>
+      </w:r>
+      <w:r>
+        <w:rPr>
+          <w:lang w:val="en-US"/>
+        </w:rPr>
+        <w:t>in</w:t>
+      </w:r>
+      <w:r>
+        <w:rPr>
+          <w:lang w:val="en-US"/>
+        </w:rPr>
+        <w:t xml:space="preserve"> spring, summer, and fall of 2023 </w:t>
+      </w:r>
+      <w:r>
+        <w:rPr>
+          <w:lang w:val="en-US"/>
+        </w:rPr>
+        <w:t>to 2025</w:t>
+      </w:r>
+      <w:r>
+        <w:rPr>
+          <w:lang w:val="en-US"/>
+        </w:rPr>
+        <w:t>, and fish were monitored from October 2023 through September 2025</w:t>
+      </w:r>
+      <w:r>
+        <w:rPr>
+          <w:lang w:val="en-US"/>
+        </w:rPr>
+        <w:t xml:space="preserve"> (see Figure S</w:t>
+      </w:r>
+      <w:r>
+        <w:rPr>
+          <w:lang w:val="en-US"/>
+        </w:rPr>
+        <w:t>6</w:t>
+      </w:r>
+      <w:r>
+        <w:rPr>
+          <w:lang w:val="en-US"/>
+        </w:rPr>
+        <w:t xml:space="preserve"> for abacus plot of tagged shiner detections through time)</w:t>
+      </w:r>
+      <w:r>
+        <w:rPr>
+          <w:lang w:val="en-US"/>
+        </w:rPr>
+        <w:t>.</w:t>
       </w:r>
     </w:p>
     <w:p>
@@ -3982,7 +4219,13 @@
         <w:t xml:space="preserve"> (lake or creek)</w:t>
       </w:r>
       <w:r>
-        <w:t xml:space="preserve"> to determine detection range in the different locations. To evaluate detection range in different habitats, drift tests were conducted on two receivers in each habitat type, including the transition zone between the lake and creek. On average, receivers in the lake detected transmitters at distances up to ~200 m, those in the creek up to ~65 m, and those in the transition zone up to ~100 m. When transmitters were placed directly within dense vegetation or behind creek meanders, detections were not made, indicating that detection probability was generally higher for fish occupying lake habitats than creek habitats.</w:t>
+        <w:t xml:space="preserve"> to determine detection range in the different locations. To evaluate detection range in different habitats, drift tests were conducted on two receivers in each habitat type, including the transition zone between the lake and creek. On average, receivers in the lake detected transmitters at distances up to ~200 m, those in the creek up to ~65 m, and those in the transition zone up to ~100 m. When transmitters were placed directly within dense vegetation or behind creek meanders, detections were not made, indicating that detection probability was </w:t>
+      </w:r>
+      <w:r>
+        <w:t xml:space="preserve">significantly </w:t>
+      </w:r>
+      <w:r>
+        <w:t>higher for fish occupying lake habitats than creek habitats.</w:t>
       </w:r>
     </w:p>
     <w:p>
@@ -4026,7 +4269,11 @@
         <w:t>Two</w:t>
       </w:r>
       <w:r>
-        <w:t xml:space="preserve"> tagged individuals that remained within detection range of a single receiver for the duration of their detection history were excluded from the final dataset, as this pattern is consistent with post-release mortality</w:t>
+        <w:t xml:space="preserve"> tagged individuals that remained within detection range of a single receiver for the duration of their detection history were </w:t>
+      </w:r>
+      <w:r>
+        <w:lastRenderedPageBreak/>
+        <w:t>excluded from the final dataset, as this pattern is consistent with post-release mortality</w:t>
       </w:r>
       <w:r>
         <w:t xml:space="preserve"> </w:t>
@@ -4035,7 +4282,7 @@
         <w:fldChar w:fldCharType="begin"/>
       </w:r>
       <w:r>
-        <w:instrText xml:space="preserve"> ADDIN ZOTERO_ITEM CSL_CITATION {"citationID":"pjTjI0b6","properties":{"unsorted":false,"formattedCitation":"(Klinard and Matley 2020)","plainCitation":"(Klinard and Matley 2020)","noteIndex":0},"citationItems":[{"id":3892,"uris":["http://zotero.org/users/local/6gGbWaws/items/YDWKDGGV"],"itemData":{"id":3892,"type":"article-journal","abstract":"Neglecting to account for the mortality of study animals in ecological research has the potential to lead to biased interpretation of behaviour. Considering the widespread use of acoustic telemetry to track the presence and movements of aquatic animals, if mortality is not appropriately addressed, conservation or management decisions affecting important resources may be distorted. Although mortality can be difficult to identify, it is unclear how frequent mortality is considered or incorporated in acoustic telemetry research, particularly studies relating to the behaviour of tagged animals. The main objective of this review was to characterize if and how mortality was incorporated in recent acoustic telemetry articles published during 2015–2019. For the 640 articles reviewed, criteria used to address mortality were summarized across study and animal types, providing a comprehensive view of ‘mortality consideration’. Also, we discuss the common approaches that have been used in previous studies to incorporate mortality, as well as emerging tools, major concerns, and advice to help guide its inclusion in future work. We found that 50% of ecology/behaviour articles tracking the movements of elasmobranchs, bony fishes, and other aquatic animals did not communicate that mortality was either contemplated, investigated, or integrated into the study. For the studies that did incorporate mortality, 75% identified mortality events equating to an average of ~ 11% of animals tagged in each study. The criteria used to assess mortality varied among study types with horizontal movement, movements between adjacent receiver stations, and direct observation of fate as the most common for ecology/behaviour, mortality/survival, and tagging effects articles, respectively. We conclude that reporting of and methods to assess mortality should be more widespread in acoustic telemetry research, especially since movement ecology is increasingly being used to inform management decisions.","container-title":"Reviews in Fish Biology and Fisheries","DOI":"10.1007/s11160-020-09613-z","ISSN":"1573-5184","issue":"3","journalAbbreviation":"Rev Fish Biol Fisheries","language":"en","page":"485-499","source":"Springer Link","title":"Living until proven dead: addressing mortality in acoustic telemetry research","title-short":"Living until proven dead","volume":"30","author":[{"family":"Klinard","given":"Natalie V."},{"family":"Matley","given":"Jordan K."}],"issued":{"date-parts":[["2020",9,1]]}}}],"schema":"https://github.com/citation-style-language/schema/raw/master/csl-citation.json"} </w:instrText>
+        <w:instrText xml:space="preserve"> ADDIN ZOTERO_ITEM CSL_CITATION {"citationID":"pjTjI0b6","properties":{"unsorted":false,"formattedCitation":"(Klinard and Matley 2020)","plainCitation":"(Klinard and Matley 2020)","dontUpdate":true,"noteIndex":0},"citationItems":[{"id":3892,"uris":["http://zotero.org/users/local/6gGbWaws/items/YDWKDGGV"],"itemData":{"id":3892,"type":"article-journal","abstract":"Neglecting to account for the mortality of study animals in ecological research has the potential to lead to biased interpretation of behaviour. Considering the widespread use of acoustic telemetry to track the presence and movements of aquatic animals, if mortality is not appropriately addressed, conservation or management decisions affecting important resources may be distorted. Although mortality can be difficult to identify, it is unclear how frequent mortality is considered or incorporated in acoustic telemetry research, particularly studies relating to the behaviour of tagged animals. The main objective of this review was to characterize if and how mortality was incorporated in recent acoustic telemetry articles published during 2015–2019. For the 640 articles reviewed, criteria used to address mortality were summarized across study and animal types, providing a comprehensive view of ‘mortality consideration’. Also, we discuss the common approaches that have been used in previous studies to incorporate mortality, as well as emerging tools, major concerns, and advice to help guide its inclusion in future work. We found that 50% of ecology/behaviour articles tracking the movements of elasmobranchs, bony fishes, and other aquatic animals did not communicate that mortality was either contemplated, investigated, or integrated into the study. For the studies that did incorporate mortality, 75% identified mortality events equating to an average of ~ 11% of animals tagged in each study. The criteria used to assess mortality varied among study types with horizontal movement, movements between adjacent receiver stations, and direct observation of fate as the most common for ecology/behaviour, mortality/survival, and tagging effects articles, respectively. We conclude that reporting of and methods to assess mortality should be more widespread in acoustic telemetry research, especially since movement ecology is increasingly being used to inform management decisions.","container-title":"Reviews in Fish Biology and Fisheries","DOI":"10.1007/s11160-020-09613-z","ISSN":"1573-5184","issue":"3","journalAbbreviation":"Rev Fish Biol Fisheries","language":"en","page":"485-499","source":"Springer Link","title":"Living until proven dead: addressing mortality in acoustic telemetry research","title-short":"Living until proven dead","volume":"30","author":[{"family":"Klinard","given":"Natalie V."},{"family":"Matley","given":"Jordan K."}],"issued":{"date-parts":[["2020",9,1]]}}}],"schema":"https://github.com/citation-style-language/schema/raw/master/csl-citation.json"} </w:instrText>
       </w:r>
       <w:r>
         <w:fldChar w:fldCharType="separate"/>
@@ -4080,34 +4327,13 @@
         <w:t>S</w:t>
       </w:r>
       <w:r>
-        <w:t xml:space="preserve">5). </w:t>
-      </w:r>
-      <w:r>
-        <w:t xml:space="preserve"> One additional fish exhibited an extremely high number of movements between the mouth of the creek and the lake relative to the rest of the tagged population</w:t>
-      </w:r>
-      <w:r>
-        <w:t xml:space="preserve"> (&gt;400 movements)</w:t>
-      </w:r>
-      <w:r>
-        <w:t>, which is suggestive of consumption by a predatory fish species that retained the fish’s tag during its on-period, and it was thus removed from our final dataset (transmitter id#</w:t>
-      </w:r>
-      <w:r>
-        <w:t>42348</w:t>
+        <w:t>6</w:t>
+      </w:r>
+      <w:r>
+        <w:t xml:space="preserve">). </w:t>
       </w:r>
       <w:r>
         <w:t xml:space="preserve"> </w:t>
-      </w:r>
-      <w:r>
-        <w:t xml:space="preserve">shown in abacus plot in </w:t>
-      </w:r>
-      <w:r>
-        <w:t>F</w:t>
-      </w:r>
-      <w:r>
-        <w:t>igure S5</w:t>
-      </w:r>
-      <w:r>
-        <w:t xml:space="preserve">). </w:t>
       </w:r>
     </w:p>
     <w:p>
@@ -4135,7 +4361,7 @@
         <w:t>4</w:t>
       </w:r>
       <w:r>
-        <w:t>3</w:t>
+        <w:t>4</w:t>
       </w:r>
       <w:r>
         <w:t>), enriched time series were constructed from the tag-on date</w:t>
@@ -4174,32 +4400,43 @@
         <w:rPr>
           <w:lang w:val="en-US"/>
         </w:rPr>
+        <w:t xml:space="preserve"> (lake or creek)</w:t>
+      </w:r>
+      <w:r>
+        <w:rPr>
+          <w:lang w:val="en-US"/>
+        </w:rPr>
+        <w:t xml:space="preserve"> was carried forward if no detection occurred during a given minute, but the fish’s tag was active. This approach is used to reduce gaps in </w:t>
+      </w:r>
+      <w:r>
+        <w:rPr>
+          <w:lang w:val="en-US"/>
+        </w:rPr>
+        <w:t xml:space="preserve">the </w:t>
+      </w:r>
+      <w:r>
+        <w:rPr>
+          <w:lang w:val="en-US"/>
+        </w:rPr>
+        <w:t>movement dataset</w:t>
+      </w:r>
+      <w:r>
+        <w:rPr>
+          <w:lang w:val="en-US"/>
+        </w:rPr>
         <w:t xml:space="preserve"> </w:t>
       </w:r>
       <w:r>
         <w:rPr>
           <w:lang w:val="en-US"/>
         </w:rPr>
-        <w:lastRenderedPageBreak/>
-        <w:t>(lake or creek)</w:t>
-      </w:r>
-      <w:r>
-        <w:rPr>
-          <w:lang w:val="en-US"/>
-        </w:rPr>
-        <w:t xml:space="preserve"> was carried forward if no detection occurred during a given minute, but the fish’s tag was active. This approach is used to reduce gaps in </w:t>
-      </w:r>
-      <w:r>
-        <w:rPr>
-          <w:lang w:val="en-US"/>
-        </w:rPr>
-        <w:t xml:space="preserve">the </w:t>
-      </w:r>
-      <w:r>
-        <w:rPr>
-          <w:lang w:val="en-US"/>
-        </w:rPr>
-        <w:t>movement dataset</w:t>
+        <w:t xml:space="preserve">given that fish could easily move out of detection range, especially in the creek </w:t>
+      </w:r>
+      <w:r>
+        <w:rPr>
+          <w:lang w:val="en-US"/>
+        </w:rPr>
+        <w:t>and was justified by the close placement of receivers along the lake–creek boundary</w:t>
       </w:r>
       <w:r>
         <w:rPr>
@@ -4211,7 +4448,13 @@
         <w:rPr>
           <w:lang w:val="en-US"/>
         </w:rPr>
-        <w:t xml:space="preserve">and was justified here by the close placement of receivers along the lake–creek boundary, which ensured that cross-boundary movements would be captured </w:t>
+        <w:t>which ensured that cross-boundary movements would be captured</w:t>
+      </w:r>
+      <w:r>
+        <w:rPr>
+          <w:lang w:val="en-US"/>
+        </w:rPr>
+        <w:t xml:space="preserve"> </w:t>
       </w:r>
       <w:r>
         <w:rPr>
@@ -4260,7 +4503,10 @@
         <w:t xml:space="preserve">enriched time series </w:t>
       </w:r>
       <w:r>
-        <w:t>is shown</w:t>
+        <w:t>are</w:t>
+      </w:r>
+      <w:r>
+        <w:t xml:space="preserve"> shown</w:t>
       </w:r>
       <w:r>
         <w:rPr>
@@ -4275,7 +4521,13 @@
         <w:rPr>
           <w:lang w:val="en-US"/>
         </w:rPr>
-        <w:t>(Fig</w:t>
+        <w:t xml:space="preserve">in </w:t>
+      </w:r>
+      <w:r>
+        <w:rPr>
+          <w:lang w:val="en-US"/>
+        </w:rPr>
+        <w:t>Fig</w:t>
       </w:r>
       <w:proofErr w:type="spellStart"/>
       <w:r>
@@ -4286,7 +4538,19 @@
         <w:rPr>
           <w:lang w:val="en-US"/>
         </w:rPr>
-        <w:t xml:space="preserve"> S6). </w:t>
+        <w:t xml:space="preserve"> S</w:t>
+      </w:r>
+      <w:r>
+        <w:rPr>
+          <w:lang w:val="en-US"/>
+        </w:rPr>
+        <w:t>7</w:t>
+      </w:r>
+      <w:r>
+        <w:rPr>
+          <w:lang w:val="en-US"/>
+        </w:rPr>
+        <w:t xml:space="preserve">. </w:t>
       </w:r>
     </w:p>
     <w:p>
@@ -4357,7 +4621,7 @@
         <w:jc w:val="both"/>
       </w:pPr>
       <w:r>
-        <w:t xml:space="preserve">Seasonal differences in lake residency were analyzed using a generalized linear model with a quasibinomial error distribution and logit link. The response was modeled as the number of lake-assigned minutes relative to the number of non-lake minutes using a two-column response of lake minutes and total minutes minus lake minutes. Season, release location, and their interaction were included as fixed effects. Seasonal differences in habitat recurrence were analyzed using a negative binomial generalized linear model, with total recurrence events as the response and season, release location, and their interaction as fixed effects. These distributions were selected because lake residency represented proportional data and recurrence was count data with many zero observations. Significance of model terms was assessed using Type III analysis of deviance with the </w:t>
+        <w:t xml:space="preserve">Seasonal differences in lake residency were analyzed using a generalized linear model with a quasibinomial error distribution and logit link. Season, release location, and their interaction were included as fixed effects. Seasonal differences in habitat recurrence were analyzed using a negative binomial generalized linear model, with season, release location, and their interaction as fixed effects. These distributions were selected because lake residency represented proportional data and recurrence was count data with many zero observations. Significance of model terms was assessed using Type III analysis of deviance with the </w:t>
       </w:r>
       <w:r>
         <w:rPr>
@@ -4415,7 +4679,7 @@
         <w:fldChar w:fldCharType="begin"/>
       </w:r>
       <w:r>
-        <w:instrText xml:space="preserve"> ADDIN ZOTERO_ITEM CSL_CITATION {"citationID":"KpCmY5FP","properties":{"unsorted":false,"formattedCitation":"(Lenth et al. 2026)","plainCitation":"(Lenth et al. 2026)","noteIndex":0},"citationItems":[{"id":3891,"uris":["http://zotero.org/users/local/6gGbWaws/items/SSHWXXN2"],"itemData":{"id":3891,"type":"article-journal","container-title":"R package version 2.0","title":"Estimated Marginal Means, aka Least-Squares Means","author":[{"family":"Lenth","given":"Russell V."},{"family":"Piaskowski","given":"Julia"},{"family":"Banfai","given":"Balazs"},{"family":"Bolker","given":"Ben"},{"family":"Buerkner","given":"Paul"},{"family":"Giné-Vásquez","given":"Iago"},{"family":"Hervé","given":"Maxime"},{"family":"Jung","given":"Maarten"},{"family":"Love","given":"Jonathon"},{"family":"Miguez","given":"Fernando"},{"family":"RIebl","given":"Hannes"},{"family":"Singmann","given":"Henrik"}],"issued":{"date-parts":[["2026"]]}}}],"schema":"https://github.com/citation-style-language/schema/raw/master/csl-citation.json"} </w:instrText>
+        <w:instrText xml:space="preserve"> ADDIN ZOTERO_ITEM CSL_CITATION {"citationID":"KpCmY5FP","properties":{"unsorted":false,"formattedCitation":"(Lenth et al. 2026)","plainCitation":"(Lenth et al. 2026)","noteIndex":0},"citationItems":[{"id":3891,"uris":["http://zotero.org/users/local/6gGbWaws/items/SSHWXXN2"],"itemData":{"id":3891,"type":"software","title":"Estimated Marginal Means, aka Least-Squares Means","author":[{"family":"Lenth","given":"Russell V."},{"family":"Piaskowski","given":"Julia"},{"family":"Banfai","given":"Balazs"},{"family":"Bolker","given":"Ben"},{"family":"Buerkner","given":"Paul"},{"family":"Giné-Vásquez","given":"Iago"},{"family":"Hervé","given":"Maxime"},{"family":"Jung","given":"Maarten"},{"family":"Love","given":"Jonathon"},{"family":"Miguez","given":"Fernando"},{"family":"RIebl","given":"Hannes"},{"family":"Singmann","given":"Henrik"}],"issued":{"date-parts":[["2026"]]}}}],"schema":"https://github.com/citation-style-language/schema/raw/master/csl-citation.json"} </w:instrText>
       </w:r>
       <w:r>
         <w:fldChar w:fldCharType="separate"/>
@@ -4458,7 +4722,10 @@
       </w:r>
       <w:proofErr w:type="spellEnd"/>
       <w:r>
-        <w:t xml:space="preserve"> package in R with a binomial family and logit link, which allowed us to flexibly model non-linear seasonal patterns </w:t>
+        <w:t xml:space="preserve"> package in R with a binomial family and logit link, which allowed us to flexibly model non-linear patterns </w:t>
+      </w:r>
+      <w:r>
+        <w:t xml:space="preserve">in the use of lake and creek habitats by shiners through time </w:t>
       </w:r>
       <w:r>
         <w:fldChar w:fldCharType="begin"/>
@@ -4498,25 +4765,20 @@
         <w:t>k</w:t>
       </w:r>
       <w:r>
-        <w:t xml:space="preserve"> = 10) to capture the cyclic nature of seasonality. We also included total length as a covariate (fixed effect), and random intercepts for </w:t>
-      </w:r>
-      <w:r>
-        <w:t>fish</w:t>
-      </w:r>
-      <w:r>
-        <w:t xml:space="preserve"> ID and release location to account for individual variation and the potential influence of different release sites. To address temporal autocorrelation inherent in repeated detections, we incorporated a first-order autoregressive correlation structure (corAR1) into all models. Comparisons of </w:t>
-      </w:r>
-      <w:r>
-        <w:t>five</w:t>
-      </w:r>
-      <w:r>
-        <w:t xml:space="preserve"> candidate models were based on Akaike Information Criterion (AIC), with the model yielding the lowest AIC considered the most parsimonious (Table </w:t>
-      </w:r>
-      <w:r>
-        <w:t>1</w:t>
-      </w:r>
-      <w:r>
-        <w:t xml:space="preserve">). </w:t>
+        <w:t xml:space="preserve"> = 10) to capture the cyclic nature of seasonality. We also included total length as </w:t>
+      </w:r>
+      <w:r>
+        <w:lastRenderedPageBreak/>
+        <w:t xml:space="preserve">a covariate (fixed effect), and random intercepts for </w:t>
+      </w:r>
+      <w:r>
+        <w:t>f</w:t>
+      </w:r>
+      <w:r>
+        <w:t xml:space="preserve"> release location to account for the potential influence of different release sites. </w:t>
+      </w:r>
+      <w:r>
+        <w:t>To address temporal autocorrelation inherent in repeated detections, we incorporated a first-order autoregressive correlation structure (corAR1) into all models, with autocorrelation estimated separately for each individual fish. Comparisons of five candidate models were based on Akaike Information Criterion (AIC), with the model yielding the lowest AIC considered the most parsimonious (Table 1).</w:t>
       </w:r>
     </w:p>
     <w:p>
@@ -4527,11 +4789,12 @@
           <w:color w:val="auto"/>
         </w:rPr>
       </w:pPr>
+      <w:bookmarkStart w:id="11" w:name="OLE_LINK7"/>
+      <w:bookmarkStart w:id="12" w:name="OLE_LINK8"/>
       <w:r>
         <w:rPr>
           <w:color w:val="auto"/>
         </w:rPr>
-        <w:lastRenderedPageBreak/>
         <w:t>Biomass Flux</w:t>
       </w:r>
     </w:p>
@@ -4553,7 +4816,25 @@
         <w:t xml:space="preserve"> </w:t>
       </w:r>
       <w:r>
-        <w:t>39 inches were deployed. The nets were set with the lead lines blocking the creek, ensuring that fish moving upstream were captured in one net, while fish moving downstream were intercepted by the other. At the upstream location, a custom-made trap net was used, measuring 27 inches in height, 23.5 inches in width, and 36.5 inches in length. The trap was designed with two compartments, one facing upstream and the other facing downstream. To block the entire width of the creek, large block nets (</w:t>
+        <w:t>39 inches were deployed. The nets were set with the lead lines blocking the creek, ensuring that fish moving upstream were captured in one net, while fish moving downstream were intercepted</w:t>
+      </w:r>
+      <w:r>
+        <w:t xml:space="preserve"> and captured</w:t>
+      </w:r>
+      <w:r>
+        <w:t xml:space="preserve"> by the other. At the upstream location, a custom-made trap net was used, measuring 27 inches in height, 23.5 inches in width, and 36.5 inches in length. The trap was designed with two compartments, one</w:t>
+      </w:r>
+      <w:r>
+        <w:t xml:space="preserve"> </w:t>
+      </w:r>
+      <w:r>
+        <w:t xml:space="preserve">facing upstream and the other </w:t>
+      </w:r>
+      <w:r>
+        <w:t>facing</w:t>
+      </w:r>
+      <w:r>
+        <w:t xml:space="preserve"> downstream. To block the entire width of the creek, large block nets (</w:t>
       </w:r>
       <w:r>
         <w:t>small mesh</w:t>
@@ -4574,7 +4855,7 @@
         <w:jc w:val="both"/>
       </w:pPr>
       <w:r>
-        <w:t xml:space="preserve">Traps were set for five consecutive days (trap net set for 24 hours before sampling) during the spring, summer, and fall of 2023, and for three consecutive days in 2024. Each morning, fish were removed from the traps, and the number, weight, total length, and fork length of at least 30 individuals per day per species were recorded. After the first 30 fish were measured, bulk weights of each species were recorded among the remainder of fish in each compartment of the trap. To calculate directional biomass flux, we took the mean ± SD of total biomass of golden and common shiners captured in each compartment of the trap per day per season. </w:t>
+        <w:t xml:space="preserve">Traps were set for five consecutive days (trap net set for 24 hours before sampling) during the spring, summer, and fall of 2023, and for three consecutive days in 2024. Each morning, fish were removed from the traps, and the number, weight, total length, and fork length of at least 30 individuals per day per species were recorded. After the first 30 fish were measured, bulk weights of each species were recorded among the remainder of fish in each compartment of the trap. </w:t>
       </w:r>
     </w:p>
     <w:p>
@@ -4582,42 +4863,34 @@
         <w:spacing w:after="240"/>
         <w:jc w:val="both"/>
       </w:pPr>
-      <w:r>
-        <w:t>Additionally,</w:t>
-      </w:r>
-      <w:r>
-        <w:t xml:space="preserve"> standardized</w:t>
-      </w:r>
-      <w:r>
-        <w:t xml:space="preserve"> surveys were conducted using minnow traps at 10 sites in the creek and 10 sites in the lake. We set minnow traps overnight </w:t>
-      </w:r>
-      <w:r>
-        <w:t>(</w:t>
-      </w:r>
-      <w:r>
-        <w:t>12-hour</w:t>
-      </w:r>
-      <w:r>
-        <w:t xml:space="preserve"> sets) </w:t>
-      </w:r>
-      <w:r>
-        <w:t xml:space="preserve">and removed all fish from traps the following morning, recording species names, weight, total length, and fork length for </w:t>
-      </w:r>
-      <w:proofErr w:type="gramStart"/>
-      <w:r>
-        <w:t>each individual</w:t>
-      </w:r>
-      <w:proofErr w:type="gramEnd"/>
-      <w:r>
-        <w:t>. Habitat-specific biomass was calculated as average biomass (mean ± S</w:t>
-      </w:r>
-      <w:r>
-        <w:t>E</w:t>
-      </w:r>
-      <w:r>
-        <w:t xml:space="preserve">) of golden and common shiners per trap, per habitat, and per season. </w:t>
-      </w:r>
-    </w:p>
+      <w:bookmarkStart w:id="13" w:name="OLE_LINK9"/>
+      <w:bookmarkStart w:id="14" w:name="OLE_LINK10"/>
+      <w:r>
+        <w:t xml:space="preserve">Standardized surveys were also conducted using </w:t>
+      </w:r>
+      <w:commentRangeStart w:id="15"/>
+      <w:r>
+        <w:t xml:space="preserve">minnow traps </w:t>
+      </w:r>
+      <w:commentRangeEnd w:id="15"/>
+      <w:r>
+        <w:rPr>
+          <w:rStyle w:val="CommentReference"/>
+        </w:rPr>
+        <w:commentReference w:id="15"/>
+      </w:r>
+      <w:r>
+        <w:t xml:space="preserve">at 10 sites in the creek and 10 sites in the lake, with deployment locations selected to provide broad spatial coverage </w:t>
+      </w:r>
+      <w:r>
+        <w:t>across</w:t>
+      </w:r>
+      <w:r>
+        <w:t xml:space="preserve"> Sproule Bay and throughout Costello Creek (Figure S1). Traps were baited with 50 g of dog kibble and set overnight for approximately 12 hours. Upon retrieval the following morning, all captured fish were identified to species and measured for weight, total length, and fork length.</w:t>
+      </w:r>
+    </w:p>
+    <w:bookmarkEnd w:id="13"/>
+    <w:bookmarkEnd w:id="14"/>
     <w:p>
       <w:pPr>
         <w:spacing w:after="240"/>
@@ -4648,22 +4921,52 @@
         <w:jc w:val="both"/>
       </w:pPr>
       <w:r>
+        <w:t xml:space="preserve">For directional trap net surveys, </w:t>
+      </w:r>
+      <w:r>
+        <w:t>the biomass of shiners</w:t>
+      </w:r>
+      <w:r>
+        <w:t xml:space="preserve"> captured in upstream- and downstream-facing compartments </w:t>
+      </w:r>
+      <w:r>
+        <w:t>was</w:t>
+      </w:r>
+      <w:r>
+        <w:t xml:space="preserve"> summed daily, and individual sampling days served as the unit of replication within each season. For minnow trap surveys, total shiner biomass was summed across all individuals captured at each site per sampling occasion, with individual trap sites serving as the unit of replication. </w:t>
+      </w:r>
+      <w:r>
         <w:t xml:space="preserve">Differences in </w:t>
       </w:r>
       <w:r>
-        <w:t xml:space="preserve">the average daily biomass of shiners captured in </w:t>
-      </w:r>
-      <w:r>
-        <w:t xml:space="preserve">directional </w:t>
-      </w:r>
-      <w:r>
-        <w:t>traps</w:t>
-      </w:r>
-      <w:r>
-        <w:t xml:space="preserve"> (upstream vs. downstream</w:t>
-      </w:r>
-      <w:r>
-        <w:t xml:space="preserve"> biomass flux</w:t>
+        <w:t>the average daily</w:t>
+      </w:r>
+      <w:r>
+        <w:t xml:space="preserve"> </w:t>
+      </w:r>
+      <w:r>
+        <w:t xml:space="preserve">biomass </w:t>
+      </w:r>
+      <w:r>
+        <w:t xml:space="preserve">flux </w:t>
+      </w:r>
+      <w:r>
+        <w:t>of shiners</w:t>
+      </w:r>
+      <w:r>
+        <w:t xml:space="preserve"> </w:t>
+      </w:r>
+      <w:r>
+        <w:t>(</w:t>
+      </w:r>
+      <w:r>
+        <w:t xml:space="preserve">biomass of shiners captured in </w:t>
+      </w:r>
+      <w:r>
+        <w:t>upstream vs. downstream</w:t>
+      </w:r>
+      <w:r>
+        <w:t xml:space="preserve"> trap nets</w:t>
       </w:r>
       <w:r>
         <w:t>) and</w:t>
@@ -4672,7 +4975,7 @@
         <w:t xml:space="preserve"> seasonal shiner biomass captured using minnow trap surveys in the lake and creek </w:t>
       </w:r>
       <w:r>
-        <w:t>were each evaluated using separate two-way ANOVAs</w:t>
+        <w:t>were evaluated using separate two-way ANOVAs</w:t>
       </w:r>
       <w:r>
         <w:t xml:space="preserve"> and Tukey HSD post hoc comparisons</w:t>
@@ -4684,7 +4987,11 @@
         <w:t>habitat</w:t>
       </w:r>
       <w:r>
-        <w:t xml:space="preserve">) as fixed factors including their interaction term. Biomass data were log-transformed prior to analysis to meet the assumptions of normality and homogeneity of variance, which were confirmed using Shapiro-Wilk tests on model residuals and </w:t>
+        <w:t xml:space="preserve">) as fixed factors including their interaction term. Biomass data were log-transformed prior to analysis to meet the assumptions </w:t>
+      </w:r>
+      <w:r>
+        <w:lastRenderedPageBreak/>
+        <w:t xml:space="preserve">of normality and homogeneity of variance, which were confirmed using Shapiro-Wilk tests on model residuals and </w:t>
       </w:r>
       <w:proofErr w:type="spellStart"/>
       <w:r>
@@ -4707,7 +5014,9 @@
           <w:color w:val="auto"/>
         </w:rPr>
       </w:pPr>
-      <w:bookmarkStart w:id="7" w:name="_Toc215069635"/>
+      <w:bookmarkStart w:id="16" w:name="_Toc215069635"/>
+      <w:bookmarkEnd w:id="11"/>
+      <w:bookmarkEnd w:id="12"/>
       <w:r>
         <w:rPr>
           <w:rFonts w:ascii="Times New Roman" w:hAnsi="Times New Roman" w:cs="Times New Roman"/>
@@ -4715,7 +5024,7 @@
         </w:rPr>
         <w:t>Results</w:t>
       </w:r>
-      <w:bookmarkEnd w:id="7"/>
+      <w:bookmarkEnd w:id="16"/>
     </w:p>
     <w:p>
       <w:pPr>
@@ -4725,11 +5034,11 @@
           <w:color w:val="auto"/>
         </w:rPr>
       </w:pPr>
-      <w:bookmarkStart w:id="8" w:name="OLE_LINK23"/>
-      <w:bookmarkStart w:id="9" w:name="OLE_LINK24"/>
-      <w:bookmarkStart w:id="10" w:name="OLE_LINK27"/>
-      <w:bookmarkStart w:id="11" w:name="OLE_LINK32"/>
-      <w:bookmarkStart w:id="12" w:name="OLE_LINK33"/>
+      <w:bookmarkStart w:id="17" w:name="OLE_LINK23"/>
+      <w:bookmarkStart w:id="18" w:name="OLE_LINK24"/>
+      <w:bookmarkStart w:id="19" w:name="OLE_LINK27"/>
+      <w:bookmarkStart w:id="20" w:name="OLE_LINK32"/>
+      <w:bookmarkStart w:id="21" w:name="OLE_LINK33"/>
       <w:r>
         <w:rPr>
           <w:color w:val="auto"/>
@@ -4798,11 +5107,7 @@
         <w:t>. The</w:t>
       </w:r>
       <w:r>
-        <w:t xml:space="preserve"> effect of </w:t>
-      </w:r>
-      <w:r>
-        <w:lastRenderedPageBreak/>
-        <w:t xml:space="preserve">season on </w:t>
+        <w:t xml:space="preserve"> effect of season on </w:t>
       </w:r>
       <w:r>
         <w:t>δ</w:t>
@@ -5403,7 +5708,7 @@
         <w:t xml:space="preserve"> </w:t>
       </w:r>
       <w:r>
-        <w:t xml:space="preserve">Gaussian generalized linear models revealed significant effects of season, capture location, and their interaction (Type III analysis of deviance: season, </w:t>
+        <w:t xml:space="preserve">Gaussian generalized linear models revealed significant effects of season, capture location, and their interaction (season, </w:t>
       </w:r>
       <w:r>
         <w:t>χ</w:t>
@@ -5656,6 +5961,7 @@
         <w:rPr>
           <w:color w:val="auto"/>
         </w:rPr>
+        <w:lastRenderedPageBreak/>
         <w:t>Foraging Behaviour</w:t>
       </w:r>
     </w:p>
@@ -5664,6 +5970,16 @@
         <w:spacing w:before="100" w:beforeAutospacing="1" w:after="100" w:afterAutospacing="1"/>
         <w:jc w:val="both"/>
       </w:pPr>
+      <w:bookmarkStart w:id="22" w:name="OLE_LINK25"/>
+      <w:bookmarkStart w:id="23" w:name="OLE_LINK26"/>
+      <w:bookmarkStart w:id="24" w:name="OLE_LINK28"/>
+      <w:bookmarkStart w:id="25" w:name="OLE_LINK29"/>
+      <w:bookmarkStart w:id="26" w:name="_Toc215069639"/>
+      <w:bookmarkEnd w:id="17"/>
+      <w:bookmarkEnd w:id="18"/>
+      <w:bookmarkEnd w:id="19"/>
+      <w:bookmarkEnd w:id="20"/>
+      <w:bookmarkEnd w:id="21"/>
       <w:r>
         <w:t>The proportion of lake-derived carbon in shiner liver tissues varied strongly across season</w:t>
       </w:r>
@@ -5677,7 +5993,25 @@
         <w:t>s</w:t>
       </w:r>
       <w:r>
-        <w:t xml:space="preserve"> (Figure 3A). The generalized linear model detected significant effects of season, capture location, and their interaction (season, </w:t>
+        <w:t xml:space="preserve"> (Figure 3A)</w:t>
+      </w:r>
+      <w:r>
+        <w:t>,</w:t>
+      </w:r>
+      <w:r>
+        <w:t xml:space="preserve"> </w:t>
+      </w:r>
+      <w:r>
+        <w:t>though it is important to note that s</w:t>
+      </w:r>
+      <w:r>
+        <w:t>ummer estimates for lake-captured fish should be interpreted cautiously because that group included only three individuals.</w:t>
+      </w:r>
+      <w:r>
+        <w:t xml:space="preserve"> </w:t>
+      </w:r>
+      <w:r>
+        <w:t xml:space="preserve">The generalized linear model detected significant effects of season, capture location, and their interaction (season, </w:t>
       </w:r>
       <w:r>
         <w:t>χ</w:t>
@@ -5773,11 +6107,112 @@
         <w:t>p</w:t>
       </w:r>
       <w:r>
-        <w:t xml:space="preserve"> &lt; 0.001). Creek-captured shiners had moderate estimated reliance on lake-derived carbon in spring (0.493 ± 0.022), lower reliance in summer (0.335 ± 0.026), and similar values again in fall (0.479 ± 0.027). Tukey-adjusted comparisons confirmed that summer values were lower than both spring and fall in creek-captured fish, while spring and fall did not differ. In contrast, lake-captured shiners showed higher reliance on lake-derived carbon in summer (0.895 ± 0.071) and fall (0.851 ± 0.042) than in spring (0.582 </w:t>
-      </w:r>
-      <w:r>
-        <w:lastRenderedPageBreak/>
-        <w:t>± 0.025), with no difference between summer and fall. Comparisons between locations within seasons showed that lake-captured shiners had higher lake-derived carbon than creek-captured shiners in spring, summer, and fall. The seasonal difference between lake and creek fish was modest in spring (Δ = +0.089) but much larger in summer (Δ = +0.560) and fall (Δ = +0.372). Summer estimates for lake-captured fish should be interpreted cautiously because that group included only three individuals.</w:t>
+        <w:t xml:space="preserve"> &lt; 0.001). </w:t>
+      </w:r>
+      <w:r>
+        <w:t xml:space="preserve">Pairwise comparisons revealed that shiners captured in the creek during summer relied significantly less on lake-derived carbon than in both spring and fall (spring vs. summer: </w:t>
+      </w:r>
+      <w:r>
+        <w:rPr>
+          <w:i/>
+          <w:iCs/>
+        </w:rPr>
+        <w:t>p</w:t>
+      </w:r>
+      <w:r>
+        <w:t xml:space="preserve"> = 0.0002; summer vs. fall: </w:t>
+      </w:r>
+      <w:r>
+        <w:rPr>
+          <w:i/>
+          <w:iCs/>
+        </w:rPr>
+        <w:t>p</w:t>
+      </w:r>
+      <w:r>
+        <w:t xml:space="preserve"> = 0.0015), while spring and fall did not differ (</w:t>
+      </w:r>
+      <w:r>
+        <w:rPr>
+          <w:i/>
+          <w:iCs/>
+        </w:rPr>
+        <w:t>p</w:t>
+      </w:r>
+      <w:r>
+        <w:t xml:space="preserve"> = 0.9023</w:t>
+      </w:r>
+      <w:r>
+        <w:t>; Table S2</w:t>
+      </w:r>
+      <w:r>
+        <w:t xml:space="preserve">). In contrast, lake-captured shiners showed higher reliance on lake-derived carbon in summer and fall than in spring (spring vs. summer: </w:t>
+      </w:r>
+      <w:r>
+        <w:rPr>
+          <w:i/>
+          <w:iCs/>
+        </w:rPr>
+        <w:t>p</w:t>
+      </w:r>
+      <w:r>
+        <w:t xml:space="preserve"> = 0.0410; spring vs. fall: </w:t>
+      </w:r>
+      <w:r>
+        <w:rPr>
+          <w:i/>
+          <w:iCs/>
+        </w:rPr>
+        <w:t>p</w:t>
+      </w:r>
+      <w:r>
+        <w:t xml:space="preserve"> &lt; 0.0001), with no difference between summer and fall (</w:t>
+      </w:r>
+      <w:r>
+        <w:rPr>
+          <w:i/>
+          <w:iCs/>
+        </w:rPr>
+        <w:t>p</w:t>
+      </w:r>
+      <w:r>
+        <w:t xml:space="preserve"> = 0.8616</w:t>
+      </w:r>
+      <w:r>
+        <w:t>; Table S2</w:t>
+      </w:r>
+      <w:r>
+        <w:t xml:space="preserve">). Comparisons between locations within seasons showed that lake-captured shiners had higher lake-derived carbon than creek-captured shiners in spring, summer, and fall (spring: </w:t>
+      </w:r>
+      <w:r>
+        <w:rPr>
+          <w:i/>
+          <w:iCs/>
+        </w:rPr>
+        <w:t>p</w:t>
+      </w:r>
+      <w:r>
+        <w:t xml:space="preserve"> = 0.0140; summer: </w:t>
+      </w:r>
+      <w:r>
+        <w:rPr>
+          <w:i/>
+          <w:iCs/>
+        </w:rPr>
+        <w:t>p</w:t>
+      </w:r>
+      <w:r>
+        <w:t xml:space="preserve"> = 0.0002; fall: </w:t>
+      </w:r>
+      <w:r>
+        <w:rPr>
+          <w:i/>
+          <w:iCs/>
+        </w:rPr>
+        <w:t>p</w:t>
+      </w:r>
+      <w:r>
+        <w:t xml:space="preserve"> &lt; 0.0001).</w:t>
       </w:r>
     </w:p>
     <w:p>
@@ -5786,7 +6221,19 @@
         <w:jc w:val="both"/>
       </w:pPr>
       <w:r>
-        <w:t xml:space="preserve">Trophic position also depended on the interaction between season and capture location (Figure 3B). The generalized linear model indicated significant effects of season, capture location, and their interaction (season, </w:t>
+        <w:t>Trophic position also varied strongly across season</w:t>
+      </w:r>
+      <w:r>
+        <w:t>s</w:t>
+      </w:r>
+      <w:r>
+        <w:t xml:space="preserve"> and capture location</w:t>
+      </w:r>
+      <w:r>
+        <w:t>s</w:t>
+      </w:r>
+      <w:r>
+        <w:t xml:space="preserve"> (Figure 3B). The generalized linear model indicated significant effects of season, capture location, and their interaction (season, </w:t>
       </w:r>
       <w:r>
         <w:t>χ</w:t>
@@ -5885,7 +6332,108 @@
         <w:t>p</w:t>
       </w:r>
       <w:r>
-        <w:t xml:space="preserve"> &lt; 0.001). Creek-captured shiners maintained relatively consistent trophic positions across seasons, with means of 3.03 ± 0.024 in spring, 3.11 ± 0.031 in summer, and 3.05 ± 0.031 in fall; none of these seasonal contrasts were significant after Tukey adjustment. Lake-captured shiners, however, had lower trophic positions in summer (2.55 ± 0.126) and fall (2.74 ± 0.054) than in spring (2.98 ± 0.026). Pairwise comparisons showed that trophic position did not differ between creek- and lake-captured shiners in spring, but creek-captured shiners occupied significantly higher trophic positions than lake-captured individuals in summer and fall. The magnitude of this difference was greatest in summer (Δ = -0.563 for lake minus creek) and remained substantial in fall (Δ = -0.312).</w:t>
+        <w:t xml:space="preserve"> &lt; 0.001). </w:t>
+      </w:r>
+      <w:r>
+        <w:t xml:space="preserve">Creek-captured shiners maintained relatively consistent trophic positions across seasons, as no seasonal pairwise comparisons were significant after Tukey adjustment (spring vs. summer: </w:t>
+      </w:r>
+      <w:r>
+        <w:rPr>
+          <w:i/>
+          <w:iCs/>
+        </w:rPr>
+        <w:t>p</w:t>
+      </w:r>
+      <w:r>
+        <w:t xml:space="preserve"> = 0.1180; spring vs. fall: </w:t>
+      </w:r>
+      <w:r>
+        <w:rPr>
+          <w:i/>
+          <w:iCs/>
+        </w:rPr>
+        <w:t>p</w:t>
+      </w:r>
+      <w:r>
+        <w:t xml:space="preserve"> = 0.7582; summer vs. fall: </w:t>
+      </w:r>
+      <w:r>
+        <w:rPr>
+          <w:i/>
+          <w:iCs/>
+        </w:rPr>
+        <w:t>p</w:t>
+      </w:r>
+      <w:r>
+        <w:t xml:space="preserve"> = 0.3769</w:t>
+      </w:r>
+      <w:r>
+        <w:t>; Table S2</w:t>
+      </w:r>
+      <w:r>
+        <w:t xml:space="preserve">). However, lake-captured shiners had lower trophic positions in summer and fall than in spring (spring vs. summer: </w:t>
+      </w:r>
+      <w:r>
+        <w:rPr>
+          <w:i/>
+          <w:iCs/>
+        </w:rPr>
+        <w:t>p</w:t>
+      </w:r>
+      <w:r>
+        <w:t xml:space="preserve"> = 0.0029; spring vs. fall: </w:t>
+      </w:r>
+      <w:r>
+        <w:rPr>
+          <w:i/>
+          <w:iCs/>
+        </w:rPr>
+        <w:t>p</w:t>
+      </w:r>
+      <w:r>
+        <w:t xml:space="preserve"> = 0.0001</w:t>
+      </w:r>
+      <w:r>
+        <w:t>; Table S2</w:t>
+      </w:r>
+      <w:r>
+        <w:t xml:space="preserve">). Pairwise comparisons </w:t>
+      </w:r>
+      <w:r>
+        <w:t xml:space="preserve">also </w:t>
+      </w:r>
+      <w:r>
+        <w:t>showed that trophic position did not differ between creek- and lake-captured shiners in spring (</w:t>
+      </w:r>
+      <w:r>
+        <w:rPr>
+          <w:i/>
+          <w:iCs/>
+        </w:rPr>
+        <w:t>p</w:t>
+      </w:r>
+      <w:r>
+        <w:t xml:space="preserve"> = 0.1954), but creek-captured shiners occupied significantly higher trophic positions than lake-captured individuals in summer and fall (summer: </w:t>
+      </w:r>
+      <w:r>
+        <w:rPr>
+          <w:i/>
+          <w:iCs/>
+        </w:rPr>
+        <w:t>p</w:t>
+      </w:r>
+      <w:r>
+        <w:t xml:space="preserve"> &lt; 0.0001; fall: </w:t>
+      </w:r>
+      <w:r>
+        <w:rPr>
+          <w:i/>
+          <w:iCs/>
+        </w:rPr>
+        <w:t>p</w:t>
+      </w:r>
+      <w:r>
+        <w:t xml:space="preserve"> &lt; 0.0001).</w:t>
       </w:r>
     </w:p>
     <w:p>
@@ -5896,16 +6444,6 @@
           <w:color w:val="auto"/>
         </w:rPr>
       </w:pPr>
-      <w:bookmarkStart w:id="13" w:name="OLE_LINK25"/>
-      <w:bookmarkStart w:id="14" w:name="OLE_LINK26"/>
-      <w:bookmarkStart w:id="15" w:name="OLE_LINK28"/>
-      <w:bookmarkStart w:id="16" w:name="OLE_LINK29"/>
-      <w:bookmarkStart w:id="17" w:name="_Toc215069639"/>
-      <w:bookmarkEnd w:id="8"/>
-      <w:bookmarkEnd w:id="9"/>
-      <w:bookmarkEnd w:id="10"/>
-      <w:bookmarkEnd w:id="11"/>
-      <w:bookmarkEnd w:id="12"/>
       <w:r>
         <w:rPr>
           <w:color w:val="auto"/>
@@ -5913,10 +6451,10 @@
         <w:t>Habitat Use and Movement</w:t>
       </w:r>
     </w:p>
-    <w:bookmarkEnd w:id="13"/>
-    <w:bookmarkEnd w:id="14"/>
-    <w:bookmarkEnd w:id="15"/>
-    <w:bookmarkEnd w:id="16"/>
+    <w:bookmarkEnd w:id="22"/>
+    <w:bookmarkEnd w:id="23"/>
+    <w:bookmarkEnd w:id="24"/>
+    <w:bookmarkEnd w:id="25"/>
     <w:p>
       <w:pPr>
         <w:spacing w:before="100" w:beforeAutospacing="1" w:after="100" w:afterAutospacing="1"/>
@@ -5932,7 +6470,19 @@
         <w:t>but</w:t>
       </w:r>
       <w:r>
-        <w:t xml:space="preserve"> differed by release location. The generalized linear model detected no effect of season (χ</w:t>
+        <w:t xml:space="preserve"> differed by release location</w:t>
+      </w:r>
+      <w:r>
+        <w:t xml:space="preserve"> (Figure 3C</w:t>
+      </w:r>
+      <w:r>
+        <w:t>; Table S3</w:t>
+      </w:r>
+      <w:r>
+        <w:t>)</w:t>
+      </w:r>
+      <w:r>
+        <w:t>. The generalized linear model detected no effect of season (χ</w:t>
       </w:r>
       <w:r>
         <w:rPr>
@@ -6025,7 +6575,13 @@
         <w:t>p</w:t>
       </w:r>
       <w:r>
-        <w:t xml:space="preserve"> = 0.034). Across seasons, lake-released fish generally exhibited higher estimated lake residency than creek-released fish, although pairwise comparisons within individual seasons were not significant after Tukey adjustment. Estimated mean lake residency for creek-released fish was 0.669 (95% CI: 0.469 to 0.821) in spring, 0.465 (95% CI: 0.294 to 0.645) in summer, and 0.740 (95% CI: 0.514 to 0.884) in fall. For lake-released fish, corresponding values were 0.782 (95% CI: 0.413 to 0.948), 0.992 (95% CI: 0.036 to 1.000), and 0.747 (95% CI: 0.221 to 0.969). Descriptive summaries showed a similar pattern, with mean lake residency ranging from 0.611 ± 0.104 to 0.690 ± 0.081 for creek-released fish and from 0.754 ± 0.151 to 0.967 ± 0.033 for lake-released fish, although uncertainty was high for some lake-release groups because of small sample sizes.</w:t>
+        <w:t xml:space="preserve"> = 0.034). Across seasons, lake-released fish generally exhibited higher estimated lake residency than creek-released fish, although pairwise comparisons within individual seasons were not significant after Tukey adjustment</w:t>
+      </w:r>
+      <w:r>
+        <w:t xml:space="preserve"> (Table S3)</w:t>
+      </w:r>
+      <w:r>
+        <w:t>.</w:t>
       </w:r>
     </w:p>
     <w:p>
@@ -6034,15 +6590,13 @@
         <w:jc w:val="both"/>
       </w:pPr>
       <w:r>
-        <w:t xml:space="preserve">Habitat recurrence showed strong seasonal variation </w:t>
-      </w:r>
-      <w:proofErr w:type="gramStart"/>
-      <w:r>
-        <w:t>and also</w:t>
-      </w:r>
-      <w:proofErr w:type="gramEnd"/>
-      <w:r>
-        <w:t xml:space="preserve"> differed by release location. The generalized linear model revealed significant effects of season (</w:t>
+        <w:t>Habitat recurrence showed strong seasonal variation and differed by release location</w:t>
+      </w:r>
+      <w:r>
+        <w:t xml:space="preserve"> (Figure 3D)</w:t>
+      </w:r>
+      <w:r>
+        <w:t>. The generalized linear model revealed significant effects of season (</w:t>
       </w:r>
       <w:r>
         <w:t>χ</w:t>
@@ -6117,13 +6671,7 @@
         <w:t xml:space="preserve">2 </w:t>
       </w:r>
       <w:r>
-        <w:t xml:space="preserve">= 1.35, df = 2, p = 0.509). For creek-released fish, recurrence was much higher in spring and fall than in summer. Estimated recurrence was 11.33 events (95% CI: 5.01 to 25.63) in spring, 1.14 (95% CI: 0.55 to 2.36) in summer, and 8.82 (95% CI: 3.74 to 20.78) in fall. </w:t>
-      </w:r>
-      <w:r>
-        <w:t>Post-hoc</w:t>
-      </w:r>
-      <w:r>
-        <w:t xml:space="preserve"> comparisons confirmed that spring recurrence exceeded summer recurrence (ratio = 9.92, </w:t>
+        <w:t xml:space="preserve">= 1.35, df = 2, </w:t>
       </w:r>
       <w:r>
         <w:rPr>
@@ -6133,11 +6681,10 @@
         <w:t>p</w:t>
       </w:r>
       <w:r>
-        <w:t xml:space="preserve"> = 0.0001) and that fall recurrence also exceeded summer recurrence (ratio = 7.72, equivalently summer/fall ratio = </w:t>
-      </w:r>
-      <w:r>
-        <w:lastRenderedPageBreak/>
-        <w:t xml:space="preserve">0.130, </w:t>
+        <w:t xml:space="preserve"> = 0.509). </w:t>
+      </w:r>
+      <w:r>
+        <w:t>For creek-released fish, spring recurrence significantly exceeded summer recurrence (</w:t>
       </w:r>
       <w:r>
         <w:rPr>
@@ -6147,7 +6694,7 @@
         <w:t>p</w:t>
       </w:r>
       <w:r>
-        <w:t xml:space="preserve"> = 0.001), while spring and fall did not differ. A similar seasonal pattern occurred for lake-released fish, with recurrence highest in spring (6.25, 95% CI: 1.48 to 26.31), very low in summer (0.14, 95% CI: 0.02 to 1.32), and intermediate in fall (1.75, 95% CI: 0.36 to 8.40). In this group, spring recurrence was significantly greater than summer recurrence (ratio = 43.75, </w:t>
+        <w:t xml:space="preserve"> = 0.0001) and fall recurrence also exceeded summer recurrence (</w:t>
       </w:r>
       <w:r>
         <w:rPr>
@@ -6157,31 +6704,151 @@
         <w:t>p</w:t>
       </w:r>
       <w:r>
-        <w:t xml:space="preserve"> = 0.014), whereas the other seasonal contrasts were not significant.</w:t>
-      </w:r>
-    </w:p>
-    <w:p>
-      <w:pPr>
-        <w:spacing w:before="100" w:beforeAutospacing="1" w:after="100" w:afterAutospacing="1"/>
+        <w:t xml:space="preserve"> = 0.001), while spring and fall did not differ (</w:t>
+      </w:r>
+      <w:r>
+        <w:rPr>
+          <w:i/>
+          <w:iCs/>
+        </w:rPr>
+        <w:t>p</w:t>
+      </w:r>
+      <w:r>
+        <w:t xml:space="preserve"> = 0.909</w:t>
+      </w:r>
+      <w:r>
+        <w:t>; Table S3</w:t>
+      </w:r>
+      <w:r>
+        <w:t xml:space="preserve">). A similar seasonal pattern was observed for </w:t>
+      </w:r>
+      <w:r>
+        <w:lastRenderedPageBreak/>
+        <w:t>lake-released fish, where spring recurrence was significantly greater than summer recurrence (</w:t>
+      </w:r>
+      <w:r>
+        <w:rPr>
+          <w:i/>
+          <w:iCs/>
+        </w:rPr>
+        <w:t>p</w:t>
+      </w:r>
+      <w:r>
+        <w:t xml:space="preserve"> = 0.014), whereas spring–fall and summer–fall </w:t>
+      </w:r>
+      <w:r>
+        <w:t>comparisons</w:t>
+      </w:r>
+      <w:r>
+        <w:t xml:space="preserve"> were not significant</w:t>
+      </w:r>
+      <w:r>
+        <w:t xml:space="preserve"> (</w:t>
+      </w:r>
+      <w:r>
+        <w:rPr>
+          <w:i/>
+          <w:iCs/>
+        </w:rPr>
+        <w:t>p</w:t>
+      </w:r>
+      <w:r>
+        <w:t xml:space="preserve"> = 0.470</w:t>
+      </w:r>
+      <w:r>
+        <w:t xml:space="preserve">, </w:t>
+      </w:r>
+      <w:r>
+        <w:rPr>
+          <w:i/>
+          <w:iCs/>
+        </w:rPr>
+        <w:t>p</w:t>
+      </w:r>
+      <w:r>
+        <w:t xml:space="preserve"> = 0.168</w:t>
+      </w:r>
+      <w:r>
+        <w:t>, respectively</w:t>
+      </w:r>
+      <w:r>
+        <w:t>; Table S3</w:t>
+      </w:r>
+      <w:r>
+        <w:t>)</w:t>
+      </w:r>
+      <w:r>
+        <w:t>. Although recurrence differed overall by release location (</w:t>
+      </w:r>
+      <w:r>
+        <w:rPr>
+          <w:i/>
+          <w:iCs/>
+        </w:rPr>
+        <w:t>p</w:t>
+      </w:r>
+      <w:r>
+        <w:t xml:space="preserve"> = 0.014), pairwise </w:t>
+      </w:r>
+      <w:r>
+        <w:t>comparisons</w:t>
+      </w:r>
+      <w:r>
+        <w:t xml:space="preserve"> within individual seasons were not statistically significant after Tukey adjustment (spring: </w:t>
+      </w:r>
+      <w:r>
+        <w:rPr>
+          <w:i/>
+          <w:iCs/>
+        </w:rPr>
+        <w:t>p</w:t>
+      </w:r>
+      <w:r>
+        <w:t xml:space="preserve"> = 0.480; summer: </w:t>
+      </w:r>
+      <w:r>
+        <w:rPr>
+          <w:i/>
+          <w:iCs/>
+        </w:rPr>
+        <w:t>p</w:t>
+      </w:r>
+      <w:r>
+        <w:t xml:space="preserve"> = 0.081; fall: </w:t>
+      </w:r>
+      <w:r>
+        <w:rPr>
+          <w:i/>
+          <w:iCs/>
+        </w:rPr>
+        <w:t>p</w:t>
+      </w:r>
+      <w:r>
+        <w:t xml:space="preserve"> = 0.076)</w:t>
+      </w:r>
+      <w:r>
+        <w:t>.</w:t>
+      </w:r>
+    </w:p>
+    <w:bookmarkEnd w:id="26"/>
+    <w:p>
+      <w:pPr>
         <w:jc w:val="both"/>
       </w:pPr>
       <w:r>
-        <w:t>Although recurrence differed overall by release location, pairwise contrasts within individual seasons were not statistically significant after Tukey adjustment. Still, descriptive summaries suggested that creek-released fish tended to exhibit more recurrence events than lake-released fish, especially in summer and fall. Mean recurrence for creek-released fish was 11.3 ± 4.7 in spring, 1.1 ± 0.4 in summer, and 8.8 ± 3.9 in fall, compared with 6.2 ± 4.6, 0.1 ± 0.2, and 1.8 ± 1.4 for lake-released fish. Overall, these results indicate that repeated habitat returns were most common in spring and fall and were strongly reduced during summer, while lake residency itself remained relatively stable across seasons.</w:t>
-      </w:r>
-    </w:p>
-    <w:bookmarkEnd w:id="17"/>
-    <w:p>
-      <w:pPr>
-        <w:jc w:val="both"/>
-      </w:pPr>
-      <w:r>
         <w:t xml:space="preserve">A significant seasonal pattern </w:t>
       </w:r>
       <w:r>
         <w:t xml:space="preserve">also </w:t>
       </w:r>
       <w:r>
-        <w:t xml:space="preserve">emerged in the probability that a tagged fish was detected in both the lake and the creek on a given day (Figure 4). This pattern was best captured by a generalized additive mixed model including a cyclic smoother for day of year and an autoregressive correlation structure </w:t>
+        <w:t xml:space="preserve">emerged in the probability that a tagged fish was detected in both the lake and the creek on a given day (Figure </w:t>
+      </w:r>
+      <w:r>
+        <w:t>4</w:t>
+      </w:r>
+      <w:r>
+        <w:t xml:space="preserve">). This pattern was best captured by a generalized additive mixed model including a cyclic smoother for day of year and an autoregressive correlation structure </w:t>
       </w:r>
       <w:r>
         <w:t>(</w:t>
@@ -6316,7 +6983,13 @@
         <w:t>p</w:t>
       </w:r>
       <w:r>
-        <w:t xml:space="preserve"> = 0.0017). In the summer, biomass flux was low overall, with 212.4 ± 51.2 g upstream and 118.8 ± 26.9 g downstream, and no significant difference between directions (</w:t>
+        <w:t xml:space="preserve"> = 0.0017). In the summer, biomass flux was low overall, with 212.4 ± 51.2 g upstream and 118.8 ± 26.9 g downstream, and no significant difference between directions </w:t>
+      </w:r>
+      <w:r>
+        <w:t xml:space="preserve">were detected </w:t>
+      </w:r>
+      <w:r>
+        <w:t>(</w:t>
       </w:r>
       <w:r>
         <w:rPr>
@@ -6360,11 +7033,7 @@
         <w:t>B</w:t>
       </w:r>
       <w:r>
-        <w:t xml:space="preserve">). In the creek, biomass was highest in spring (279.1 ± 71.8 g), declined in summer (133.3 ± 35.9 g), and was lowest in fall (25.6 ± 5.4 g). In the lake, biomass </w:t>
-      </w:r>
-      <w:r>
-        <w:lastRenderedPageBreak/>
-        <w:t>was much lower overall, with 40.8 ± 9.1 g in spring and 55.8 ± 11.4 g in fall; no shiners were captured in lake traps during summer. A two-way ANOVA on log-transformed biomass data confirmed a significant season x habitat interaction (</w:t>
+        <w:t>). In the creek, biomass was highest in spring (279.1 ± 71.8 g), declined in summer (133.3 ± 35.9 g), and was lowest in fall (25.6 ± 5.4 g). In the lake, biomass was much lower overall, with 40.8 ± 9.1 g in spring and 55.8 ± 11.4 g in fall; no shiners were captured in lake traps during summer. A two-way ANOVA on log-transformed biomass data confirmed a significant season x habitat interaction (</w:t>
       </w:r>
       <w:r>
         <w:rPr>
@@ -6448,15 +7117,16 @@
           <w:color w:val="auto"/>
         </w:rPr>
       </w:pPr>
-      <w:bookmarkStart w:id="18" w:name="_Toc215069640"/>
+      <w:bookmarkStart w:id="27" w:name="_Toc215069640"/>
       <w:r>
         <w:rPr>
           <w:rFonts w:ascii="Times New Roman" w:hAnsi="Times New Roman" w:cs="Times New Roman"/>
           <w:color w:val="auto"/>
         </w:rPr>
+        <w:lastRenderedPageBreak/>
         <w:t>Discussion</w:t>
       </w:r>
-      <w:bookmarkEnd w:id="18"/>
+      <w:bookmarkEnd w:id="27"/>
     </w:p>
     <w:p>
       <w:pPr>
@@ -6584,7 +7254,25 @@
         <w:jc w:val="both"/>
       </w:pPr>
       <w:r>
-        <w:t xml:space="preserve">While spawning migrations likely explain part of this connectivity, freshwater fishes also move between lakes and creeks for other reasons, including foraging opportunities, predator avoidance, and </w:t>
+        <w:t xml:space="preserve">While spawning migrations likely explain part of this connectivity, freshwater fishes also move between lakes and creeks for other reasons, including </w:t>
+      </w:r>
+      <w:r>
+        <w:t xml:space="preserve">to exploit </w:t>
+      </w:r>
+      <w:r>
+        <w:t xml:space="preserve">foraging opportunities, </w:t>
+      </w:r>
+      <w:r>
+        <w:t>to</w:t>
+      </w:r>
+      <w:r>
+        <w:t xml:space="preserve"> </w:t>
+      </w:r>
+      <w:r>
+        <w:t>avoid predators</w:t>
+      </w:r>
+      <w:r>
+        <w:t xml:space="preserve">, and </w:t>
       </w:r>
       <w:r>
         <w:t>to seek</w:t>
@@ -6602,7 +7290,7 @@
         <w:fldChar w:fldCharType="begin"/>
       </w:r>
       <w:r>
-        <w:instrText xml:space="preserve"> ADDIN ZOTERO_ITEM CSL_CITATION {"citationID":"exz5MjTn","properties":{"unsorted":false,"formattedCitation":"(Magnuson et al. 1985, He and Kitchell 1990, Dolinsek et al. 2014, Hahlbeck et al. 2022)","plainCitation":"(Magnuson et al. 1985, He and Kitchell 1990, Dolinsek et al. 2014, Hahlbeck et al. 2022)","noteIndex":0},"citationItems":[{"id":3901,"uris":["http://zotero.org/users/local/6gGbWaws/items/2RWZYMX3"],"itemData":{"id":3901,"type":"article-journal","abstract":"I Center for Limnology and Department of Zoology, University of Wisconsin, Madison WI 53706, U.S.A. 2 Experimental Lakes Area, Freshwater Institute, Box 313, Kenora, Ontario P9N 3X4, Canada 3Research Center - King Hall, State University of New York, Oswego, NY 13126, U.S.A.","container-title":"Environmental Biology of Fishes","DOI":"10.1007/BF00002627","ISSN":"0378-1909, 1573-5133","issue":"4","journalAbbreviation":"Environ Biol Fish","language":"en","license":"http://www.springer.com/tdm","page":"241-250","source":"DOI.org (Crossref)","title":"Surviving winter hypoxia: behavioral adaptations of fishes in a northern Wisconsin winterkill lake","title-short":"Surviving winter hypoxia","volume":"14","author":[{"family":"Magnuson","given":"John J."},{"family":"Beckel","given":"Annamarie L."},{"family":"Mills","given":"Ken"},{"family":"Brandt","given":"Stephen B."}],"issued":{"date-parts":[["1985",12]]}}},{"id":3843,"uris":["http://zotero.org/users/local/6gGbWaws/items/QQZ3XDZA"],"itemData":{"id":3843,"type":"article-journal","abstract":"We designed an experiment to test the relative importances of direct and indirect effects of piscivorous predation on an assemblage of small fishes in a piscivore-free lake.The direct effect is defined as consumption of prey fishes. Indirect effects include habitat changes associated with predator avoidance behavior, increases of emigration rates, and changes of composition and size structure of the prey community. After a year of premanipulation study, adult northern pike Esox lucius (a predator species) were introduced into the lake. Decrease of prey fish biomass due to increased emigration was at least as great as that due to direct consumption by the predators. Significant indirect effects included decreased abundance of dominant species, increases of some rare species, and decreases of mean size for species most vulnerable to predation. Indirect effects occurred rapidly and were most apparent during weeks immediately after northern pike were introduced.","container-title":"Transactions of the American Fisheries Society","DOI":"10.1577/1548-8659(1990)119&lt;0825:DAIEOP&gt;2.3.CO;2","ISSN":"0002-8487, 1548-8659","issue":"5","journalAbbreviation":"Transactions of the American Fisheries Society","language":"en","page":"825-835","source":"DOI.org (Crossref)","title":"Direct and Indirect Effects of Predation on a Fish Community: A Whole-Lake Experiment","title-short":"Direct and Indirect Effects of Predation on a Fish Community","volume":"119","author":[{"family":"He","given":"Xi"},{"family":"Kitchell","given":"James F."}],"issued":{"date-parts":[["1990",9]]}}},{"id":3841,"uris":["http://zotero.org/users/local/6gGbWaws/items/FIWQ4ESB"],"itemData":{"id":3841,"type":"article-journal","abstract":"Little is known about the movements of most stream ﬁshes, so ﬁsheries managers often rely on natural history data from the literature to make management decisions. Observations of over 15 000 individuals from 37 species across 3 years were used to evaluate four aspects of the reliability of literature data for predicting the movement behaviour of stream ﬁshes: (i) water temperature when ﬁsh enter streams; (ii) reasons for moving into the streams; (iii) stream residence times of migrants; and (iv) relative use of lake and stream habitats. Comparisons of our data for arrival times in the streams, water temperature at arrival, and time spent in the streams were highly correlated with literature data, whereas relative use of the lake was not. Further, our detailed data revealed two novel ﬁndings: (1) in many species juveniles were also moving into streams, even in those species where adults were clearly spawning in the streams; and (2) adult-sized individuals were moving into streams for nonreproductive purposes. Our results suggest that ﬁshery managers can conﬁdently use natural history information to gain general insights into the movement ecology of ﬁshes, but should also recognize that this information remains incomplete in important ways.","container-title":"Canadian Journal of Fisheries and Aquatic Sciences","DOI":"10.1139/cjfas-2013-0294","ISSN":"0706-652X, 1205-7533","issue":"8","journalAbbreviation":"Can. J. Fish. Aquat. Sci.","language":"en","license":"http://www.nrcresearchpress.com/page/about/CorporateTextAndDataMining","page":"1171-1185","source":"DOI.org (Crossref)","title":"Do natural history data predict the movement ecology of fishes in Lake Ontario streams?","volume":"71","author":[{"family":"Dolinsek","given":"Ivan J."},{"family":"McLaughlin","given":"Robert L."},{"family":"Grant","given":"James W.A."},{"family":"O’Connor","given":"Lisa M."},{"family":"Pratt","given":"Thomas C."}],"editor":[{"family":"Magnan","given":"Pierre"}],"issued":{"date-parts":[["2014",8]]}}},{"id":3903,"uris":["http://zotero.org/users/local/6gGbWaws/items/RBXBRWCK"],"itemData":{"id":3903,"type":"article-journal","abstract":"A central tenet of landscape ecology is that mobile species depend on complementary habitats, which are insufﬁcient in isolation, but combine to support animals through the full annual cycle. However, incorporating the dynamic needs of mobile species into conservation strategies remains a challenge, particularly in the context of climate adaptation planning. For cold-water ﬁshes, it is widely assumed that maximum temperatures are limiting and that summer data alone can predict refugia and population persistence. We tested these assumptions in populations of redband rainbow trout (Oncorhynchus mykiss newberrii) in an arid basin, where the dominance of hot, hyperproductive water in summer emulates threats of climate change predicted for cold-water ﬁsh in other basins. We used telemetry to reveal seasonal patterns of movement and habitat use. Then, we compared contributions of hot and cool water to growth with empirical indicators of diet and condition (gut contents, weight–length ratios, electric phase angle, and stable isotope signatures) and a bioenergetics model. During summer, trout occurred only in cool tributaries or springs (&lt;20 ◦C) and avoided Upper Klamath Lake (&gt;25 ◦C). During spring and fall, ≥65% of trout migrated to the lake (5–50 km) to forage. Spring and fall growth (mean [SD] 0.58% per day [0.80%] and 0.34 per day [0.55%], respectively) compensated for a net loss of energy in cool summer refuges (–0.56% per day [0.55%]). In winter, ≥90% of trout returned to tributaries (25–150 km) to spawn. Thus, although perennially cool tributaries supported thermal refuge and spawning, foraging opportunities in the seasonally hot lake ultimately fueled these behaviors. Current approaches to climate adaptation would prioritize the tributaries for conservation but would devalue critical foraging habitat because the lake is unsuitable and unoccupied during summer. Our results empirically demonstrate that warm water can fuel cold-water ﬁsheries and challenge the common practice of identifying refugia based only on summer conditions.","container-title":"Conservation Biology","DOI":"10.1111/cobi.13857","ISSN":"0888-8892, 1523-1739","issue":"3","journalAbbreviation":"Conservation Biology","language":"en","page":"e13857","source":"DOI.org (Crossref)","title":"Contribution of warm habitat to cold‐water fisheries","volume":"36","author":[{"family":"Hahlbeck","given":"Nick"},{"family":"Tinniswood","given":"William R."},{"family":"Sloat","given":"Matthew R."},{"family":"Ortega","given":"Jordan D."},{"family":"Wyatt","given":"Matthew A."},{"family":"Hereford","given":"Mark E."},{"family":"Ramirez","given":"Ben S."},{"family":"Crook","given":"David A."},{"family":"Anlauf‐Dunn","given":"Kara J."},{"family":"Armstrong","given":"Jonathan B."}],"issued":{"date-parts":[["2022",6]]}}}],"schema":"https://github.com/citation-style-language/schema/raw/master/csl-citation.json"} </w:instrText>
+        <w:instrText xml:space="preserve"> ADDIN ZOTERO_ITEM CSL_CITATION {"citationID":"exz5MjTn","properties":{"unsorted":false,"formattedCitation":"(Magnuson et al. 1985, He and Kitchell 1990, Dolinsek et al. 2014, Hahlbeck et al. 2022)","plainCitation":"(Magnuson et al. 1985, He and Kitchell 1990, Dolinsek et al. 2014, Hahlbeck et al. 2022)","dontUpdate":true,"noteIndex":0},"citationItems":[{"id":3901,"uris":["http://zotero.org/users/local/6gGbWaws/items/2RWZYMX3"],"itemData":{"id":3901,"type":"article-journal","abstract":"I Center for Limnology and Department of Zoology, University of Wisconsin, Madison WI 53706, U.S.A. 2 Experimental Lakes Area, Freshwater Institute, Box 313, Kenora, Ontario P9N 3X4, Canada 3Research Center - King Hall, State University of New York, Oswego, NY 13126, U.S.A.","container-title":"Environmental Biology of Fishes","DOI":"10.1007/BF00002627","ISSN":"0378-1909, 1573-5133","issue":"4","journalAbbreviation":"Environ Biol Fish","language":"en","license":"http://www.springer.com/tdm","page":"241-250","source":"DOI.org (Crossref)","title":"Surviving winter hypoxia: behavioral adaptations of fishes in a northern Wisconsin winterkill lake","title-short":"Surviving winter hypoxia","volume":"14","author":[{"family":"Magnuson","given":"John J."},{"family":"Beckel","given":"Annamarie L."},{"family":"Mills","given":"Ken"},{"family":"Brandt","given":"Stephen B."}],"issued":{"date-parts":[["1985",12]]}}},{"id":3843,"uris":["http://zotero.org/users/local/6gGbWaws/items/QQZ3XDZA"],"itemData":{"id":3843,"type":"article-journal","abstract":"We designed an experiment to test the relative importances of direct and indirect effects of piscivorous predation on an assemblage of small fishes in a piscivore-free lake.The direct effect is defined as consumption of prey fishes. Indirect effects include habitat changes associated with predator avoidance behavior, increases of emigration rates, and changes of composition and size structure of the prey community. After a year of premanipulation study, adult northern pike Esox lucius (a predator species) were introduced into the lake. Decrease of prey fish biomass due to increased emigration was at least as great as that due to direct consumption by the predators. Significant indirect effects included decreased abundance of dominant species, increases of some rare species, and decreases of mean size for species most vulnerable to predation. Indirect effects occurred rapidly and were most apparent during weeks immediately after northern pike were introduced.","container-title":"Transactions of the American Fisheries Society","DOI":"10.1577/1548-8659(1990)119&lt;0825:DAIEOP&gt;2.3.CO;2","ISSN":"0002-8487, 1548-8659","issue":"5","journalAbbreviation":"Transactions of the American Fisheries Society","language":"en","page":"825-835","source":"DOI.org (Crossref)","title":"Direct and Indirect Effects of Predation on a Fish Community: A Whole-Lake Experiment","title-short":"Direct and Indirect Effects of Predation on a Fish Community","volume":"119","author":[{"family":"He","given":"Xi"},{"family":"Kitchell","given":"James F."}],"issued":{"date-parts":[["1990",9]]}}},{"id":3841,"uris":["http://zotero.org/users/local/6gGbWaws/items/FIWQ4ESB"],"itemData":{"id":3841,"type":"article-journal","abstract":"Little is known about the movements of most stream ﬁshes, so ﬁsheries managers often rely on natural history data from the literature to make management decisions. Observations of over 15 000 individuals from 37 species across 3 years were used to evaluate four aspects of the reliability of literature data for predicting the movement behaviour of stream ﬁshes: (i) water temperature when ﬁsh enter streams; (ii) reasons for moving into the streams; (iii) stream residence times of migrants; and (iv) relative use of lake and stream habitats. Comparisons of our data for arrival times in the streams, water temperature at arrival, and time spent in the streams were highly correlated with literature data, whereas relative use of the lake was not. Further, our detailed data revealed two novel ﬁndings: (1) in many species juveniles were also moving into streams, even in those species where adults were clearly spawning in the streams; and (2) adult-sized individuals were moving into streams for nonreproductive purposes. Our results suggest that ﬁshery managers can conﬁdently use natural history information to gain general insights into the movement ecology of ﬁshes, but should also recognize that this information remains incomplete in important ways.","container-title":"Canadian Journal of Fisheries and Aquatic Sciences","DOI":"10.1139/cjfas-2013-0294","ISSN":"0706-652X, 1205-7533","issue":"8","journalAbbreviation":"Can. J. Fish. Aquat. Sci.","language":"en","license":"http://www.nrcresearchpress.com/page/about/CorporateTextAndDataMining","page":"1171-1185","source":"DOI.org (Crossref)","title":"Do natural history data predict the movement ecology of fishes in Lake Ontario streams?","volume":"71","author":[{"family":"Dolinsek","given":"Ivan J."},{"family":"McLaughlin","given":"Robert L."},{"family":"Grant","given":"James W.A."},{"family":"O’Connor","given":"Lisa M."},{"family":"Pratt","given":"Thomas C."}],"editor":[{"family":"Magnan","given":"Pierre"}],"issued":{"date-parts":[["2014",8]]}}},{"id":3903,"uris":["http://zotero.org/users/local/6gGbWaws/items/RBXBRWCK"],"itemData":{"id":3903,"type":"article-journal","abstract":"A central tenet of landscape ecology is that mobile species depend on complementary habitats, which are insufﬁcient in isolation, but combine to support animals through the full annual cycle. However, incorporating the dynamic needs of mobile species into conservation strategies remains a challenge, particularly in the context of climate adaptation planning. For cold-water ﬁshes, it is widely assumed that maximum temperatures are limiting and that summer data alone can predict refugia and population persistence. We tested these assumptions in populations of redband rainbow trout (Oncorhynchus mykiss newberrii) in an arid basin, where the dominance of hot, hyperproductive water in summer emulates threats of climate change predicted for cold-water ﬁsh in other basins. We used telemetry to reveal seasonal patterns of movement and habitat use. Then, we compared contributions of hot and cool water to growth with empirical indicators of diet and condition (gut contents, weight–length ratios, electric phase angle, and stable isotope signatures) and a bioenergetics model. During summer, trout occurred only in cool tributaries or springs (&lt;20 ◦C) and avoided Upper Klamath Lake (&gt;25 ◦C). During spring and fall, ≥65% of trout migrated to the lake (5–50 km) to forage. Spring and fall growth (mean [SD] 0.58% per day [0.80%] and 0.34 per day [0.55%], respectively) compensated for a net loss of energy in cool summer refuges (–0.56% per day [0.55%]). In winter, ≥90% of trout returned to tributaries (25–150 km) to spawn. Thus, although perennially cool tributaries supported thermal refuge and spawning, foraging opportunities in the seasonally hot lake ultimately fueled these behaviors. Current approaches to climate adaptation would prioritize the tributaries for conservation but would devalue critical foraging habitat because the lake is unsuitable and unoccupied during summer. Our results empirically demonstrate that warm water can fuel cold-water ﬁsheries and challenge the common practice of identifying refugia based only on summer conditions.","container-title":"Conservation Biology","DOI":"10.1111/cobi.13857","ISSN":"0888-8892, 1523-1739","issue":"3","journalAbbreviation":"Conservation Biology","language":"en","page":"e13857","source":"DOI.org (Crossref)","title":"Contribution of warm habitat to cold‐water fisheries","volume":"36","author":[{"family":"Hahlbeck","given":"Nick"},{"family":"Tinniswood","given":"William R."},{"family":"Sloat","given":"Matthew R."},{"family":"Ortega","given":"Jordan D."},{"family":"Wyatt","given":"Matthew A."},{"family":"Hereford","given":"Mark E."},{"family":"Ramirez","given":"Ben S."},{"family":"Crook","given":"David A."},{"family":"Anlauf‐Dunn","given":"Kara J."},{"family":"Armstrong","given":"Jonathan B."}],"issued":{"date-parts":[["2022",6]]}}}],"schema":"https://github.com/citation-style-language/schema/raw/master/csl-citation.json"} </w:instrText>
       </w:r>
       <w:r>
         <w:fldChar w:fldCharType="separate"/>
@@ -6632,6 +7320,9 @@
         <w:t xml:space="preserve"> are often driven by trade-offs between growth opportunities and predation risk</w:t>
       </w:r>
       <w:r>
+        <w:t xml:space="preserve"> </w:t>
+      </w:r>
+      <w:r>
         <w:fldChar w:fldCharType="begin"/>
       </w:r>
       <w:r>
@@ -6747,11 +7438,7 @@
         <w:fldChar w:fldCharType="end"/>
       </w:r>
       <w:r>
-        <w:t xml:space="preserve">. </w:t>
-      </w:r>
-      <w:r>
-        <w:lastRenderedPageBreak/>
-        <w:t>Similar trade-offs between resource acquisition and predator avoidance may therefore contribute to the coupling of lake and creek habitats observed here.</w:t>
+        <w:t>. Similar trade-offs between resource acquisition and predator avoidance may therefore contribute to the coupling of lake and creek habitats observed here.</w:t>
       </w:r>
     </w:p>
     <w:p>
@@ -6787,7 +7474,10 @@
         <w:t>S</w:t>
       </w:r>
       <w:r>
-        <w:t xml:space="preserve">3), with individuals in the lake observed to be substantially larger (mean total length = 256 ± 123 mm) than those in the creek (mean total length = 112 ± 35 mm). Given established relationships between body size and </w:t>
+        <w:t>4</w:t>
+      </w:r>
+      <w:r>
+        <w:t xml:space="preserve">), with individuals in the lake observed to be substantially larger (mean total length = 256 ± 123 mm) than those in the creek (mean total length = 112 ± 35 mm). Given established relationships between body size and </w:t>
       </w:r>
       <w:proofErr w:type="spellStart"/>
       <w:r>
@@ -6837,7 +7527,11 @@
         <w:fldChar w:fldCharType="end"/>
       </w:r>
       <w:r>
-        <w:t xml:space="preserve">, whereas the smaller individuals in the creek are less likely to be piscivorous due to gape limitation </w:t>
+        <w:t xml:space="preserve">, whereas the smaller individuals in the creek are less likely to </w:t>
+      </w:r>
+      <w:r>
+        <w:lastRenderedPageBreak/>
+        <w:t xml:space="preserve">be piscivorous due to gape limitation </w:t>
       </w:r>
       <w:r>
         <w:fldChar w:fldCharType="begin"/>
@@ -6870,7 +7564,10 @@
         <w:t xml:space="preserve">Figure </w:t>
       </w:r>
       <w:r>
-        <w:t>S4</w:t>
+        <w:t>S</w:t>
+      </w:r>
+      <w:r>
+        <w:t>5</w:t>
       </w:r>
       <w:r>
         <w:t>), indicating their primary role as predators within the lake. Although lake trout (</w:t>
@@ -6916,22 +7613,13 @@
         <w:t xml:space="preserve"> (&lt;250 mm; </w:t>
       </w:r>
       <w:r>
-        <w:t>Supplementary Materials</w:t>
-      </w:r>
-      <w:r>
-        <w:t xml:space="preserve"> </w:t>
-      </w:r>
-      <w:r>
-        <w:t>S1</w:t>
-      </w:r>
-      <w:r>
-        <w:t xml:space="preserve">; Figure </w:t>
+        <w:t xml:space="preserve">Figure </w:t>
       </w:r>
       <w:r>
         <w:t>S</w:t>
       </w:r>
       <w:r>
-        <w:t>3</w:t>
+        <w:t>4</w:t>
       </w:r>
       <w:r>
         <w:t xml:space="preserve">), suggesting they exert relatively weak predation pressure on shiners </w:t>
@@ -6964,7 +7652,13 @@
         <w:jc w:val="both"/>
       </w:pPr>
       <w:r>
-        <w:t>This spatial context of predation risk may help explain the observed differences in body size among shiners across the study system. Both golden and common shiners captured in the creek were smaller on average than those captured in the lake throughout the study period (</w:t>
+        <w:t xml:space="preserve">This spatial context of predation risk may help explain the observed differences in body size </w:t>
+      </w:r>
+      <w:r>
+        <w:t>and biomass distributions of</w:t>
+      </w:r>
+      <w:r>
+        <w:t xml:space="preserve"> shiners across the study system. Both golden and common shiners captured in the creek were smaller on average than those captured in the lake throughout the study period (</w:t>
       </w:r>
       <w:r>
         <w:t xml:space="preserve">Figure </w:t>
@@ -6973,7 +7667,7 @@
         <w:t>S</w:t>
       </w:r>
       <w:r>
-        <w:t>3</w:t>
+        <w:t>4</w:t>
       </w:r>
       <w:r>
         <w:t>). Minnow trap surveys also failed to capture shiners in the lake during summer (Figure 5</w:t>
@@ -7006,7 +7700,52 @@
         <w:fldChar w:fldCharType="end"/>
       </w:r>
       <w:r>
-        <w:t>. However, two shiners from the largest size class (139 and 143mm total length; TL) were caught with alternative gear, and both exceeded the maximum prey size predicted for the largest bass captured in our study (505 mm;</w:t>
+        <w:t xml:space="preserve">. However, </w:t>
+      </w:r>
+      <w:r>
+        <w:t>three</w:t>
+      </w:r>
+      <w:r>
+        <w:t xml:space="preserve"> shiners </w:t>
+      </w:r>
+      <w:r>
+        <w:t>of</w:t>
+      </w:r>
+      <w:r>
+        <w:t xml:space="preserve"> the largest size class</w:t>
+      </w:r>
+      <w:r>
+        <w:t xml:space="preserve"> observed</w:t>
+      </w:r>
+      <w:r>
+        <w:t xml:space="preserve"> (139</w:t>
+      </w:r>
+      <w:r>
+        <w:t xml:space="preserve">, </w:t>
+      </w:r>
+      <w:r>
+        <w:t>143</w:t>
+      </w:r>
+      <w:r>
+        <w:t xml:space="preserve">, and 172 </w:t>
+      </w:r>
+      <w:r>
+        <w:t xml:space="preserve">mm total length; TL) were caught with alternative gear, and </w:t>
+      </w:r>
+      <w:r>
+        <w:t>all</w:t>
+      </w:r>
+      <w:r>
+        <w:t xml:space="preserve"> exceeded the maximum prey size predicted for the largest bass captured </w:t>
+      </w:r>
+      <w:r>
+        <w:t xml:space="preserve">in Sproule Bay </w:t>
+      </w:r>
+      <w:r>
+        <w:t xml:space="preserve">during our study </w:t>
+      </w:r>
+      <w:r>
+        <w:t>(505 mm;</w:t>
       </w:r>
       <w:r>
         <w:t xml:space="preserve"> </w:t>
@@ -7015,7 +7754,7 @@
         <w:fldChar w:fldCharType="begin"/>
       </w:r>
       <w:r>
-        <w:instrText xml:space="preserve"> ADDIN ZOTERO_ITEM CSL_CITATION {"citationID":"G1SH60HJ","properties":{"unsorted":false,"formattedCitation":"(Gaeta et al. 2018)","plainCitation":"(Gaeta et al. 2018)","noteIndex":0},"citationItems":[{"id":2837,"uris":["http://zotero.org/users/local/6gGbWaws/items/AI7265WV"],"itemData":{"id":2837,"type":"article-journal","abstract":"Body size governs predator-prey interactions, which in turn structure populations, communities, and food webs. Understanding predator-prey size relationships is valuable from a theoretical perspective, in basic research, and for management applications. However, predator-prey size data are limited and costly to acquire. We quantified predator-prey total length and mass relationships for several freshwater piscivorous taxa: crappie (Pomoxis spp.), largemouth bass (Micropterus salmoides), muskellunge (Esox masquinongy), northern pike (Esox lucius), rock bass (Ambloplites rupestris), smallmouth bass (Micropterus dolomieu), and walleye (Sander vitreus). The range of prey total lengths increased with predator total length. The median and maximum ingested prey total length varied with predator taxon and length, but generally ranged from 10–20% and 32–46% of predator total length, respectively. Predators tended to consume larger fusiform prey than laterally compressed prey. With the exception of large muskellunge, predators most commonly consumed prey between 16 and 73 mm. A sensitivity analysis indicated estimates can be very accurate at sample sizes greater than 1,000 diet items and fairly accurate at sample sizes greater than 100. However, sample sizes less than 50 should be evaluated with caution. Furthermore, median log10 predator-prey body mass ratios ranged from 1.9–2.5, nearly 50% lower than values previously reported for freshwater fishes. Managers, researchers, and modelers could use our findings as a tool for numerous predator-prey evaluations from stocking size optimization to individual-based bioenergetics analyses identifying prey size structure. To this end, we have developed a web-based user interface to maximize the utility of our models that can be found at www.LakeEcologyLab.org/pred_prey.","container-title":"PLOS ONE","DOI":"10.1371/journal.pone.0194092","ISSN":"1932-6203","issue":"3","journalAbbreviation":"PLOS ONE","language":"en","page":"e0194092","publisher":"Public Library of Science","source":"PLoS Journals","title":"Go big or … don't? A field-based diet evaluation of freshwater piscivore and prey fish size relationships","title-short":"Go big or … don't?","volume":"13","author":[{"family":"Gaeta","given":"Jereme W."},{"family":"Ahrenstorff","given":"Tyler D."},{"family":"Diana","given":"James S."},{"family":"Fetzer","given":"William W."},{"family":"Jones","given":"Thomas S."},{"family":"Lawson","given":"Zach J."},{"family":"McInerny","given":"Michael C."},{"family":"Jr","given":"Victor J. Santucci"},{"family":"Zanden","given":"M. Jake Vander"}],"issued":{"date-parts":[["2018",3,15]]}}}],"schema":"https://github.com/citation-style-language/schema/raw/master/csl-citation.json"} </w:instrText>
+        <w:instrText xml:space="preserve"> ADDIN ZOTERO_ITEM CSL_CITATION {"citationID":"G1SH60HJ","properties":{"unsorted":false,"formattedCitation":"(Gaeta et al. 2018)","plainCitation":"(Gaeta et al. 2018)","dontUpdate":true,"noteIndex":0},"citationItems":[{"id":2837,"uris":["http://zotero.org/users/local/6gGbWaws/items/AI7265WV"],"itemData":{"id":2837,"type":"article-journal","abstract":"Body size governs predator-prey interactions, which in turn structure populations, communities, and food webs. Understanding predator-prey size relationships is valuable from a theoretical perspective, in basic research, and for management applications. However, predator-prey size data are limited and costly to acquire. We quantified predator-prey total length and mass relationships for several freshwater piscivorous taxa: crappie (Pomoxis spp.), largemouth bass (Micropterus salmoides), muskellunge (Esox masquinongy), northern pike (Esox lucius), rock bass (Ambloplites rupestris), smallmouth bass (Micropterus dolomieu), and walleye (Sander vitreus). The range of prey total lengths increased with predator total length. The median and maximum ingested prey total length varied with predator taxon and length, but generally ranged from 10–20% and 32–46% of predator total length, respectively. Predators tended to consume larger fusiform prey than laterally compressed prey. With the exception of large muskellunge, predators most commonly consumed prey between 16 and 73 mm. A sensitivity analysis indicated estimates can be very accurate at sample sizes greater than 1,000 diet items and fairly accurate at sample sizes greater than 100. However, sample sizes less than 50 should be evaluated with caution. Furthermore, median log10 predator-prey body mass ratios ranged from 1.9–2.5, nearly 50% lower than values previously reported for freshwater fishes. Managers, researchers, and modelers could use our findings as a tool for numerous predator-prey evaluations from stocking size optimization to individual-based bioenergetics analyses identifying prey size structure. To this end, we have developed a web-based user interface to maximize the utility of our models that can be found at www.LakeEcologyLab.org/pred_prey.","container-title":"PLOS ONE","DOI":"10.1371/journal.pone.0194092","ISSN":"1932-6203","issue":"3","journalAbbreviation":"PLOS ONE","language":"en","page":"e0194092","publisher":"Public Library of Science","source":"PLoS Journals","title":"Go big or … don't? A field-based diet evaluation of freshwater piscivore and prey fish size relationships","title-short":"Go big or … don't?","volume":"13","author":[{"family":"Gaeta","given":"Jereme W."},{"family":"Ahrenstorff","given":"Tyler D."},{"family":"Diana","given":"James S."},{"family":"Fetzer","given":"William W."},{"family":"Jones","given":"Thomas S."},{"family":"Lawson","given":"Zach J."},{"family":"McInerny","given":"Michael C."},{"family":"Jr","given":"Victor J. Santucci"},{"family":"Zanden","given":"M. Jake Vander"}],"issued":{"date-parts":[["2018",3,15]]}}}],"schema":"https://github.com/citation-style-language/schema/raw/master/csl-citation.json"} </w:instrText>
       </w:r>
       <w:r>
         <w:fldChar w:fldCharType="separate"/>
@@ -7033,7 +7772,7 @@
         <w:t>. Further, acoustic telemetry indicated that shiners</w:t>
       </w:r>
       <w:r>
-        <w:t xml:space="preserve"> that were released in the lake</w:t>
+        <w:t xml:space="preserve"> released in the lake</w:t>
       </w:r>
       <w:r>
         <w:t xml:space="preserve"> largely remained </w:t>
@@ -7048,7 +7787,195 @@
         <w:t>4B</w:t>
       </w:r>
       <w:r>
-        <w:t xml:space="preserve">). This pattern likely reflects a tagging bias, because only larger individuals could be tagged, with a minimum size of 138mm TL. These larger individuals may therefore be capable of persisting in the lake during summer, whereas smaller size classes may be more creek resident during this period to avoid predation by bass. </w:t>
+        <w:t>). This pattern likely reflects a tagging bias, because only larger individuals could be tagged</w:t>
+      </w:r>
+      <w:r>
+        <w:t xml:space="preserve"> due to weight constraints (</w:t>
+      </w:r>
+      <w:r>
+        <w:t xml:space="preserve">minimum size </w:t>
+      </w:r>
+      <w:r>
+        <w:t>for tagging =</w:t>
+      </w:r>
+      <w:r>
+        <w:t xml:space="preserve"> 138</w:t>
+      </w:r>
+      <w:r>
+        <w:t xml:space="preserve"> </w:t>
+      </w:r>
+      <w:r>
+        <w:t>mm TL</w:t>
+      </w:r>
+      <w:r>
+        <w:t>)</w:t>
+      </w:r>
+      <w:r>
+        <w:t>. These larger individuals may therefore be capable of persisting in the lake during summer, whereas smaller size classes may be more creek resident</w:t>
+      </w:r>
+      <w:r>
+        <w:t>, particularly</w:t>
+      </w:r>
+      <w:r>
+        <w:t xml:space="preserve"> during </w:t>
+      </w:r>
+      <w:r>
+        <w:t>summer,</w:t>
+      </w:r>
+      <w:r>
+        <w:t xml:space="preserve"> to avoid predation by bass. </w:t>
+      </w:r>
+    </w:p>
+    <w:p>
+      <w:pPr>
+        <w:spacing w:before="100" w:beforeAutospacing="1" w:after="100" w:afterAutospacing="1"/>
+        <w:jc w:val="both"/>
+      </w:pPr>
+      <w:commentRangeStart w:id="28"/>
+      <w:r>
+        <w:t xml:space="preserve">Although </w:t>
+      </w:r>
+      <w:commentRangeEnd w:id="28"/>
+      <w:r>
+        <w:rPr>
+          <w:rStyle w:val="CommentReference"/>
+        </w:rPr>
+        <w:commentReference w:id="28"/>
+      </w:r>
+      <w:r>
+        <w:t>lake-captured shiners were generally larger than those captured in the creek, creek-captured individuals consistently exhibited higher trophic positions across seasons, while lake-captured fish occupied markedly lower trophic positions during summer</w:t>
+      </w:r>
+      <w:r>
+        <w:t xml:space="preserve"> (Figure 3B)</w:t>
+      </w:r>
+      <w:r>
+        <w:t>. This shift coincided with increased reliance on lake-derived carbon</w:t>
+      </w:r>
+      <w:r>
+        <w:t xml:space="preserve"> (Figure 3A)</w:t>
+      </w:r>
+      <w:r>
+        <w:t xml:space="preserve">, suggesting that individuals foraging in the lake during this period were </w:t>
+      </w:r>
+      <w:r>
+        <w:t>relying</w:t>
+      </w:r>
+      <w:r>
+        <w:t xml:space="preserve"> more heavily on</w:t>
+      </w:r>
+      <w:r>
+        <w:t xml:space="preserve"> prey at lower trophic levels</w:t>
+      </w:r>
+      <w:r>
+        <w:t>. Such patterns are consistent with seasonal restructuring of lake food webs, where elevated summer productivity increases the availability of basal and primary consumer resources, including small-bodied zooplankton and periphyton</w:t>
+      </w:r>
+      <w:r>
+        <w:t xml:space="preserve"> </w:t>
+      </w:r>
+      <w:r>
+        <w:fldChar w:fldCharType="begin"/>
+      </w:r>
+      <w:r>
+        <w:instrText xml:space="preserve"> ADDIN ZOTERO_ITEM CSL_CITATION {"citationID":"MkoLAXDR","properties":{"unsorted":false,"formattedCitation":"(Matsuzaki et al. 2021)","plainCitation":"(Matsuzaki et al. 2021)","noteIndex":0},"citationItems":[{"id":3914,"uris":["http://zotero.org/users/local/6gGbWaws/items/UKWN9TWZ"],"itemData":{"id":3914,"type":"article-journal","abstract":"Although climate change has shifted the phenological timing of plankton in lakes, few studies have explicitly addressed the relative contributions of climate change and other factors, including planktivory and nutrient availability. The spring clear-water phase is a period of marked reduction in algal biomass and increased water transparency observed in many lakes. Here, we quantified the phenological patterns in the start date, maximum date, duration, and magnitude of the clear-water phase over 38 yr in Lakes Mendota and Monona, and examined the effects of water temperature, total phosphorus, and food web structure (proportion of large-bodied Daphnia pulicaria and density of invasive Bythotrephes) and interactions between temperature and other predictors on these clear-water phase metrics. We found that climate and food web structure affected the clear-water phase, but the effects differed among the metrics. Higher water temperature led to earlier clear-water phase start dates and maximum dates in both lakes. The proportion of D. pulicaria affected all clear-water phase metrics in both lakes. When D. pulicaria proportion was higher, the clear-water phase occurred earlier, lasted longer, and the water was clearer. Moreover, high Bythotrephes density delayed clear-water phase start dates (both lakes), and decreased clear-water phase duration (Lake Mendota) in the following year. These results suggest that variation in food web structure changes the full phenological dynamics of the clear-water phase, while variation in climate condition affects clear-water phase timing only. Our findings highlight the importance of large-bodied grazers for managing water quality under climate change.","container-title":"Limnology and Oceanography","DOI":"10.1002/lno.11584","ISSN":"1939-5590","issue":"1","language":"en","note":"_eprint: https://aslopubs.onlinelibrary.wiley.com/doi/pdf/10.1002/lno.11584","page":"30-46","source":"Wiley Online Library","title":"Climate and food web effects on the spring clear-water phase in two north-temperate eutrophic lakes","volume":"66","author":[{"family":"Matsuzaki","given":"Shin-Ichiro S."},{"family":"Lathrop","given":"Richard C."},{"family":"Carpenter","given":"Stephen R."},{"family":"Walsh","given":"Jake R."},{"family":"Vander Zanden","given":"M. Jake"},{"family":"Gahler","given":"Mark R."},{"family":"Stanley","given":"Emily H."}],"issued":{"date-parts":[["2021"]]}}}],"schema":"https://github.com/citation-style-language/schema/raw/master/csl-citation.json"} </w:instrText>
+      </w:r>
+      <w:r>
+        <w:fldChar w:fldCharType="separate"/>
+      </w:r>
+      <w:r>
+        <w:rPr>
+          <w:noProof/>
+        </w:rPr>
+        <w:t>(Matsuzaki et al. 2021)</w:t>
+      </w:r>
+      <w:r>
+        <w:fldChar w:fldCharType="end"/>
+      </w:r>
+      <w:r>
+        <w:t xml:space="preserve">. While direct dietary evidence remains limited owing to degradation of labile prey items in stomach contents, these isotopic patterns point toward a potential shift </w:t>
+      </w:r>
+      <w:r>
+        <w:t xml:space="preserve">in the diet of </w:t>
+      </w:r>
+      <w:r>
+        <w:t>shiners</w:t>
+      </w:r>
+      <w:r>
+        <w:t xml:space="preserve"> driven by habitat-specific resource availability. Specifically, d</w:t>
+      </w:r>
+      <w:r>
+        <w:t>uring summer, when smallmouth bass activity is highest, smaller individuals may be constrained to creek habitats, while larger individuals capable of exceeding predator gape limitations can exploit energetically favorable but riskier lake environments</w:t>
+      </w:r>
+      <w:r>
+        <w:t>. The</w:t>
+      </w:r>
+      <w:r>
+        <w:t xml:space="preserve"> lake may </w:t>
+      </w:r>
+      <w:r>
+        <w:t xml:space="preserve">thus </w:t>
+      </w:r>
+      <w:r>
+        <w:t>function as a seasonally productive but high-risk foraging arena, promoting increased reliance on lower trophic resources when productivity is elevated. Conversely, during spring and fall, when productivity</w:t>
+      </w:r>
+      <w:r>
+        <w:t xml:space="preserve"> in the lake</w:t>
+      </w:r>
+      <w:r>
+        <w:t xml:space="preserve"> is reduced, the relative profitability of lake habitats may decline, potentially favouring greater use of creek environments. Although this interpretation remains speculative, it aligns with theoretical expectations from risk–reward trade-offs and spatially structured food webs, where consumers dynamically redistribute across habitats to balance </w:t>
+      </w:r>
+      <w:r>
+        <w:lastRenderedPageBreak/>
+        <w:t xml:space="preserve">mortality risk </w:t>
+      </w:r>
+      <w:r>
+        <w:t xml:space="preserve">and </w:t>
+      </w:r>
+      <w:r>
+        <w:t>foraging opportunity</w:t>
+      </w:r>
+      <w:r>
+        <w:t xml:space="preserve"> </w:t>
+      </w:r>
+      <w:r>
+        <w:fldChar w:fldCharType="begin"/>
+      </w:r>
+      <w:r>
+        <w:instrText xml:space="preserve"> ADDIN ZOTERO_ITEM CSL_CITATION {"citationID":"WLiILyVS","properties":{"unsorted":false,"formattedCitation":"(Br\\uc0\\u246{}nmark et al. 2008, Ahrens et al. 2012, Toscano et al. 2016)","plainCitation":"(Brönmark et al. 2008, Ahrens et al. 2012, Toscano et al. 2016)","noteIndex":0},"citationItems":[{"id":3855,"uris":["http://zotero.org/users/local/6gGbWaws/items/ZSH6EQYF"],"itemData":{"id":3855,"type":"article-journal","abstract":"Migration is a common phenomenon in many organisms, terrestrial as well as aquatic, and considerable effort has been spent to understand the evolution of migratory behaviour and its consequences for population and community dynamics. In aquatic systems, studies on migration have mainly been focused on commercially important fish species, such as salmon and trout. However, seasonal mass-migrations may occur also among other freshwater fish, e.g. in cyprinids that leave lakes and migrate into streams and wetlands in the fall and return back to the lake in spring. In a conceptual model, we hypothesized that this is an adaptive behaviour in response to seasonal changes in predation (P) and growth (G) and that migrating fish change habitat so as to minimise the ratio between predation mortality and growth rate (P/G). Estimates from bioenergetic modelling showed that seasonal changes in the ratio between predator consumption rate and prey growth rate followed the predictions from the conceptual model and also gave more precise predictions for the timing of the habitat change. By quantifying the migration of more than 1800 individually marked fish, we showed that actual migration patterns followed predictions with a remarkable accuracy, suggesting that migration patterns have evolved in response to seasonally fluctuating trade-offs between predator avoidance and foraging gains. Thus, the conceptual model provides a mechanistic understanding to mass–migration in prey fish. Further, we also show that the dominant prey fish is actually absent from the lake during a major part of the year, which should have strong implications for the dynamics of the lake ecosystem through direct and indirect food-web interactions.","container-title":"PLoS ONE","DOI":"10.1371/journal.pone.0001957","ISSN":"1932-6203","issue":"4","journalAbbreviation":"PLoS ONE","language":"en","page":"e1957","source":"DOI.org (Crossref)","title":"Seasonal Migration Determined by a Trade-Off between Predator Avoidance and Growth","volume":"3","author":[{"family":"Brönmark","given":"Christer"},{"family":"Skov","given":"Christian"},{"family":"Brodersen","given":"Jakob"},{"family":"Nilsson","given":"P. Anders"},{"family":"Hansson","given":"Lars-Anders"}],"editor":[{"family":"Somers","given":"Michael"}],"issued":{"date-parts":[["2008",4,16]]}}},{"id":3918,"uris":["http://zotero.org/users/local/6gGbWaws/items/UIIHJ6F2"],"itemData":{"id":3918,"type":"article-journal","abstract":"There is a critical need for quantitative models that can help evaluate trade-off decisions related to the impacts of harvesting and protection of aquatic ecosystems within an ecosystem context. Ecosystem models used to evaluate such trade-offs need to have the capability of capturing the dynamic stability that can arise when predator-prey interactions are restricted to spatial and temporal arenas. Foraging arenas appear common in aquatic systems and are created by a wide range of mechanisms, ranging from restrictions of predator distributions in response to predation risk caused by their own predators, to risk-sensitive foraging behaviour by their prey. Foraging arenas partition the prey in each predator-prey interaction in a food web into vulnerable and invulnerable states, with exchange between these states potentially limiting overall trophic flow. Inclusion of vulnerability exchange processes in models for recruitment processes and food web responses to disturbances like harvesting leads to very different predictions about dynamic stability, trophic cascades and maintenance of ecological diversity than do models based on large-scale mass action (random mixing) interactions between prey and predators. Although a number of methods to estimate these critical exchange rates are presented, none are considered fully satisfactory. The most important challenge for the practical application of models that incorporate foraging arena theory today is not only developing new or improved methods for measuring exchange rates but also evaluating how such rates vary in responses to major fishery-induced changes in abundances of predators.","container-title":"Fish and Fisheries","DOI":"10.1111/j.1467-2979.2011.00432.x","ISSN":"1467-2979","issue":"1","language":"en","note":"_eprint: https://onlinelibrary.wiley.com/doi/pdf/10.1111/j.1467-2979.2011.00432.x","page":"41-59","source":"Wiley Online Library","title":"Foraging arena theory","volume":"13","author":[{"family":"Ahrens","given":"Robert N M"},{"family":"Walters","given":"Carl J"},{"family":"Christensen","given":"Villy"}],"issued":{"date-parts":[["2012"]]}}},{"id":3916,"uris":["http://zotero.org/users/local/6gGbWaws/items/498EYXM5"],"itemData":{"id":3916,"type":"article-journal","abstract":"Behavioral traits and diet were traditionally thought to be highly plastic within individuals. This view was espoused in the widespread use of optimality models, which broadly predict that individuals can modify behavioral traits and diet across ecological contexts to maximize fitness. Yet, research conducted over the past 15 years supports an alternative view; fundamental behavioral traits (e.g., activity level, exploration, sociability, boldness and aggressiveness) and diet often vary among individuals and this variation persists over time and across contexts. This phenomenon has been termed animal personality with regard to behavioral traits and individual specialization with regard to diet. While these aspects of individual-level phenotypic variation have been thus far studied in isolation, emerging evidence suggests that personality and individual specialization may covary, or even be causally related. Building on this work, we present the overarching hypothesis that animal personality can drive specialization through individual differences in various aspects of consumer foraging behavior. Specifically, we suggest pathways by which consumer personality traits influence foraging activity, risk-dependent foraging, roles in social foraging groups, spatial aspects of foraging and physiological drivers of foraging, which in turn can lead to consistent individual differences in food resource use. These pathways provide a basis for generating testable hypotheses directly linking animal personality to ecological dynamics, a major goal in contemporary behavioral ecology.","container-title":"Oecologia","DOI":"10.1007/s00442-016-3648-8","ISSN":"1432-1939","issue":"1","journalAbbreviation":"Oecologia","language":"en","page":"55-69","source":"Springer Link","title":"Personality, foraging behavior and specialization: integrating behavioral and food web ecology at the individual level","title-short":"Personality, foraging behavior and specialization","volume":"182","author":[{"family":"Toscano","given":"Benjamin J."},{"family":"Gownaris","given":"Natasha J."},{"family":"Heerhartz","given":"Sarah M."},{"family":"Monaco","given":"Cristián J."}],"issued":{"date-parts":[["2016",9,1]]}}}],"schema":"https://github.com/citation-style-language/schema/raw/master/csl-citation.json"} </w:instrText>
+      </w:r>
+      <w:r>
+        <w:fldChar w:fldCharType="separate"/>
+      </w:r>
+      <w:r>
+        <w:rPr>
+          <w:rFonts w:eastAsiaTheme="minorHAnsi"/>
+          <w:lang w:val="en-US"/>
+          <w14:ligatures w14:val="standardContextual"/>
+        </w:rPr>
+        <w:t>(</w:t>
+      </w:r>
+      <w:proofErr w:type="spellStart"/>
+      <w:r>
+        <w:rPr>
+          <w:rFonts w:eastAsiaTheme="minorHAnsi"/>
+          <w:lang w:val="en-US"/>
+          <w14:ligatures w14:val="standardContextual"/>
+        </w:rPr>
+        <w:t>Brönmark</w:t>
+      </w:r>
+      <w:proofErr w:type="spellEnd"/>
+      <w:r>
+        <w:rPr>
+          <w:rFonts w:eastAsiaTheme="minorHAnsi"/>
+          <w:lang w:val="en-US"/>
+          <w14:ligatures w14:val="standardContextual"/>
+        </w:rPr>
+        <w:t xml:space="preserve"> et al. 2008, Ahrens et al. 2012, Toscano et al. 2016)</w:t>
+      </w:r>
+      <w:r>
+        <w:fldChar w:fldCharType="end"/>
+      </w:r>
+      <w:r>
+        <w:t>.</w:t>
       </w:r>
     </w:p>
     <w:p>
@@ -7095,7 +8022,6 @@
         <w:jc w:val="both"/>
       </w:pPr>
       <w:r>
-        <w:lastRenderedPageBreak/>
         <w:t xml:space="preserve">Looking forward, understanding how prey-mediated coupling shapes broader ecosystem functioning and resilience will require integrating movement, foraging behaviour, and predation risk among prey populations. Future studies could use acoustic tags with predation sensors to assess predator–prey interactions across habitats more directly and pair these with resource availability data to evaluate top-down versus bottom-up drivers of small fish habitat use. Expanding this work to systems with altered hydrological connectivity or different predator communities will be essential to test whether these seasonal coupling patterns are generalizable. </w:t>
       </w:r>
       <w:proofErr w:type="gramStart"/>
@@ -7113,7 +8039,10 @@
         <w:jc w:val="both"/>
       </w:pPr>
       <w:r>
-        <w:t xml:space="preserve">In conclusion, our multi-method field approach revealed that abundant, small-bodied fishes can serve as key agents linking lakes and their tributaries. The seasonal nature of these spatial food web linkages aligns with theory predicting that mobile consumers stabilize food webs by integrating distinct resource pools across space and time, allowing consumer and resource populations to persist under variable conditions </w:t>
+        <w:t>Our</w:t>
+      </w:r>
+      <w:r>
+        <w:t xml:space="preserve"> multi-method field approach revealed that abundant, small-bodied fishes can serve as key agents linking lakes and their tributaries. The seasonal nature of these spatial food web linkages aligns with theory predicting that mobile consumers stabilize food webs by integrating distinct resource pools across space and time, allowing consumer and resource populations to persist under variable conditions </w:t>
       </w:r>
       <w:r>
         <w:fldChar w:fldCharType="begin"/>
@@ -7166,50 +8095,61 @@
     </w:p>
     <w:p>
       <w:pPr>
-        <w:spacing w:after="240"/>
+        <w:pStyle w:val="Heading2"/>
+        <w:rPr>
+          <w:rFonts w:ascii="Times New Roman" w:hAnsi="Times New Roman" w:cs="Times New Roman"/>
+        </w:rPr>
+      </w:pPr>
+      <w:bookmarkStart w:id="29" w:name="_Toc214883949"/>
+      <w:r>
+        <w:br w:type="column"/>
+      </w:r>
+      <w:r>
+        <w:rPr>
+          <w:rFonts w:ascii="Times New Roman" w:hAnsi="Times New Roman" w:cs="Times New Roman"/>
+          <w:color w:val="auto"/>
+        </w:rPr>
+        <w:lastRenderedPageBreak/>
+        <w:t>Tables</w:t>
+      </w:r>
+    </w:p>
+    <w:p>
+      <w:pPr>
+        <w:spacing w:before="240"/>
         <w:jc w:val="both"/>
         <w:rPr>
           <w:lang w:val="en-US" w:eastAsia="en-CA"/>
         </w:rPr>
       </w:pPr>
-      <w:bookmarkStart w:id="19" w:name="_Toc214883949"/>
       <w:r>
         <w:rPr>
           <w:b/>
           <w:bCs/>
         </w:rPr>
-        <w:br w:type="column"/>
-      </w:r>
-      <w:r>
-        <w:rPr>
-          <w:b/>
+        <w:t>Table 1.</w:t>
+      </w:r>
+      <w:r>
+        <w:t xml:space="preserve"> </w:t>
+      </w:r>
+      <w:r>
+        <w:rPr>
           <w:bCs/>
         </w:rPr>
-        <w:lastRenderedPageBreak/>
-        <w:t>Table 1.</w:t>
-      </w:r>
-      <w:r>
-        <w:t xml:space="preserve"> </w:t>
+        <w:t xml:space="preserve">Summary statistics for candidate GAMMs evaluating the influence of day of year, total length, </w:t>
       </w:r>
       <w:r>
         <w:rPr>
           <w:bCs/>
         </w:rPr>
-        <w:t xml:space="preserve">Summary statistics for candidate GAMMs evaluating the influence of day of year, total length, </w:t>
+        <w:t xml:space="preserve">and </w:t>
       </w:r>
       <w:r>
         <w:rPr>
           <w:bCs/>
         </w:rPr>
-        <w:t xml:space="preserve">and </w:t>
-      </w:r>
-      <w:r>
-        <w:rPr>
-          <w:bCs/>
-        </w:rPr>
         <w:t>release location, on habitat use by shiners. Models are ordered by AIC, and the table reports the percentage of deviance explained and the estimated degrees of freedom (EDF) for the smoothing term(s).</w:t>
       </w:r>
-      <w:bookmarkEnd w:id="19"/>
+      <w:bookmarkEnd w:id="29"/>
       <w:r>
         <w:rPr>
           <w:bCs/>
@@ -7673,7 +8613,7 @@
       </w:tr>
       <w:tr>
         <w:trPr>
-          <w:trHeight w:val="40"/>
+          <w:trHeight w:val="487"/>
         </w:trPr>
         <w:tc>
           <w:tcPr>
@@ -7768,8 +8708,8 @@
         <w:spacing w:after="240"/>
         <w:jc w:val="both"/>
         <w:sectPr>
-          <w:headerReference w:type="default" r:id="rId9"/>
-          <w:footerReference w:type="default" r:id="rId10"/>
+          <w:headerReference w:type="default" r:id="rId13"/>
+          <w:footerReference w:type="default" r:id="rId14"/>
           <w:pgSz w:w="12240" w:h="15840"/>
           <w:pgMar w:top="1440" w:right="1440" w:bottom="1440" w:left="1440" w:header="709" w:footer="709" w:gutter="0"/>
           <w:lnNumType w:countBy="1" w:restart="continuous"/>
@@ -7823,7 +8763,7 @@
                     <pic:cNvPicPr/>
                   </pic:nvPicPr>
                   <pic:blipFill>
-                    <a:blip r:embed="rId11" cstate="print">
+                    <a:blip r:embed="rId15" cstate="print">
                       <a:extLst>
                         <a:ext uri="{28A0092B-C50C-407E-A947-70E740481C1C}">
                           <a14:useLocalDpi xmlns:a14="http://schemas.microsoft.com/office/drawing/2010/main" val="0"/>
@@ -8019,7 +8959,7 @@
         <w:spacing w:after="240"/>
         <w:jc w:val="both"/>
       </w:pPr>
-      <w:bookmarkStart w:id="20" w:name="_Toc215069663"/>
+      <w:bookmarkStart w:id="30" w:name="_Toc215069663"/>
     </w:p>
     <w:p>
       <w:pPr>
@@ -8053,7 +8993,7 @@
                     <pic:cNvPicPr/>
                   </pic:nvPicPr>
                   <pic:blipFill>
-                    <a:blip r:embed="rId12" cstate="print">
+                    <a:blip r:embed="rId16" cstate="print">
                       <a:extLst>
                         <a:ext uri="{28A0092B-C50C-407E-A947-70E740481C1C}">
                           <a14:useLocalDpi xmlns:a14="http://schemas.microsoft.com/office/drawing/2010/main" val="0"/>
@@ -8089,8 +9029,8 @@
           <w:bCs/>
         </w:rPr>
       </w:pPr>
-      <w:bookmarkStart w:id="21" w:name="OLE_LINK1"/>
-      <w:bookmarkStart w:id="22" w:name="OLE_LINK2"/>
+      <w:bookmarkStart w:id="31" w:name="OLE_LINK1"/>
+      <w:bookmarkStart w:id="32" w:name="OLE_LINK2"/>
       <w:r>
         <w:rPr>
           <w:b/>
@@ -8119,7 +9059,19 @@
         <w:rPr>
           <w:bCs/>
         </w:rPr>
-        <w:t xml:space="preserve"> of Opeongo Lake (Sproule Bay) and the adjacent Costello Creek. Baseline organism (</w:t>
+        <w:t xml:space="preserve"> of </w:t>
+      </w:r>
+      <w:r>
+        <w:rPr>
+          <w:bCs/>
+        </w:rPr>
+        <w:t>Sproule Bay (Lake Opeongo)</w:t>
+      </w:r>
+      <w:r>
+        <w:rPr>
+          <w:bCs/>
+        </w:rPr>
+        <w:t xml:space="preserve"> and the adjacent Costello Creek. Baseline organism (</w:t>
       </w:r>
       <w:r>
         <w:rPr>
@@ -8247,10 +9199,10 @@
         </w:rPr>
         <w:t>-depleted regions in the creek.</w:t>
       </w:r>
-      <w:bookmarkEnd w:id="20"/>
-    </w:p>
-    <w:bookmarkEnd w:id="21"/>
-    <w:bookmarkEnd w:id="22"/>
+      <w:bookmarkEnd w:id="30"/>
+    </w:p>
+    <w:bookmarkEnd w:id="31"/>
+    <w:bookmarkEnd w:id="32"/>
     <w:p>
       <w:pPr>
         <w:spacing w:after="240"/>
@@ -8287,7 +9239,7 @@
                     <pic:cNvPicPr/>
                   </pic:nvPicPr>
                   <pic:blipFill rotWithShape="1">
-                    <a:blip r:embed="rId13" cstate="print">
+                    <a:blip r:embed="rId17" cstate="print">
                       <a:extLst>
                         <a:ext uri="{28A0092B-C50C-407E-A947-70E740481C1C}">
                           <a14:useLocalDpi xmlns:a14="http://schemas.microsoft.com/office/drawing/2010/main" val="0"/>
@@ -8379,7 +9331,13 @@
         <w:t>M</w:t>
       </w:r>
       <w:r>
-        <w:t xml:space="preserve">ean (±SE) proportion of lake-derived carbon </w:t>
+        <w:t>ean (±</w:t>
+      </w:r>
+      <w:r>
+        <w:t xml:space="preserve"> </w:t>
+      </w:r>
+      <w:r>
+        <w:t xml:space="preserve">SE) proportion of lake-derived carbon </w:t>
       </w:r>
       <w:r>
         <w:t>(A) and trophic position (B) of</w:t>
@@ -8535,7 +9493,7 @@
                     <pic:cNvPicPr/>
                   </pic:nvPicPr>
                   <pic:blipFill rotWithShape="1">
-                    <a:blip r:embed="rId14" cstate="print">
+                    <a:blip r:embed="rId18" cstate="print">
                       <a:extLst>
                         <a:ext uri="{28A0092B-C50C-407E-A947-70E740481C1C}">
                           <a14:useLocalDpi xmlns:a14="http://schemas.microsoft.com/office/drawing/2010/main" val="0"/>
@@ -8577,6 +9535,7 @@
           <w:bCs/>
         </w:rPr>
       </w:pPr>
+      <w:commentRangeStart w:id="33"/>
       <w:r>
         <w:rPr>
           <w:b/>
@@ -8601,11 +9560,42 @@
       <w:r>
         <w:t xml:space="preserve"> </w:t>
       </w:r>
+      <w:commentRangeEnd w:id="33"/>
+      <w:r>
+        <w:rPr>
+          <w:rStyle w:val="CommentReference"/>
+        </w:rPr>
+        <w:commentReference w:id="33"/>
+      </w:r>
       <w:r>
         <w:rPr>
           <w:bCs/>
         </w:rPr>
-        <w:t>Predicted probability of detecting individual fish in both the lake and the creek on the same day throughout the year (black line)</w:t>
+        <w:t xml:space="preserve">Predicted probability of detecting </w:t>
+      </w:r>
+      <w:r>
+        <w:rPr>
+          <w:bCs/>
+        </w:rPr>
+        <w:t>a tagged</w:t>
+      </w:r>
+      <w:r>
+        <w:rPr>
+          <w:bCs/>
+        </w:rPr>
+        <w:t xml:space="preserve"> </w:t>
+      </w:r>
+      <w:r>
+        <w:rPr>
+          <w:bCs/>
+        </w:rPr>
+        <w:t>shiner</w:t>
+      </w:r>
+      <w:r>
+        <w:rPr>
+          <w:bCs/>
+        </w:rPr>
+        <w:t xml:space="preserve"> in both the lake and the creek on the same day throughout the year (black line)</w:t>
       </w:r>
       <w:r>
         <w:rPr>
@@ -8619,6 +9609,21 @@
           <w:bCs/>
         </w:rPr>
         <w:t>with 95% confidence intervals (shaded area), estimated using a generalized additive mixed model (GAMM) with a logit link function. Vertical dashed lines indicate seasonal boundaries (spring, summer, fall, winter).</w:t>
+      </w:r>
+    </w:p>
+    <w:p>
+      <w:pPr>
+        <w:spacing w:after="240"/>
+        <w:jc w:val="both"/>
+        <w:rPr>
+          <w:bCs/>
+        </w:rPr>
+      </w:pPr>
+      <w:r>
+        <w:rPr>
+          <w:bCs/>
+        </w:rPr>
+        <w:br w:type="column"/>
       </w:r>
     </w:p>
     <w:p>
@@ -8637,12 +9642,11 @@
           <w:noProof/>
           <w14:ligatures w14:val="standardContextual"/>
         </w:rPr>
-        <w:lastRenderedPageBreak/>
         <w:drawing>
-          <wp:inline distT="0" distB="0" distL="0" distR="0" wp14:anchorId="4FE34394" wp14:editId="592157A0">
-            <wp:extent cx="4348774" cy="4397432"/>
-            <wp:effectExtent l="0" t="0" r="0" b="0"/>
-            <wp:docPr id="1811395411" name="Picture 31" descr="A graph of different colored boxes&#10;&#10;Description automatically generated with medium confidence"/>
+          <wp:inline distT="0" distB="0" distL="0" distR="0" wp14:anchorId="5B9839C2" wp14:editId="1138295A">
+            <wp:extent cx="4572000" cy="4898780"/>
+            <wp:effectExtent l="0" t="0" r="0" b="3810"/>
+            <wp:docPr id="1780787103" name="Picture 3" descr="A graph of different colored boxes&#10;&#10;Description automatically generated with medium confidence"/>
             <wp:cNvGraphicFramePr>
               <a:graphicFrameLocks xmlns:a="http://schemas.openxmlformats.org/drawingml/2006/main" noChangeAspect="1"/>
             </wp:cNvGraphicFramePr>
@@ -8650,36 +9654,29 @@
               <a:graphicData uri="http://schemas.openxmlformats.org/drawingml/2006/picture">
                 <pic:pic xmlns:pic="http://schemas.openxmlformats.org/drawingml/2006/picture">
                   <pic:nvPicPr>
-                    <pic:cNvPr id="1811395411" name="Picture 31" descr="A graph of different colored boxes&#10;&#10;Description automatically generated with medium confidence"/>
+                    <pic:cNvPr id="1780787103" name="Picture 3" descr="A graph of different colored boxes&#10;&#10;Description automatically generated with medium confidence"/>
                     <pic:cNvPicPr/>
                   </pic:nvPicPr>
-                  <pic:blipFill rotWithShape="1">
-                    <a:blip r:embed="rId15" cstate="print">
+                  <pic:blipFill>
+                    <a:blip r:embed="rId19" cstate="print">
                       <a:extLst>
                         <a:ext uri="{28A0092B-C50C-407E-A947-70E740481C1C}">
                           <a14:useLocalDpi xmlns:a14="http://schemas.microsoft.com/office/drawing/2010/main" val="0"/>
                         </a:ext>
                       </a:extLst>
                     </a:blip>
-                    <a:srcRect b="5627"/>
-                    <a:stretch/>
+                    <a:stretch>
+                      <a:fillRect/>
+                    </a:stretch>
                   </pic:blipFill>
-                  <pic:spPr bwMode="auto">
+                  <pic:spPr>
                     <a:xfrm>
                       <a:off x="0" y="0"/>
-                      <a:ext cx="4363933" cy="4412761"/>
+                      <a:ext cx="4579865" cy="4907207"/>
                     </a:xfrm>
                     <a:prstGeom prst="rect">
                       <a:avLst/>
                     </a:prstGeom>
-                    <a:ln>
-                      <a:noFill/>
-                    </a:ln>
-                    <a:extLst>
-                      <a:ext uri="{53640926-AAD7-44D8-BBD7-CCE9431645EC}">
-                        <a14:shadowObscured xmlns:a14="http://schemas.microsoft.com/office/drawing/2010/main"/>
-                      </a:ext>
-                    </a:extLst>
                   </pic:spPr>
                 </pic:pic>
               </a:graphicData>
@@ -8696,7 +9693,7 @@
           <w:bCs/>
         </w:rPr>
       </w:pPr>
-      <w:bookmarkStart w:id="23" w:name="_Toc215069666"/>
+      <w:bookmarkStart w:id="34" w:name="_Toc215069666"/>
       <w:r>
         <w:rPr>
           <w:b/>
@@ -8722,12 +9719,24 @@
         <w:rPr>
           <w:bCs/>
         </w:rPr>
-        <w:t xml:space="preserve">Biomass (g) of shiners caught in trap nets during seasonal netting surveys. (A) Mean (± SE) biomass flux of shiners </w:t>
+        <w:t xml:space="preserve">Biomass (g) of shiners caught </w:t>
       </w:r>
       <w:r>
         <w:rPr>
           <w:bCs/>
         </w:rPr>
+        <w:t>across the lake-creek study system seasonally</w:t>
+      </w:r>
+      <w:r>
+        <w:rPr>
+          <w:bCs/>
+        </w:rPr>
+        <w:t xml:space="preserve">. (A) Mean (± SE) biomass flux of shiners </w:t>
+      </w:r>
+      <w:r>
+        <w:rPr>
+          <w:bCs/>
+        </w:rPr>
         <w:t>captured</w:t>
       </w:r>
       <w:r>
@@ -8898,7 +9907,7 @@
         </w:rPr>
         <w:t xml:space="preserve">. </w:t>
       </w:r>
-      <w:bookmarkEnd w:id="23"/>
+      <w:bookmarkEnd w:id="34"/>
       <w:r>
         <w:rPr>
           <w:bCs/>
@@ -8928,6 +9937,2747 @@
           <w:bCs/>
         </w:rPr>
         <w:t xml:space="preserve"> highlight the magnitude of difference across seasons. </w:t>
+      </w:r>
+    </w:p>
+    <w:p>
+      <w:pPr>
+        <w:spacing w:after="240"/>
+        <w:jc w:val="both"/>
+        <w:rPr>
+          <w:bCs/>
+        </w:rPr>
+      </w:pPr>
+      <w:r>
+        <w:rPr>
+          <w:bCs/>
+        </w:rPr>
+        <w:br w:type="column"/>
+      </w:r>
+      <w:r>
+        <w:rPr>
+          <w:bCs/>
+        </w:rPr>
+        <w:lastRenderedPageBreak/>
+        <w:t>References</w:t>
+      </w:r>
+    </w:p>
+    <w:p>
+      <w:pPr>
+        <w:pStyle w:val="Bibliography"/>
+        <w:rPr>
+          <w:rFonts w:eastAsiaTheme="minorHAnsi"/>
+          <w:lang w:val="en-US"/>
+        </w:rPr>
+      </w:pPr>
+      <w:r>
+        <w:rPr>
+          <w:bCs/>
+        </w:rPr>
+        <w:fldChar w:fldCharType="begin"/>
+      </w:r>
+      <w:r>
+        <w:rPr>
+          <w:bCs/>
+        </w:rPr>
+        <w:instrText xml:space="preserve"> ADDIN ZOTERO_BIBL {"uncited":[],"omitted":[],"custom":[]} CSL_BIBLIOGRAPHY </w:instrText>
+      </w:r>
+      <w:r>
+        <w:rPr>
+          <w:bCs/>
+        </w:rPr>
+        <w:fldChar w:fldCharType="separate"/>
+      </w:r>
+      <w:r>
+        <w:rPr>
+          <w:rFonts w:eastAsiaTheme="minorHAnsi"/>
+          <w:lang w:val="en-US"/>
+        </w:rPr>
+        <w:t>Ahrens, R. N. M., Walters, C. J. and Christensen, V. 2012. Foraging arena theory. - Fish and Fisheries 13: 41–59.</w:t>
+      </w:r>
+    </w:p>
+    <w:p>
+      <w:pPr>
+        <w:pStyle w:val="Bibliography"/>
+        <w:rPr>
+          <w:rFonts w:eastAsiaTheme="minorHAnsi"/>
+          <w:lang w:val="en-US"/>
+        </w:rPr>
+      </w:pPr>
+      <w:proofErr w:type="spellStart"/>
+      <w:r>
+        <w:rPr>
+          <w:rFonts w:eastAsiaTheme="minorHAnsi"/>
+          <w:lang w:val="en-US"/>
+        </w:rPr>
+        <w:t>Arostegui</w:t>
+      </w:r>
+      <w:proofErr w:type="spellEnd"/>
+      <w:r>
+        <w:rPr>
+          <w:rFonts w:eastAsiaTheme="minorHAnsi"/>
+          <w:lang w:val="en-US"/>
+        </w:rPr>
+        <w:t xml:space="preserve">, M. C., Schindler, D. E. and </w:t>
+      </w:r>
+      <w:proofErr w:type="spellStart"/>
+      <w:r>
+        <w:rPr>
+          <w:rFonts w:eastAsiaTheme="minorHAnsi"/>
+          <w:lang w:val="en-US"/>
+        </w:rPr>
+        <w:t>Holtgrieve</w:t>
+      </w:r>
+      <w:proofErr w:type="spellEnd"/>
+      <w:r>
+        <w:rPr>
+          <w:rFonts w:eastAsiaTheme="minorHAnsi"/>
+          <w:lang w:val="en-US"/>
+        </w:rPr>
+        <w:t xml:space="preserve">, G. W. 2019. Does lipid-correction introduce biases into isotopic mixing models? Implications for diet reconstruction studies. - </w:t>
+      </w:r>
+      <w:proofErr w:type="spellStart"/>
+      <w:r>
+        <w:rPr>
+          <w:rFonts w:eastAsiaTheme="minorHAnsi"/>
+          <w:lang w:val="en-US"/>
+        </w:rPr>
+        <w:t>Oecologia</w:t>
+      </w:r>
+      <w:proofErr w:type="spellEnd"/>
+      <w:r>
+        <w:rPr>
+          <w:rFonts w:eastAsiaTheme="minorHAnsi"/>
+          <w:lang w:val="en-US"/>
+        </w:rPr>
+        <w:t xml:space="preserve"> 191: 745–755.</w:t>
+      </w:r>
+    </w:p>
+    <w:p>
+      <w:pPr>
+        <w:pStyle w:val="Bibliography"/>
+        <w:rPr>
+          <w:rFonts w:eastAsiaTheme="minorHAnsi"/>
+          <w:lang w:val="en-US"/>
+        </w:rPr>
+      </w:pPr>
+      <w:r>
+        <w:rPr>
+          <w:rFonts w:eastAsiaTheme="minorHAnsi"/>
+          <w:lang w:val="en-US"/>
+        </w:rPr>
+        <w:t xml:space="preserve">Bartley, T. J., McCann, K. S., </w:t>
+      </w:r>
+      <w:proofErr w:type="spellStart"/>
+      <w:r>
+        <w:rPr>
+          <w:rFonts w:eastAsiaTheme="minorHAnsi"/>
+          <w:lang w:val="en-US"/>
+        </w:rPr>
+        <w:t>Bieg</w:t>
+      </w:r>
+      <w:proofErr w:type="spellEnd"/>
+      <w:r>
+        <w:rPr>
+          <w:rFonts w:eastAsiaTheme="minorHAnsi"/>
+          <w:lang w:val="en-US"/>
+        </w:rPr>
+        <w:t xml:space="preserve">, C., </w:t>
+      </w:r>
+      <w:proofErr w:type="spellStart"/>
+      <w:r>
+        <w:rPr>
+          <w:rFonts w:eastAsiaTheme="minorHAnsi"/>
+          <w:lang w:val="en-US"/>
+        </w:rPr>
+        <w:t>Cazelles</w:t>
+      </w:r>
+      <w:proofErr w:type="spellEnd"/>
+      <w:r>
+        <w:rPr>
+          <w:rFonts w:eastAsiaTheme="minorHAnsi"/>
+          <w:lang w:val="en-US"/>
+        </w:rPr>
+        <w:t xml:space="preserve">, K., Granados, M., </w:t>
+      </w:r>
+      <w:proofErr w:type="spellStart"/>
+      <w:r>
+        <w:rPr>
+          <w:rFonts w:eastAsiaTheme="minorHAnsi"/>
+          <w:lang w:val="en-US"/>
+        </w:rPr>
+        <w:t>Guzzo</w:t>
+      </w:r>
+      <w:proofErr w:type="spellEnd"/>
+      <w:r>
+        <w:rPr>
+          <w:rFonts w:eastAsiaTheme="minorHAnsi"/>
+          <w:lang w:val="en-US"/>
+        </w:rPr>
+        <w:t xml:space="preserve">, M. M., MacDougall, A. S., Tunney, T. D. and McMeans, B. C. 2019. Food web rewiring in a changing world. - Nat </w:t>
+      </w:r>
+      <w:proofErr w:type="spellStart"/>
+      <w:r>
+        <w:rPr>
+          <w:rFonts w:eastAsiaTheme="minorHAnsi"/>
+          <w:lang w:val="en-US"/>
+        </w:rPr>
+        <w:t>Ecol</w:t>
+      </w:r>
+      <w:proofErr w:type="spellEnd"/>
+      <w:r>
+        <w:rPr>
+          <w:rFonts w:eastAsiaTheme="minorHAnsi"/>
+          <w:lang w:val="en-US"/>
+        </w:rPr>
+        <w:t xml:space="preserve"> </w:t>
+      </w:r>
+      <w:proofErr w:type="spellStart"/>
+      <w:r>
+        <w:rPr>
+          <w:rFonts w:eastAsiaTheme="minorHAnsi"/>
+          <w:lang w:val="en-US"/>
+        </w:rPr>
+        <w:t>Evol</w:t>
+      </w:r>
+      <w:proofErr w:type="spellEnd"/>
+      <w:r>
+        <w:rPr>
+          <w:rFonts w:eastAsiaTheme="minorHAnsi"/>
+          <w:lang w:val="en-US"/>
+        </w:rPr>
+        <w:t xml:space="preserve"> 3: 345–354.</w:t>
+      </w:r>
+    </w:p>
+    <w:p>
+      <w:pPr>
+        <w:pStyle w:val="Bibliography"/>
+        <w:rPr>
+          <w:rFonts w:eastAsiaTheme="minorHAnsi"/>
+          <w:lang w:val="en-US"/>
+        </w:rPr>
+      </w:pPr>
+      <w:r>
+        <w:rPr>
+          <w:rFonts w:eastAsiaTheme="minorHAnsi"/>
+          <w:lang w:val="en-US"/>
+        </w:rPr>
+        <w:t xml:space="preserve">Bauer, S. and </w:t>
+      </w:r>
+      <w:proofErr w:type="spellStart"/>
+      <w:r>
+        <w:rPr>
+          <w:rFonts w:eastAsiaTheme="minorHAnsi"/>
+          <w:lang w:val="en-US"/>
+        </w:rPr>
+        <w:t>Hoye</w:t>
+      </w:r>
+      <w:proofErr w:type="spellEnd"/>
+      <w:r>
+        <w:rPr>
+          <w:rFonts w:eastAsiaTheme="minorHAnsi"/>
+          <w:lang w:val="en-US"/>
+        </w:rPr>
+        <w:t>, B. J. 2014. Migratory Animals Couple Biodiversity and Ecosystem Functioning Worldwide. - Science 344: 1242552.</w:t>
+      </w:r>
+    </w:p>
+    <w:p>
+      <w:pPr>
+        <w:pStyle w:val="Bibliography"/>
+        <w:rPr>
+          <w:rFonts w:eastAsiaTheme="minorHAnsi"/>
+          <w:lang w:val="en-US"/>
+        </w:rPr>
+      </w:pPr>
+      <w:proofErr w:type="spellStart"/>
+      <w:r>
+        <w:rPr>
+          <w:rFonts w:eastAsiaTheme="minorHAnsi"/>
+          <w:lang w:val="en-US"/>
+        </w:rPr>
+        <w:t>Biette</w:t>
+      </w:r>
+      <w:proofErr w:type="spellEnd"/>
+      <w:r>
+        <w:rPr>
+          <w:rFonts w:eastAsiaTheme="minorHAnsi"/>
+          <w:lang w:val="en-US"/>
+        </w:rPr>
+        <w:t xml:space="preserve">, R. M., Dodge, D. P., </w:t>
+      </w:r>
+      <w:proofErr w:type="spellStart"/>
+      <w:r>
+        <w:rPr>
+          <w:rFonts w:eastAsiaTheme="minorHAnsi"/>
+          <w:lang w:val="en-US"/>
+        </w:rPr>
+        <w:t>Hassinger</w:t>
+      </w:r>
+      <w:proofErr w:type="spellEnd"/>
+      <w:r>
+        <w:rPr>
+          <w:rFonts w:eastAsiaTheme="minorHAnsi"/>
+          <w:lang w:val="en-US"/>
+        </w:rPr>
+        <w:t xml:space="preserve">, R. L. and Stauffer, T. M. 1981. Life History and Timing of Migrations and Spawning Behavior of Rainbow Trout (Salmo </w:t>
+      </w:r>
+      <w:proofErr w:type="spellStart"/>
+      <w:r>
+        <w:rPr>
+          <w:rFonts w:eastAsiaTheme="minorHAnsi"/>
+          <w:lang w:val="en-US"/>
+        </w:rPr>
+        <w:t>gairdneri</w:t>
+      </w:r>
+      <w:proofErr w:type="spellEnd"/>
+      <w:r>
+        <w:rPr>
+          <w:rFonts w:eastAsiaTheme="minorHAnsi"/>
+          <w:lang w:val="en-US"/>
+        </w:rPr>
+        <w:t xml:space="preserve">) Populations of the Great Lakes. - Can. J. Fish. </w:t>
+      </w:r>
+      <w:proofErr w:type="spellStart"/>
+      <w:r>
+        <w:rPr>
+          <w:rFonts w:eastAsiaTheme="minorHAnsi"/>
+          <w:lang w:val="en-US"/>
+        </w:rPr>
+        <w:t>Aquat</w:t>
+      </w:r>
+      <w:proofErr w:type="spellEnd"/>
+      <w:r>
+        <w:rPr>
+          <w:rFonts w:eastAsiaTheme="minorHAnsi"/>
+          <w:lang w:val="en-US"/>
+        </w:rPr>
+        <w:t>. Sci. 38: 1759–1771.</w:t>
+      </w:r>
+    </w:p>
+    <w:p>
+      <w:pPr>
+        <w:pStyle w:val="Bibliography"/>
+        <w:rPr>
+          <w:rFonts w:eastAsiaTheme="minorHAnsi"/>
+          <w:lang w:val="en-US"/>
+        </w:rPr>
+      </w:pPr>
+      <w:proofErr w:type="spellStart"/>
+      <w:r>
+        <w:rPr>
+          <w:rFonts w:eastAsiaTheme="minorHAnsi"/>
+          <w:lang w:val="en-US"/>
+        </w:rPr>
+        <w:t>Blanchfield</w:t>
+      </w:r>
+      <w:proofErr w:type="spellEnd"/>
+      <w:r>
+        <w:rPr>
+          <w:rFonts w:eastAsiaTheme="minorHAnsi"/>
+          <w:lang w:val="en-US"/>
+        </w:rPr>
+        <w:t xml:space="preserve">, P. J., McKee, G., </w:t>
+      </w:r>
+      <w:proofErr w:type="spellStart"/>
+      <w:r>
+        <w:rPr>
+          <w:rFonts w:eastAsiaTheme="minorHAnsi"/>
+          <w:lang w:val="en-US"/>
+        </w:rPr>
+        <w:t>Guzzo</w:t>
+      </w:r>
+      <w:proofErr w:type="spellEnd"/>
+      <w:r>
+        <w:rPr>
+          <w:rFonts w:eastAsiaTheme="minorHAnsi"/>
+          <w:lang w:val="en-US"/>
+        </w:rPr>
+        <w:t xml:space="preserve">, M. M., </w:t>
+      </w:r>
+      <w:proofErr w:type="spellStart"/>
+      <w:r>
+        <w:rPr>
+          <w:rFonts w:eastAsiaTheme="minorHAnsi"/>
+          <w:lang w:val="en-US"/>
+        </w:rPr>
+        <w:t>Chapelsky</w:t>
+      </w:r>
+      <w:proofErr w:type="spellEnd"/>
+      <w:r>
+        <w:rPr>
+          <w:rFonts w:eastAsiaTheme="minorHAnsi"/>
+          <w:lang w:val="en-US"/>
+        </w:rPr>
+        <w:t xml:space="preserve">, A. J. and </w:t>
+      </w:r>
+      <w:proofErr w:type="spellStart"/>
+      <w:r>
+        <w:rPr>
+          <w:rFonts w:eastAsiaTheme="minorHAnsi"/>
+          <w:lang w:val="en-US"/>
+        </w:rPr>
+        <w:t>Cott</w:t>
+      </w:r>
+      <w:proofErr w:type="spellEnd"/>
+      <w:r>
+        <w:rPr>
+          <w:rFonts w:eastAsiaTheme="minorHAnsi"/>
+          <w:lang w:val="en-US"/>
+        </w:rPr>
+        <w:t xml:space="preserve">, P. A. 2023. Seasonal variation in activity and nearshore habitat use of Lake Trout in a subarctic lake. - Mov </w:t>
+      </w:r>
+      <w:proofErr w:type="spellStart"/>
+      <w:r>
+        <w:rPr>
+          <w:rFonts w:eastAsiaTheme="minorHAnsi"/>
+          <w:lang w:val="en-US"/>
+        </w:rPr>
+        <w:t>Ecol</w:t>
+      </w:r>
+      <w:proofErr w:type="spellEnd"/>
+      <w:r>
+        <w:rPr>
+          <w:rFonts w:eastAsiaTheme="minorHAnsi"/>
+          <w:lang w:val="en-US"/>
+        </w:rPr>
+        <w:t xml:space="preserve"> 11: 54.</w:t>
+      </w:r>
+    </w:p>
+    <w:p>
+      <w:pPr>
+        <w:pStyle w:val="Bibliography"/>
+        <w:rPr>
+          <w:rFonts w:eastAsiaTheme="minorHAnsi"/>
+          <w:lang w:val="en-US"/>
+        </w:rPr>
+      </w:pPr>
+      <w:r>
+        <w:rPr>
+          <w:rFonts w:eastAsiaTheme="minorHAnsi"/>
+          <w:lang w:val="en-US"/>
+        </w:rPr>
+        <w:t xml:space="preserve">Bloomfield, E. J., </w:t>
+      </w:r>
+      <w:proofErr w:type="spellStart"/>
+      <w:r>
+        <w:rPr>
+          <w:rFonts w:eastAsiaTheme="minorHAnsi"/>
+          <w:lang w:val="en-US"/>
+        </w:rPr>
+        <w:t>Guzzo</w:t>
+      </w:r>
+      <w:proofErr w:type="spellEnd"/>
+      <w:r>
+        <w:rPr>
+          <w:rFonts w:eastAsiaTheme="minorHAnsi"/>
+          <w:lang w:val="en-US"/>
+        </w:rPr>
+        <w:t xml:space="preserve">, M. M., </w:t>
+      </w:r>
+      <w:proofErr w:type="spellStart"/>
+      <w:r>
+        <w:rPr>
+          <w:rFonts w:eastAsiaTheme="minorHAnsi"/>
+          <w:lang w:val="en-US"/>
+        </w:rPr>
+        <w:t>Middel</w:t>
+      </w:r>
+      <w:proofErr w:type="spellEnd"/>
+      <w:r>
+        <w:rPr>
+          <w:rFonts w:eastAsiaTheme="minorHAnsi"/>
+          <w:lang w:val="en-US"/>
+        </w:rPr>
+        <w:t xml:space="preserve">, T. A., Ridgway, M. S. and McMeans, B. C. 2022. Seasonality can affect ecological interactions between fishes of different thermal guilds. - Front. Ecol. </w:t>
+      </w:r>
+      <w:proofErr w:type="spellStart"/>
+      <w:r>
+        <w:rPr>
+          <w:rFonts w:eastAsiaTheme="minorHAnsi"/>
+          <w:lang w:val="en-US"/>
+        </w:rPr>
+        <w:t>Evol</w:t>
+      </w:r>
+      <w:proofErr w:type="spellEnd"/>
+      <w:r>
+        <w:rPr>
+          <w:rFonts w:eastAsiaTheme="minorHAnsi"/>
+          <w:lang w:val="en-US"/>
+        </w:rPr>
+        <w:t>. in press.</w:t>
+      </w:r>
+    </w:p>
+    <w:p>
+      <w:pPr>
+        <w:pStyle w:val="Bibliography"/>
+        <w:rPr>
+          <w:rFonts w:eastAsiaTheme="minorHAnsi"/>
+          <w:lang w:val="en-US"/>
+        </w:rPr>
+      </w:pPr>
+      <w:proofErr w:type="spellStart"/>
+      <w:r>
+        <w:rPr>
+          <w:rFonts w:eastAsiaTheme="minorHAnsi"/>
+          <w:lang w:val="en-US"/>
+        </w:rPr>
+        <w:t>Brodersen</w:t>
+      </w:r>
+      <w:proofErr w:type="spellEnd"/>
+      <w:r>
+        <w:rPr>
+          <w:rFonts w:eastAsiaTheme="minorHAnsi"/>
+          <w:lang w:val="en-US"/>
+        </w:rPr>
+        <w:t xml:space="preserve">, J., Nilsson, P. A., Hansson, L.-A., </w:t>
+      </w:r>
+      <w:proofErr w:type="spellStart"/>
+      <w:r>
+        <w:rPr>
+          <w:rFonts w:eastAsiaTheme="minorHAnsi"/>
+          <w:lang w:val="en-US"/>
+        </w:rPr>
+        <w:t>Skov</w:t>
+      </w:r>
+      <w:proofErr w:type="spellEnd"/>
+      <w:r>
+        <w:rPr>
+          <w:rFonts w:eastAsiaTheme="minorHAnsi"/>
+          <w:lang w:val="en-US"/>
+        </w:rPr>
+        <w:t xml:space="preserve">, C. and </w:t>
+      </w:r>
+      <w:proofErr w:type="spellStart"/>
+      <w:r>
+        <w:rPr>
+          <w:rFonts w:eastAsiaTheme="minorHAnsi"/>
+          <w:lang w:val="en-US"/>
+        </w:rPr>
+        <w:t>Brönmark</w:t>
+      </w:r>
+      <w:proofErr w:type="spellEnd"/>
+      <w:r>
+        <w:rPr>
+          <w:rFonts w:eastAsiaTheme="minorHAnsi"/>
+          <w:lang w:val="en-US"/>
+        </w:rPr>
+        <w:t>, C. 2008. Condition-Dependent Individual Decision-Making Determines Cyprinid Partial Migration. - Ecology 89: 1195–1200.</w:t>
+      </w:r>
+    </w:p>
+    <w:p>
+      <w:pPr>
+        <w:pStyle w:val="Bibliography"/>
+        <w:rPr>
+          <w:rFonts w:eastAsiaTheme="minorHAnsi"/>
+          <w:lang w:val="en-US"/>
+        </w:rPr>
+      </w:pPr>
+      <w:proofErr w:type="spellStart"/>
+      <w:r>
+        <w:rPr>
+          <w:rFonts w:eastAsiaTheme="minorHAnsi"/>
+          <w:lang w:val="en-US"/>
+        </w:rPr>
+        <w:t>Brönmark</w:t>
+      </w:r>
+      <w:proofErr w:type="spellEnd"/>
+      <w:r>
+        <w:rPr>
+          <w:rFonts w:eastAsiaTheme="minorHAnsi"/>
+          <w:lang w:val="en-US"/>
+        </w:rPr>
+        <w:t xml:space="preserve">, C., </w:t>
+      </w:r>
+      <w:proofErr w:type="spellStart"/>
+      <w:r>
+        <w:rPr>
+          <w:rFonts w:eastAsiaTheme="minorHAnsi"/>
+          <w:lang w:val="en-US"/>
+        </w:rPr>
+        <w:t>Skov</w:t>
+      </w:r>
+      <w:proofErr w:type="spellEnd"/>
+      <w:r>
+        <w:rPr>
+          <w:rFonts w:eastAsiaTheme="minorHAnsi"/>
+          <w:lang w:val="en-US"/>
+        </w:rPr>
+        <w:t xml:space="preserve">, C., </w:t>
+      </w:r>
+      <w:proofErr w:type="spellStart"/>
+      <w:r>
+        <w:rPr>
+          <w:rFonts w:eastAsiaTheme="minorHAnsi"/>
+          <w:lang w:val="en-US"/>
+        </w:rPr>
+        <w:t>Brodersen</w:t>
+      </w:r>
+      <w:proofErr w:type="spellEnd"/>
+      <w:r>
+        <w:rPr>
+          <w:rFonts w:eastAsiaTheme="minorHAnsi"/>
+          <w:lang w:val="en-US"/>
+        </w:rPr>
+        <w:t xml:space="preserve">, J., Nilsson, P. A. and Hansson, L.-A. 2008. Seasonal Migration Determined by a Trade-Off between Predator Avoidance and Growth (M Somers, Ed.). - </w:t>
+      </w:r>
+      <w:proofErr w:type="spellStart"/>
+      <w:r>
+        <w:rPr>
+          <w:rFonts w:eastAsiaTheme="minorHAnsi"/>
+          <w:lang w:val="en-US"/>
+        </w:rPr>
+        <w:t>PLoS</w:t>
+      </w:r>
+      <w:proofErr w:type="spellEnd"/>
+      <w:r>
+        <w:rPr>
+          <w:rFonts w:eastAsiaTheme="minorHAnsi"/>
+          <w:lang w:val="en-US"/>
+        </w:rPr>
+        <w:t xml:space="preserve"> ONE 3: e1957.</w:t>
+      </w:r>
+    </w:p>
+    <w:p>
+      <w:pPr>
+        <w:pStyle w:val="Bibliography"/>
+        <w:rPr>
+          <w:rFonts w:eastAsiaTheme="minorHAnsi"/>
+          <w:lang w:val="en-US"/>
+        </w:rPr>
+      </w:pPr>
+      <w:proofErr w:type="spellStart"/>
+      <w:r>
+        <w:rPr>
+          <w:rFonts w:eastAsiaTheme="minorHAnsi"/>
+          <w:lang w:val="en-US"/>
+        </w:rPr>
+        <w:t>Brönmark</w:t>
+      </w:r>
+      <w:proofErr w:type="spellEnd"/>
+      <w:r>
+        <w:rPr>
+          <w:rFonts w:eastAsiaTheme="minorHAnsi"/>
+          <w:lang w:val="en-US"/>
+        </w:rPr>
+        <w:t xml:space="preserve">, C., </w:t>
+      </w:r>
+      <w:proofErr w:type="spellStart"/>
+      <w:r>
+        <w:rPr>
+          <w:rFonts w:eastAsiaTheme="minorHAnsi"/>
+          <w:lang w:val="en-US"/>
+        </w:rPr>
+        <w:t>Hulthén</w:t>
+      </w:r>
+      <w:proofErr w:type="spellEnd"/>
+      <w:r>
+        <w:rPr>
+          <w:rFonts w:eastAsiaTheme="minorHAnsi"/>
+          <w:lang w:val="en-US"/>
+        </w:rPr>
+        <w:t xml:space="preserve">, K., Nilsson, P. A., </w:t>
+      </w:r>
+      <w:proofErr w:type="spellStart"/>
+      <w:r>
+        <w:rPr>
+          <w:rFonts w:eastAsiaTheme="minorHAnsi"/>
+          <w:lang w:val="en-US"/>
+        </w:rPr>
+        <w:t>Skov</w:t>
+      </w:r>
+      <w:proofErr w:type="spellEnd"/>
+      <w:r>
+        <w:rPr>
+          <w:rFonts w:eastAsiaTheme="minorHAnsi"/>
+          <w:lang w:val="en-US"/>
+        </w:rPr>
+        <w:t xml:space="preserve">, C., Hansson, L.-A., </w:t>
+      </w:r>
+      <w:proofErr w:type="spellStart"/>
+      <w:r>
+        <w:rPr>
+          <w:rFonts w:eastAsiaTheme="minorHAnsi"/>
+          <w:lang w:val="en-US"/>
+        </w:rPr>
+        <w:t>Brodersen</w:t>
+      </w:r>
+      <w:proofErr w:type="spellEnd"/>
+      <w:r>
+        <w:rPr>
+          <w:rFonts w:eastAsiaTheme="minorHAnsi"/>
+          <w:lang w:val="en-US"/>
+        </w:rPr>
+        <w:t>, J. and Chapman, B. B. 2014. There and back again: migration in freshwater fishes. - Can. J. Zool. 92: 467–479.</w:t>
+      </w:r>
+    </w:p>
+    <w:p>
+      <w:pPr>
+        <w:pStyle w:val="Bibliography"/>
+        <w:rPr>
+          <w:rFonts w:eastAsiaTheme="minorHAnsi"/>
+          <w:lang w:val="en-US"/>
+        </w:rPr>
+      </w:pPr>
+      <w:proofErr w:type="spellStart"/>
+      <w:r>
+        <w:rPr>
+          <w:rFonts w:eastAsiaTheme="minorHAnsi"/>
+          <w:lang w:val="en-US"/>
+        </w:rPr>
+        <w:t>Busst</w:t>
+      </w:r>
+      <w:proofErr w:type="spellEnd"/>
+      <w:r>
+        <w:rPr>
+          <w:rFonts w:eastAsiaTheme="minorHAnsi"/>
+          <w:lang w:val="en-US"/>
+        </w:rPr>
+        <w:t xml:space="preserve">, G. M. A. and Britton, J. R. 2018. Tissue-specific turnover rates of the nitrogen stable isotope as functions of time and growth in a cyprinid fish. - </w:t>
+      </w:r>
+      <w:proofErr w:type="spellStart"/>
+      <w:r>
+        <w:rPr>
+          <w:rFonts w:eastAsiaTheme="minorHAnsi"/>
+          <w:lang w:val="en-US"/>
+        </w:rPr>
+        <w:t>Hydrobiologia</w:t>
+      </w:r>
+      <w:proofErr w:type="spellEnd"/>
+      <w:r>
+        <w:rPr>
+          <w:rFonts w:eastAsiaTheme="minorHAnsi"/>
+          <w:lang w:val="en-US"/>
+        </w:rPr>
+        <w:t xml:space="preserve"> 805: 49–60.</w:t>
+      </w:r>
+    </w:p>
+    <w:p>
+      <w:pPr>
+        <w:pStyle w:val="Bibliography"/>
+        <w:rPr>
+          <w:rFonts w:eastAsiaTheme="minorHAnsi"/>
+          <w:lang w:val="en-US"/>
+        </w:rPr>
+      </w:pPr>
+      <w:proofErr w:type="spellStart"/>
+      <w:r>
+        <w:rPr>
+          <w:rFonts w:eastAsiaTheme="minorHAnsi"/>
+          <w:lang w:val="en-US"/>
+        </w:rPr>
+        <w:t>Challice</w:t>
+      </w:r>
+      <w:proofErr w:type="spellEnd"/>
+      <w:r>
+        <w:rPr>
+          <w:rFonts w:eastAsiaTheme="minorHAnsi"/>
+          <w:lang w:val="en-US"/>
+        </w:rPr>
+        <w:t>, A. R., Milne, S. W. and Ridgway, M. S. 2019. Does habitat occupancy by lake trout and lake whitefish in large lakes match published thermal habitat envelopes? - Ecology of Freshwater Fish 28: 611–623.</w:t>
+      </w:r>
+    </w:p>
+    <w:p>
+      <w:pPr>
+        <w:pStyle w:val="Bibliography"/>
+        <w:rPr>
+          <w:rFonts w:eastAsiaTheme="minorHAnsi"/>
+          <w:lang w:val="en-US"/>
+        </w:rPr>
+      </w:pPr>
+      <w:r>
+        <w:rPr>
+          <w:rFonts w:eastAsiaTheme="minorHAnsi"/>
+          <w:lang w:val="en-US"/>
+        </w:rPr>
+        <w:lastRenderedPageBreak/>
+        <w:t xml:space="preserve">Champagne, E. J., </w:t>
+      </w:r>
+      <w:proofErr w:type="spellStart"/>
+      <w:r>
+        <w:rPr>
+          <w:rFonts w:eastAsiaTheme="minorHAnsi"/>
+          <w:lang w:val="en-US"/>
+        </w:rPr>
+        <w:t>Guzzo</w:t>
+      </w:r>
+      <w:proofErr w:type="spellEnd"/>
+      <w:r>
+        <w:rPr>
+          <w:rFonts w:eastAsiaTheme="minorHAnsi"/>
+          <w:lang w:val="en-US"/>
+        </w:rPr>
+        <w:t>, M. M., Gutgesell, M. K. and McCann, K. S. 2022. Riparian buffers maintain aquatic trophic structure in agricultural landscapes. - Biology Letters 18: 20210598.</w:t>
+      </w:r>
+    </w:p>
+    <w:p>
+      <w:pPr>
+        <w:pStyle w:val="Bibliography"/>
+        <w:rPr>
+          <w:rFonts w:eastAsiaTheme="minorHAnsi"/>
+          <w:lang w:val="en-US"/>
+        </w:rPr>
+      </w:pPr>
+      <w:r>
+        <w:rPr>
+          <w:rFonts w:eastAsiaTheme="minorHAnsi"/>
+          <w:lang w:val="en-US"/>
+        </w:rPr>
+        <w:t xml:space="preserve">Chapman, B. B., </w:t>
+      </w:r>
+      <w:proofErr w:type="spellStart"/>
+      <w:r>
+        <w:rPr>
+          <w:rFonts w:eastAsiaTheme="minorHAnsi"/>
+          <w:lang w:val="en-US"/>
+        </w:rPr>
+        <w:t>Hulthén</w:t>
+      </w:r>
+      <w:proofErr w:type="spellEnd"/>
+      <w:r>
+        <w:rPr>
+          <w:rFonts w:eastAsiaTheme="minorHAnsi"/>
+          <w:lang w:val="en-US"/>
+        </w:rPr>
+        <w:t xml:space="preserve">, K., </w:t>
+      </w:r>
+      <w:proofErr w:type="spellStart"/>
+      <w:r>
+        <w:rPr>
+          <w:rFonts w:eastAsiaTheme="minorHAnsi"/>
+          <w:lang w:val="en-US"/>
+        </w:rPr>
+        <w:t>Brodersen</w:t>
+      </w:r>
+      <w:proofErr w:type="spellEnd"/>
+      <w:r>
+        <w:rPr>
+          <w:rFonts w:eastAsiaTheme="minorHAnsi"/>
+          <w:lang w:val="en-US"/>
+        </w:rPr>
+        <w:t xml:space="preserve">, J., Nilsson, P. A., </w:t>
+      </w:r>
+      <w:proofErr w:type="spellStart"/>
+      <w:r>
+        <w:rPr>
+          <w:rFonts w:eastAsiaTheme="minorHAnsi"/>
+          <w:lang w:val="en-US"/>
+        </w:rPr>
+        <w:t>Skov</w:t>
+      </w:r>
+      <w:proofErr w:type="spellEnd"/>
+      <w:r>
+        <w:rPr>
+          <w:rFonts w:eastAsiaTheme="minorHAnsi"/>
+          <w:lang w:val="en-US"/>
+        </w:rPr>
+        <w:t xml:space="preserve">, C., Hansson, L.-A. and </w:t>
+      </w:r>
+      <w:proofErr w:type="spellStart"/>
+      <w:r>
+        <w:rPr>
+          <w:rFonts w:eastAsiaTheme="minorHAnsi"/>
+          <w:lang w:val="en-US"/>
+        </w:rPr>
+        <w:t>Brönmark</w:t>
+      </w:r>
+      <w:proofErr w:type="spellEnd"/>
+      <w:r>
+        <w:rPr>
+          <w:rFonts w:eastAsiaTheme="minorHAnsi"/>
+          <w:lang w:val="en-US"/>
+        </w:rPr>
+        <w:t xml:space="preserve">, C. 2012. Partial migration in </w:t>
+      </w:r>
+      <w:proofErr w:type="gramStart"/>
+      <w:r>
+        <w:rPr>
+          <w:rFonts w:eastAsiaTheme="minorHAnsi"/>
+          <w:lang w:val="en-US"/>
+        </w:rPr>
+        <w:t>fishes:</w:t>
+      </w:r>
+      <w:proofErr w:type="gramEnd"/>
+      <w:r>
+        <w:rPr>
+          <w:rFonts w:eastAsiaTheme="minorHAnsi"/>
+          <w:lang w:val="en-US"/>
+        </w:rPr>
+        <w:t xml:space="preserve"> causes and consequences. - Journal of Fish Biology 81: 456–478.</w:t>
+      </w:r>
+    </w:p>
+    <w:p>
+      <w:pPr>
+        <w:pStyle w:val="Bibliography"/>
+        <w:rPr>
+          <w:rFonts w:eastAsiaTheme="minorHAnsi"/>
+          <w:lang w:val="en-US"/>
+        </w:rPr>
+      </w:pPr>
+      <w:r>
+        <w:rPr>
+          <w:rFonts w:eastAsiaTheme="minorHAnsi"/>
+          <w:lang w:val="en-US"/>
+        </w:rPr>
+        <w:t>Childress, E. S. and McIntyre, P. B. 2015. Multiple nutrient subsidy pathways from a spawning migration of iteroparous fish. - Freshwater Biology 60: 490–499.</w:t>
+      </w:r>
+    </w:p>
+    <w:p>
+      <w:pPr>
+        <w:pStyle w:val="Bibliography"/>
+        <w:rPr>
+          <w:rFonts w:eastAsiaTheme="minorHAnsi"/>
+          <w:lang w:val="en-US"/>
+        </w:rPr>
+      </w:pPr>
+      <w:proofErr w:type="spellStart"/>
+      <w:r>
+        <w:rPr>
+          <w:rFonts w:eastAsiaTheme="minorHAnsi"/>
+          <w:lang w:val="en-US"/>
+        </w:rPr>
+        <w:t>Consiglio</w:t>
+      </w:r>
+      <w:proofErr w:type="spellEnd"/>
+      <w:r>
+        <w:rPr>
+          <w:rFonts w:eastAsiaTheme="minorHAnsi"/>
+          <w:lang w:val="en-US"/>
+        </w:rPr>
+        <w:t xml:space="preserve">, J., Knight, T. and McCrum, A. 2024. Recovery Strategy for the </w:t>
+      </w:r>
+      <w:proofErr w:type="spellStart"/>
+      <w:r>
+        <w:rPr>
+          <w:rFonts w:eastAsiaTheme="minorHAnsi"/>
+          <w:lang w:val="en-US"/>
+        </w:rPr>
+        <w:t>LakeWhitefish</w:t>
+      </w:r>
+      <w:proofErr w:type="spellEnd"/>
+      <w:r>
+        <w:rPr>
+          <w:rFonts w:eastAsiaTheme="minorHAnsi"/>
+          <w:lang w:val="en-US"/>
+        </w:rPr>
+        <w:t xml:space="preserve"> (Coregonus </w:t>
+      </w:r>
+      <w:proofErr w:type="spellStart"/>
+      <w:r>
+        <w:rPr>
+          <w:rFonts w:eastAsiaTheme="minorHAnsi"/>
+          <w:lang w:val="en-US"/>
+        </w:rPr>
+        <w:t>clupeaformis</w:t>
+      </w:r>
+      <w:proofErr w:type="spellEnd"/>
+      <w:r>
+        <w:rPr>
+          <w:rFonts w:eastAsiaTheme="minorHAnsi"/>
+          <w:lang w:val="en-US"/>
+        </w:rPr>
+        <w:t>) – Opeongo Lake large- and small-</w:t>
+      </w:r>
+      <w:proofErr w:type="spellStart"/>
+      <w:r>
+        <w:rPr>
+          <w:rFonts w:eastAsiaTheme="minorHAnsi"/>
+          <w:lang w:val="en-US"/>
+        </w:rPr>
+        <w:t>bodiedpopulations</w:t>
+      </w:r>
+      <w:proofErr w:type="spellEnd"/>
+      <w:r>
+        <w:rPr>
+          <w:rFonts w:eastAsiaTheme="minorHAnsi"/>
+          <w:lang w:val="en-US"/>
+        </w:rPr>
+        <w:t xml:space="preserve"> in Ontario. - Ontario Recovery Strategy Series. in press.</w:t>
+      </w:r>
+    </w:p>
+    <w:p>
+      <w:pPr>
+        <w:pStyle w:val="Bibliography"/>
+        <w:rPr>
+          <w:rFonts w:eastAsiaTheme="minorHAnsi"/>
+          <w:lang w:val="en-US"/>
+        </w:rPr>
+      </w:pPr>
+      <w:proofErr w:type="spellStart"/>
+      <w:r>
+        <w:rPr>
+          <w:rFonts w:eastAsiaTheme="minorHAnsi"/>
+          <w:lang w:val="en-US"/>
+        </w:rPr>
+        <w:t>Dolinsek</w:t>
+      </w:r>
+      <w:proofErr w:type="spellEnd"/>
+      <w:r>
+        <w:rPr>
+          <w:rFonts w:eastAsiaTheme="minorHAnsi"/>
+          <w:lang w:val="en-US"/>
+        </w:rPr>
+        <w:t xml:space="preserve">, I. J., McLaughlin, R. L., Grant, J. W. A., O’Connor, L. M. and Pratt, T. C. 2014. Do natural history data predict the movement ecology of fishes in Lake Ontario streams? (P </w:t>
+      </w:r>
+      <w:proofErr w:type="spellStart"/>
+      <w:r>
+        <w:rPr>
+          <w:rFonts w:eastAsiaTheme="minorHAnsi"/>
+          <w:lang w:val="en-US"/>
+        </w:rPr>
+        <w:t>Magnan</w:t>
+      </w:r>
+      <w:proofErr w:type="spellEnd"/>
+      <w:r>
+        <w:rPr>
+          <w:rFonts w:eastAsiaTheme="minorHAnsi"/>
+          <w:lang w:val="en-US"/>
+        </w:rPr>
+        <w:t xml:space="preserve">, Ed.). - Can. J. Fish. </w:t>
+      </w:r>
+      <w:proofErr w:type="spellStart"/>
+      <w:r>
+        <w:rPr>
+          <w:rFonts w:eastAsiaTheme="minorHAnsi"/>
+          <w:lang w:val="en-US"/>
+        </w:rPr>
+        <w:t>Aquat</w:t>
+      </w:r>
+      <w:proofErr w:type="spellEnd"/>
+      <w:r>
+        <w:rPr>
+          <w:rFonts w:eastAsiaTheme="minorHAnsi"/>
+          <w:lang w:val="en-US"/>
+        </w:rPr>
+        <w:t>. Sci. 71: 1171–1185.</w:t>
+      </w:r>
+    </w:p>
+    <w:p>
+      <w:pPr>
+        <w:pStyle w:val="Bibliography"/>
+        <w:rPr>
+          <w:rFonts w:eastAsiaTheme="minorHAnsi"/>
+          <w:lang w:val="en-US"/>
+        </w:rPr>
+      </w:pPr>
+      <w:r>
+        <w:rPr>
+          <w:rFonts w:eastAsiaTheme="minorHAnsi"/>
+          <w:lang w:val="en-US"/>
+        </w:rPr>
+        <w:t>Dolson, R., McCann, K., Rooney, N. and Ridgway, M. 2009. Lake morphometry predicts the degree of habitat coupling by a mobile predator. - Oikos 118: 1230–1238.</w:t>
+      </w:r>
+    </w:p>
+    <w:p>
+      <w:pPr>
+        <w:pStyle w:val="Bibliography"/>
+        <w:rPr>
+          <w:rFonts w:eastAsiaTheme="minorHAnsi"/>
+          <w:lang w:val="en-US"/>
+        </w:rPr>
+      </w:pPr>
+      <w:r>
+        <w:rPr>
+          <w:rFonts w:eastAsiaTheme="minorHAnsi"/>
+          <w:lang w:val="en-US"/>
+        </w:rPr>
+        <w:t xml:space="preserve">East, P. and </w:t>
+      </w:r>
+      <w:proofErr w:type="spellStart"/>
+      <w:r>
+        <w:rPr>
+          <w:rFonts w:eastAsiaTheme="minorHAnsi"/>
+          <w:lang w:val="en-US"/>
+        </w:rPr>
+        <w:t>Magnan</w:t>
+      </w:r>
+      <w:proofErr w:type="spellEnd"/>
+      <w:r>
+        <w:rPr>
+          <w:rFonts w:eastAsiaTheme="minorHAnsi"/>
+          <w:lang w:val="en-US"/>
+        </w:rPr>
+        <w:t xml:space="preserve">, P. 1991. Some Factors Regulating </w:t>
+      </w:r>
+      <w:proofErr w:type="spellStart"/>
+      <w:r>
+        <w:rPr>
+          <w:rFonts w:eastAsiaTheme="minorHAnsi"/>
+          <w:lang w:val="en-US"/>
+        </w:rPr>
+        <w:t>Piscivory</w:t>
+      </w:r>
+      <w:proofErr w:type="spellEnd"/>
+      <w:r>
+        <w:rPr>
+          <w:rFonts w:eastAsiaTheme="minorHAnsi"/>
+          <w:lang w:val="en-US"/>
+        </w:rPr>
+        <w:t xml:space="preserve"> of Brook Trout, </w:t>
+      </w:r>
+      <w:r>
+        <w:rPr>
+          <w:rFonts w:eastAsiaTheme="minorHAnsi"/>
+          <w:i/>
+          <w:iCs/>
+          <w:lang w:val="en-US"/>
+        </w:rPr>
+        <w:t xml:space="preserve">Salvelinus </w:t>
+      </w:r>
+      <w:proofErr w:type="gramStart"/>
+      <w:r>
+        <w:rPr>
+          <w:rFonts w:eastAsiaTheme="minorHAnsi"/>
+          <w:i/>
+          <w:iCs/>
+          <w:lang w:val="en-US"/>
+        </w:rPr>
+        <w:t>fontinalis</w:t>
+      </w:r>
+      <w:r>
+        <w:rPr>
+          <w:rFonts w:eastAsiaTheme="minorHAnsi"/>
+          <w:lang w:val="en-US"/>
+        </w:rPr>
+        <w:t xml:space="preserve"> ,</w:t>
+      </w:r>
+      <w:proofErr w:type="gramEnd"/>
+      <w:r>
+        <w:rPr>
+          <w:rFonts w:eastAsiaTheme="minorHAnsi"/>
+          <w:lang w:val="en-US"/>
+        </w:rPr>
+        <w:t xml:space="preserve"> in Lakes of the Laurentian Shield. - Can. J. Fish. </w:t>
+      </w:r>
+      <w:proofErr w:type="spellStart"/>
+      <w:r>
+        <w:rPr>
+          <w:rFonts w:eastAsiaTheme="minorHAnsi"/>
+          <w:lang w:val="en-US"/>
+        </w:rPr>
+        <w:t>Aquat</w:t>
+      </w:r>
+      <w:proofErr w:type="spellEnd"/>
+      <w:r>
+        <w:rPr>
+          <w:rFonts w:eastAsiaTheme="minorHAnsi"/>
+          <w:lang w:val="en-US"/>
+        </w:rPr>
+        <w:t>. Sci. 48: 1735–1743.</w:t>
+      </w:r>
+    </w:p>
+    <w:p>
+      <w:pPr>
+        <w:pStyle w:val="Bibliography"/>
+        <w:rPr>
+          <w:rFonts w:eastAsiaTheme="minorHAnsi"/>
+          <w:lang w:val="en-US"/>
+        </w:rPr>
+      </w:pPr>
+      <w:r>
+        <w:rPr>
+          <w:rFonts w:eastAsiaTheme="minorHAnsi"/>
+          <w:lang w:val="en-US"/>
+        </w:rPr>
+        <w:t>Fox, J. and Weisberg, S. 2019. An R Companion to Applied Regression, Third edition. in press.</w:t>
+      </w:r>
+    </w:p>
+    <w:p>
+      <w:pPr>
+        <w:pStyle w:val="Bibliography"/>
+        <w:rPr>
+          <w:rFonts w:eastAsiaTheme="minorHAnsi"/>
+          <w:lang w:val="en-US"/>
+        </w:rPr>
+      </w:pPr>
+      <w:r>
+        <w:rPr>
+          <w:rFonts w:eastAsiaTheme="minorHAnsi"/>
+          <w:lang w:val="en-US"/>
+        </w:rPr>
+        <w:t>Fry, B. G. 2008. Stable isotope ecology. - Springer.</w:t>
+      </w:r>
+    </w:p>
+    <w:p>
+      <w:pPr>
+        <w:pStyle w:val="Bibliography"/>
+        <w:rPr>
+          <w:rFonts w:eastAsiaTheme="minorHAnsi"/>
+          <w:lang w:val="en-US"/>
+        </w:rPr>
+      </w:pPr>
+      <w:r>
+        <w:rPr>
+          <w:rFonts w:eastAsiaTheme="minorHAnsi"/>
+          <w:lang w:val="en-US"/>
+        </w:rPr>
+        <w:t xml:space="preserve">Gaeta, J. W., </w:t>
+      </w:r>
+      <w:proofErr w:type="spellStart"/>
+      <w:r>
+        <w:rPr>
+          <w:rFonts w:eastAsiaTheme="minorHAnsi"/>
+          <w:lang w:val="en-US"/>
+        </w:rPr>
+        <w:t>Ahrenstorff</w:t>
+      </w:r>
+      <w:proofErr w:type="spellEnd"/>
+      <w:r>
+        <w:rPr>
+          <w:rFonts w:eastAsiaTheme="minorHAnsi"/>
+          <w:lang w:val="en-US"/>
+        </w:rPr>
+        <w:t xml:space="preserve">, T. D., Diana, J. S., Fetzer, W. W., Jones, T. S., Lawson, Z. J., McInerny, M. C., Jr, V. J. S. and </w:t>
+      </w:r>
+      <w:proofErr w:type="spellStart"/>
+      <w:r>
+        <w:rPr>
+          <w:rFonts w:eastAsiaTheme="minorHAnsi"/>
+          <w:lang w:val="en-US"/>
+        </w:rPr>
+        <w:t>Zanden</w:t>
+      </w:r>
+      <w:proofErr w:type="spellEnd"/>
+      <w:r>
+        <w:rPr>
+          <w:rFonts w:eastAsiaTheme="minorHAnsi"/>
+          <w:lang w:val="en-US"/>
+        </w:rPr>
+        <w:t>, M. J. V. 2018. Go big or … don’t? A field-based diet evaluation of freshwater piscivore and prey fish size relationships. - PLOS ONE 13: e0194092.</w:t>
+      </w:r>
+    </w:p>
+    <w:p>
+      <w:pPr>
+        <w:pStyle w:val="Bibliography"/>
+        <w:rPr>
+          <w:rFonts w:eastAsiaTheme="minorHAnsi"/>
+          <w:lang w:val="en-US"/>
+        </w:rPr>
+      </w:pPr>
+      <w:r>
+        <w:rPr>
+          <w:rFonts w:eastAsiaTheme="minorHAnsi"/>
+          <w:lang w:val="en-US"/>
+        </w:rPr>
+        <w:t>Gutgesell, M. K., Bellmore, J. R., Sill, L. A., Cunningham, R., R. Harley, J. and Huntington, H. P. 2025. Wild food portfolios: Access to diverse foods stabilizes harvest in wild food systems. - Proc. Natl. Acad. Sci. U.S.A. 122: e2525571122.</w:t>
+      </w:r>
+    </w:p>
+    <w:p>
+      <w:pPr>
+        <w:pStyle w:val="Bibliography"/>
+        <w:rPr>
+          <w:rFonts w:eastAsiaTheme="minorHAnsi"/>
+          <w:lang w:val="en-US"/>
+        </w:rPr>
+      </w:pPr>
+      <w:proofErr w:type="spellStart"/>
+      <w:r>
+        <w:rPr>
+          <w:rFonts w:eastAsiaTheme="minorHAnsi"/>
+          <w:lang w:val="en-US"/>
+        </w:rPr>
+        <w:t>Hahlbeck</w:t>
+      </w:r>
+      <w:proofErr w:type="spellEnd"/>
+      <w:r>
+        <w:rPr>
+          <w:rFonts w:eastAsiaTheme="minorHAnsi"/>
+          <w:lang w:val="en-US"/>
+        </w:rPr>
+        <w:t xml:space="preserve">, N., </w:t>
+      </w:r>
+      <w:proofErr w:type="spellStart"/>
+      <w:r>
+        <w:rPr>
+          <w:rFonts w:eastAsiaTheme="minorHAnsi"/>
+          <w:lang w:val="en-US"/>
+        </w:rPr>
+        <w:t>Tinniswood</w:t>
+      </w:r>
+      <w:proofErr w:type="spellEnd"/>
+      <w:r>
+        <w:rPr>
+          <w:rFonts w:eastAsiaTheme="minorHAnsi"/>
+          <w:lang w:val="en-US"/>
+        </w:rPr>
+        <w:t xml:space="preserve">, W. R., </w:t>
+      </w:r>
+      <w:proofErr w:type="spellStart"/>
+      <w:r>
+        <w:rPr>
+          <w:rFonts w:eastAsiaTheme="minorHAnsi"/>
+          <w:lang w:val="en-US"/>
+        </w:rPr>
+        <w:t>Sloat</w:t>
+      </w:r>
+      <w:proofErr w:type="spellEnd"/>
+      <w:r>
+        <w:rPr>
+          <w:rFonts w:eastAsiaTheme="minorHAnsi"/>
+          <w:lang w:val="en-US"/>
+        </w:rPr>
+        <w:t xml:space="preserve">, M. R., Ortega, J. D., Wyatt, M. A., Hereford, M. E., Ramirez, B. S., Crook, D. A., </w:t>
+      </w:r>
+      <w:proofErr w:type="spellStart"/>
+      <w:r>
+        <w:rPr>
+          <w:rFonts w:eastAsiaTheme="minorHAnsi"/>
+          <w:lang w:val="en-US"/>
+        </w:rPr>
+        <w:t>Anlauf</w:t>
+      </w:r>
+      <w:proofErr w:type="spellEnd"/>
+      <w:r>
+        <w:rPr>
+          <w:rFonts w:eastAsiaTheme="minorHAnsi"/>
+          <w:lang w:val="en-US"/>
+        </w:rPr>
+        <w:t>‐Dunn, K. J. and Armstrong, J. B. 2022. Contribution of warm habitat to cold‐water fisheries. - Conservation Biology 36: e13857.</w:t>
+      </w:r>
+    </w:p>
+    <w:p>
+      <w:pPr>
+        <w:pStyle w:val="Bibliography"/>
+        <w:rPr>
+          <w:rFonts w:eastAsiaTheme="minorHAnsi"/>
+          <w:lang w:val="en-US"/>
+        </w:rPr>
+      </w:pPr>
+      <w:r>
+        <w:rPr>
+          <w:rFonts w:eastAsiaTheme="minorHAnsi"/>
+          <w:lang w:val="en-US"/>
+        </w:rPr>
+        <w:t xml:space="preserve">Hays, G. C. 2003. A review of the adaptive significance and ecosystem consequences of zooplankton diel vertical migrations. - </w:t>
+      </w:r>
+      <w:proofErr w:type="spellStart"/>
+      <w:r>
+        <w:rPr>
+          <w:rFonts w:eastAsiaTheme="minorHAnsi"/>
+          <w:lang w:val="en-US"/>
+        </w:rPr>
+        <w:t>Hydrobiologia</w:t>
+      </w:r>
+      <w:proofErr w:type="spellEnd"/>
+      <w:r>
+        <w:rPr>
+          <w:rFonts w:eastAsiaTheme="minorHAnsi"/>
+          <w:lang w:val="en-US"/>
+        </w:rPr>
+        <w:t xml:space="preserve"> 503: 163–170.</w:t>
+      </w:r>
+    </w:p>
+    <w:p>
+      <w:pPr>
+        <w:pStyle w:val="Bibliography"/>
+        <w:rPr>
+          <w:rFonts w:eastAsiaTheme="minorHAnsi"/>
+          <w:lang w:val="en-US"/>
+        </w:rPr>
+      </w:pPr>
+      <w:r>
+        <w:rPr>
+          <w:rFonts w:eastAsiaTheme="minorHAnsi"/>
+          <w:lang w:val="en-US"/>
+        </w:rPr>
+        <w:lastRenderedPageBreak/>
+        <w:t xml:space="preserve">He, X. and </w:t>
+      </w:r>
+      <w:proofErr w:type="spellStart"/>
+      <w:r>
+        <w:rPr>
+          <w:rFonts w:eastAsiaTheme="minorHAnsi"/>
+          <w:lang w:val="en-US"/>
+        </w:rPr>
+        <w:t>Kitchell</w:t>
+      </w:r>
+      <w:proofErr w:type="spellEnd"/>
+      <w:r>
+        <w:rPr>
+          <w:rFonts w:eastAsiaTheme="minorHAnsi"/>
+          <w:lang w:val="en-US"/>
+        </w:rPr>
+        <w:t>, J. F. 1990. Direct and Indirect Effects of Predation on a Fish Community: A Whole-Lake Experiment. - Transactions of the American Fisheries Society 119: 825–835.</w:t>
+      </w:r>
+    </w:p>
+    <w:p>
+      <w:pPr>
+        <w:pStyle w:val="Bibliography"/>
+        <w:rPr>
+          <w:rFonts w:eastAsiaTheme="minorHAnsi"/>
+          <w:lang w:val="en-US"/>
+        </w:rPr>
+      </w:pPr>
+      <w:r>
+        <w:rPr>
+          <w:rFonts w:eastAsiaTheme="minorHAnsi"/>
+          <w:lang w:val="en-US"/>
+        </w:rPr>
+        <w:t xml:space="preserve">Jackson, D. A. 2002. Ecological Effects of Micropterus Introductions: </w:t>
+      </w:r>
+      <w:proofErr w:type="gramStart"/>
+      <w:r>
+        <w:rPr>
+          <w:rFonts w:eastAsiaTheme="minorHAnsi"/>
+          <w:lang w:val="en-US"/>
+        </w:rPr>
+        <w:t>the</w:t>
+      </w:r>
+      <w:proofErr w:type="gramEnd"/>
+      <w:r>
+        <w:rPr>
+          <w:rFonts w:eastAsiaTheme="minorHAnsi"/>
+          <w:lang w:val="en-US"/>
+        </w:rPr>
+        <w:t xml:space="preserve"> Dark Side of Black Bass. in press.</w:t>
+      </w:r>
+    </w:p>
+    <w:p>
+      <w:pPr>
+        <w:pStyle w:val="Bibliography"/>
+        <w:rPr>
+          <w:rFonts w:eastAsiaTheme="minorHAnsi"/>
+          <w:lang w:val="en-US"/>
+        </w:rPr>
+      </w:pPr>
+      <w:proofErr w:type="spellStart"/>
+      <w:r>
+        <w:rPr>
+          <w:rFonts w:eastAsiaTheme="minorHAnsi"/>
+          <w:lang w:val="en-US"/>
+        </w:rPr>
+        <w:t>Kiljunen</w:t>
+      </w:r>
+      <w:proofErr w:type="spellEnd"/>
+      <w:r>
+        <w:rPr>
+          <w:rFonts w:eastAsiaTheme="minorHAnsi"/>
+          <w:lang w:val="en-US"/>
+        </w:rPr>
+        <w:t xml:space="preserve">, M., Grey, J., </w:t>
+      </w:r>
+      <w:proofErr w:type="spellStart"/>
+      <w:r>
+        <w:rPr>
+          <w:rFonts w:eastAsiaTheme="minorHAnsi"/>
+          <w:lang w:val="en-US"/>
+        </w:rPr>
+        <w:t>Sinisalo</w:t>
+      </w:r>
+      <w:proofErr w:type="spellEnd"/>
+      <w:r>
+        <w:rPr>
+          <w:rFonts w:eastAsiaTheme="minorHAnsi"/>
+          <w:lang w:val="en-US"/>
+        </w:rPr>
+        <w:t xml:space="preserve">, T., Harrod, C., </w:t>
+      </w:r>
+      <w:proofErr w:type="spellStart"/>
+      <w:r>
+        <w:rPr>
+          <w:rFonts w:eastAsiaTheme="minorHAnsi"/>
+          <w:lang w:val="en-US"/>
+        </w:rPr>
+        <w:t>Immonen</w:t>
+      </w:r>
+      <w:proofErr w:type="spellEnd"/>
+      <w:r>
+        <w:rPr>
+          <w:rFonts w:eastAsiaTheme="minorHAnsi"/>
+          <w:lang w:val="en-US"/>
+        </w:rPr>
+        <w:t>, H. and Jones, R. I. 2006. A revised model for lipid-normalizing δ13C values from aquatic organisms, with implications for isotope mixing models. - Journal of Applied Ecology 43: 1213–1222.</w:t>
+      </w:r>
+    </w:p>
+    <w:p>
+      <w:pPr>
+        <w:pStyle w:val="Bibliography"/>
+        <w:rPr>
+          <w:rFonts w:eastAsiaTheme="minorHAnsi"/>
+          <w:lang w:val="en-US"/>
+        </w:rPr>
+      </w:pPr>
+      <w:proofErr w:type="spellStart"/>
+      <w:r>
+        <w:rPr>
+          <w:rFonts w:eastAsiaTheme="minorHAnsi"/>
+          <w:lang w:val="en-US"/>
+        </w:rPr>
+        <w:t>Klinard</w:t>
+      </w:r>
+      <w:proofErr w:type="spellEnd"/>
+      <w:r>
+        <w:rPr>
+          <w:rFonts w:eastAsiaTheme="minorHAnsi"/>
+          <w:lang w:val="en-US"/>
+        </w:rPr>
+        <w:t xml:space="preserve">, N. V. and </w:t>
+      </w:r>
+      <w:proofErr w:type="spellStart"/>
+      <w:r>
+        <w:rPr>
+          <w:rFonts w:eastAsiaTheme="minorHAnsi"/>
+          <w:lang w:val="en-US"/>
+        </w:rPr>
+        <w:t>Matley</w:t>
+      </w:r>
+      <w:proofErr w:type="spellEnd"/>
+      <w:r>
+        <w:rPr>
+          <w:rFonts w:eastAsiaTheme="minorHAnsi"/>
+          <w:lang w:val="en-US"/>
+        </w:rPr>
+        <w:t>, J. K. 2020. Living until proven dead: addressing mortality in acoustic telemetry research. - Rev Fish Biol Fisheries 30: 485–499.</w:t>
+      </w:r>
+    </w:p>
+    <w:p>
+      <w:pPr>
+        <w:pStyle w:val="Bibliography"/>
+        <w:rPr>
+          <w:rFonts w:eastAsiaTheme="minorHAnsi"/>
+          <w:lang w:val="en-US"/>
+        </w:rPr>
+      </w:pPr>
+      <w:r>
+        <w:rPr>
+          <w:rFonts w:eastAsiaTheme="minorHAnsi"/>
+          <w:lang w:val="en-US"/>
+        </w:rPr>
+        <w:t xml:space="preserve">Larocque, S. M., </w:t>
+      </w:r>
+      <w:proofErr w:type="spellStart"/>
+      <w:r>
+        <w:rPr>
+          <w:rFonts w:eastAsiaTheme="minorHAnsi"/>
+          <w:lang w:val="en-US"/>
+        </w:rPr>
+        <w:t>Bzonek</w:t>
+      </w:r>
+      <w:proofErr w:type="spellEnd"/>
+      <w:r>
+        <w:rPr>
+          <w:rFonts w:eastAsiaTheme="minorHAnsi"/>
+          <w:lang w:val="en-US"/>
+        </w:rPr>
+        <w:t xml:space="preserve">, P. A., </w:t>
+      </w:r>
+      <w:proofErr w:type="spellStart"/>
+      <w:r>
+        <w:rPr>
+          <w:rFonts w:eastAsiaTheme="minorHAnsi"/>
+          <w:lang w:val="en-US"/>
+        </w:rPr>
+        <w:t>Brownscombe</w:t>
+      </w:r>
+      <w:proofErr w:type="spellEnd"/>
+      <w:r>
+        <w:rPr>
+          <w:rFonts w:eastAsiaTheme="minorHAnsi"/>
+          <w:lang w:val="en-US"/>
+        </w:rPr>
+        <w:t>, J. W., Martin, G. K., Brooks, J. L., Boston, C. M., Doka, S. E., Cooke, S. J. and Midwood, J. D. 2025. Application of telemetry-based fish habitat models to predict spatial habitat availability and inform ecological restoration. - Journal of Fish Biology 106: 1601–1618.</w:t>
+      </w:r>
+    </w:p>
+    <w:p>
+      <w:pPr>
+        <w:pStyle w:val="Bibliography"/>
+        <w:rPr>
+          <w:rFonts w:eastAsiaTheme="minorHAnsi"/>
+          <w:lang w:val="en-US"/>
+        </w:rPr>
+      </w:pPr>
+      <w:proofErr w:type="spellStart"/>
+      <w:r>
+        <w:rPr>
+          <w:rFonts w:eastAsiaTheme="minorHAnsi"/>
+          <w:lang w:val="en-US"/>
+        </w:rPr>
+        <w:t>Lenth</w:t>
+      </w:r>
+      <w:proofErr w:type="spellEnd"/>
+      <w:r>
+        <w:rPr>
+          <w:rFonts w:eastAsiaTheme="minorHAnsi"/>
+          <w:lang w:val="en-US"/>
+        </w:rPr>
+        <w:t xml:space="preserve">, R. V., </w:t>
+      </w:r>
+      <w:proofErr w:type="spellStart"/>
+      <w:r>
+        <w:rPr>
+          <w:rFonts w:eastAsiaTheme="minorHAnsi"/>
+          <w:lang w:val="en-US"/>
+        </w:rPr>
+        <w:t>Piaskowski</w:t>
+      </w:r>
+      <w:proofErr w:type="spellEnd"/>
+      <w:r>
+        <w:rPr>
+          <w:rFonts w:eastAsiaTheme="minorHAnsi"/>
+          <w:lang w:val="en-US"/>
+        </w:rPr>
+        <w:t xml:space="preserve">, J., </w:t>
+      </w:r>
+      <w:proofErr w:type="spellStart"/>
+      <w:r>
+        <w:rPr>
+          <w:rFonts w:eastAsiaTheme="minorHAnsi"/>
+          <w:lang w:val="en-US"/>
+        </w:rPr>
+        <w:t>Banfai</w:t>
+      </w:r>
+      <w:proofErr w:type="spellEnd"/>
+      <w:r>
+        <w:rPr>
+          <w:rFonts w:eastAsiaTheme="minorHAnsi"/>
+          <w:lang w:val="en-US"/>
+        </w:rPr>
+        <w:t xml:space="preserve">, B., </w:t>
+      </w:r>
+      <w:proofErr w:type="spellStart"/>
+      <w:r>
+        <w:rPr>
+          <w:rFonts w:eastAsiaTheme="minorHAnsi"/>
+          <w:lang w:val="en-US"/>
+        </w:rPr>
+        <w:t>Bolker</w:t>
+      </w:r>
+      <w:proofErr w:type="spellEnd"/>
+      <w:r>
+        <w:rPr>
+          <w:rFonts w:eastAsiaTheme="minorHAnsi"/>
+          <w:lang w:val="en-US"/>
+        </w:rPr>
+        <w:t xml:space="preserve">, B., </w:t>
+      </w:r>
+      <w:proofErr w:type="spellStart"/>
+      <w:r>
+        <w:rPr>
+          <w:rFonts w:eastAsiaTheme="minorHAnsi"/>
+          <w:lang w:val="en-US"/>
+        </w:rPr>
+        <w:t>Buerkner</w:t>
+      </w:r>
+      <w:proofErr w:type="spellEnd"/>
+      <w:r>
+        <w:rPr>
+          <w:rFonts w:eastAsiaTheme="minorHAnsi"/>
+          <w:lang w:val="en-US"/>
+        </w:rPr>
+        <w:t xml:space="preserve">, P., </w:t>
+      </w:r>
+      <w:proofErr w:type="spellStart"/>
+      <w:r>
+        <w:rPr>
+          <w:rFonts w:eastAsiaTheme="minorHAnsi"/>
+          <w:lang w:val="en-US"/>
+        </w:rPr>
+        <w:t>Giné</w:t>
+      </w:r>
+      <w:proofErr w:type="spellEnd"/>
+      <w:r>
+        <w:rPr>
+          <w:rFonts w:eastAsiaTheme="minorHAnsi"/>
+          <w:lang w:val="en-US"/>
+        </w:rPr>
+        <w:t xml:space="preserve">-Vásquez, I., </w:t>
+      </w:r>
+      <w:proofErr w:type="spellStart"/>
+      <w:r>
+        <w:rPr>
+          <w:rFonts w:eastAsiaTheme="minorHAnsi"/>
+          <w:lang w:val="en-US"/>
+        </w:rPr>
+        <w:t>Hervé</w:t>
+      </w:r>
+      <w:proofErr w:type="spellEnd"/>
+      <w:r>
+        <w:rPr>
+          <w:rFonts w:eastAsiaTheme="minorHAnsi"/>
+          <w:lang w:val="en-US"/>
+        </w:rPr>
+        <w:t xml:space="preserve">, M., Jung, M., Love, J., </w:t>
+      </w:r>
+      <w:proofErr w:type="spellStart"/>
+      <w:r>
+        <w:rPr>
+          <w:rFonts w:eastAsiaTheme="minorHAnsi"/>
+          <w:lang w:val="en-US"/>
+        </w:rPr>
+        <w:t>Miguez</w:t>
+      </w:r>
+      <w:proofErr w:type="spellEnd"/>
+      <w:r>
+        <w:rPr>
+          <w:rFonts w:eastAsiaTheme="minorHAnsi"/>
+          <w:lang w:val="en-US"/>
+        </w:rPr>
+        <w:t xml:space="preserve">, F., </w:t>
+      </w:r>
+      <w:proofErr w:type="spellStart"/>
+      <w:r>
+        <w:rPr>
+          <w:rFonts w:eastAsiaTheme="minorHAnsi"/>
+          <w:lang w:val="en-US"/>
+        </w:rPr>
+        <w:t>RIebl</w:t>
+      </w:r>
+      <w:proofErr w:type="spellEnd"/>
+      <w:r>
+        <w:rPr>
+          <w:rFonts w:eastAsiaTheme="minorHAnsi"/>
+          <w:lang w:val="en-US"/>
+        </w:rPr>
+        <w:t xml:space="preserve">, H. and </w:t>
+      </w:r>
+      <w:proofErr w:type="spellStart"/>
+      <w:r>
+        <w:rPr>
+          <w:rFonts w:eastAsiaTheme="minorHAnsi"/>
+          <w:lang w:val="en-US"/>
+        </w:rPr>
+        <w:t>Singmann</w:t>
+      </w:r>
+      <w:proofErr w:type="spellEnd"/>
+      <w:r>
+        <w:rPr>
+          <w:rFonts w:eastAsiaTheme="minorHAnsi"/>
+          <w:lang w:val="en-US"/>
+        </w:rPr>
+        <w:t>, H. 2026. Estimated Marginal Means, aka Least-Squares Means.</w:t>
+      </w:r>
+    </w:p>
+    <w:p>
+      <w:pPr>
+        <w:pStyle w:val="Bibliography"/>
+        <w:rPr>
+          <w:rFonts w:eastAsiaTheme="minorHAnsi"/>
+          <w:lang w:val="en-US"/>
+        </w:rPr>
+      </w:pPr>
+      <w:r>
+        <w:rPr>
+          <w:rFonts w:eastAsiaTheme="minorHAnsi"/>
+          <w:lang w:val="en-US"/>
+        </w:rPr>
+        <w:t>Magnuson, J. J., Beckel, A. L., Mills, K. and Brandt, S. B. 1985. Surviving winter hypoxia: behavioral adaptations of fishes in a northern Wisconsin winterkill lake. - Environ Biol Fish 14: 241–250.</w:t>
+      </w:r>
+    </w:p>
+    <w:p>
+      <w:pPr>
+        <w:pStyle w:val="Bibliography"/>
+        <w:rPr>
+          <w:rFonts w:eastAsiaTheme="minorHAnsi"/>
+          <w:lang w:val="en-US"/>
+        </w:rPr>
+      </w:pPr>
+      <w:r>
+        <w:rPr>
+          <w:rFonts w:eastAsiaTheme="minorHAnsi"/>
+          <w:lang w:val="en-US"/>
+        </w:rPr>
+        <w:t xml:space="preserve">Maitland, B. M., Bootsma, H. A., Bronte, C. R., Bunnell, D. B., </w:t>
+      </w:r>
+      <w:proofErr w:type="spellStart"/>
+      <w:r>
+        <w:rPr>
+          <w:rFonts w:eastAsiaTheme="minorHAnsi"/>
+          <w:lang w:val="en-US"/>
+        </w:rPr>
+        <w:t>Feiner</w:t>
+      </w:r>
+      <w:proofErr w:type="spellEnd"/>
+      <w:r>
+        <w:rPr>
+          <w:rFonts w:eastAsiaTheme="minorHAnsi"/>
+          <w:lang w:val="en-US"/>
+        </w:rPr>
+        <w:t xml:space="preserve">, Z. S., Fenske, K. H., Fetzer, W. W., Foley, C. J., </w:t>
+      </w:r>
+      <w:proofErr w:type="spellStart"/>
+      <w:r>
+        <w:rPr>
+          <w:rFonts w:eastAsiaTheme="minorHAnsi"/>
+          <w:lang w:val="en-US"/>
+        </w:rPr>
+        <w:t>Gerig</w:t>
+      </w:r>
+      <w:proofErr w:type="spellEnd"/>
+      <w:r>
+        <w:rPr>
+          <w:rFonts w:eastAsiaTheme="minorHAnsi"/>
+          <w:lang w:val="en-US"/>
+        </w:rPr>
+        <w:t xml:space="preserve">, B. S., Happel, A., </w:t>
+      </w:r>
+      <w:proofErr w:type="spellStart"/>
+      <w:r>
+        <w:rPr>
+          <w:rFonts w:eastAsiaTheme="minorHAnsi"/>
+          <w:lang w:val="en-US"/>
+        </w:rPr>
+        <w:t>Höök</w:t>
+      </w:r>
+      <w:proofErr w:type="spellEnd"/>
+      <w:r>
+        <w:rPr>
+          <w:rFonts w:eastAsiaTheme="minorHAnsi"/>
+          <w:lang w:val="en-US"/>
+        </w:rPr>
+        <w:t xml:space="preserve">, T. O., </w:t>
+      </w:r>
+      <w:proofErr w:type="spellStart"/>
+      <w:r>
+        <w:rPr>
+          <w:rFonts w:eastAsiaTheme="minorHAnsi"/>
+          <w:lang w:val="en-US"/>
+        </w:rPr>
+        <w:t>Keppeler</w:t>
+      </w:r>
+      <w:proofErr w:type="spellEnd"/>
+      <w:r>
+        <w:rPr>
+          <w:rFonts w:eastAsiaTheme="minorHAnsi"/>
+          <w:lang w:val="en-US"/>
+        </w:rPr>
+        <w:t xml:space="preserve">, F. W., </w:t>
+      </w:r>
+      <w:proofErr w:type="spellStart"/>
+      <w:r>
+        <w:rPr>
+          <w:rFonts w:eastAsiaTheme="minorHAnsi"/>
+          <w:lang w:val="en-US"/>
+        </w:rPr>
+        <w:t>Kornis</w:t>
+      </w:r>
+      <w:proofErr w:type="spellEnd"/>
+      <w:r>
+        <w:rPr>
+          <w:rFonts w:eastAsiaTheme="minorHAnsi"/>
+          <w:lang w:val="en-US"/>
+        </w:rPr>
+        <w:t xml:space="preserve">, M. S., </w:t>
+      </w:r>
+      <w:proofErr w:type="spellStart"/>
+      <w:r>
+        <w:rPr>
+          <w:rFonts w:eastAsiaTheme="minorHAnsi"/>
+          <w:lang w:val="en-US"/>
+        </w:rPr>
+        <w:t>Lepak</w:t>
+      </w:r>
+      <w:proofErr w:type="spellEnd"/>
+      <w:r>
+        <w:rPr>
+          <w:rFonts w:eastAsiaTheme="minorHAnsi"/>
+          <w:lang w:val="en-US"/>
+        </w:rPr>
+        <w:t xml:space="preserve">, R. F., McNaught, A. S., Roth, B. M., </w:t>
+      </w:r>
+      <w:proofErr w:type="spellStart"/>
+      <w:r>
+        <w:rPr>
+          <w:rFonts w:eastAsiaTheme="minorHAnsi"/>
+          <w:lang w:val="en-US"/>
+        </w:rPr>
+        <w:t>Turschak</w:t>
+      </w:r>
+      <w:proofErr w:type="spellEnd"/>
+      <w:r>
+        <w:rPr>
+          <w:rFonts w:eastAsiaTheme="minorHAnsi"/>
+          <w:lang w:val="en-US"/>
+        </w:rPr>
+        <w:t>, B. A., Hoffman, J. C. and Jensen, O. P. 2024. Testing food web theory in a large lake: The role of body size in habitat coupling in Lake Michigan. - Ecology 105: e4413.</w:t>
+      </w:r>
+    </w:p>
+    <w:p>
+      <w:pPr>
+        <w:pStyle w:val="Bibliography"/>
+        <w:rPr>
+          <w:rFonts w:eastAsiaTheme="minorHAnsi"/>
+          <w:lang w:val="en-US"/>
+        </w:rPr>
+      </w:pPr>
+      <w:proofErr w:type="spellStart"/>
+      <w:r>
+        <w:rPr>
+          <w:rFonts w:eastAsiaTheme="minorHAnsi"/>
+          <w:lang w:val="en-US"/>
+        </w:rPr>
+        <w:t>Matsuzaki</w:t>
+      </w:r>
+      <w:proofErr w:type="spellEnd"/>
+      <w:r>
+        <w:rPr>
+          <w:rFonts w:eastAsiaTheme="minorHAnsi"/>
+          <w:lang w:val="en-US"/>
+        </w:rPr>
+        <w:t xml:space="preserve">, S.-I. S., Lathrop, R. C., Carpenter, S. R., Walsh, J. R., Vander </w:t>
+      </w:r>
+      <w:proofErr w:type="spellStart"/>
+      <w:r>
+        <w:rPr>
+          <w:rFonts w:eastAsiaTheme="minorHAnsi"/>
+          <w:lang w:val="en-US"/>
+        </w:rPr>
+        <w:t>Zanden</w:t>
+      </w:r>
+      <w:proofErr w:type="spellEnd"/>
+      <w:r>
+        <w:rPr>
+          <w:rFonts w:eastAsiaTheme="minorHAnsi"/>
+          <w:lang w:val="en-US"/>
+        </w:rPr>
+        <w:t xml:space="preserve">, M. J., </w:t>
+      </w:r>
+      <w:proofErr w:type="spellStart"/>
+      <w:r>
+        <w:rPr>
+          <w:rFonts w:eastAsiaTheme="minorHAnsi"/>
+          <w:lang w:val="en-US"/>
+        </w:rPr>
+        <w:t>Gahler</w:t>
+      </w:r>
+      <w:proofErr w:type="spellEnd"/>
+      <w:r>
+        <w:rPr>
+          <w:rFonts w:eastAsiaTheme="minorHAnsi"/>
+          <w:lang w:val="en-US"/>
+        </w:rPr>
+        <w:t>, M. R. and Stanley, E. H. 2021. Climate and food web effects on the spring clear-water phase in two north-temperate eutrophic lakes. - Limnology and Oceanography 66: 30–46.</w:t>
+      </w:r>
+    </w:p>
+    <w:p>
+      <w:pPr>
+        <w:pStyle w:val="Bibliography"/>
+        <w:rPr>
+          <w:rFonts w:eastAsiaTheme="minorHAnsi"/>
+          <w:lang w:val="en-US"/>
+        </w:rPr>
+      </w:pPr>
+      <w:r>
+        <w:rPr>
+          <w:rFonts w:eastAsiaTheme="minorHAnsi"/>
+          <w:lang w:val="en-US"/>
+        </w:rPr>
+        <w:t>McCann, K. S. and Rooney, N. 2009. The more food webs change, the more they stay the same. - Phil. Trans. R. Soc. B 364: 1789–1801.</w:t>
+      </w:r>
+    </w:p>
+    <w:p>
+      <w:pPr>
+        <w:pStyle w:val="Bibliography"/>
+        <w:rPr>
+          <w:rFonts w:eastAsiaTheme="minorHAnsi"/>
+          <w:lang w:val="en-US"/>
+        </w:rPr>
+      </w:pPr>
+      <w:r>
+        <w:rPr>
+          <w:rFonts w:eastAsiaTheme="minorHAnsi"/>
+          <w:lang w:val="en-US"/>
+        </w:rPr>
+        <w:t xml:space="preserve">McCann, K. S., Rasmussen, J. B. and </w:t>
+      </w:r>
+      <w:proofErr w:type="spellStart"/>
+      <w:r>
+        <w:rPr>
+          <w:rFonts w:eastAsiaTheme="minorHAnsi"/>
+          <w:lang w:val="en-US"/>
+        </w:rPr>
+        <w:t>Umbanhowar</w:t>
+      </w:r>
+      <w:proofErr w:type="spellEnd"/>
+      <w:r>
+        <w:rPr>
+          <w:rFonts w:eastAsiaTheme="minorHAnsi"/>
+          <w:lang w:val="en-US"/>
+        </w:rPr>
+        <w:t>, J. 2005. The dynamics of spatially coupled food webs. - Ecology Letters 8: 513–523.</w:t>
+      </w:r>
+    </w:p>
+    <w:p>
+      <w:pPr>
+        <w:pStyle w:val="Bibliography"/>
+        <w:rPr>
+          <w:rFonts w:eastAsiaTheme="minorHAnsi"/>
+          <w:lang w:val="en-US"/>
+        </w:rPr>
+      </w:pPr>
+      <w:r>
+        <w:rPr>
+          <w:rFonts w:eastAsiaTheme="minorHAnsi"/>
+          <w:lang w:val="en-US"/>
+        </w:rPr>
+        <w:t xml:space="preserve">McMeans, B. C., McCann, K. S., Tunney, T. D., Fisk, A. T., Muir, A. M., Lester, N., </w:t>
+      </w:r>
+      <w:proofErr w:type="spellStart"/>
+      <w:r>
+        <w:rPr>
+          <w:rFonts w:eastAsiaTheme="minorHAnsi"/>
+          <w:lang w:val="en-US"/>
+        </w:rPr>
+        <w:t>Shuter</w:t>
+      </w:r>
+      <w:proofErr w:type="spellEnd"/>
+      <w:r>
+        <w:rPr>
+          <w:rFonts w:eastAsiaTheme="minorHAnsi"/>
+          <w:lang w:val="en-US"/>
+        </w:rPr>
+        <w:t>, B. and Rooney, N. 2016. The adaptive capacity of lake food webs: from individuals to ecosystems. - Ecological Monographs 86: 4–19.</w:t>
+      </w:r>
+    </w:p>
+    <w:p>
+      <w:pPr>
+        <w:pStyle w:val="Bibliography"/>
+        <w:rPr>
+          <w:rFonts w:eastAsiaTheme="minorHAnsi"/>
+          <w:lang w:val="en-US"/>
+        </w:rPr>
+      </w:pPr>
+      <w:proofErr w:type="spellStart"/>
+      <w:r>
+        <w:rPr>
+          <w:rFonts w:eastAsiaTheme="minorHAnsi"/>
+          <w:lang w:val="en-US"/>
+        </w:rPr>
+        <w:lastRenderedPageBreak/>
+        <w:t>Mittelbach</w:t>
+      </w:r>
+      <w:proofErr w:type="spellEnd"/>
+      <w:r>
+        <w:rPr>
+          <w:rFonts w:eastAsiaTheme="minorHAnsi"/>
+          <w:lang w:val="en-US"/>
+        </w:rPr>
+        <w:t xml:space="preserve">, G. G. and Persson, L. 1998. The ontogeny of </w:t>
+      </w:r>
+      <w:proofErr w:type="spellStart"/>
+      <w:r>
+        <w:rPr>
+          <w:rFonts w:eastAsiaTheme="minorHAnsi"/>
+          <w:lang w:val="en-US"/>
+        </w:rPr>
+        <w:t>piscivory</w:t>
+      </w:r>
+      <w:proofErr w:type="spellEnd"/>
+      <w:r>
+        <w:rPr>
+          <w:rFonts w:eastAsiaTheme="minorHAnsi"/>
+          <w:lang w:val="en-US"/>
+        </w:rPr>
+        <w:t xml:space="preserve"> and its ecological consequences. - Can. J. Fish. </w:t>
+      </w:r>
+      <w:proofErr w:type="spellStart"/>
+      <w:r>
+        <w:rPr>
+          <w:rFonts w:eastAsiaTheme="minorHAnsi"/>
+          <w:lang w:val="en-US"/>
+        </w:rPr>
+        <w:t>Aquat</w:t>
+      </w:r>
+      <w:proofErr w:type="spellEnd"/>
+      <w:r>
+        <w:rPr>
+          <w:rFonts w:eastAsiaTheme="minorHAnsi"/>
+          <w:lang w:val="en-US"/>
+        </w:rPr>
+        <w:t>. Sci. 55: 1454–1465.</w:t>
+      </w:r>
+    </w:p>
+    <w:p>
+      <w:pPr>
+        <w:pStyle w:val="Bibliography"/>
+        <w:rPr>
+          <w:rFonts w:eastAsiaTheme="minorHAnsi"/>
+          <w:lang w:val="en-US"/>
+        </w:rPr>
+      </w:pPr>
+      <w:proofErr w:type="spellStart"/>
+      <w:r>
+        <w:rPr>
+          <w:rFonts w:eastAsiaTheme="minorHAnsi"/>
+          <w:lang w:val="en-US"/>
+        </w:rPr>
+        <w:t>Portt</w:t>
+      </w:r>
+      <w:proofErr w:type="spellEnd"/>
+      <w:r>
+        <w:rPr>
+          <w:rFonts w:eastAsiaTheme="minorHAnsi"/>
+          <w:lang w:val="en-US"/>
+        </w:rPr>
+        <w:t>, C. B., Coker, G. A., Ming, D. L. and Randall, R. G. 2006. A review of fish sampling methods commonly used in Canadian freshwater habitats. in press.</w:t>
+      </w:r>
+    </w:p>
+    <w:p>
+      <w:pPr>
+        <w:pStyle w:val="Bibliography"/>
+        <w:rPr>
+          <w:rFonts w:eastAsiaTheme="minorHAnsi"/>
+          <w:lang w:val="en-US"/>
+        </w:rPr>
+      </w:pPr>
+      <w:r>
+        <w:rPr>
+          <w:rFonts w:eastAsiaTheme="minorHAnsi"/>
+          <w:lang w:val="en-US"/>
+        </w:rPr>
+        <w:t>Post, D. M. 2002. Using Stable Isotopes to Estimate Trophic Position: Models, Methods, and Assumptions. - Ecology 83: 703–718.</w:t>
+      </w:r>
+    </w:p>
+    <w:p>
+      <w:pPr>
+        <w:pStyle w:val="Bibliography"/>
+        <w:rPr>
+          <w:rFonts w:eastAsiaTheme="minorHAnsi"/>
+          <w:lang w:val="en-US"/>
+        </w:rPr>
+      </w:pPr>
+      <w:r>
+        <w:rPr>
+          <w:rFonts w:eastAsiaTheme="minorHAnsi"/>
+          <w:lang w:val="en-US"/>
+        </w:rPr>
+        <w:t xml:space="preserve">Post, D. M., Layman, C. A., Arrington, D. A., </w:t>
+      </w:r>
+      <w:proofErr w:type="spellStart"/>
+      <w:r>
+        <w:rPr>
+          <w:rFonts w:eastAsiaTheme="minorHAnsi"/>
+          <w:lang w:val="en-US"/>
+        </w:rPr>
+        <w:t>Takimoto</w:t>
+      </w:r>
+      <w:proofErr w:type="spellEnd"/>
+      <w:r>
+        <w:rPr>
+          <w:rFonts w:eastAsiaTheme="minorHAnsi"/>
+          <w:lang w:val="en-US"/>
+        </w:rPr>
+        <w:t xml:space="preserve">, G., </w:t>
+      </w:r>
+      <w:proofErr w:type="spellStart"/>
+      <w:r>
+        <w:rPr>
+          <w:rFonts w:eastAsiaTheme="minorHAnsi"/>
+          <w:lang w:val="en-US"/>
+        </w:rPr>
+        <w:t>Quattrochi</w:t>
+      </w:r>
+      <w:proofErr w:type="spellEnd"/>
+      <w:r>
+        <w:rPr>
+          <w:rFonts w:eastAsiaTheme="minorHAnsi"/>
+          <w:lang w:val="en-US"/>
+        </w:rPr>
+        <w:t xml:space="preserve">, J. and Montaña, C. G. 2007. Getting to the fat of the matter: models, </w:t>
+      </w:r>
+      <w:proofErr w:type="gramStart"/>
+      <w:r>
+        <w:rPr>
+          <w:rFonts w:eastAsiaTheme="minorHAnsi"/>
+          <w:lang w:val="en-US"/>
+        </w:rPr>
+        <w:t>methods</w:t>
+      </w:r>
+      <w:proofErr w:type="gramEnd"/>
+      <w:r>
+        <w:rPr>
+          <w:rFonts w:eastAsiaTheme="minorHAnsi"/>
+          <w:lang w:val="en-US"/>
+        </w:rPr>
+        <w:t xml:space="preserve"> and assumptions for dealing with lipids in stable isotope analyses. - </w:t>
+      </w:r>
+      <w:proofErr w:type="spellStart"/>
+      <w:r>
+        <w:rPr>
+          <w:rFonts w:eastAsiaTheme="minorHAnsi"/>
+          <w:lang w:val="en-US"/>
+        </w:rPr>
+        <w:t>Oecologia</w:t>
+      </w:r>
+      <w:proofErr w:type="spellEnd"/>
+      <w:r>
+        <w:rPr>
+          <w:rFonts w:eastAsiaTheme="minorHAnsi"/>
+          <w:lang w:val="en-US"/>
+        </w:rPr>
+        <w:t xml:space="preserve"> 152: 179–189.</w:t>
+      </w:r>
+    </w:p>
+    <w:p>
+      <w:pPr>
+        <w:pStyle w:val="Bibliography"/>
+        <w:rPr>
+          <w:rFonts w:eastAsiaTheme="minorHAnsi"/>
+          <w:lang w:val="en-US"/>
+        </w:rPr>
+      </w:pPr>
+      <w:r>
+        <w:rPr>
+          <w:rFonts w:eastAsiaTheme="minorHAnsi"/>
+          <w:lang w:val="en-US"/>
+        </w:rPr>
+        <w:t xml:space="preserve">Ridgway, M., </w:t>
+      </w:r>
+      <w:proofErr w:type="spellStart"/>
+      <w:r>
+        <w:rPr>
+          <w:rFonts w:eastAsiaTheme="minorHAnsi"/>
+          <w:lang w:val="en-US"/>
+        </w:rPr>
+        <w:t>Middel</w:t>
+      </w:r>
+      <w:proofErr w:type="spellEnd"/>
+      <w:r>
+        <w:rPr>
+          <w:rFonts w:eastAsiaTheme="minorHAnsi"/>
+          <w:lang w:val="en-US"/>
+        </w:rPr>
+        <w:t>, T. and Bell, A. 2017. Aquatic ecology, history, and diversity of Algonquin Provincial Park. - Information Report IR–10. 203 p. in press.</w:t>
+      </w:r>
+    </w:p>
+    <w:p>
+      <w:pPr>
+        <w:pStyle w:val="Bibliography"/>
+        <w:rPr>
+          <w:rFonts w:eastAsiaTheme="minorHAnsi"/>
+          <w:lang w:val="en-US"/>
+        </w:rPr>
+      </w:pPr>
+      <w:r>
+        <w:rPr>
+          <w:rFonts w:eastAsiaTheme="minorHAnsi"/>
+          <w:lang w:val="en-US"/>
+        </w:rPr>
+        <w:t xml:space="preserve">Rodrigues, T. H., </w:t>
+      </w:r>
+      <w:proofErr w:type="spellStart"/>
+      <w:r>
+        <w:rPr>
+          <w:rFonts w:eastAsiaTheme="minorHAnsi"/>
+          <w:lang w:val="en-US"/>
+        </w:rPr>
+        <w:t>Hrenchuk</w:t>
+      </w:r>
+      <w:proofErr w:type="spellEnd"/>
+      <w:r>
+        <w:rPr>
+          <w:rFonts w:eastAsiaTheme="minorHAnsi"/>
+          <w:lang w:val="en-US"/>
+        </w:rPr>
+        <w:t xml:space="preserve">, L. E. and </w:t>
+      </w:r>
+      <w:proofErr w:type="spellStart"/>
+      <w:r>
+        <w:rPr>
+          <w:rFonts w:eastAsiaTheme="minorHAnsi"/>
+          <w:lang w:val="en-US"/>
+        </w:rPr>
+        <w:t>Blanchfield</w:t>
+      </w:r>
+      <w:proofErr w:type="spellEnd"/>
+      <w:r>
+        <w:rPr>
+          <w:rFonts w:eastAsiaTheme="minorHAnsi"/>
+          <w:lang w:val="en-US"/>
+        </w:rPr>
+        <w:t xml:space="preserve">, P. J. 2025. </w:t>
+      </w:r>
+      <w:proofErr w:type="gramStart"/>
+      <w:r>
+        <w:rPr>
+          <w:rFonts w:eastAsiaTheme="minorHAnsi"/>
+          <w:lang w:val="en-US"/>
+        </w:rPr>
+        <w:t>Spatially-explicit</w:t>
+      </w:r>
+      <w:proofErr w:type="gramEnd"/>
+      <w:r>
+        <w:rPr>
+          <w:rFonts w:eastAsiaTheme="minorHAnsi"/>
+          <w:lang w:val="en-US"/>
+        </w:rPr>
+        <w:t xml:space="preserve"> foraging by an apex predator linked to nearshore prey and their accessibility in lakes. - Oikos 2025: e11066.</w:t>
+      </w:r>
+    </w:p>
+    <w:p>
+      <w:pPr>
+        <w:pStyle w:val="Bibliography"/>
+        <w:rPr>
+          <w:rFonts w:eastAsiaTheme="minorHAnsi"/>
+          <w:lang w:val="en-US"/>
+        </w:rPr>
+      </w:pPr>
+      <w:r>
+        <w:rPr>
+          <w:rFonts w:eastAsiaTheme="minorHAnsi"/>
+          <w:lang w:val="en-US"/>
+        </w:rPr>
+        <w:t xml:space="preserve">Roman, J., Abraham, A. J., </w:t>
+      </w:r>
+      <w:proofErr w:type="spellStart"/>
+      <w:r>
+        <w:rPr>
+          <w:rFonts w:eastAsiaTheme="minorHAnsi"/>
+          <w:lang w:val="en-US"/>
+        </w:rPr>
+        <w:t>Kiszka</w:t>
+      </w:r>
+      <w:proofErr w:type="spellEnd"/>
+      <w:r>
+        <w:rPr>
+          <w:rFonts w:eastAsiaTheme="minorHAnsi"/>
+          <w:lang w:val="en-US"/>
+        </w:rPr>
+        <w:t xml:space="preserve">, J. J., Costa, D. P., Doughty, C. E., </w:t>
+      </w:r>
+      <w:proofErr w:type="spellStart"/>
+      <w:r>
+        <w:rPr>
+          <w:rFonts w:eastAsiaTheme="minorHAnsi"/>
+          <w:lang w:val="en-US"/>
+        </w:rPr>
+        <w:t>Friedlaender</w:t>
+      </w:r>
+      <w:proofErr w:type="spellEnd"/>
+      <w:r>
+        <w:rPr>
+          <w:rFonts w:eastAsiaTheme="minorHAnsi"/>
+          <w:lang w:val="en-US"/>
+        </w:rPr>
+        <w:t xml:space="preserve">, A., </w:t>
+      </w:r>
+      <w:proofErr w:type="spellStart"/>
+      <w:r>
+        <w:rPr>
+          <w:rFonts w:eastAsiaTheme="minorHAnsi"/>
+          <w:lang w:val="en-US"/>
+        </w:rPr>
+        <w:t>Hückstädt</w:t>
+      </w:r>
+      <w:proofErr w:type="spellEnd"/>
+      <w:r>
+        <w:rPr>
+          <w:rFonts w:eastAsiaTheme="minorHAnsi"/>
+          <w:lang w:val="en-US"/>
+        </w:rPr>
+        <w:t xml:space="preserve">, L. A., </w:t>
+      </w:r>
+      <w:proofErr w:type="spellStart"/>
+      <w:r>
+        <w:rPr>
+          <w:rFonts w:eastAsiaTheme="minorHAnsi"/>
+          <w:lang w:val="en-US"/>
+        </w:rPr>
+        <w:t>Marcondes</w:t>
+      </w:r>
+      <w:proofErr w:type="spellEnd"/>
+      <w:r>
+        <w:rPr>
+          <w:rFonts w:eastAsiaTheme="minorHAnsi"/>
+          <w:lang w:val="en-US"/>
+        </w:rPr>
+        <w:t xml:space="preserve">, M., </w:t>
+      </w:r>
+      <w:proofErr w:type="spellStart"/>
+      <w:r>
+        <w:rPr>
+          <w:rFonts w:eastAsiaTheme="minorHAnsi"/>
+          <w:lang w:val="en-US"/>
+        </w:rPr>
+        <w:t>Wetsel</w:t>
+      </w:r>
+      <w:proofErr w:type="spellEnd"/>
+      <w:r>
+        <w:rPr>
+          <w:rFonts w:eastAsiaTheme="minorHAnsi"/>
+          <w:lang w:val="en-US"/>
+        </w:rPr>
+        <w:t xml:space="preserve">, E. and Pershing, A. J. 2025. Migrating baleen whales transport high-latitude nutrients to tropical and subtropical ecosystems. - Nat </w:t>
+      </w:r>
+      <w:proofErr w:type="spellStart"/>
+      <w:r>
+        <w:rPr>
+          <w:rFonts w:eastAsiaTheme="minorHAnsi"/>
+          <w:lang w:val="en-US"/>
+        </w:rPr>
+        <w:t>Commun</w:t>
+      </w:r>
+      <w:proofErr w:type="spellEnd"/>
+      <w:r>
+        <w:rPr>
+          <w:rFonts w:eastAsiaTheme="minorHAnsi"/>
+          <w:lang w:val="en-US"/>
+        </w:rPr>
+        <w:t xml:space="preserve"> 16: 2125.</w:t>
+      </w:r>
+    </w:p>
+    <w:p>
+      <w:pPr>
+        <w:pStyle w:val="Bibliography"/>
+        <w:rPr>
+          <w:rFonts w:eastAsiaTheme="minorHAnsi"/>
+          <w:lang w:val="en-US"/>
+        </w:rPr>
+      </w:pPr>
+      <w:r>
+        <w:rPr>
+          <w:rFonts w:eastAsiaTheme="minorHAnsi"/>
+          <w:lang w:val="en-US"/>
+        </w:rPr>
+        <w:t>Rooney, N., McCann, K. S. and Moore, J. C. 2008. A landscape theory for food web architecture. - Ecology Letters 11: 867–881.</w:t>
+      </w:r>
+    </w:p>
+    <w:p>
+      <w:pPr>
+        <w:pStyle w:val="Bibliography"/>
+        <w:rPr>
+          <w:rFonts w:eastAsiaTheme="minorHAnsi"/>
+          <w:lang w:val="en-US"/>
+        </w:rPr>
+      </w:pPr>
+      <w:r>
+        <w:rPr>
+          <w:rFonts w:eastAsiaTheme="minorHAnsi"/>
+          <w:lang w:val="en-US"/>
+        </w:rPr>
+        <w:t xml:space="preserve">Schindler, D. E. and </w:t>
+      </w:r>
+      <w:proofErr w:type="spellStart"/>
+      <w:r>
+        <w:rPr>
+          <w:rFonts w:eastAsiaTheme="minorHAnsi"/>
+          <w:lang w:val="en-US"/>
+        </w:rPr>
+        <w:t>Scheuerell</w:t>
+      </w:r>
+      <w:proofErr w:type="spellEnd"/>
+      <w:r>
+        <w:rPr>
+          <w:rFonts w:eastAsiaTheme="minorHAnsi"/>
+          <w:lang w:val="en-US"/>
+        </w:rPr>
+        <w:t>, M. D. 2002. Habitat coupling in lake ecosystems. - Oikos 98: 177–189.</w:t>
+      </w:r>
+    </w:p>
+    <w:p>
+      <w:pPr>
+        <w:pStyle w:val="Bibliography"/>
+        <w:rPr>
+          <w:rFonts w:eastAsiaTheme="minorHAnsi"/>
+          <w:lang w:val="en-US"/>
+        </w:rPr>
+      </w:pPr>
+      <w:r>
+        <w:rPr>
+          <w:rFonts w:eastAsiaTheme="minorHAnsi"/>
+          <w:lang w:val="en-US"/>
+        </w:rPr>
+        <w:t>Scott, W. B. and Crossman, E. J. 1973. Freshwater fishes of Canada. - Fisheries Research Board of Canada.</w:t>
+      </w:r>
+    </w:p>
+    <w:p>
+      <w:pPr>
+        <w:pStyle w:val="Bibliography"/>
+        <w:rPr>
+          <w:rFonts w:eastAsiaTheme="minorHAnsi"/>
+          <w:lang w:val="en-US"/>
+        </w:rPr>
+      </w:pPr>
+      <w:r>
+        <w:rPr>
+          <w:rFonts w:eastAsiaTheme="minorHAnsi"/>
+          <w:lang w:val="en-US"/>
+        </w:rPr>
+        <w:t>Stone, N. M., Kelly, A. M. and Roy, L. A. 2016. A Fish of Weedy Waters: Golden Shiner Biology and Culture. - Journal of the World Aquaculture Society 47: 152–200.</w:t>
+      </w:r>
+    </w:p>
+    <w:p>
+      <w:pPr>
+        <w:pStyle w:val="Bibliography"/>
+        <w:rPr>
+          <w:rFonts w:eastAsiaTheme="minorHAnsi"/>
+          <w:lang w:val="en-US"/>
+        </w:rPr>
+      </w:pPr>
+      <w:r>
+        <w:rPr>
+          <w:rFonts w:eastAsiaTheme="minorHAnsi"/>
+          <w:lang w:val="en-US"/>
+        </w:rPr>
+        <w:t xml:space="preserve">Toscano, B. J., </w:t>
+      </w:r>
+      <w:proofErr w:type="spellStart"/>
+      <w:r>
+        <w:rPr>
+          <w:rFonts w:eastAsiaTheme="minorHAnsi"/>
+          <w:lang w:val="en-US"/>
+        </w:rPr>
+        <w:t>Gownaris</w:t>
+      </w:r>
+      <w:proofErr w:type="spellEnd"/>
+      <w:r>
+        <w:rPr>
+          <w:rFonts w:eastAsiaTheme="minorHAnsi"/>
+          <w:lang w:val="en-US"/>
+        </w:rPr>
+        <w:t xml:space="preserve">, N. J., </w:t>
+      </w:r>
+      <w:proofErr w:type="spellStart"/>
+      <w:r>
+        <w:rPr>
+          <w:rFonts w:eastAsiaTheme="minorHAnsi"/>
+          <w:lang w:val="en-US"/>
+        </w:rPr>
+        <w:t>Heerhartz</w:t>
+      </w:r>
+      <w:proofErr w:type="spellEnd"/>
+      <w:r>
+        <w:rPr>
+          <w:rFonts w:eastAsiaTheme="minorHAnsi"/>
+          <w:lang w:val="en-US"/>
+        </w:rPr>
+        <w:t xml:space="preserve">, S. M. and Monaco, C. J. 2016. Personality, foraging </w:t>
+      </w:r>
+      <w:proofErr w:type="gramStart"/>
+      <w:r>
+        <w:rPr>
+          <w:rFonts w:eastAsiaTheme="minorHAnsi"/>
+          <w:lang w:val="en-US"/>
+        </w:rPr>
+        <w:t>behavior</w:t>
+      </w:r>
+      <w:proofErr w:type="gramEnd"/>
+      <w:r>
+        <w:rPr>
+          <w:rFonts w:eastAsiaTheme="minorHAnsi"/>
+          <w:lang w:val="en-US"/>
+        </w:rPr>
+        <w:t xml:space="preserve"> and specialization: integrating behavioral and food web ecology at the individual level. - </w:t>
+      </w:r>
+      <w:proofErr w:type="spellStart"/>
+      <w:r>
+        <w:rPr>
+          <w:rFonts w:eastAsiaTheme="minorHAnsi"/>
+          <w:lang w:val="en-US"/>
+        </w:rPr>
+        <w:t>Oecologia</w:t>
+      </w:r>
+      <w:proofErr w:type="spellEnd"/>
+      <w:r>
+        <w:rPr>
+          <w:rFonts w:eastAsiaTheme="minorHAnsi"/>
+          <w:lang w:val="en-US"/>
+        </w:rPr>
+        <w:t xml:space="preserve"> 182: 55–69.</w:t>
+      </w:r>
+    </w:p>
+    <w:p>
+      <w:pPr>
+        <w:pStyle w:val="Bibliography"/>
+        <w:rPr>
+          <w:rFonts w:eastAsiaTheme="minorHAnsi"/>
+          <w:lang w:val="en-US"/>
+        </w:rPr>
+      </w:pPr>
+      <w:r>
+        <w:rPr>
+          <w:rFonts w:eastAsiaTheme="minorHAnsi"/>
+          <w:lang w:val="en-US"/>
+        </w:rPr>
+        <w:t xml:space="preserve">Tunney, T. D., McCann, K. S., Lester, N. P. and </w:t>
+      </w:r>
+      <w:proofErr w:type="spellStart"/>
+      <w:r>
+        <w:rPr>
+          <w:rFonts w:eastAsiaTheme="minorHAnsi"/>
+          <w:lang w:val="en-US"/>
+        </w:rPr>
+        <w:t>Shuter</w:t>
+      </w:r>
+      <w:proofErr w:type="spellEnd"/>
+      <w:r>
+        <w:rPr>
+          <w:rFonts w:eastAsiaTheme="minorHAnsi"/>
+          <w:lang w:val="en-US"/>
+        </w:rPr>
+        <w:t>, B. J. 2014. Effects of differential habitat warming on complex communities. - Proceedings of the National Academy of Sciences 111: 8077–8082.</w:t>
+      </w:r>
+    </w:p>
+    <w:p>
+      <w:pPr>
+        <w:pStyle w:val="Bibliography"/>
+        <w:rPr>
+          <w:rFonts w:eastAsiaTheme="minorHAnsi"/>
+          <w:lang w:val="en-US"/>
+        </w:rPr>
+      </w:pPr>
+      <w:r>
+        <w:rPr>
+          <w:rFonts w:eastAsiaTheme="minorHAnsi"/>
+          <w:lang w:val="en-US"/>
+        </w:rPr>
+        <w:lastRenderedPageBreak/>
+        <w:t xml:space="preserve">Tunney, T. D., McCann, K. S., Jarvis, L., Lester, N. P. and </w:t>
+      </w:r>
+      <w:proofErr w:type="spellStart"/>
+      <w:r>
+        <w:rPr>
+          <w:rFonts w:eastAsiaTheme="minorHAnsi"/>
+          <w:lang w:val="en-US"/>
+        </w:rPr>
+        <w:t>Shuter</w:t>
+      </w:r>
+      <w:proofErr w:type="spellEnd"/>
+      <w:r>
+        <w:rPr>
+          <w:rFonts w:eastAsiaTheme="minorHAnsi"/>
+          <w:lang w:val="en-US"/>
+        </w:rPr>
+        <w:t xml:space="preserve">, B. J. 2018. Blinded by the light? Nearshore energy pathway </w:t>
+      </w:r>
+      <w:proofErr w:type="gramStart"/>
+      <w:r>
+        <w:rPr>
+          <w:rFonts w:eastAsiaTheme="minorHAnsi"/>
+          <w:lang w:val="en-US"/>
+        </w:rPr>
+        <w:t>coupling</w:t>
+      </w:r>
+      <w:proofErr w:type="gramEnd"/>
+      <w:r>
+        <w:rPr>
+          <w:rFonts w:eastAsiaTheme="minorHAnsi"/>
+          <w:lang w:val="en-US"/>
+        </w:rPr>
+        <w:t xml:space="preserve"> and relative predator biomass increase with reduced water transparency across lakes. - </w:t>
+      </w:r>
+      <w:proofErr w:type="spellStart"/>
+      <w:r>
+        <w:rPr>
+          <w:rFonts w:eastAsiaTheme="minorHAnsi"/>
+          <w:lang w:val="en-US"/>
+        </w:rPr>
+        <w:t>Oecologia</w:t>
+      </w:r>
+      <w:proofErr w:type="spellEnd"/>
+      <w:r>
+        <w:rPr>
+          <w:rFonts w:eastAsiaTheme="minorHAnsi"/>
+          <w:lang w:val="en-US"/>
+        </w:rPr>
+        <w:t xml:space="preserve"> 186: 1031–1041.</w:t>
+      </w:r>
+    </w:p>
+    <w:p>
+      <w:pPr>
+        <w:pStyle w:val="Bibliography"/>
+        <w:rPr>
+          <w:rFonts w:eastAsiaTheme="minorHAnsi"/>
+          <w:lang w:val="en-US"/>
+        </w:rPr>
+      </w:pPr>
+      <w:r>
+        <w:rPr>
+          <w:rFonts w:eastAsiaTheme="minorHAnsi"/>
+          <w:lang w:val="en-US"/>
+        </w:rPr>
+        <w:t xml:space="preserve">Vander </w:t>
+      </w:r>
+      <w:proofErr w:type="spellStart"/>
+      <w:r>
+        <w:rPr>
+          <w:rFonts w:eastAsiaTheme="minorHAnsi"/>
+          <w:lang w:val="en-US"/>
+        </w:rPr>
+        <w:t>Zanden</w:t>
+      </w:r>
+      <w:proofErr w:type="spellEnd"/>
+      <w:r>
+        <w:rPr>
+          <w:rFonts w:eastAsiaTheme="minorHAnsi"/>
+          <w:lang w:val="en-US"/>
+        </w:rPr>
+        <w:t>, M. J., Casselman, J. M. and Rasmussen, J. B. 1999. Stable isotope evidence for the food web consequences of species invasions in lakes. - Nature 401: 464–467.</w:t>
+      </w:r>
+    </w:p>
+    <w:p>
+      <w:pPr>
+        <w:pStyle w:val="Bibliography"/>
+        <w:rPr>
+          <w:rFonts w:eastAsiaTheme="minorHAnsi"/>
+          <w:lang w:val="en-US"/>
+        </w:rPr>
+      </w:pPr>
+      <w:r>
+        <w:rPr>
+          <w:rFonts w:eastAsiaTheme="minorHAnsi"/>
+          <w:lang w:val="en-US"/>
+        </w:rPr>
+        <w:t>Wegher, M. E., Fisk, A. T., Johnson, T. B. and Rennie, M. D. 2025. Regional variability of resource use, trophic position and habitat coupling within Lake Superior. - Journal of Great Lakes Research 51: 102457.</w:t>
+      </w:r>
+    </w:p>
+    <w:p>
+      <w:pPr>
+        <w:pStyle w:val="Bibliography"/>
+        <w:rPr>
+          <w:rFonts w:eastAsiaTheme="minorHAnsi"/>
+          <w:lang w:val="en-US"/>
+        </w:rPr>
+      </w:pPr>
+      <w:r>
+        <w:rPr>
+          <w:rFonts w:eastAsiaTheme="minorHAnsi"/>
+          <w:lang w:val="en-US"/>
+        </w:rPr>
+        <w:t>White, M., Wheeler, K., Hudson, R. R. and Murdock, J. N. 2023. Salmon of the Southeastern U.S.: Sucker migrations deliver resource subsidies to oligotrophic stream. - Ecology of Freshwater Fish 32: 181–194.</w:t>
+      </w:r>
+    </w:p>
+    <w:p>
+      <w:pPr>
+        <w:pStyle w:val="Bibliography"/>
+        <w:rPr>
+          <w:rFonts w:eastAsiaTheme="minorHAnsi"/>
+          <w:lang w:val="en-US"/>
+        </w:rPr>
+      </w:pPr>
+      <w:r>
+        <w:rPr>
+          <w:rFonts w:eastAsiaTheme="minorHAnsi"/>
+          <w:lang w:val="en-US"/>
+        </w:rPr>
+        <w:t xml:space="preserve">Wood, S. 2025. </w:t>
+      </w:r>
+      <w:proofErr w:type="spellStart"/>
+      <w:r>
+        <w:rPr>
+          <w:rFonts w:eastAsiaTheme="minorHAnsi"/>
+          <w:lang w:val="en-US"/>
+        </w:rPr>
+        <w:t>mgcv</w:t>
+      </w:r>
+      <w:proofErr w:type="spellEnd"/>
+      <w:r>
+        <w:rPr>
+          <w:rFonts w:eastAsiaTheme="minorHAnsi"/>
+          <w:lang w:val="en-US"/>
+        </w:rPr>
+        <w:t>: Mixed GAM Computation Vehicle with Automatic Smoothness Estimation.</w:t>
+      </w:r>
+    </w:p>
+    <w:p>
+      <w:pPr>
+        <w:pStyle w:val="Bibliography"/>
+        <w:rPr>
+          <w:bCs/>
+        </w:rPr>
+      </w:pPr>
+      <w:r>
+        <w:rPr>
+          <w:bCs/>
+        </w:rPr>
+        <w:fldChar w:fldCharType="end"/>
       </w:r>
     </w:p>
     <w:p>
@@ -8945,6 +12695,107 @@
     </w:sectPr>
   </w:body>
 </w:document>
+</file>
+
+<file path=word/comments.xml><?xml version="1.0" encoding="utf-8"?>
+<w:comments xmlns:wpc="http://schemas.microsoft.com/office/word/2010/wordprocessingCanvas" xmlns:cx="http://schemas.microsoft.com/office/drawing/2014/chartex" xmlns:cx1="http://schemas.microsoft.com/office/drawing/2015/9/8/chartex" xmlns:cx2="http://schemas.microsoft.com/office/drawing/2015/10/21/chartex" xmlns:cx3="http://schemas.microsoft.com/office/drawing/2016/5/9/chartex" xmlns:cx4="http://schemas.microsoft.com/office/drawing/2016/5/10/chartex" xmlns:cx5="http://schemas.microsoft.com/office/drawing/2016/5/11/chartex" xmlns:cx6="http://schemas.microsoft.com/office/drawing/2016/5/12/chartex" xmlns:cx7="http://schemas.microsoft.com/office/drawing/2016/5/13/chartex" xmlns:cx8="http://schemas.microsoft.com/office/drawing/2016/5/14/chartex" xmlns:mc="http://schemas.openxmlformats.org/markup-compatibility/2006" xmlns:aink="http://schemas.microsoft.com/office/drawing/2016/ink" xmlns:am3d="http://schemas.microsoft.com/office/drawing/2017/model3d" xmlns:o="urn:schemas-microsoft-com:office:office" xmlns:oel="http://schemas.microsoft.com/office/2019/extlst" xmlns:r="http://schemas.openxmlformats.org/officeDocument/2006/relationships" xmlns:m="http://schemas.openxmlformats.org/officeDocument/2006/math" xmlns:v="urn:schemas-microsoft-com:vml" xmlns:wp14="http://schemas.microsoft.com/office/word/2010/wordprocessingDrawing" xmlns:wp="http://schemas.openxmlformats.org/drawingml/2006/wordprocessingDrawing" xmlns:w10="urn:schemas-microsoft-com:office:word" xmlns:w="http://schemas.openxmlformats.org/wordprocessingml/2006/main" xmlns:w14="http://schemas.microsoft.com/office/word/2010/wordml" xmlns:w15="http://schemas.microsoft.com/office/word/2012/wordml" xmlns:w16cex="http://schemas.microsoft.com/office/word/2018/wordml/cex" xmlns:w16cid="http://schemas.microsoft.com/office/word/2016/wordml/cid" xmlns:w16="http://schemas.microsoft.com/office/word/2018/wordml" xmlns:w16sdtdh="http://schemas.microsoft.com/office/word/2020/wordml/sdtdatahash" xmlns:w16se="http://schemas.microsoft.com/office/word/2015/wordml/symex" xmlns:wpg="http://schemas.microsoft.com/office/word/2010/wordprocessingGroup" xmlns:wpi="http://schemas.microsoft.com/office/word/2010/wordprocessingInk" xmlns:wne="http://schemas.microsoft.com/office/word/2006/wordml" xmlns:wps="http://schemas.microsoft.com/office/word/2010/wordprocessingShape" mc:Ignorable="w14 w15 w16se w16cid w16 w16cex w16sdtdh wp14">
+  <w:comment w:id="10" w:author="Charlotte Ward" w:date="2026-03-20T10:01:00Z" w:initials="CW">
+    <w:p>
+      <w:r>
+        <w:rPr>
+          <w:rStyle w:val="CommentReference"/>
+        </w:rPr>
+        <w:annotationRef/>
+      </w:r>
+      <w:r>
+        <w:rPr>
+          <w:sz w:val="20"/>
+          <w:szCs w:val="20"/>
+        </w:rPr>
+        <w:t>@Tim did you get mussel guts analyzed for sucker eggs in your analysis of egg consumption? If so can you add the paper as a reference here?</w:t>
+      </w:r>
+    </w:p>
+  </w:comment>
+  <w:comment w:id="15" w:author="Charlotte Ward" w:date="2026-03-19T13:32:00Z" w:initials="CW">
+    <w:p>
+      <w:r>
+        <w:rPr>
+          <w:rStyle w:val="CommentReference"/>
+        </w:rPr>
+        <w:annotationRef/>
+      </w:r>
+      <w:r>
+        <w:rPr>
+          <w:sz w:val="20"/>
+          <w:szCs w:val="20"/>
+        </w:rPr>
+        <w:t>@Tim can you please add Doug Brown trap dimensions here?</w:t>
+      </w:r>
+    </w:p>
+  </w:comment>
+  <w:comment w:id="28" w:author="Charlotte Ward" w:date="2026-03-20T10:44:00Z" w:initials="CW">
+    <w:p>
+      <w:r>
+        <w:rPr>
+          <w:rStyle w:val="CommentReference"/>
+        </w:rPr>
+        <w:annotationRef/>
+      </w:r>
+      <w:r>
+        <w:rPr>
+          <w:sz w:val="20"/>
+          <w:szCs w:val="20"/>
+        </w:rPr>
+        <w:t>@Tyler and @Kevin this is a new paragraph added since thesis version. Might not be worth saying all this... let me know what you think</w:t>
+      </w:r>
+    </w:p>
+  </w:comment>
+  <w:comment w:id="33" w:author="Charlotte Ward" w:date="2026-03-20T10:45:00Z" w:initials="CW">
+    <w:p>
+      <w:r>
+        <w:rPr>
+          <w:rStyle w:val="CommentReference"/>
+        </w:rPr>
+        <w:annotationRef/>
+      </w:r>
+      <w:r>
+        <w:rPr>
+          <w:color w:val="000000"/>
+          <w:sz w:val="20"/>
+          <w:szCs w:val="20"/>
+        </w:rPr>
+        <w:t>I am not sure that I need this figure, but I kind of like it… open to suggestions.</w:t>
+      </w:r>
+    </w:p>
+  </w:comment>
+</w:comments>
+</file>
+
+<file path=word/commentsExtended.xml><?xml version="1.0" encoding="utf-8"?>
+<w15:commentsEx xmlns:wpc="http://schemas.microsoft.com/office/word/2010/wordprocessingCanvas" xmlns:cx="http://schemas.microsoft.com/office/drawing/2014/chartex" xmlns:cx1="http://schemas.microsoft.com/office/drawing/2015/9/8/chartex" xmlns:cx2="http://schemas.microsoft.com/office/drawing/2015/10/21/chartex" xmlns:cx3="http://schemas.microsoft.com/office/drawing/2016/5/9/chartex" xmlns:cx4="http://schemas.microsoft.com/office/drawing/2016/5/10/chartex" xmlns:cx5="http://schemas.microsoft.com/office/drawing/2016/5/11/chartex" xmlns:cx6="http://schemas.microsoft.com/office/drawing/2016/5/12/chartex" xmlns:cx7="http://schemas.microsoft.com/office/drawing/2016/5/13/chartex" xmlns:cx8="http://schemas.microsoft.com/office/drawing/2016/5/14/chartex" xmlns:mc="http://schemas.openxmlformats.org/markup-compatibility/2006" xmlns:aink="http://schemas.microsoft.com/office/drawing/2016/ink" xmlns:am3d="http://schemas.microsoft.com/office/drawing/2017/model3d" xmlns:o="urn:schemas-microsoft-com:office:office" xmlns:oel="http://schemas.microsoft.com/office/2019/extlst" xmlns:r="http://schemas.openxmlformats.org/officeDocument/2006/relationships" xmlns:m="http://schemas.openxmlformats.org/officeDocument/2006/math" xmlns:v="urn:schemas-microsoft-com:vml" xmlns:wp14="http://schemas.microsoft.com/office/word/2010/wordprocessingDrawing" xmlns:wp="http://schemas.openxmlformats.org/drawingml/2006/wordprocessingDrawing" xmlns:w10="urn:schemas-microsoft-com:office:word" xmlns:w="http://schemas.openxmlformats.org/wordprocessingml/2006/main" xmlns:w14="http://schemas.microsoft.com/office/word/2010/wordml" xmlns:w15="http://schemas.microsoft.com/office/word/2012/wordml" xmlns:w16cex="http://schemas.microsoft.com/office/word/2018/wordml/cex" xmlns:w16cid="http://schemas.microsoft.com/office/word/2016/wordml/cid" xmlns:w16="http://schemas.microsoft.com/office/word/2018/wordml" xmlns:w16sdtdh="http://schemas.microsoft.com/office/word/2020/wordml/sdtdatahash" xmlns:w16se="http://schemas.microsoft.com/office/word/2015/wordml/symex" xmlns:wpg="http://schemas.microsoft.com/office/word/2010/wordprocessingGroup" xmlns:wpi="http://schemas.microsoft.com/office/word/2010/wordprocessingInk" xmlns:wne="http://schemas.microsoft.com/office/word/2006/wordml" xmlns:wps="http://schemas.microsoft.com/office/word/2010/wordprocessingShape" mc:Ignorable="w14 w15 w16se w16cid w16 w16cex w16sdtdh wp14">
+  <w15:commentEx w15:paraId="2545314D" w15:done="0"/>
+  <w15:commentEx w15:paraId="031DC6C5" w15:done="0"/>
+  <w15:commentEx w15:paraId="7A5ECBDD" w15:done="0"/>
+  <w15:commentEx w15:paraId="66AB4D57" w15:done="0"/>
+</w15:commentsEx>
+</file>
+
+<file path=word/commentsExtensible.xml><?xml version="1.0" encoding="utf-8"?>
+<w16cex:commentsExtensible xmlns:wpc="http://schemas.microsoft.com/office/word/2010/wordprocessingCanvas" xmlns:cx="http://schemas.microsoft.com/office/drawing/2014/chartex" xmlns:cx1="http://schemas.microsoft.com/office/drawing/2015/9/8/chartex" xmlns:cx2="http://schemas.microsoft.com/office/drawing/2015/10/21/chartex" xmlns:cx3="http://schemas.microsoft.com/office/drawing/2016/5/9/chartex" xmlns:cx4="http://schemas.microsoft.com/office/drawing/2016/5/10/chartex" xmlns:cx5="http://schemas.microsoft.com/office/drawing/2016/5/11/chartex" xmlns:cx6="http://schemas.microsoft.com/office/drawing/2016/5/12/chartex" xmlns:cx7="http://schemas.microsoft.com/office/drawing/2016/5/13/chartex" xmlns:cx8="http://schemas.microsoft.com/office/drawing/2016/5/14/chartex" xmlns:mc="http://schemas.openxmlformats.org/markup-compatibility/2006" xmlns:aink="http://schemas.microsoft.com/office/drawing/2016/ink" xmlns:am3d="http://schemas.microsoft.com/office/drawing/2017/model3d" xmlns:o="urn:schemas-microsoft-com:office:office" xmlns:oel="http://schemas.microsoft.com/office/2019/extlst" xmlns:r="http://schemas.openxmlformats.org/officeDocument/2006/relationships" xmlns:m="http://schemas.openxmlformats.org/officeDocument/2006/math" xmlns:v="urn:schemas-microsoft-com:vml" xmlns:wp14="http://schemas.microsoft.com/office/word/2010/wordprocessingDrawing" xmlns:wp="http://schemas.openxmlformats.org/drawingml/2006/wordprocessingDrawing" xmlns:w10="urn:schemas-microsoft-com:office:word" xmlns:w="http://schemas.openxmlformats.org/wordprocessingml/2006/main" xmlns:w14="http://schemas.microsoft.com/office/word/2010/wordml" xmlns:w15="http://schemas.microsoft.com/office/word/2012/wordml" xmlns:w16cex="http://schemas.microsoft.com/office/word/2018/wordml/cex" xmlns:w16cid="http://schemas.microsoft.com/office/word/2016/wordml/cid" xmlns:w16="http://schemas.microsoft.com/office/word/2018/wordml" xmlns:w16sdtdh="http://schemas.microsoft.com/office/word/2020/wordml/sdtdatahash" xmlns:w16se="http://schemas.microsoft.com/office/word/2015/wordml/symex" xmlns:wpg="http://schemas.microsoft.com/office/word/2010/wordprocessingGroup" xmlns:wpi="http://schemas.microsoft.com/office/word/2010/wordprocessingInk" xmlns:wne="http://schemas.microsoft.com/office/word/2006/wordml" xmlns:wps="http://schemas.microsoft.com/office/word/2010/wordprocessingShape" mc:Ignorable="w14 w15 w16se w16cid w16 w16cex w16sdtdh wp14">
+  <w16cex:commentExtensible w16cex:durableId="0DCB157D" w16cex:dateUtc="2026-03-20T14:01:00Z"/>
+  <w16cex:commentExtensible w16cex:durableId="7B006525" w16cex:dateUtc="2026-03-19T17:32:00Z"/>
+  <w16cex:commentExtensible w16cex:durableId="0A3B49FA" w16cex:dateUtc="2026-03-20T14:44:00Z"/>
+  <w16cex:commentExtensible w16cex:durableId="0E7FAAA8" w16cex:dateUtc="2026-03-20T14:45:00Z"/>
+</w16cex:commentsExtensible>
+</file>
+
+<file path=word/commentsIds.xml><?xml version="1.0" encoding="utf-8"?>
+<w16cid:commentsIds xmlns:wpc="http://schemas.microsoft.com/office/word/2010/wordprocessingCanvas" xmlns:cx="http://schemas.microsoft.com/office/drawing/2014/chartex" xmlns:cx1="http://schemas.microsoft.com/office/drawing/2015/9/8/chartex" xmlns:cx2="http://schemas.microsoft.com/office/drawing/2015/10/21/chartex" xmlns:cx3="http://schemas.microsoft.com/office/drawing/2016/5/9/chartex" xmlns:cx4="http://schemas.microsoft.com/office/drawing/2016/5/10/chartex" xmlns:cx5="http://schemas.microsoft.com/office/drawing/2016/5/11/chartex" xmlns:cx6="http://schemas.microsoft.com/office/drawing/2016/5/12/chartex" xmlns:cx7="http://schemas.microsoft.com/office/drawing/2016/5/13/chartex" xmlns:cx8="http://schemas.microsoft.com/office/drawing/2016/5/14/chartex" xmlns:mc="http://schemas.openxmlformats.org/markup-compatibility/2006" xmlns:aink="http://schemas.microsoft.com/office/drawing/2016/ink" xmlns:am3d="http://schemas.microsoft.com/office/drawing/2017/model3d" xmlns:o="urn:schemas-microsoft-com:office:office" xmlns:oel="http://schemas.microsoft.com/office/2019/extlst" xmlns:r="http://schemas.openxmlformats.org/officeDocument/2006/relationships" xmlns:m="http://schemas.openxmlformats.org/officeDocument/2006/math" xmlns:v="urn:schemas-microsoft-com:vml" xmlns:wp14="http://schemas.microsoft.com/office/word/2010/wordprocessingDrawing" xmlns:wp="http://schemas.openxmlformats.org/drawingml/2006/wordprocessingDrawing" xmlns:w10="urn:schemas-microsoft-com:office:word" xmlns:w="http://schemas.openxmlformats.org/wordprocessingml/2006/main" xmlns:w14="http://schemas.microsoft.com/office/word/2010/wordml" xmlns:w15="http://schemas.microsoft.com/office/word/2012/wordml" xmlns:w16cex="http://schemas.microsoft.com/office/word/2018/wordml/cex" xmlns:w16cid="http://schemas.microsoft.com/office/word/2016/wordml/cid" xmlns:w16="http://schemas.microsoft.com/office/word/2018/wordml" xmlns:w16sdtdh="http://schemas.microsoft.com/office/word/2020/wordml/sdtdatahash" xmlns:w16se="http://schemas.microsoft.com/office/word/2015/wordml/symex" xmlns:wpg="http://schemas.microsoft.com/office/word/2010/wordprocessingGroup" xmlns:wpi="http://schemas.microsoft.com/office/word/2010/wordprocessingInk" xmlns:wne="http://schemas.microsoft.com/office/word/2006/wordml" xmlns:wps="http://schemas.microsoft.com/office/word/2010/wordprocessingShape" mc:Ignorable="w14 w15 w16se w16cid w16 w16cex w16sdtdh wp14">
+  <w16cid:commentId w16cid:paraId="2545314D" w16cid:durableId="0DCB157D"/>
+  <w16cid:commentId w16cid:paraId="031DC6C5" w16cid:durableId="7B006525"/>
+  <w16cid:commentId w16cid:paraId="7A5ECBDD" w16cid:durableId="0A3B49FA"/>
+  <w16cid:commentId w16cid:paraId="66AB4D57" w16cid:durableId="0E7FAAA8"/>
+</w16cid:commentsIds>
 </file>
 
 <file path=word/endnotes.xml><?xml version="1.0" encoding="utf-8"?>
@@ -9265,6 +13116,14 @@
     <w:abstractNumId w:val="1"/>
   </w:num>
 </w:numbering>
+</file>
+
+<file path=word/people.xml><?xml version="1.0" encoding="utf-8"?>
+<w15:people xmlns:wpc="http://schemas.microsoft.com/office/word/2010/wordprocessingCanvas" xmlns:cx="http://schemas.microsoft.com/office/drawing/2014/chartex" xmlns:cx1="http://schemas.microsoft.com/office/drawing/2015/9/8/chartex" xmlns:cx2="http://schemas.microsoft.com/office/drawing/2015/10/21/chartex" xmlns:cx3="http://schemas.microsoft.com/office/drawing/2016/5/9/chartex" xmlns:cx4="http://schemas.microsoft.com/office/drawing/2016/5/10/chartex" xmlns:cx5="http://schemas.microsoft.com/office/drawing/2016/5/11/chartex" xmlns:cx6="http://schemas.microsoft.com/office/drawing/2016/5/12/chartex" xmlns:cx7="http://schemas.microsoft.com/office/drawing/2016/5/13/chartex" xmlns:cx8="http://schemas.microsoft.com/office/drawing/2016/5/14/chartex" xmlns:mc="http://schemas.openxmlformats.org/markup-compatibility/2006" xmlns:aink="http://schemas.microsoft.com/office/drawing/2016/ink" xmlns:am3d="http://schemas.microsoft.com/office/drawing/2017/model3d" xmlns:o="urn:schemas-microsoft-com:office:office" xmlns:oel="http://schemas.microsoft.com/office/2019/extlst" xmlns:r="http://schemas.openxmlformats.org/officeDocument/2006/relationships" xmlns:m="http://schemas.openxmlformats.org/officeDocument/2006/math" xmlns:v="urn:schemas-microsoft-com:vml" xmlns:wp14="http://schemas.microsoft.com/office/word/2010/wordprocessingDrawing" xmlns:wp="http://schemas.openxmlformats.org/drawingml/2006/wordprocessingDrawing" xmlns:w10="urn:schemas-microsoft-com:office:word" xmlns:w="http://schemas.openxmlformats.org/wordprocessingml/2006/main" xmlns:w14="http://schemas.microsoft.com/office/word/2010/wordml" xmlns:w15="http://schemas.microsoft.com/office/word/2012/wordml" xmlns:w16cex="http://schemas.microsoft.com/office/word/2018/wordml/cex" xmlns:w16cid="http://schemas.microsoft.com/office/word/2016/wordml/cid" xmlns:w16="http://schemas.microsoft.com/office/word/2018/wordml" xmlns:w16sdtdh="http://schemas.microsoft.com/office/word/2020/wordml/sdtdatahash" xmlns:w16se="http://schemas.microsoft.com/office/word/2015/wordml/symex" xmlns:wpg="http://schemas.microsoft.com/office/word/2010/wordprocessingGroup" xmlns:wpi="http://schemas.microsoft.com/office/word/2010/wordprocessingInk" xmlns:wne="http://schemas.microsoft.com/office/word/2006/wordml" xmlns:wps="http://schemas.microsoft.com/office/word/2010/wordprocessingShape" mc:Ignorable="w14 w15 w16se w16cid w16 w16cex w16sdtdh wp14">
+  <w15:person w15:author="Charlotte Ward">
+    <w15:presenceInfo w15:providerId="AD" w15:userId="S::cward@uoguelph.ca::d4d6c898-82f5-4ca2-a1ae-e64037847e58"/>
+  </w15:person>
+</w15:people>
 </file>
 
 <file path=word/styles.xml><?xml version="1.0" encoding="utf-8"?>
@@ -9663,7 +13522,7 @@
   <w:style w:type="paragraph" w:default="1" w:styleId="Normal">
     <w:name w:val="Normal"/>
     <w:qFormat/>
-    <w:rsid w:val="00422131"/>
+    <w:rsid w:val="00205F06"/>
     <w:rPr>
       <w:rFonts w:ascii="Times New Roman" w:eastAsia="Times New Roman" w:hAnsi="Times New Roman" w:cs="Times New Roman"/>
       <w:kern w:val="0"/>
@@ -10483,6 +14342,18 @@
       <w14:ligatures w14:val="none"/>
     </w:rPr>
   </w:style>
+  <w:style w:type="paragraph" w:styleId="Bibliography">
+    <w:name w:val="Bibliography"/>
+    <w:basedOn w:val="Normal"/>
+    <w:next w:val="Normal"/>
+    <w:uiPriority w:val="37"/>
+    <w:unhideWhenUsed/>
+    <w:rsid w:val="00916514"/>
+    <w:pPr>
+      <w:spacing w:after="240"/>
+      <w:ind w:left="720" w:hanging="720"/>
+    </w:pPr>
+  </w:style>
 </w:styles>
 </file>
 
